--- a/templates/invoices/inv_BCK_De.docx
+++ b/templates/invoices/inv_BCK_De.docx
@@ -95,6 +95,7 @@
                 <w:lang w:val="en-US"/>
               </w:rPr>
             </w:pPr>
+            <w:proofErr w:type="gramStart"/>
             <w:r>
               <w:rPr>
                 <w:rFonts w:ascii="Neue Hans Kendrick" w:hAnsi="Neue Hans Kendrick"/>
@@ -112,8 +113,9 @@
                 <w:szCs w:val="16"/>
                 <w:lang w:val="en-US"/>
               </w:rPr>
-              <w:t>client_</w:t>
-            </w:r>
+              <w:t>client</w:t>
+            </w:r>
+            <w:proofErr w:type="gramEnd"/>
             <w:r>
               <w:rPr>
                 <w:rFonts w:ascii="Neue Hans Kendrick" w:hAnsi="Neue Hans Kendrick"/>
@@ -121,9 +123,9 @@
                 <w:szCs w:val="16"/>
                 <w:lang w:val="en-US"/>
               </w:rPr>
-              <w:t>firm</w:t>
-            </w:r>
-            <w:proofErr w:type="spellEnd"/>
+              <w:t>_</w:t>
+            </w:r>
+            <w:proofErr w:type="gramStart"/>
             <w:r>
               <w:rPr>
                 <w:rFonts w:ascii="Neue Hans Kendrick" w:hAnsi="Neue Hans Kendrick"/>
@@ -131,7 +133,27 @@
                 <w:szCs w:val="16"/>
                 <w:lang w:val="en-US"/>
               </w:rPr>
-              <w:t xml:space="preserve"> }}</w:t>
+              <w:t>firm</w:t>
+            </w:r>
+            <w:proofErr w:type="spellEnd"/>
+            <w:r>
+              <w:rPr>
+                <w:rFonts w:ascii="Neue Hans Kendrick" w:hAnsi="Neue Hans Kendrick"/>
+                <w:sz w:val="16"/>
+                <w:szCs w:val="16"/>
+                <w:lang w:val="en-US"/>
+              </w:rPr>
+              <w:t xml:space="preserve"> }</w:t>
+            </w:r>
+            <w:proofErr w:type="gramEnd"/>
+            <w:r>
+              <w:rPr>
+                <w:rFonts w:ascii="Neue Hans Kendrick" w:hAnsi="Neue Hans Kendrick"/>
+                <w:sz w:val="16"/>
+                <w:szCs w:val="16"/>
+                <w:lang w:val="en-US"/>
+              </w:rPr>
+              <w:t>}</w:t>
             </w:r>
           </w:p>
           <w:p>
@@ -144,6 +166,7 @@
                 <w:lang w:val="en-US" w:eastAsia="de-DE" w:bidi="de-DE"/>
               </w:rPr>
             </w:pPr>
+            <w:proofErr w:type="gramStart"/>
             <w:r>
               <w:rPr>
                 <w:rFonts w:ascii="Neue Hans Kendrick" w:hAnsi="Neue Hans Kendrick"/>
@@ -161,9 +184,9 @@
                 <w:szCs w:val="16"/>
                 <w:lang w:val="en-US"/>
               </w:rPr>
-              <w:t>client_address</w:t>
-            </w:r>
-            <w:proofErr w:type="spellEnd"/>
+              <w:t>client</w:t>
+            </w:r>
+            <w:proofErr w:type="gramEnd"/>
             <w:r>
               <w:rPr>
                 <w:rFonts w:ascii="Neue Hans Kendrick" w:hAnsi="Neue Hans Kendrick"/>
@@ -171,7 +194,37 @@
                 <w:szCs w:val="16"/>
                 <w:lang w:val="en-US"/>
               </w:rPr>
-              <w:t xml:space="preserve"> }}</w:t>
+              <w:t>_</w:t>
+            </w:r>
+            <w:proofErr w:type="gramStart"/>
+            <w:r>
+              <w:rPr>
+                <w:rFonts w:ascii="Neue Hans Kendrick" w:hAnsi="Neue Hans Kendrick"/>
+                <w:sz w:val="16"/>
+                <w:szCs w:val="16"/>
+                <w:lang w:val="en-US"/>
+              </w:rPr>
+              <w:t>address</w:t>
+            </w:r>
+            <w:proofErr w:type="spellEnd"/>
+            <w:r>
+              <w:rPr>
+                <w:rFonts w:ascii="Neue Hans Kendrick" w:hAnsi="Neue Hans Kendrick"/>
+                <w:sz w:val="16"/>
+                <w:szCs w:val="16"/>
+                <w:lang w:val="en-US"/>
+              </w:rPr>
+              <w:t xml:space="preserve"> }</w:t>
+            </w:r>
+            <w:proofErr w:type="gramEnd"/>
+            <w:r>
+              <w:rPr>
+                <w:rFonts w:ascii="Neue Hans Kendrick" w:hAnsi="Neue Hans Kendrick"/>
+                <w:sz w:val="16"/>
+                <w:szCs w:val="16"/>
+                <w:lang w:val="en-US"/>
+              </w:rPr>
+              <w:t>}</w:t>
             </w:r>
           </w:p>
           <w:p>
@@ -458,6 +511,7 @@
                 <w:lang w:val="en-US"/>
               </w:rPr>
             </w:pPr>
+            <w:proofErr w:type="gramStart"/>
             <w:r>
               <w:rPr>
                 <w:rFonts w:ascii="Neue Hans Kendrick" w:hAnsi="Neue Hans Kendrick"/>
@@ -475,7 +529,17 @@
                 <w:szCs w:val="16"/>
                 <w:lang w:val="en-US"/>
               </w:rPr>
-              <w:t>created_at</w:t>
+              <w:t>created</w:t>
+            </w:r>
+            <w:proofErr w:type="gramEnd"/>
+            <w:r>
+              <w:rPr>
+                <w:rFonts w:ascii="Neue Hans Kendrick" w:hAnsi="Neue Hans Kendrick"/>
+                <w:sz w:val="16"/>
+                <w:szCs w:val="16"/>
+                <w:lang w:val="en-US"/>
+              </w:rPr>
+              <w:t>_at</w:t>
             </w:r>
             <w:proofErr w:type="spellEnd"/>
             <w:r>
@@ -558,6 +622,7 @@
                 <w:lang w:val="de-DE"/>
               </w:rPr>
             </w:pPr>
+            <w:proofErr w:type="gramStart"/>
             <w:r>
               <w:rPr>
                 <w:rFonts w:ascii="Neue Hans Kendrick" w:hAnsi="Neue Hans Kendrick"/>
@@ -575,9 +640,9 @@
                 <w:szCs w:val="16"/>
                 <w:lang w:val="en-US"/>
               </w:rPr>
-              <w:t>invoice_title</w:t>
-            </w:r>
-            <w:proofErr w:type="spellEnd"/>
+              <w:t>invoice</w:t>
+            </w:r>
+            <w:proofErr w:type="gramEnd"/>
             <w:r>
               <w:rPr>
                 <w:rFonts w:ascii="Neue Hans Kendrick" w:hAnsi="Neue Hans Kendrick"/>
@@ -585,8 +650,9 @@
                 <w:szCs w:val="16"/>
                 <w:lang w:val="en-US"/>
               </w:rPr>
-              <w:t xml:space="preserve">}} </w:t>
-            </w:r>
+              <w:t>_</w:t>
+            </w:r>
+            <w:proofErr w:type="gramStart"/>
             <w:r>
               <w:rPr>
                 <w:rFonts w:ascii="Neue Hans Kendrick" w:hAnsi="Neue Hans Kendrick"/>
@@ -594,9 +660,9 @@
                 <w:szCs w:val="16"/>
                 <w:lang w:val="en-US"/>
               </w:rPr>
-              <w:t xml:space="preserve">{% if </w:t>
-            </w:r>
-            <w:proofErr w:type="spellStart"/>
+              <w:t>title</w:t>
+            </w:r>
+            <w:proofErr w:type="spellEnd"/>
             <w:r>
               <w:rPr>
                 <w:rFonts w:ascii="Neue Hans Kendrick" w:hAnsi="Neue Hans Kendrick"/>
@@ -604,9 +670,8 @@
                 <w:szCs w:val="16"/>
                 <w:lang w:val="en-US"/>
               </w:rPr>
-              <w:t>invoice_type</w:t>
-            </w:r>
-            <w:proofErr w:type="spellEnd"/>
+              <w:t xml:space="preserve">}} </w:t>
+            </w:r>
             <w:r>
               <w:rPr>
                 <w:rFonts w:ascii="Neue Hans Kendrick" w:hAnsi="Neue Hans Kendrick"/>
@@ -614,15 +679,82 @@
                 <w:szCs w:val="16"/>
                 <w:lang w:val="en-US"/>
               </w:rPr>
-              <w:t xml:space="preserve"> == 'AR' %}</w:t>
-            </w:r>
+              <w:t>{%</w:t>
+            </w:r>
+            <w:proofErr w:type="gramEnd"/>
             <w:r>
               <w:rPr>
                 <w:rFonts w:ascii="Neue Hans Kendrick" w:hAnsi="Neue Hans Kendrick"/>
                 <w:sz w:val="16"/>
                 <w:szCs w:val="16"/>
-              </w:rPr>
-              <w:t>{{ current_ar_number }}</w:t>
+                <w:lang w:val="en-US"/>
+              </w:rPr>
+              <w:t xml:space="preserve"> if </w:t>
+            </w:r>
+            <w:proofErr w:type="spellStart"/>
+            <w:r>
+              <w:rPr>
+                <w:rFonts w:ascii="Neue Hans Kendrick" w:hAnsi="Neue Hans Kendrick"/>
+                <w:sz w:val="16"/>
+                <w:szCs w:val="16"/>
+                <w:lang w:val="en-US"/>
+              </w:rPr>
+              <w:t>invoice_type</w:t>
+            </w:r>
+            <w:proofErr w:type="spellEnd"/>
+            <w:r>
+              <w:rPr>
+                <w:rFonts w:ascii="Neue Hans Kendrick" w:hAnsi="Neue Hans Kendrick"/>
+                <w:sz w:val="16"/>
+                <w:szCs w:val="16"/>
+                <w:lang w:val="en-US"/>
+              </w:rPr>
+              <w:t xml:space="preserve"> == 'AR' </w:t>
+            </w:r>
+            <w:proofErr w:type="gramStart"/>
+            <w:r>
+              <w:rPr>
+                <w:rFonts w:ascii="Neue Hans Kendrick" w:hAnsi="Neue Hans Kendrick"/>
+                <w:sz w:val="16"/>
+                <w:szCs w:val="16"/>
+                <w:lang w:val="en-US"/>
+              </w:rPr>
+              <w:t>%}</w:t>
+            </w:r>
+            <w:r>
+              <w:rPr>
+                <w:rFonts w:ascii="Neue Hans Kendrick" w:hAnsi="Neue Hans Kendrick"/>
+                <w:sz w:val="16"/>
+                <w:szCs w:val="16"/>
+              </w:rPr>
+              <w:t>{{ current</w:t>
+            </w:r>
+            <w:proofErr w:type="gramEnd"/>
+            <w:r>
+              <w:rPr>
+                <w:rFonts w:ascii="Neue Hans Kendrick" w:hAnsi="Neue Hans Kendrick"/>
+                <w:sz w:val="16"/>
+                <w:szCs w:val="16"/>
+              </w:rPr>
+              <w:t>_ar_</w:t>
+            </w:r>
+            <w:proofErr w:type="gramStart"/>
+            <w:r>
+              <w:rPr>
+                <w:rFonts w:ascii="Neue Hans Kendrick" w:hAnsi="Neue Hans Kendrick"/>
+                <w:sz w:val="16"/>
+                <w:szCs w:val="16"/>
+              </w:rPr>
+              <w:t>number }</w:t>
+            </w:r>
+            <w:proofErr w:type="gramEnd"/>
+            <w:r>
+              <w:rPr>
+                <w:rFonts w:ascii="Neue Hans Kendrick" w:hAnsi="Neue Hans Kendrick"/>
+                <w:sz w:val="16"/>
+                <w:szCs w:val="16"/>
+              </w:rPr>
+              <w:t>}</w:t>
             </w:r>
             <w:r>
               <w:rPr>
@@ -934,6 +1066,7 @@
                 <w:lang w:val="en-US"/>
               </w:rPr>
             </w:pPr>
+            <w:proofErr w:type="gramStart"/>
             <w:r>
               <w:rPr>
                 <w:rFonts w:ascii="Neue Hans Kendrick" w:hAnsi="Neue Hans Kendrick"/>
@@ -951,9 +1084,9 @@
                 <w:szCs w:val="16"/>
                 <w:lang w:val="en-US"/>
               </w:rPr>
-              <w:t>invoice_title</w:t>
-            </w:r>
-            <w:proofErr w:type="spellEnd"/>
+              <w:t>invoice</w:t>
+            </w:r>
+            <w:proofErr w:type="gramEnd"/>
             <w:r>
               <w:rPr>
                 <w:rFonts w:ascii="Neue Hans Kendrick" w:hAnsi="Neue Hans Kendrick"/>
@@ -961,8 +1094,9 @@
                 <w:szCs w:val="16"/>
                 <w:lang w:val="en-US"/>
               </w:rPr>
-              <w:t>}}</w:t>
-            </w:r>
+              <w:t>_title</w:t>
+            </w:r>
+            <w:proofErr w:type="spellEnd"/>
             <w:r>
               <w:rPr>
                 <w:rFonts w:ascii="Neue Hans Kendrick" w:hAnsi="Neue Hans Kendrick"/>
@@ -970,29 +1104,28 @@
                 <w:szCs w:val="16"/>
                 <w:lang w:val="en-US"/>
               </w:rPr>
-              <w:t xml:space="preserve"> </w:t>
-            </w:r>
-          </w:p>
-          <w:p>
-            <w:pPr>
-              <w:pStyle w:val="Tabelleninhalt"/>
+              <w:t>}}</w:t>
+            </w:r>
+            <w:r>
               <w:rPr>
                 <w:rFonts w:ascii="Neue Hans Kendrick" w:hAnsi="Neue Hans Kendrick"/>
                 <w:sz w:val="16"/>
                 <w:szCs w:val="16"/>
                 <w:lang w:val="en-US"/>
               </w:rPr>
-            </w:pPr>
-            <w:r>
+              <w:t xml:space="preserve"> </w:t>
+            </w:r>
+          </w:p>
+          <w:p>
+            <w:pPr>
+              <w:pStyle w:val="Tabelleninhalt"/>
               <w:rPr>
                 <w:rFonts w:ascii="Neue Hans Kendrick" w:hAnsi="Neue Hans Kendrick"/>
                 <w:sz w:val="16"/>
                 <w:szCs w:val="16"/>
                 <w:lang w:val="en-US"/>
               </w:rPr>
-              <w:t xml:space="preserve">{% if </w:t>
-            </w:r>
-            <w:proofErr w:type="spellStart"/>
+            </w:pPr>
             <w:r>
               <w:rPr>
                 <w:rFonts w:ascii="Neue Hans Kendrick" w:hAnsi="Neue Hans Kendrick"/>
@@ -1000,9 +1133,9 @@
                 <w:szCs w:val="16"/>
                 <w:lang w:val="en-US"/>
               </w:rPr>
-              <w:t>invoice_type</w:t>
-            </w:r>
-            <w:proofErr w:type="spellEnd"/>
+              <w:t xml:space="preserve">{% if </w:t>
+            </w:r>
+            <w:proofErr w:type="spellStart"/>
             <w:r>
               <w:rPr>
                 <w:rFonts w:ascii="Neue Hans Kendrick" w:hAnsi="Neue Hans Kendrick"/>
@@ -1010,24 +1143,89 @@
                 <w:szCs w:val="16"/>
                 <w:lang w:val="en-US"/>
               </w:rPr>
-              <w:t xml:space="preserve"> == 'AR' %}</w:t>
-            </w:r>
+              <w:t>invoice_type</w:t>
+            </w:r>
+            <w:proofErr w:type="spellEnd"/>
             <w:r>
               <w:rPr>
                 <w:rFonts w:ascii="Neue Hans Kendrick" w:hAnsi="Neue Hans Kendrick"/>
                 <w:sz w:val="16"/>
                 <w:szCs w:val="16"/>
-              </w:rPr>
-              <w:t>{% if current_ar_number %}</w:t>
-            </w:r>
-            <w:bookmarkStart w:id="0" w:name="_Hlk208581392"/>
+                <w:lang w:val="en-US"/>
+              </w:rPr>
+              <w:t xml:space="preserve"> == 'AR' </w:t>
+            </w:r>
+            <w:proofErr w:type="gramStart"/>
             <w:r>
               <w:rPr>
                 <w:rFonts w:ascii="Neue Hans Kendrick" w:hAnsi="Neue Hans Kendrick"/>
                 <w:sz w:val="16"/>
                 <w:szCs w:val="16"/>
-              </w:rPr>
-              <w:t>{{ current_ar_number }}</w:t>
+                <w:lang w:val="en-US"/>
+              </w:rPr>
+              <w:t>%}</w:t>
+            </w:r>
+            <w:r>
+              <w:rPr>
+                <w:rFonts w:ascii="Neue Hans Kendrick" w:hAnsi="Neue Hans Kendrick"/>
+                <w:sz w:val="16"/>
+                <w:szCs w:val="16"/>
+              </w:rPr>
+              <w:t>{</w:t>
+            </w:r>
+            <w:proofErr w:type="gramEnd"/>
+            <w:r>
+              <w:rPr>
+                <w:rFonts w:ascii="Neue Hans Kendrick" w:hAnsi="Neue Hans Kendrick"/>
+                <w:sz w:val="16"/>
+                <w:szCs w:val="16"/>
+              </w:rPr>
+              <w:t xml:space="preserve">% if current_ar_number </w:t>
+            </w:r>
+            <w:proofErr w:type="gramStart"/>
+            <w:r>
+              <w:rPr>
+                <w:rFonts w:ascii="Neue Hans Kendrick" w:hAnsi="Neue Hans Kendrick"/>
+                <w:sz w:val="16"/>
+                <w:szCs w:val="16"/>
+              </w:rPr>
+              <w:t>%}</w:t>
+            </w:r>
+            <w:bookmarkStart w:id="0" w:name="_Hlk208581392"/>
+            <w:r>
+              <w:rPr>
+                <w:rFonts w:ascii="Neue Hans Kendrick" w:hAnsi="Neue Hans Kendrick"/>
+                <w:sz w:val="16"/>
+                <w:szCs w:val="16"/>
+              </w:rPr>
+              <w:t>{{ current</w:t>
+            </w:r>
+            <w:proofErr w:type="gramEnd"/>
+            <w:r>
+              <w:rPr>
+                <w:rFonts w:ascii="Neue Hans Kendrick" w:hAnsi="Neue Hans Kendrick"/>
+                <w:sz w:val="16"/>
+                <w:szCs w:val="16"/>
+              </w:rPr>
+              <w:t>_ar_</w:t>
+            </w:r>
+            <w:proofErr w:type="gramStart"/>
+            <w:r>
+              <w:rPr>
+                <w:rFonts w:ascii="Neue Hans Kendrick" w:hAnsi="Neue Hans Kendrick"/>
+                <w:sz w:val="16"/>
+                <w:szCs w:val="16"/>
+              </w:rPr>
+              <w:t>number }</w:t>
+            </w:r>
+            <w:proofErr w:type="gramEnd"/>
+            <w:r>
+              <w:rPr>
+                <w:rFonts w:ascii="Neue Hans Kendrick" w:hAnsi="Neue Hans Kendrick"/>
+                <w:sz w:val="16"/>
+                <w:szCs w:val="16"/>
+              </w:rPr>
+              <w:t>}</w:t>
             </w:r>
             <w:bookmarkEnd w:id="0"/>
             <w:r>
@@ -2769,8 +2967,19 @@
                 <w:szCs w:val="16"/>
                 <w:lang w:val="en-US"/>
               </w:rPr>
-              <w:t xml:space="preserve"> == 'ER' %}</w:t>
-            </w:r>
+              <w:t xml:space="preserve"> == 'ER</w:t>
+            </w:r>
+            <w:proofErr w:type="gramStart"/>
+            <w:r>
+              <w:rPr>
+                <w:rFonts w:ascii="Neue Hans Kendrick" w:hAnsi="Neue Hans Kendrick"/>
+                <w:sz w:val="16"/>
+                <w:szCs w:val="16"/>
+                <w:lang w:val="en-US"/>
+              </w:rPr>
+              <w:t>' %}</w:t>
+            </w:r>
+            <w:proofErr w:type="gramEnd"/>
           </w:p>
           <w:p>
             <w:pPr>
@@ -3435,9 +3644,9 @@
           <w:u w:val="single"/>
           <w:lang w:val="en-US" w:eastAsia="de-DE" w:bidi="de-DE"/>
         </w:rPr>
-        <w:t>is_hoai_contract</w:t>
+        <w:t>is_hoai_</w:t>
       </w:r>
-      <w:proofErr w:type="spellEnd"/>
+      <w:proofErr w:type="gramStart"/>
       <w:r>
         <w:rPr>
           <w:rFonts w:eastAsia="Neue Hans Kendrick Light" w:cs="Neue Hans Kendrick Light"/>
@@ -3447,8 +3656,9 @@
           <w:u w:val="single"/>
           <w:lang w:val="en-US" w:eastAsia="de-DE" w:bidi="de-DE"/>
         </w:rPr>
-        <w:t xml:space="preserve"> </w:t>
+        <w:t>contract</w:t>
       </w:r>
+      <w:proofErr w:type="spellEnd"/>
       <w:r>
         <w:rPr>
           <w:rFonts w:eastAsia="Neue Hans Kendrick Light" w:cs="Neue Hans Kendrick Light"/>
@@ -3458,8 +3668,20 @@
           <w:u w:val="single"/>
           <w:lang w:val="en-US" w:eastAsia="de-DE" w:bidi="de-DE"/>
         </w:rPr>
+        <w:t xml:space="preserve"> </w:t>
+      </w:r>
+      <w:r>
+        <w:rPr>
+          <w:rFonts w:eastAsia="Neue Hans Kendrick Light" w:cs="Neue Hans Kendrick Light"/>
+          <w:b/>
+          <w:color w:val="000000"/>
+          <w:sz w:val="18"/>
+          <w:u w:val="single"/>
+          <w:lang w:val="en-US" w:eastAsia="de-DE" w:bidi="de-DE"/>
+        </w:rPr>
         <w:t>%}</w:t>
       </w:r>
+      <w:proofErr w:type="gramEnd"/>
     </w:p>
     <w:p>
       <w:pPr>
@@ -3535,9 +3757,9 @@
           <w:u w:val="single"/>
           <w:lang w:val="en-US" w:eastAsia="de-DE" w:bidi="de-DE"/>
         </w:rPr>
-        <w:t>is_hoai_contract</w:t>
+        <w:t>is_hoai_</w:t>
       </w:r>
-      <w:proofErr w:type="spellEnd"/>
+      <w:proofErr w:type="gramStart"/>
       <w:r>
         <w:rPr>
           <w:rFonts w:eastAsia="Neue Hans Kendrick Light" w:cs="Neue Hans Kendrick Light"/>
@@ -3547,8 +3769,9 @@
           <w:u w:val="single"/>
           <w:lang w:val="en-US" w:eastAsia="de-DE" w:bidi="de-DE"/>
         </w:rPr>
-        <w:t xml:space="preserve"> </w:t>
+        <w:t>contract</w:t>
       </w:r>
+      <w:proofErr w:type="spellEnd"/>
       <w:r>
         <w:rPr>
           <w:rFonts w:eastAsia="Neue Hans Kendrick Light" w:cs="Neue Hans Kendrick Light"/>
@@ -3558,8 +3781,20 @@
           <w:u w:val="single"/>
           <w:lang w:val="en-US" w:eastAsia="de-DE" w:bidi="de-DE"/>
         </w:rPr>
+        <w:t xml:space="preserve"> </w:t>
+      </w:r>
+      <w:r>
+        <w:rPr>
+          <w:rFonts w:eastAsia="Neue Hans Kendrick Light" w:cs="Neue Hans Kendrick Light"/>
+          <w:b/>
+          <w:color w:val="000000"/>
+          <w:sz w:val="18"/>
+          <w:u w:val="single"/>
+          <w:lang w:val="en-US" w:eastAsia="de-DE" w:bidi="de-DE"/>
+        </w:rPr>
         <w:t>%}</w:t>
       </w:r>
+      <w:proofErr w:type="gramEnd"/>
     </w:p>
     <w:p>
       <w:pPr>
@@ -7001,7 +7236,16 @@
           <w:szCs w:val="2"/>
           <w:lang w:val="en-US"/>
         </w:rPr>
-        <w:t>lp_sections</w:t>
+        <w:t>lp_</w:t>
+      </w:r>
+      <w:proofErr w:type="gramStart"/>
+      <w:r>
+        <w:rPr>
+          <w:sz w:val="2"/>
+          <w:szCs w:val="2"/>
+          <w:lang w:val="en-US"/>
+        </w:rPr>
+        <w:t>sections</w:t>
       </w:r>
       <w:proofErr w:type="spellEnd"/>
       <w:r>
@@ -7012,6 +7256,7 @@
         </w:rPr>
         <w:t xml:space="preserve"> %}</w:t>
       </w:r>
+      <w:proofErr w:type="gramEnd"/>
     </w:p>
     <w:tbl>
       <w:tblPr>
@@ -7066,6 +7311,7 @@
               </w:rPr>
             </w:pPr>
             <w:bookmarkStart w:id="7" w:name="_Hlk190349867"/>
+            <w:proofErr w:type="gramStart"/>
             <w:r>
               <w:rPr>
                 <w:rFonts w:eastAsia="Neue Hans Kendrick Light" w:cs="Neue Hans Kendrick Light"/>
@@ -7079,7 +7325,15 @@
                 <w:rFonts w:eastAsia="Neue Hans Kendrick Light" w:cs="Neue Hans Kendrick Light"/>
                 <w:lang w:val="en-US" w:eastAsia="de-DE" w:bidi="de-DE"/>
               </w:rPr>
-              <w:t>lp.lp_name</w:t>
+              <w:t>lp</w:t>
+            </w:r>
+            <w:proofErr w:type="gramEnd"/>
+            <w:r>
+              <w:rPr>
+                <w:rFonts w:eastAsia="Neue Hans Kendrick Light" w:cs="Neue Hans Kendrick Light"/>
+                <w:lang w:val="en-US" w:eastAsia="de-DE" w:bidi="de-DE"/>
+              </w:rPr>
+              <w:t>.lp_name</w:t>
             </w:r>
             <w:proofErr w:type="spellEnd"/>
             <w:r>
@@ -7130,6 +7384,7 @@
               <w:t xml:space="preserve">{% for item in </w:t>
             </w:r>
             <w:proofErr w:type="spellStart"/>
+            <w:proofErr w:type="gramStart"/>
             <w:r>
               <w:rPr>
                 <w:rFonts w:eastAsia="Neue Hans Kendrick Light" w:cs="Neue Hans Kendrick Light"/>
@@ -7141,6 +7396,7 @@
               <w:t>lp.Item</w:t>
             </w:r>
             <w:proofErr w:type="spellEnd"/>
+            <w:proofErr w:type="gramEnd"/>
             <w:r>
               <w:rPr>
                 <w:rFonts w:eastAsia="Neue Hans Kendrick Light" w:cs="Neue Hans Kendrick Light"/>
@@ -7217,7 +7473,15 @@
                 <w:rFonts w:eastAsia="Neue Hans Kendrick Light" w:cs="Neue Hans Kendrick Light"/>
                 <w:lang w:val="en-US" w:eastAsia="de-DE" w:bidi="de-DE"/>
               </w:rPr>
-              <w:t>lp_percentage</w:t>
+              <w:t>lp_</w:t>
+            </w:r>
+            <w:proofErr w:type="gramStart"/>
+            <w:r>
+              <w:rPr>
+                <w:rFonts w:eastAsia="Neue Hans Kendrick Light" w:cs="Neue Hans Kendrick Light"/>
+                <w:lang w:val="en-US" w:eastAsia="de-DE" w:bidi="de-DE"/>
+              </w:rPr>
+              <w:t>percentage</w:t>
             </w:r>
             <w:proofErr w:type="spellEnd"/>
             <w:r>
@@ -7225,7 +7489,15 @@
                 <w:rFonts w:eastAsia="Neue Hans Kendrick Light" w:cs="Neue Hans Kendrick Light"/>
                 <w:lang w:val="en-US" w:eastAsia="de-DE" w:bidi="de-DE"/>
               </w:rPr>
-              <w:t xml:space="preserve"> }}</w:t>
+              <w:t xml:space="preserve"> }</w:t>
+            </w:r>
+            <w:proofErr w:type="gramEnd"/>
+            <w:r>
+              <w:rPr>
+                <w:rFonts w:eastAsia="Neue Hans Kendrick Light" w:cs="Neue Hans Kendrick Light"/>
+                <w:lang w:val="en-US" w:eastAsia="de-DE" w:bidi="de-DE"/>
+              </w:rPr>
+              <w:t>}</w:t>
             </w:r>
             <w:r>
               <w:rPr>
@@ -7310,6 +7582,7 @@
               </w:rPr>
               <w:t>lp_</w:t>
             </w:r>
+            <w:proofErr w:type="gramStart"/>
             <w:r>
               <w:rPr>
                 <w:rFonts w:eastAsia="Neue Hans Kendrick Light" w:cs="Neue Hans Kendrick Light"/>
@@ -7323,7 +7596,15 @@
                 <w:rFonts w:eastAsia="Neue Hans Kendrick Light" w:cs="Neue Hans Kendrick Light"/>
                 <w:lang w:val="en-US" w:eastAsia="de-DE" w:bidi="de-DE"/>
               </w:rPr>
-              <w:t xml:space="preserve"> }}</w:t>
+              <w:t xml:space="preserve"> }</w:t>
+            </w:r>
+            <w:proofErr w:type="gramEnd"/>
+            <w:r>
+              <w:rPr>
+                <w:rFonts w:eastAsia="Neue Hans Kendrick Light" w:cs="Neue Hans Kendrick Light"/>
+                <w:lang w:val="en-US" w:eastAsia="de-DE" w:bidi="de-DE"/>
+              </w:rPr>
+              <w:t>}</w:t>
             </w:r>
             <w:r>
               <w:rPr>
@@ -7371,6 +7652,7 @@
                 <w:lang w:val="en-US" w:eastAsia="de-DE" w:bidi="de-DE"/>
               </w:rPr>
             </w:pPr>
+            <w:proofErr w:type="gramStart"/>
             <w:r>
               <w:rPr>
                 <w:rFonts w:eastAsia="Neue Hans Kendrick Light" w:cs="Neue Hans Kendrick Light"/>
@@ -7384,7 +7666,23 @@
                 <w:rFonts w:eastAsia="Neue Hans Kendrick Light" w:cs="Neue Hans Kendrick Light"/>
                 <w:lang w:val="en-US" w:eastAsia="de-DE" w:bidi="de-DE"/>
               </w:rPr>
-              <w:t>item.quantity</w:t>
+              <w:t>item</w:t>
+            </w:r>
+            <w:proofErr w:type="gramEnd"/>
+            <w:r>
+              <w:rPr>
+                <w:rFonts w:eastAsia="Neue Hans Kendrick Light" w:cs="Neue Hans Kendrick Light"/>
+                <w:lang w:val="en-US" w:eastAsia="de-DE" w:bidi="de-DE"/>
+              </w:rPr>
+              <w:t>.</w:t>
+            </w:r>
+            <w:proofErr w:type="gramStart"/>
+            <w:r>
+              <w:rPr>
+                <w:rFonts w:eastAsia="Neue Hans Kendrick Light" w:cs="Neue Hans Kendrick Light"/>
+                <w:lang w:val="en-US" w:eastAsia="de-DE" w:bidi="de-DE"/>
+              </w:rPr>
+              <w:t>quantity</w:t>
             </w:r>
             <w:proofErr w:type="spellEnd"/>
             <w:r>
@@ -7392,7 +7690,15 @@
                 <w:rFonts w:eastAsia="Neue Hans Kendrick Light" w:cs="Neue Hans Kendrick Light"/>
                 <w:lang w:val="en-US" w:eastAsia="de-DE" w:bidi="de-DE"/>
               </w:rPr>
-              <w:t xml:space="preserve"> }}</w:t>
+              <w:t xml:space="preserve"> }</w:t>
+            </w:r>
+            <w:proofErr w:type="gramEnd"/>
+            <w:r>
+              <w:rPr>
+                <w:rFonts w:eastAsia="Neue Hans Kendrick Light" w:cs="Neue Hans Kendrick Light"/>
+                <w:lang w:val="en-US" w:eastAsia="de-DE" w:bidi="de-DE"/>
+              </w:rPr>
+              <w:t>}</w:t>
             </w:r>
             <w:r>
               <w:rPr>
@@ -8149,7 +8455,23 @@
                 <w:b/>
                 <w:lang w:eastAsia="de-DE" w:bidi="de-DE"/>
               </w:rPr>
-              <w:t>euftragt (€)</w:t>
+              <w:t>e</w:t>
+            </w:r>
+            <w:r>
+              <w:rPr>
+                <w:rFonts w:eastAsia="Neue Hans Kendrick Light" w:cs="Neue Hans Kendrick Light"/>
+                <w:b/>
+                <w:lang w:eastAsia="de-DE" w:bidi="de-DE"/>
+              </w:rPr>
+              <w:t>a</w:t>
+            </w:r>
+            <w:r>
+              <w:rPr>
+                <w:rFonts w:eastAsia="Neue Hans Kendrick Light" w:cs="Neue Hans Kendrick Light"/>
+                <w:b/>
+                <w:lang w:eastAsia="de-DE" w:bidi="de-DE"/>
+              </w:rPr>
+              <w:t>uftragt (€)</w:t>
             </w:r>
           </w:p>
         </w:tc>
@@ -8190,7 +8512,7 @@
                 <w:b/>
                 <w:lang w:eastAsia="de-DE" w:bidi="de-DE"/>
               </w:rPr>
-              <w:t>m</w:t>
+              <w:t>M</w:t>
             </w:r>
             <w:r>
               <w:rPr>
@@ -8199,6 +8521,22 @@
                 <w:lang w:eastAsia="de-DE" w:bidi="de-DE"/>
               </w:rPr>
               <w:t>enge</w:t>
+            </w:r>
+            <w:r>
+              <w:rPr>
+                <w:rFonts w:eastAsia="Neue Hans Kendrick Light" w:cs="Neue Hans Kendrick Light"/>
+                <w:b/>
+                <w:lang w:eastAsia="de-DE" w:bidi="de-DE"/>
+              </w:rPr>
+              <w:t xml:space="preserve"> geleiste</w:t>
+            </w:r>
+            <w:r>
+              <w:rPr>
+                <w:rFonts w:eastAsia="Neue Hans Kendrick Light" w:cs="Neue Hans Kendrick Light"/>
+                <w:b/>
+                <w:lang w:eastAsia="de-DE" w:bidi="de-DE"/>
+              </w:rPr>
+              <w:t>t</w:t>
             </w:r>
           </w:p>
         </w:tc>
@@ -8382,7 +8720,16 @@
           <w:szCs w:val="8"/>
           <w:lang w:val="en-US"/>
         </w:rPr>
-        <w:t>contract_sections</w:t>
+        <w:t>contract_</w:t>
+      </w:r>
+      <w:proofErr w:type="gramStart"/>
+      <w:r>
+        <w:rPr>
+          <w:sz w:val="2"/>
+          <w:szCs w:val="8"/>
+          <w:lang w:val="en-US"/>
+        </w:rPr>
+        <w:t>sections</w:t>
       </w:r>
       <w:proofErr w:type="spellEnd"/>
       <w:r>
@@ -8393,6 +8740,7 @@
         </w:rPr>
         <w:t xml:space="preserve"> %}</w:t>
       </w:r>
+      <w:proofErr w:type="gramEnd"/>
     </w:p>
     <w:tbl>
       <w:tblPr>
@@ -8450,12 +8798,29 @@
               <w:t>{{</w:t>
             </w:r>
             <w:proofErr w:type="spellStart"/>
+            <w:proofErr w:type="gramStart"/>
             <w:r>
               <w:rPr>
                 <w:rFonts w:eastAsia="Neue Hans Kendrick Light" w:cs="Neue Hans Kendrick Light"/>
                 <w:lang w:val="en-US" w:eastAsia="de-DE" w:bidi="de-DE"/>
               </w:rPr>
-              <w:t>section.section_serial</w:t>
+              <w:t>section.section</w:t>
+            </w:r>
+            <w:proofErr w:type="gramEnd"/>
+            <w:r>
+              <w:rPr>
+                <w:rFonts w:eastAsia="Neue Hans Kendrick Light" w:cs="Neue Hans Kendrick Light"/>
+                <w:lang w:val="en-US" w:eastAsia="de-DE" w:bidi="de-DE"/>
+              </w:rPr>
+              <w:t>_</w:t>
+            </w:r>
+            <w:proofErr w:type="gramStart"/>
+            <w:r>
+              <w:rPr>
+                <w:rFonts w:eastAsia="Neue Hans Kendrick Light" w:cs="Neue Hans Kendrick Light"/>
+                <w:lang w:val="en-US" w:eastAsia="de-DE" w:bidi="de-DE"/>
+              </w:rPr>
+              <w:t>serial</w:t>
             </w:r>
             <w:proofErr w:type="spellEnd"/>
             <w:r>
@@ -8463,7 +8828,23 @@
                 <w:rFonts w:eastAsia="Neue Hans Kendrick Light" w:cs="Neue Hans Kendrick Light"/>
                 <w:lang w:val="en-US" w:eastAsia="de-DE" w:bidi="de-DE"/>
               </w:rPr>
-              <w:t xml:space="preserve"> }}. {{ </w:t>
+              <w:t xml:space="preserve"> }</w:t>
+            </w:r>
+            <w:proofErr w:type="gramEnd"/>
+            <w:r>
+              <w:rPr>
+                <w:rFonts w:eastAsia="Neue Hans Kendrick Light" w:cs="Neue Hans Kendrick Light"/>
+                <w:lang w:val="en-US" w:eastAsia="de-DE" w:bidi="de-DE"/>
+              </w:rPr>
+              <w:t xml:space="preserve">}. </w:t>
+            </w:r>
+            <w:proofErr w:type="gramStart"/>
+            <w:r>
+              <w:rPr>
+                <w:rFonts w:eastAsia="Neue Hans Kendrick Light" w:cs="Neue Hans Kendrick Light"/>
+                <w:lang w:val="en-US" w:eastAsia="de-DE" w:bidi="de-DE"/>
+              </w:rPr>
+              <w:t xml:space="preserve">{{ </w:t>
             </w:r>
             <w:proofErr w:type="spellStart"/>
             <w:r>
@@ -8471,7 +8852,15 @@
                 <w:rFonts w:eastAsia="Neue Hans Kendrick Light" w:cs="Neue Hans Kendrick Light"/>
                 <w:lang w:val="en-US" w:eastAsia="de-DE" w:bidi="de-DE"/>
               </w:rPr>
-              <w:t>section.section_name</w:t>
+              <w:t>section</w:t>
+            </w:r>
+            <w:proofErr w:type="gramEnd"/>
+            <w:r>
+              <w:rPr>
+                <w:rFonts w:eastAsia="Neue Hans Kendrick Light" w:cs="Neue Hans Kendrick Light"/>
+                <w:lang w:val="en-US" w:eastAsia="de-DE" w:bidi="de-DE"/>
+              </w:rPr>
+              <w:t>.section_name</w:t>
             </w:r>
             <w:proofErr w:type="spellEnd"/>
             <w:r>
@@ -8665,6 +9054,7 @@
         <w:t xml:space="preserve">{% for item in </w:t>
       </w:r>
       <w:proofErr w:type="spellStart"/>
+      <w:proofErr w:type="gramStart"/>
       <w:r>
         <w:rPr>
           <w:rFonts w:eastAsia="Neue Hans Kendrick Light" w:cs="Neue Hans Kendrick Light"/>
@@ -8676,6 +9066,7 @@
         <w:t>section.Item</w:t>
       </w:r>
       <w:proofErr w:type="spellEnd"/>
+      <w:proofErr w:type="gramEnd"/>
       <w:r>
         <w:rPr>
           <w:rFonts w:eastAsia="Neue Hans Kendrick Light" w:cs="Neue Hans Kendrick Light"/>
@@ -8739,6 +9130,7 @@
                 <w:lang w:val="en-US" w:eastAsia="de-DE" w:bidi="de-DE"/>
               </w:rPr>
             </w:pPr>
+            <w:proofErr w:type="gramStart"/>
             <w:r>
               <w:rPr>
                 <w:rFonts w:eastAsia="Neue Hans Kendrick Light" w:cs="Neue Hans Kendrick Light"/>
@@ -8752,7 +9144,15 @@
                 <w:rFonts w:eastAsia="Neue Hans Kendrick Light" w:cs="Neue Hans Kendrick Light"/>
                 <w:lang w:val="en-US" w:eastAsia="de-DE" w:bidi="de-DE"/>
               </w:rPr>
-              <w:t>item.Item_serial</w:t>
+              <w:t>item</w:t>
+            </w:r>
+            <w:proofErr w:type="gramEnd"/>
+            <w:r>
+              <w:rPr>
+                <w:rFonts w:eastAsia="Neue Hans Kendrick Light" w:cs="Neue Hans Kendrick Light"/>
+                <w:lang w:val="en-US" w:eastAsia="de-DE" w:bidi="de-DE"/>
+              </w:rPr>
+              <w:t>.Item_serial</w:t>
             </w:r>
             <w:proofErr w:type="spellEnd"/>
             <w:r>
@@ -8791,6 +9191,7 @@
                 <w:lang w:val="en-US" w:eastAsia="de-DE" w:bidi="de-DE"/>
               </w:rPr>
             </w:pPr>
+            <w:proofErr w:type="gramStart"/>
             <w:r>
               <w:rPr>
                 <w:rFonts w:eastAsia="Neue Hans Kendrick Light" w:cs="Neue Hans Kendrick Light"/>
@@ -8804,7 +9205,15 @@
                 <w:rFonts w:eastAsia="Neue Hans Kendrick Light" w:cs="Neue Hans Kendrick Light"/>
                 <w:lang w:val="en-US" w:eastAsia="de-DE" w:bidi="de-DE"/>
               </w:rPr>
-              <w:t>item.Item_name</w:t>
+              <w:t>item</w:t>
+            </w:r>
+            <w:proofErr w:type="gramEnd"/>
+            <w:r>
+              <w:rPr>
+                <w:rFonts w:eastAsia="Neue Hans Kendrick Light" w:cs="Neue Hans Kendrick Light"/>
+                <w:lang w:val="en-US" w:eastAsia="de-DE" w:bidi="de-DE"/>
+              </w:rPr>
+              <w:t>.Item_name</w:t>
             </w:r>
             <w:proofErr w:type="spellEnd"/>
             <w:r>
@@ -9139,6 +9548,7 @@
             <w:r>
               <w:rPr>
                 <w:rFonts w:eastAsia="Neue Hans Kendrick Light" w:cs="Neue Hans Kendrick Light"/>
+                <w:color w:val="767171" w:themeColor="background2" w:themeShade="80"/>
                 <w:szCs w:val="20"/>
                 <w:lang w:eastAsia="de-DE" w:bidi="de-DE"/>
               </w:rPr>
@@ -9516,7 +9926,6 @@
                 <w:color w:val="CE9178"/>
                 <w:sz w:val="21"/>
                 <w:szCs w:val="21"/>
-                <w:lang/>
               </w:rPr>
               <w:t xml:space="preserve"> </w:t>
             </w:r>
@@ -9735,9 +10144,9 @@
           <w:u w:val="single"/>
           <w:lang w:val="en-US" w:eastAsia="de-DE" w:bidi="de-DE"/>
         </w:rPr>
-        <w:t>additional_fee_percentage</w:t>
+        <w:t>additional_fee_</w:t>
       </w:r>
-      <w:proofErr w:type="spellEnd"/>
+      <w:proofErr w:type="gramStart"/>
       <w:r>
         <w:rPr>
           <w:rFonts w:eastAsia="Neue Hans Kendrick Light" w:cs="Neue Hans Kendrick Light"/>
@@ -9747,8 +10156,21 @@
           <w:u w:val="single"/>
           <w:lang w:val="en-US" w:eastAsia="de-DE" w:bidi="de-DE"/>
         </w:rPr>
+        <w:t>percentage</w:t>
+      </w:r>
+      <w:proofErr w:type="spellEnd"/>
+      <w:r>
+        <w:rPr>
+          <w:rFonts w:eastAsia="Neue Hans Kendrick Light" w:cs="Neue Hans Kendrick Light"/>
+          <w:b/>
+          <w:color w:val="000000"/>
+          <w:sz w:val="18"/>
+          <w:u w:val="single"/>
+          <w:lang w:val="en-US" w:eastAsia="de-DE" w:bidi="de-DE"/>
+        </w:rPr>
         <w:t xml:space="preserve"> %}</w:t>
       </w:r>
+      <w:proofErr w:type="gramEnd"/>
     </w:p>
     <w:p>
       <w:pPr>
@@ -10703,8 +11125,17 @@
           <w:rFonts w:eastAsia="Liberation Serif" w:cs="Liberation Serif"/>
           <w:lang w:val="en-US" w:eastAsia="x-none"/>
         </w:rPr>
-        <w:t>R' %}</w:t>
+        <w:t>R</w:t>
       </w:r>
+      <w:proofErr w:type="gramStart"/>
+      <w:r>
+        <w:rPr>
+          <w:rFonts w:eastAsia="Liberation Serif" w:cs="Liberation Serif"/>
+          <w:lang w:val="en-US" w:eastAsia="x-none"/>
+        </w:rPr>
+        <w:t>' %}</w:t>
+      </w:r>
+      <w:proofErr w:type="gramEnd"/>
     </w:p>
     <w:p>
       <w:pPr>
@@ -10965,7 +11396,16 @@
           <w:szCs w:val="8"/>
           <w:lang w:val="en-US"/>
         </w:rPr>
-        <w:t>previous_invoices</w:t>
+        <w:t>previous_</w:t>
+      </w:r>
+      <w:proofErr w:type="gramStart"/>
+      <w:r>
+        <w:rPr>
+          <w:sz w:val="2"/>
+          <w:szCs w:val="8"/>
+          <w:lang w:val="en-US"/>
+        </w:rPr>
+        <w:t>invoices</w:t>
       </w:r>
       <w:proofErr w:type="spellEnd"/>
       <w:r>
@@ -10976,6 +11416,7 @@
         </w:rPr>
         <w:t xml:space="preserve"> %}</w:t>
       </w:r>
+      <w:proofErr w:type="gramEnd"/>
     </w:p>
     <w:tbl>
       <w:tblPr>
@@ -11023,14 +11464,52 @@
               </w:tabs>
               <w:spacing w:before="20" w:after="20"/>
               <w:rPr>
-                <w:rFonts w:eastAsia="Neue Hans Kendrick Light"/>
+                <w:lang/>
+              </w:rPr>
+            </w:pPr>
+            <w:proofErr w:type="gramStart"/>
+            <w:r>
+              <w:rPr>
                 <w:lang w:val="en-US"/>
               </w:rPr>
-            </w:pPr>
+              <w:t>{{ inv.</w:t>
+            </w:r>
+            <w:r>
+              <w:rPr>
+                <w:lang/>
+              </w:rPr>
+              <w:t>get</w:t>
+            </w:r>
+            <w:proofErr w:type="gramEnd"/>
+            <w:r>
+              <w:rPr>
+                <w:lang/>
+              </w:rPr>
+              <w:t>_invoice_label</w:t>
+            </w:r>
             <w:r>
               <w:rPr>
                 <w:lang w:val="en-US"/>
               </w:rPr>
+              <w:t>}}</w:t>
+            </w:r>
+            <w:proofErr w:type="gramStart"/>
+            <w:r>
+              <w:rPr>
+                <w:lang w:val="en-US"/>
+              </w:rPr>
+              <w:t>/</w:t>
+            </w:r>
+            <w:r>
+              <w:rPr>
+                <w:lang w:val="en-US"/>
+              </w:rPr>
+              <w:t xml:space="preserve">  </w:t>
+            </w:r>
+            <w:r>
+              <w:rPr>
+                <w:lang w:val="en-US"/>
+              </w:rPr>
               <w:t xml:space="preserve">{{ </w:t>
             </w:r>
             <w:proofErr w:type="spellStart"/>
@@ -11038,13 +11517,21 @@
               <w:rPr>
                 <w:lang w:val="en-US"/>
               </w:rPr>
-              <w:t>inv.invoice_t</w:t>
-            </w:r>
+              <w:t>inv</w:t>
+            </w:r>
+            <w:proofErr w:type="gramEnd"/>
             <w:r>
               <w:rPr>
                 <w:lang w:val="en-US"/>
               </w:rPr>
-              <w:t>ype</w:t>
+              <w:t>.invoice_</w:t>
+            </w:r>
+            <w:proofErr w:type="gramStart"/>
+            <w:r>
+              <w:rPr>
+                <w:lang w:val="en-US"/>
+              </w:rPr>
+              <w:t>title</w:t>
             </w:r>
             <w:proofErr w:type="spellEnd"/>
             <w:r>
@@ -11053,12 +11540,14 @@
               </w:rPr>
               <w:t xml:space="preserve"> }}/</w:t>
             </w:r>
+            <w:proofErr w:type="gramEnd"/>
             <w:r>
               <w:rPr>
                 <w:lang w:val="en-US"/>
               </w:rPr>
               <w:t xml:space="preserve">  </w:t>
             </w:r>
+            <w:proofErr w:type="gramStart"/>
             <w:r>
               <w:rPr>
                 <w:lang w:val="en-US"/>
@@ -11070,33 +11559,14 @@
               <w:rPr>
                 <w:lang w:val="en-US"/>
               </w:rPr>
-              <w:t>inv.invoice_title</w:t>
-            </w:r>
-            <w:proofErr w:type="spellEnd"/>
+              <w:t>inv</w:t>
+            </w:r>
+            <w:proofErr w:type="gramEnd"/>
             <w:r>
               <w:rPr>
                 <w:lang w:val="en-US"/>
               </w:rPr>
-              <w:t xml:space="preserve"> }}/</w:t>
-            </w:r>
-            <w:r>
-              <w:rPr>
-                <w:lang w:val="en-US"/>
-              </w:rPr>
-              <w:t xml:space="preserve">  </w:t>
-            </w:r>
-            <w:r>
-              <w:rPr>
-                <w:lang w:val="en-US"/>
-              </w:rPr>
-              <w:t xml:space="preserve">{{ </w:t>
-            </w:r>
-            <w:proofErr w:type="spellStart"/>
-            <w:r>
-              <w:rPr>
-                <w:lang w:val="en-US"/>
-              </w:rPr>
-              <w:t>inv.created_at</w:t>
+              <w:t>.created_at</w:t>
             </w:r>
             <w:proofErr w:type="spellEnd"/>
             <w:r>
@@ -11181,6 +11651,7 @@
                 <w:lang w:eastAsia="de-DE" w:bidi="de-DE"/>
               </w:rPr>
             </w:pPr>
+            <w:proofErr w:type="gramStart"/>
             <w:r>
               <w:rPr>
                 <w:lang w:val="en-US"/>
@@ -11192,14 +11663,35 @@
               <w:rPr>
                 <w:lang w:val="en-US"/>
               </w:rPr>
-              <w:t>inv.invoice_gross</w:t>
+              <w:t>inv</w:t>
+            </w:r>
+            <w:proofErr w:type="gramEnd"/>
+            <w:r>
+              <w:rPr>
+                <w:lang w:val="en-US"/>
+              </w:rPr>
+              <w:t>.invoice_</w:t>
+            </w:r>
+            <w:proofErr w:type="gramStart"/>
+            <w:r>
+              <w:rPr>
+                <w:lang w:val="en-US"/>
+              </w:rPr>
+              <w:t>gross</w:t>
             </w:r>
             <w:proofErr w:type="spellEnd"/>
             <w:r>
               <w:rPr>
                 <w:lang w:val="en-US"/>
               </w:rPr>
-              <w:t xml:space="preserve"> }} </w:t>
+              <w:t xml:space="preserve"> }</w:t>
+            </w:r>
+            <w:proofErr w:type="gramEnd"/>
+            <w:r>
+              <w:rPr>
+                <w:lang w:val="en-US"/>
+              </w:rPr>
+              <w:t xml:space="preserve">} </w:t>
             </w:r>
             <w:r>
               <w:rPr>
@@ -11454,6 +11946,7 @@
                 <w:lang w:eastAsia="de-DE" w:bidi="de-DE"/>
               </w:rPr>
             </w:pPr>
+            <w:proofErr w:type="gramStart"/>
             <w:r>
               <w:rPr>
                 <w:rFonts w:eastAsia="Neue Hans Kendrick Light"/>
@@ -11469,16 +11962,43 @@
                 <w:b/>
                 <w:lang w:val="en-US" w:eastAsia="de-DE" w:bidi="de-DE"/>
               </w:rPr>
-              <w:t>total_invoice_gross</w:t>
-            </w:r>
-            <w:proofErr w:type="spellEnd"/>
+              <w:t>total</w:t>
+            </w:r>
+            <w:proofErr w:type="gramEnd"/>
             <w:r>
               <w:rPr>
                 <w:rFonts w:eastAsia="Neue Hans Kendrick Light"/>
                 <w:b/>
                 <w:lang w:val="en-US" w:eastAsia="de-DE" w:bidi="de-DE"/>
               </w:rPr>
-              <w:t xml:space="preserve"> }} €</w:t>
+              <w:t>_invoice_</w:t>
+            </w:r>
+            <w:proofErr w:type="gramStart"/>
+            <w:r>
+              <w:rPr>
+                <w:rFonts w:eastAsia="Neue Hans Kendrick Light"/>
+                <w:b/>
+                <w:lang w:val="en-US" w:eastAsia="de-DE" w:bidi="de-DE"/>
+              </w:rPr>
+              <w:t>gross</w:t>
+            </w:r>
+            <w:proofErr w:type="spellEnd"/>
+            <w:r>
+              <w:rPr>
+                <w:rFonts w:eastAsia="Neue Hans Kendrick Light"/>
+                <w:b/>
+                <w:lang w:val="en-US" w:eastAsia="de-DE" w:bidi="de-DE"/>
+              </w:rPr>
+              <w:t xml:space="preserve"> }</w:t>
+            </w:r>
+            <w:proofErr w:type="gramEnd"/>
+            <w:r>
+              <w:rPr>
+                <w:rFonts w:eastAsia="Neue Hans Kendrick Light"/>
+                <w:b/>
+                <w:lang w:val="en-US" w:eastAsia="de-DE" w:bidi="de-DE"/>
+              </w:rPr>
+              <w:t>} €</w:t>
             </w:r>
           </w:p>
         </w:tc>
@@ -11513,6 +12033,7 @@
                 <w:lang w:eastAsia="de-DE" w:bidi="de-DE"/>
               </w:rPr>
             </w:pPr>
+            <w:proofErr w:type="gramStart"/>
             <w:r>
               <w:rPr>
                 <w:rFonts w:eastAsia="Neue Hans Kendrick Light"/>
@@ -11528,16 +12049,43 @@
                 <w:b/>
                 <w:lang w:val="en-US" w:eastAsia="de-DE" w:bidi="de-DE"/>
               </w:rPr>
-              <w:t>total_invoice_net</w:t>
-            </w:r>
-            <w:proofErr w:type="spellEnd"/>
+              <w:t>total</w:t>
+            </w:r>
+            <w:proofErr w:type="gramEnd"/>
             <w:r>
               <w:rPr>
                 <w:rFonts w:eastAsia="Neue Hans Kendrick Light"/>
                 <w:b/>
                 <w:lang w:val="en-US" w:eastAsia="de-DE" w:bidi="de-DE"/>
               </w:rPr>
-              <w:t xml:space="preserve"> }} €</w:t>
+              <w:t>_invoice_</w:t>
+            </w:r>
+            <w:proofErr w:type="gramStart"/>
+            <w:r>
+              <w:rPr>
+                <w:rFonts w:eastAsia="Neue Hans Kendrick Light"/>
+                <w:b/>
+                <w:lang w:val="en-US" w:eastAsia="de-DE" w:bidi="de-DE"/>
+              </w:rPr>
+              <w:t>net</w:t>
+            </w:r>
+            <w:proofErr w:type="spellEnd"/>
+            <w:r>
+              <w:rPr>
+                <w:rFonts w:eastAsia="Neue Hans Kendrick Light"/>
+                <w:b/>
+                <w:lang w:val="en-US" w:eastAsia="de-DE" w:bidi="de-DE"/>
+              </w:rPr>
+              <w:t xml:space="preserve"> }</w:t>
+            </w:r>
+            <w:proofErr w:type="gramEnd"/>
+            <w:r>
+              <w:rPr>
+                <w:rFonts w:eastAsia="Neue Hans Kendrick Light"/>
+                <w:b/>
+                <w:lang w:val="en-US" w:eastAsia="de-DE" w:bidi="de-DE"/>
+              </w:rPr>
+              <w:t>} €</w:t>
             </w:r>
           </w:p>
         </w:tc>
@@ -14446,6 +14994,7 @@
     </w:pPr>
     <w:bookmarkStart w:id="9" w:name="_Hlk199749313"/>
     <w:bookmarkStart w:id="10" w:name="_Hlk199749314"/>
+    <w:proofErr w:type="gramStart"/>
     <w:r>
       <w:rPr>
         <w:lang w:val="en-US"/>
@@ -14457,20 +15006,35 @@
       <w:rPr>
         <w:lang w:val="en-US"/>
       </w:rPr>
-      <w:t>current_ar_number</w:t>
+      <w:t>current</w:t>
+    </w:r>
+    <w:proofErr w:type="gramEnd"/>
+    <w:r>
+      <w:rPr>
+        <w:lang w:val="en-US"/>
+      </w:rPr>
+      <w:t>_ar_</w:t>
+    </w:r>
+    <w:proofErr w:type="gramStart"/>
+    <w:r>
+      <w:rPr>
+        <w:lang w:val="en-US"/>
+      </w:rPr>
+      <w:t>number</w:t>
     </w:r>
     <w:proofErr w:type="spellEnd"/>
     <w:r>
       <w:rPr>
         <w:lang w:val="en-US"/>
       </w:rPr>
-      <w:t xml:space="preserve"> }}</w:t>
+      <w:t xml:space="preserve"> }</w:t>
     </w:r>
+    <w:proofErr w:type="gramEnd"/>
     <w:r>
       <w:rPr>
         <w:lang w:val="en-US"/>
       </w:rPr>
-      <w:t>.</w:t>
+      <w:t>}.</w:t>
     </w:r>
     <w:r>
       <w:rPr>
@@ -14478,6 +15042,7 @@
       </w:rPr>
       <w:t xml:space="preserve"> </w:t>
     </w:r>
+    <w:proofErr w:type="gramStart"/>
     <w:r>
       <w:rPr>
         <w:lang w:val="en-US"/>
@@ -14489,7 +15054,14 @@
       <w:rPr>
         <w:lang w:val="en-US"/>
       </w:rPr>
-      <w:t>invoice_type</w:t>
+      <w:t>invoice</w:t>
+    </w:r>
+    <w:proofErr w:type="gramEnd"/>
+    <w:r>
+      <w:rPr>
+        <w:lang w:val="en-US"/>
+      </w:rPr>
+      <w:t>_type</w:t>
     </w:r>
     <w:proofErr w:type="spellEnd"/>
     <w:r>
@@ -14562,14 +15134,28 @@
       <w:rPr>
         <w:lang w:val="en-US"/>
       </w:rPr>
-      <w:t xml:space="preserve"> {{ </w:t>
+      <w:t xml:space="preserve"> </w:t>
+    </w:r>
+    <w:proofErr w:type="gramStart"/>
+    <w:r>
+      <w:rPr>
+        <w:lang w:val="en-US"/>
+      </w:rPr>
+      <w:t xml:space="preserve">{{ </w:t>
     </w:r>
     <w:proofErr w:type="spellStart"/>
     <w:r>
       <w:rPr>
         <w:lang w:val="en-US"/>
       </w:rPr>
-      <w:t>invoice_title</w:t>
+      <w:t>invoice</w:t>
+    </w:r>
+    <w:proofErr w:type="gramEnd"/>
+    <w:r>
+      <w:rPr>
+        <w:lang w:val="en-US"/>
+      </w:rPr>
+      <w:t>_title</w:t>
     </w:r>
     <w:proofErr w:type="spellEnd"/>
     <w:r>
@@ -15586,7 +16172,6 @@
   <w:style w:type="character" w:default="1" w:styleId="DefaultParagraphFont">
     <w:name w:val="Default Paragraph Font"/>
     <w:uiPriority w:val="1"/>
-    <w:semiHidden/>
     <w:unhideWhenUsed/>
   </w:style>
   <w:style w:type="table" w:default="1" w:styleId="TableNormal">

--- a/templates/invoices/inv_BCK_De.docx
+++ b/templates/invoices/inv_BCK_De.docx
@@ -95,7 +95,6 @@
                 <w:lang w:val="en-US"/>
               </w:rPr>
             </w:pPr>
-            <w:proofErr w:type="gramStart"/>
             <w:r>
               <w:rPr>
                 <w:rFonts w:ascii="Neue Hans Kendrick" w:hAnsi="Neue Hans Kendrick"/>
@@ -113,9 +112,8 @@
                 <w:szCs w:val="16"/>
                 <w:lang w:val="en-US"/>
               </w:rPr>
-              <w:t>client</w:t>
-            </w:r>
-            <w:proofErr w:type="gramEnd"/>
+              <w:t>client_</w:t>
+            </w:r>
             <w:r>
               <w:rPr>
                 <w:rFonts w:ascii="Neue Hans Kendrick" w:hAnsi="Neue Hans Kendrick"/>
@@ -123,9 +121,9 @@
                 <w:szCs w:val="16"/>
                 <w:lang w:val="en-US"/>
               </w:rPr>
-              <w:t>_</w:t>
-            </w:r>
-            <w:proofErr w:type="gramStart"/>
+              <w:t>firm</w:t>
+            </w:r>
+            <w:proofErr w:type="spellEnd"/>
             <w:r>
               <w:rPr>
                 <w:rFonts w:ascii="Neue Hans Kendrick" w:hAnsi="Neue Hans Kendrick"/>
@@ -133,9 +131,19 @@
                 <w:szCs w:val="16"/>
                 <w:lang w:val="en-US"/>
               </w:rPr>
-              <w:t>firm</w:t>
-            </w:r>
-            <w:proofErr w:type="spellEnd"/>
+              <w:t xml:space="preserve"> }}</w:t>
+            </w:r>
+          </w:p>
+          <w:p>
+            <w:pPr>
+              <w:pStyle w:val="Tabelleninhalt"/>
+              <w:rPr>
+                <w:rFonts w:ascii="Neue Hans Kendrick" w:eastAsia="Neue Hans Kendrick Light" w:hAnsi="Neue Hans Kendrick" w:cs="Neue Hans Kendrick Light"/>
+                <w:sz w:val="8"/>
+                <w:szCs w:val="8"/>
+                <w:lang w:val="en-US" w:eastAsia="de-DE" w:bidi="de-DE"/>
+              </w:rPr>
+            </w:pPr>
             <w:r>
               <w:rPr>
                 <w:rFonts w:ascii="Neue Hans Kendrick" w:hAnsi="Neue Hans Kendrick"/>
@@ -143,9 +151,9 @@
                 <w:szCs w:val="16"/>
                 <w:lang w:val="en-US"/>
               </w:rPr>
-              <w:t xml:space="preserve"> }</w:t>
-            </w:r>
-            <w:proofErr w:type="gramEnd"/>
+              <w:t xml:space="preserve">{{ </w:t>
+            </w:r>
+            <w:proofErr w:type="spellStart"/>
             <w:r>
               <w:rPr>
                 <w:rFonts w:ascii="Neue Hans Kendrick" w:hAnsi="Neue Hans Kendrick"/>
@@ -153,20 +161,9 @@
                 <w:szCs w:val="16"/>
                 <w:lang w:val="en-US"/>
               </w:rPr>
-              <w:t>}</w:t>
-            </w:r>
-          </w:p>
-          <w:p>
-            <w:pPr>
-              <w:pStyle w:val="Tabelleninhalt"/>
-              <w:rPr>
-                <w:rFonts w:ascii="Neue Hans Kendrick" w:eastAsia="Neue Hans Kendrick Light" w:hAnsi="Neue Hans Kendrick" w:cs="Neue Hans Kendrick Light"/>
-                <w:sz w:val="8"/>
-                <w:szCs w:val="8"/>
-                <w:lang w:val="en-US" w:eastAsia="de-DE" w:bidi="de-DE"/>
-              </w:rPr>
-            </w:pPr>
-            <w:proofErr w:type="gramStart"/>
+              <w:t>client_address</w:t>
+            </w:r>
+            <w:proofErr w:type="spellEnd"/>
             <w:r>
               <w:rPr>
                 <w:rFonts w:ascii="Neue Hans Kendrick" w:hAnsi="Neue Hans Kendrick"/>
@@ -174,57 +171,7 @@
                 <w:szCs w:val="16"/>
                 <w:lang w:val="en-US"/>
               </w:rPr>
-              <w:t xml:space="preserve">{{ </w:t>
-            </w:r>
-            <w:proofErr w:type="spellStart"/>
-            <w:r>
-              <w:rPr>
-                <w:rFonts w:ascii="Neue Hans Kendrick" w:hAnsi="Neue Hans Kendrick"/>
-                <w:sz w:val="16"/>
-                <w:szCs w:val="16"/>
-                <w:lang w:val="en-US"/>
-              </w:rPr>
-              <w:t>client</w:t>
-            </w:r>
-            <w:proofErr w:type="gramEnd"/>
-            <w:r>
-              <w:rPr>
-                <w:rFonts w:ascii="Neue Hans Kendrick" w:hAnsi="Neue Hans Kendrick"/>
-                <w:sz w:val="16"/>
-                <w:szCs w:val="16"/>
-                <w:lang w:val="en-US"/>
-              </w:rPr>
-              <w:t>_</w:t>
-            </w:r>
-            <w:proofErr w:type="gramStart"/>
-            <w:r>
-              <w:rPr>
-                <w:rFonts w:ascii="Neue Hans Kendrick" w:hAnsi="Neue Hans Kendrick"/>
-                <w:sz w:val="16"/>
-                <w:szCs w:val="16"/>
-                <w:lang w:val="en-US"/>
-              </w:rPr>
-              <w:t>address</w:t>
-            </w:r>
-            <w:proofErr w:type="spellEnd"/>
-            <w:r>
-              <w:rPr>
-                <w:rFonts w:ascii="Neue Hans Kendrick" w:hAnsi="Neue Hans Kendrick"/>
-                <w:sz w:val="16"/>
-                <w:szCs w:val="16"/>
-                <w:lang w:val="en-US"/>
-              </w:rPr>
-              <w:t xml:space="preserve"> }</w:t>
-            </w:r>
-            <w:proofErr w:type="gramEnd"/>
-            <w:r>
-              <w:rPr>
-                <w:rFonts w:ascii="Neue Hans Kendrick" w:hAnsi="Neue Hans Kendrick"/>
-                <w:sz w:val="16"/>
-                <w:szCs w:val="16"/>
-                <w:lang w:val="en-US"/>
-              </w:rPr>
-              <w:t>}</w:t>
+              <w:t xml:space="preserve"> }}</w:t>
             </w:r>
           </w:p>
           <w:p>
@@ -511,7 +458,6 @@
                 <w:lang w:val="en-US"/>
               </w:rPr>
             </w:pPr>
-            <w:proofErr w:type="gramStart"/>
             <w:r>
               <w:rPr>
                 <w:rFonts w:ascii="Neue Hans Kendrick" w:hAnsi="Neue Hans Kendrick"/>
@@ -529,17 +475,7 @@
                 <w:szCs w:val="16"/>
                 <w:lang w:val="en-US"/>
               </w:rPr>
-              <w:t>created</w:t>
-            </w:r>
-            <w:proofErr w:type="gramEnd"/>
-            <w:r>
-              <w:rPr>
-                <w:rFonts w:ascii="Neue Hans Kendrick" w:hAnsi="Neue Hans Kendrick"/>
-                <w:sz w:val="16"/>
-                <w:szCs w:val="16"/>
-                <w:lang w:val="en-US"/>
-              </w:rPr>
-              <w:t>_at</w:t>
+              <w:t>created_at</w:t>
             </w:r>
             <w:proofErr w:type="spellEnd"/>
             <w:r>
@@ -622,7 +558,6 @@
                 <w:lang w:val="de-DE"/>
               </w:rPr>
             </w:pPr>
-            <w:proofErr w:type="gramStart"/>
             <w:r>
               <w:rPr>
                 <w:rFonts w:ascii="Neue Hans Kendrick" w:hAnsi="Neue Hans Kendrick"/>
@@ -640,9 +575,9 @@
                 <w:szCs w:val="16"/>
                 <w:lang w:val="en-US"/>
               </w:rPr>
-              <w:t>invoice</w:t>
-            </w:r>
-            <w:proofErr w:type="gramEnd"/>
+              <w:t>invoice_title</w:t>
+            </w:r>
+            <w:proofErr w:type="spellEnd"/>
             <w:r>
               <w:rPr>
                 <w:rFonts w:ascii="Neue Hans Kendrick" w:hAnsi="Neue Hans Kendrick"/>
@@ -650,9 +585,8 @@
                 <w:szCs w:val="16"/>
                 <w:lang w:val="en-US"/>
               </w:rPr>
-              <w:t>_</w:t>
-            </w:r>
-            <w:proofErr w:type="gramStart"/>
+              <w:t xml:space="preserve">}} </w:t>
+            </w:r>
             <w:r>
               <w:rPr>
                 <w:rFonts w:ascii="Neue Hans Kendrick" w:hAnsi="Neue Hans Kendrick"/>
@@ -660,9 +594,9 @@
                 <w:szCs w:val="16"/>
                 <w:lang w:val="en-US"/>
               </w:rPr>
-              <w:t>title</w:t>
-            </w:r>
-            <w:proofErr w:type="spellEnd"/>
+              <w:t xml:space="preserve">{% if </w:t>
+            </w:r>
+            <w:proofErr w:type="spellStart"/>
             <w:r>
               <w:rPr>
                 <w:rFonts w:ascii="Neue Hans Kendrick" w:hAnsi="Neue Hans Kendrick"/>
@@ -670,8 +604,9 @@
                 <w:szCs w:val="16"/>
                 <w:lang w:val="en-US"/>
               </w:rPr>
-              <w:t xml:space="preserve">}} </w:t>
-            </w:r>
+              <w:t>invoice_type</w:t>
+            </w:r>
+            <w:proofErr w:type="spellEnd"/>
             <w:r>
               <w:rPr>
                 <w:rFonts w:ascii="Neue Hans Kendrick" w:hAnsi="Neue Hans Kendrick"/>
@@ -679,82 +614,15 @@
                 <w:szCs w:val="16"/>
                 <w:lang w:val="en-US"/>
               </w:rPr>
-              <w:t>{%</w:t>
-            </w:r>
-            <w:proofErr w:type="gramEnd"/>
+              <w:t xml:space="preserve"> == 'AR' %}</w:t>
+            </w:r>
             <w:r>
               <w:rPr>
                 <w:rFonts w:ascii="Neue Hans Kendrick" w:hAnsi="Neue Hans Kendrick"/>
                 <w:sz w:val="16"/>
                 <w:szCs w:val="16"/>
-                <w:lang w:val="en-US"/>
-              </w:rPr>
-              <w:t xml:space="preserve"> if </w:t>
-            </w:r>
-            <w:proofErr w:type="spellStart"/>
-            <w:r>
-              <w:rPr>
-                <w:rFonts w:ascii="Neue Hans Kendrick" w:hAnsi="Neue Hans Kendrick"/>
-                <w:sz w:val="16"/>
-                <w:szCs w:val="16"/>
-                <w:lang w:val="en-US"/>
-              </w:rPr>
-              <w:t>invoice_type</w:t>
-            </w:r>
-            <w:proofErr w:type="spellEnd"/>
-            <w:r>
-              <w:rPr>
-                <w:rFonts w:ascii="Neue Hans Kendrick" w:hAnsi="Neue Hans Kendrick"/>
-                <w:sz w:val="16"/>
-                <w:szCs w:val="16"/>
-                <w:lang w:val="en-US"/>
-              </w:rPr>
-              <w:t xml:space="preserve"> == 'AR' </w:t>
-            </w:r>
-            <w:proofErr w:type="gramStart"/>
-            <w:r>
-              <w:rPr>
-                <w:rFonts w:ascii="Neue Hans Kendrick" w:hAnsi="Neue Hans Kendrick"/>
-                <w:sz w:val="16"/>
-                <w:szCs w:val="16"/>
-                <w:lang w:val="en-US"/>
-              </w:rPr>
-              <w:t>%}</w:t>
-            </w:r>
-            <w:r>
-              <w:rPr>
-                <w:rFonts w:ascii="Neue Hans Kendrick" w:hAnsi="Neue Hans Kendrick"/>
-                <w:sz w:val="16"/>
-                <w:szCs w:val="16"/>
-              </w:rPr>
-              <w:t>{{ current</w:t>
-            </w:r>
-            <w:proofErr w:type="gramEnd"/>
-            <w:r>
-              <w:rPr>
-                <w:rFonts w:ascii="Neue Hans Kendrick" w:hAnsi="Neue Hans Kendrick"/>
-                <w:sz w:val="16"/>
-                <w:szCs w:val="16"/>
-              </w:rPr>
-              <w:t>_ar_</w:t>
-            </w:r>
-            <w:proofErr w:type="gramStart"/>
-            <w:r>
-              <w:rPr>
-                <w:rFonts w:ascii="Neue Hans Kendrick" w:hAnsi="Neue Hans Kendrick"/>
-                <w:sz w:val="16"/>
-                <w:szCs w:val="16"/>
-              </w:rPr>
-              <w:t>number }</w:t>
-            </w:r>
-            <w:proofErr w:type="gramEnd"/>
-            <w:r>
-              <w:rPr>
-                <w:rFonts w:ascii="Neue Hans Kendrick" w:hAnsi="Neue Hans Kendrick"/>
-                <w:sz w:val="16"/>
-                <w:szCs w:val="16"/>
-              </w:rPr>
-              <w:t>}</w:t>
+              </w:rPr>
+              <w:t>{{ current_ar_number }}</w:t>
             </w:r>
             <w:r>
               <w:rPr>
@@ -950,7 +818,7 @@
                 <w:rFonts w:ascii="Neue Hans Kendrick" w:eastAsia="Neue Hans Kendrick Light" w:hAnsi="Neue Hans Kendrick"/>
                 <w:b/>
                 <w:sz w:val="16"/>
-                <w:lang w:val="de-DE" w:eastAsia="de-DE" w:bidi="de-DE"/>
+                <w:lang w:val="en-US" w:eastAsia="de-DE" w:bidi="de-DE"/>
               </w:rPr>
             </w:pPr>
             <w:r>
@@ -958,7 +826,7 @@
                 <w:rFonts w:ascii="Neue Hans Kendrick" w:eastAsia="Neue Hans Kendrick Light" w:hAnsi="Neue Hans Kendrick"/>
                 <w:b/>
                 <w:sz w:val="16"/>
-                <w:lang w:val="de-DE" w:eastAsia="de-DE" w:bidi="de-DE"/>
+                <w:lang w:val="en-US" w:eastAsia="de-DE" w:bidi="de-DE"/>
               </w:rPr>
               <w:t>PROJEKT</w:t>
             </w:r>
@@ -970,7 +838,7 @@
                 <w:rFonts w:ascii="Neue Hans Kendrick" w:hAnsi="Neue Hans Kendrick"/>
                 <w:sz w:val="16"/>
                 <w:szCs w:val="16"/>
-                <w:lang w:val="de-DE"/>
+                <w:lang w:val="en-US"/>
               </w:rPr>
             </w:pPr>
             <w:r>
@@ -978,29 +846,69 @@
                 <w:rFonts w:ascii="Neue Hans Kendrick" w:hAnsi="Neue Hans Kendrick"/>
                 <w:sz w:val="16"/>
                 <w:szCs w:val="16"/>
-                <w:lang w:val="de-DE"/>
-              </w:rPr>
-              <w:t>{{ project_no}}</w:t>
-            </w:r>
-          </w:p>
-          <w:p>
-            <w:pPr>
-              <w:pStyle w:val="Tabelleninhalt"/>
+                <w:lang w:val="en-US"/>
+              </w:rPr>
+              <w:t xml:space="preserve">{{ </w:t>
+            </w:r>
+            <w:proofErr w:type="spellStart"/>
+            <w:r>
               <w:rPr>
                 <w:rFonts w:ascii="Neue Hans Kendrick" w:hAnsi="Neue Hans Kendrick"/>
                 <w:sz w:val="16"/>
                 <w:szCs w:val="16"/>
-                <w:lang w:val="de-DE"/>
-              </w:rPr>
-            </w:pPr>
+                <w:lang w:val="en-US"/>
+              </w:rPr>
+              <w:t>project_no</w:t>
+            </w:r>
+            <w:proofErr w:type="spellEnd"/>
             <w:r>
               <w:rPr>
                 <w:rFonts w:ascii="Neue Hans Kendrick" w:hAnsi="Neue Hans Kendrick"/>
                 <w:sz w:val="16"/>
                 <w:szCs w:val="16"/>
-                <w:lang w:val="de-DE"/>
-              </w:rPr>
-              <w:t>{{ project_name}}</w:t>
+                <w:lang w:val="en-US"/>
+              </w:rPr>
+              <w:t>}}</w:t>
+            </w:r>
+          </w:p>
+          <w:p>
+            <w:pPr>
+              <w:pStyle w:val="Tabelleninhalt"/>
+              <w:rPr>
+                <w:rFonts w:ascii="Neue Hans Kendrick" w:hAnsi="Neue Hans Kendrick"/>
+                <w:sz w:val="16"/>
+                <w:szCs w:val="16"/>
+                <w:lang w:val="en-US"/>
+              </w:rPr>
+            </w:pPr>
+            <w:r>
+              <w:rPr>
+                <w:rFonts w:ascii="Neue Hans Kendrick" w:hAnsi="Neue Hans Kendrick"/>
+                <w:sz w:val="16"/>
+                <w:szCs w:val="16"/>
+                <w:lang w:val="en-US"/>
+              </w:rPr>
+              <w:t xml:space="preserve">{{ </w:t>
+            </w:r>
+            <w:proofErr w:type="spellStart"/>
+            <w:r>
+              <w:rPr>
+                <w:rFonts w:ascii="Neue Hans Kendrick" w:hAnsi="Neue Hans Kendrick"/>
+                <w:sz w:val="16"/>
+                <w:szCs w:val="16"/>
+                <w:lang w:val="en-US"/>
+              </w:rPr>
+              <w:t>project_name</w:t>
+            </w:r>
+            <w:proofErr w:type="spellEnd"/>
+            <w:r>
+              <w:rPr>
+                <w:rFonts w:ascii="Neue Hans Kendrick" w:hAnsi="Neue Hans Kendrick"/>
+                <w:sz w:val="16"/>
+                <w:szCs w:val="16"/>
+                <w:lang w:val="en-US"/>
+              </w:rPr>
+              <w:t>}}</w:t>
             </w:r>
           </w:p>
           <w:p>
@@ -1010,7 +918,7 @@
                 <w:rFonts w:ascii="Neue Hans Kendrick" w:eastAsia="Neue Hans Kendrick Light" w:hAnsi="Neue Hans Kendrick"/>
                 <w:color w:val="000000"/>
                 <w:sz w:val="16"/>
-                <w:lang w:val="de-DE" w:eastAsia="de-DE" w:bidi="de-DE"/>
+                <w:lang w:val="en-US" w:eastAsia="de-DE" w:bidi="de-DE"/>
               </w:rPr>
             </w:pPr>
           </w:p>
@@ -1066,7 +974,6 @@
                 <w:lang w:val="en-US"/>
               </w:rPr>
             </w:pPr>
-            <w:proofErr w:type="gramStart"/>
             <w:r>
               <w:rPr>
                 <w:rFonts w:ascii="Neue Hans Kendrick" w:hAnsi="Neue Hans Kendrick"/>
@@ -1084,9 +991,9 @@
                 <w:szCs w:val="16"/>
                 <w:lang w:val="en-US"/>
               </w:rPr>
-              <w:t>invoice</w:t>
-            </w:r>
-            <w:proofErr w:type="gramEnd"/>
+              <w:t>invoice_title</w:t>
+            </w:r>
+            <w:proofErr w:type="spellEnd"/>
             <w:r>
               <w:rPr>
                 <w:rFonts w:ascii="Neue Hans Kendrick" w:hAnsi="Neue Hans Kendrick"/>
@@ -1094,9 +1001,8 @@
                 <w:szCs w:val="16"/>
                 <w:lang w:val="en-US"/>
               </w:rPr>
-              <w:t>_title</w:t>
-            </w:r>
-            <w:proofErr w:type="spellEnd"/>
+              <w:t>}}</w:t>
+            </w:r>
             <w:r>
               <w:rPr>
                 <w:rFonts w:ascii="Neue Hans Kendrick" w:hAnsi="Neue Hans Kendrick"/>
@@ -1104,28 +1010,29 @@
                 <w:szCs w:val="16"/>
                 <w:lang w:val="en-US"/>
               </w:rPr>
-              <w:t>}}</w:t>
-            </w:r>
-            <w:r>
+              <w:t xml:space="preserve"> </w:t>
+            </w:r>
+          </w:p>
+          <w:p>
+            <w:pPr>
+              <w:pStyle w:val="Tabelleninhalt"/>
               <w:rPr>
                 <w:rFonts w:ascii="Neue Hans Kendrick" w:hAnsi="Neue Hans Kendrick"/>
                 <w:sz w:val="16"/>
                 <w:szCs w:val="16"/>
                 <w:lang w:val="en-US"/>
               </w:rPr>
-              <w:t xml:space="preserve"> </w:t>
-            </w:r>
-          </w:p>
-          <w:p>
-            <w:pPr>
-              <w:pStyle w:val="Tabelleninhalt"/>
+            </w:pPr>
+            <w:r>
               <w:rPr>
                 <w:rFonts w:ascii="Neue Hans Kendrick" w:hAnsi="Neue Hans Kendrick"/>
                 <w:sz w:val="16"/>
                 <w:szCs w:val="16"/>
                 <w:lang w:val="en-US"/>
               </w:rPr>
-            </w:pPr>
+              <w:t xml:space="preserve">{% if </w:t>
+            </w:r>
+            <w:proofErr w:type="spellStart"/>
             <w:r>
               <w:rPr>
                 <w:rFonts w:ascii="Neue Hans Kendrick" w:hAnsi="Neue Hans Kendrick"/>
@@ -1133,9 +1040,9 @@
                 <w:szCs w:val="16"/>
                 <w:lang w:val="en-US"/>
               </w:rPr>
-              <w:t xml:space="preserve">{% if </w:t>
-            </w:r>
-            <w:proofErr w:type="spellStart"/>
+              <w:t>invoice_type</w:t>
+            </w:r>
+            <w:proofErr w:type="spellEnd"/>
             <w:r>
               <w:rPr>
                 <w:rFonts w:ascii="Neue Hans Kendrick" w:hAnsi="Neue Hans Kendrick"/>
@@ -1143,89 +1050,24 @@
                 <w:szCs w:val="16"/>
                 <w:lang w:val="en-US"/>
               </w:rPr>
-              <w:t>invoice_type</w:t>
-            </w:r>
-            <w:proofErr w:type="spellEnd"/>
+              <w:t xml:space="preserve"> == 'AR' %}</w:t>
+            </w:r>
             <w:r>
               <w:rPr>
                 <w:rFonts w:ascii="Neue Hans Kendrick" w:hAnsi="Neue Hans Kendrick"/>
                 <w:sz w:val="16"/>
                 <w:szCs w:val="16"/>
-                <w:lang w:val="en-US"/>
-              </w:rPr>
-              <w:t xml:space="preserve"> == 'AR' </w:t>
-            </w:r>
-            <w:proofErr w:type="gramStart"/>
+              </w:rPr>
+              <w:t>{% if current_ar_number %}</w:t>
+            </w:r>
+            <w:bookmarkStart w:id="0" w:name="_Hlk208581392"/>
             <w:r>
               <w:rPr>
                 <w:rFonts w:ascii="Neue Hans Kendrick" w:hAnsi="Neue Hans Kendrick"/>
                 <w:sz w:val="16"/>
                 <w:szCs w:val="16"/>
-                <w:lang w:val="en-US"/>
-              </w:rPr>
-              <w:t>%}</w:t>
-            </w:r>
-            <w:r>
-              <w:rPr>
-                <w:rFonts w:ascii="Neue Hans Kendrick" w:hAnsi="Neue Hans Kendrick"/>
-                <w:sz w:val="16"/>
-                <w:szCs w:val="16"/>
-              </w:rPr>
-              <w:t>{</w:t>
-            </w:r>
-            <w:proofErr w:type="gramEnd"/>
-            <w:r>
-              <w:rPr>
-                <w:rFonts w:ascii="Neue Hans Kendrick" w:hAnsi="Neue Hans Kendrick"/>
-                <w:sz w:val="16"/>
-                <w:szCs w:val="16"/>
-              </w:rPr>
-              <w:t xml:space="preserve">% if current_ar_number </w:t>
-            </w:r>
-            <w:proofErr w:type="gramStart"/>
-            <w:r>
-              <w:rPr>
-                <w:rFonts w:ascii="Neue Hans Kendrick" w:hAnsi="Neue Hans Kendrick"/>
-                <w:sz w:val="16"/>
-                <w:szCs w:val="16"/>
-              </w:rPr>
-              <w:t>%}</w:t>
-            </w:r>
-            <w:bookmarkStart w:id="0" w:name="_Hlk208581392"/>
-            <w:r>
-              <w:rPr>
-                <w:rFonts w:ascii="Neue Hans Kendrick" w:hAnsi="Neue Hans Kendrick"/>
-                <w:sz w:val="16"/>
-                <w:szCs w:val="16"/>
-              </w:rPr>
-              <w:t>{{ current</w:t>
-            </w:r>
-            <w:proofErr w:type="gramEnd"/>
-            <w:r>
-              <w:rPr>
-                <w:rFonts w:ascii="Neue Hans Kendrick" w:hAnsi="Neue Hans Kendrick"/>
-                <w:sz w:val="16"/>
-                <w:szCs w:val="16"/>
-              </w:rPr>
-              <w:t>_ar_</w:t>
-            </w:r>
-            <w:proofErr w:type="gramStart"/>
-            <w:r>
-              <w:rPr>
-                <w:rFonts w:ascii="Neue Hans Kendrick" w:hAnsi="Neue Hans Kendrick"/>
-                <w:sz w:val="16"/>
-                <w:szCs w:val="16"/>
-              </w:rPr>
-              <w:t>number }</w:t>
-            </w:r>
-            <w:proofErr w:type="gramEnd"/>
-            <w:r>
-              <w:rPr>
-                <w:rFonts w:ascii="Neue Hans Kendrick" w:hAnsi="Neue Hans Kendrick"/>
-                <w:sz w:val="16"/>
-                <w:szCs w:val="16"/>
-              </w:rPr>
-              <w:t>}</w:t>
+              </w:rPr>
+              <w:t>{{ current_ar_number }}</w:t>
             </w:r>
             <w:bookmarkEnd w:id="0"/>
             <w:r>
@@ -2967,19 +2809,8 @@
                 <w:szCs w:val="16"/>
                 <w:lang w:val="en-US"/>
               </w:rPr>
-              <w:t xml:space="preserve"> == 'ER</w:t>
-            </w:r>
-            <w:proofErr w:type="gramStart"/>
-            <w:r>
-              <w:rPr>
-                <w:rFonts w:ascii="Neue Hans Kendrick" w:hAnsi="Neue Hans Kendrick"/>
-                <w:sz w:val="16"/>
-                <w:szCs w:val="16"/>
-                <w:lang w:val="en-US"/>
-              </w:rPr>
-              <w:t>' %}</w:t>
-            </w:r>
-            <w:proofErr w:type="gramEnd"/>
+              <w:t xml:space="preserve"> == 'ER' %}</w:t>
+            </w:r>
           </w:p>
           <w:p>
             <w:pPr>
@@ -3644,9 +3475,9 @@
           <w:u w:val="single"/>
           <w:lang w:val="en-US" w:eastAsia="de-DE" w:bidi="de-DE"/>
         </w:rPr>
-        <w:t>is_hoai_</w:t>
+        <w:t>is_hoai_contract</w:t>
       </w:r>
-      <w:proofErr w:type="gramStart"/>
+      <w:proofErr w:type="spellEnd"/>
       <w:r>
         <w:rPr>
           <w:rFonts w:eastAsia="Neue Hans Kendrick Light" w:cs="Neue Hans Kendrick Light"/>
@@ -3656,9 +3487,8 @@
           <w:u w:val="single"/>
           <w:lang w:val="en-US" w:eastAsia="de-DE" w:bidi="de-DE"/>
         </w:rPr>
-        <w:t>contract</w:t>
+        <w:t xml:space="preserve"> </w:t>
       </w:r>
-      <w:proofErr w:type="spellEnd"/>
       <w:r>
         <w:rPr>
           <w:rFonts w:eastAsia="Neue Hans Kendrick Light" w:cs="Neue Hans Kendrick Light"/>
@@ -3668,20 +3498,8 @@
           <w:u w:val="single"/>
           <w:lang w:val="en-US" w:eastAsia="de-DE" w:bidi="de-DE"/>
         </w:rPr>
-        <w:t xml:space="preserve"> </w:t>
-      </w:r>
-      <w:r>
-        <w:rPr>
-          <w:rFonts w:eastAsia="Neue Hans Kendrick Light" w:cs="Neue Hans Kendrick Light"/>
-          <w:b/>
-          <w:color w:val="000000"/>
-          <w:sz w:val="18"/>
-          <w:u w:val="single"/>
-          <w:lang w:val="en-US" w:eastAsia="de-DE" w:bidi="de-DE"/>
-        </w:rPr>
         <w:t>%}</w:t>
       </w:r>
-      <w:proofErr w:type="gramEnd"/>
     </w:p>
     <w:p>
       <w:pPr>
@@ -3757,9 +3575,9 @@
           <w:u w:val="single"/>
           <w:lang w:val="en-US" w:eastAsia="de-DE" w:bidi="de-DE"/>
         </w:rPr>
-        <w:t>is_hoai_</w:t>
+        <w:t>is_hoai_contract</w:t>
       </w:r>
-      <w:proofErr w:type="gramStart"/>
+      <w:proofErr w:type="spellEnd"/>
       <w:r>
         <w:rPr>
           <w:rFonts w:eastAsia="Neue Hans Kendrick Light" w:cs="Neue Hans Kendrick Light"/>
@@ -3769,9 +3587,8 @@
           <w:u w:val="single"/>
           <w:lang w:val="en-US" w:eastAsia="de-DE" w:bidi="de-DE"/>
         </w:rPr>
-        <w:t>contract</w:t>
+        <w:t xml:space="preserve"> </w:t>
       </w:r>
-      <w:proofErr w:type="spellEnd"/>
       <w:r>
         <w:rPr>
           <w:rFonts w:eastAsia="Neue Hans Kendrick Light" w:cs="Neue Hans Kendrick Light"/>
@@ -3781,20 +3598,8 @@
           <w:u w:val="single"/>
           <w:lang w:val="en-US" w:eastAsia="de-DE" w:bidi="de-DE"/>
         </w:rPr>
-        <w:t xml:space="preserve"> </w:t>
-      </w:r>
-      <w:r>
-        <w:rPr>
-          <w:rFonts w:eastAsia="Neue Hans Kendrick Light" w:cs="Neue Hans Kendrick Light"/>
-          <w:b/>
-          <w:color w:val="000000"/>
-          <w:sz w:val="18"/>
-          <w:u w:val="single"/>
-          <w:lang w:val="en-US" w:eastAsia="de-DE" w:bidi="de-DE"/>
-        </w:rPr>
         <w:t>%}</w:t>
       </w:r>
-      <w:proofErr w:type="gramEnd"/>
     </w:p>
     <w:p>
       <w:pPr>
@@ -6871,8 +6676,8 @@
       </w:tblPr>
       <w:tblGrid>
         <w:gridCol w:w="3150"/>
-        <w:gridCol w:w="1710"/>
-        <w:gridCol w:w="1620"/>
+        <w:gridCol w:w="1530"/>
+        <w:gridCol w:w="1800"/>
         <w:gridCol w:w="1440"/>
         <w:gridCol w:w="1573"/>
       </w:tblGrid>
@@ -6923,7 +6728,7 @@
         </w:tc>
         <w:tc>
           <w:tcPr>
-            <w:tcW w:w="1710" w:type="dxa"/>
+            <w:tcW w:w="1530" w:type="dxa"/>
             <w:shd w:val="clear" w:color="auto" w:fill="C0C0C0"/>
           </w:tcPr>
           <w:p>
@@ -6980,7 +6785,7 @@
         </w:tc>
         <w:tc>
           <w:tcPr>
-            <w:tcW w:w="1620" w:type="dxa"/>
+            <w:tcW w:w="1800" w:type="dxa"/>
             <w:shd w:val="clear" w:color="auto" w:fill="C0C0C0"/>
           </w:tcPr>
           <w:p>
@@ -7236,27 +7041,17 @@
           <w:szCs w:val="2"/>
           <w:lang w:val="en-US"/>
         </w:rPr>
-        <w:t>lp_</w:t>
+        <w:t>lp_sections</w:t>
       </w:r>
-      <w:proofErr w:type="gramStart"/>
+      <w:proofErr w:type="spellEnd"/>
       <w:r>
         <w:rPr>
           <w:sz w:val="2"/>
           <w:szCs w:val="2"/>
           <w:lang w:val="en-US"/>
         </w:rPr>
-        <w:t>sections</w:t>
-      </w:r>
-      <w:proofErr w:type="spellEnd"/>
-      <w:r>
-        <w:rPr>
-          <w:sz w:val="2"/>
-          <w:szCs w:val="2"/>
-          <w:lang w:val="en-US"/>
-        </w:rPr>
         <w:t xml:space="preserve"> %}</w:t>
       </w:r>
-      <w:proofErr w:type="gramEnd"/>
     </w:p>
     <w:tbl>
       <w:tblPr>
@@ -7272,8 +7067,8 @@
       <w:tblGrid>
         <w:gridCol w:w="2880"/>
         <w:gridCol w:w="270"/>
-        <w:gridCol w:w="1710"/>
-        <w:gridCol w:w="1620"/>
+        <w:gridCol w:w="1530"/>
+        <w:gridCol w:w="1800"/>
         <w:gridCol w:w="1440"/>
         <w:gridCol w:w="1573"/>
       </w:tblGrid>
@@ -7311,7 +7106,6 @@
               </w:rPr>
             </w:pPr>
             <w:bookmarkStart w:id="7" w:name="_Hlk190349867"/>
-            <w:proofErr w:type="gramStart"/>
             <w:r>
               <w:rPr>
                 <w:rFonts w:eastAsia="Neue Hans Kendrick Light" w:cs="Neue Hans Kendrick Light"/>
@@ -7325,15 +7119,7 @@
                 <w:rFonts w:eastAsia="Neue Hans Kendrick Light" w:cs="Neue Hans Kendrick Light"/>
                 <w:lang w:val="en-US" w:eastAsia="de-DE" w:bidi="de-DE"/>
               </w:rPr>
-              <w:t>lp</w:t>
-            </w:r>
-            <w:proofErr w:type="gramEnd"/>
-            <w:r>
-              <w:rPr>
-                <w:rFonts w:eastAsia="Neue Hans Kendrick Light" w:cs="Neue Hans Kendrick Light"/>
-                <w:lang w:val="en-US" w:eastAsia="de-DE" w:bidi="de-DE"/>
-              </w:rPr>
-              <w:t>.lp_name</w:t>
+              <w:t>lp.lp_name</w:t>
             </w:r>
             <w:proofErr w:type="spellEnd"/>
             <w:r>
@@ -7384,7 +7170,6 @@
               <w:t xml:space="preserve">{% for item in </w:t>
             </w:r>
             <w:proofErr w:type="spellStart"/>
-            <w:proofErr w:type="gramStart"/>
             <w:r>
               <w:rPr>
                 <w:rFonts w:eastAsia="Neue Hans Kendrick Light" w:cs="Neue Hans Kendrick Light"/>
@@ -7396,7 +7181,6 @@
               <w:t>lp.Item</w:t>
             </w:r>
             <w:proofErr w:type="spellEnd"/>
-            <w:proofErr w:type="gramEnd"/>
             <w:r>
               <w:rPr>
                 <w:rFonts w:eastAsia="Neue Hans Kendrick Light" w:cs="Neue Hans Kendrick Light"/>
@@ -7411,7 +7195,7 @@
         </w:tc>
         <w:tc>
           <w:tcPr>
-            <w:tcW w:w="1710" w:type="dxa"/>
+            <w:tcW w:w="1530" w:type="dxa"/>
             <w:shd w:val="clear" w:color="auto" w:fill="DBDBDB" w:themeFill="accent3" w:themeFillTint="66"/>
           </w:tcPr>
           <w:p>
@@ -7473,37 +7257,21 @@
                 <w:rFonts w:eastAsia="Neue Hans Kendrick Light" w:cs="Neue Hans Kendrick Light"/>
                 <w:lang w:val="en-US" w:eastAsia="de-DE" w:bidi="de-DE"/>
               </w:rPr>
-              <w:t>lp_</w:t>
-            </w:r>
-            <w:proofErr w:type="gramStart"/>
+              <w:t>lp_percentage</w:t>
+            </w:r>
+            <w:proofErr w:type="spellEnd"/>
             <w:r>
               <w:rPr>
                 <w:rFonts w:eastAsia="Neue Hans Kendrick Light" w:cs="Neue Hans Kendrick Light"/>
                 <w:lang w:val="en-US" w:eastAsia="de-DE" w:bidi="de-DE"/>
               </w:rPr>
-              <w:t>percentage</w:t>
-            </w:r>
-            <w:proofErr w:type="spellEnd"/>
+              <w:t xml:space="preserve"> }}</w:t>
+            </w:r>
             <w:r>
               <w:rPr>
                 <w:rFonts w:eastAsia="Neue Hans Kendrick Light" w:cs="Neue Hans Kendrick Light"/>
                 <w:lang w:val="en-US" w:eastAsia="de-DE" w:bidi="de-DE"/>
               </w:rPr>
-              <w:t xml:space="preserve"> }</w:t>
-            </w:r>
-            <w:proofErr w:type="gramEnd"/>
-            <w:r>
-              <w:rPr>
-                <w:rFonts w:eastAsia="Neue Hans Kendrick Light" w:cs="Neue Hans Kendrick Light"/>
-                <w:lang w:val="en-US" w:eastAsia="de-DE" w:bidi="de-DE"/>
-              </w:rPr>
-              <w:t>}</w:t>
-            </w:r>
-            <w:r>
-              <w:rPr>
-                <w:rFonts w:eastAsia="Neue Hans Kendrick Light" w:cs="Neue Hans Kendrick Light"/>
-                <w:lang w:val="en-US" w:eastAsia="de-DE" w:bidi="de-DE"/>
-              </w:rPr>
               <w:t xml:space="preserve"> </w:t>
             </w:r>
             <w:r>
@@ -7518,7 +7286,7 @@
         </w:tc>
         <w:tc>
           <w:tcPr>
-            <w:tcW w:w="1620" w:type="dxa"/>
+            <w:tcW w:w="1800" w:type="dxa"/>
             <w:shd w:val="clear" w:color="auto" w:fill="DBDBDB" w:themeFill="accent3" w:themeFillTint="66"/>
           </w:tcPr>
           <w:p>
@@ -7582,7 +7350,6 @@
               </w:rPr>
               <w:t>lp_</w:t>
             </w:r>
-            <w:proofErr w:type="gramStart"/>
             <w:r>
               <w:rPr>
                 <w:rFonts w:eastAsia="Neue Hans Kendrick Light" w:cs="Neue Hans Kendrick Light"/>
@@ -7596,15 +7363,7 @@
                 <w:rFonts w:eastAsia="Neue Hans Kendrick Light" w:cs="Neue Hans Kendrick Light"/>
                 <w:lang w:val="en-US" w:eastAsia="de-DE" w:bidi="de-DE"/>
               </w:rPr>
-              <w:t xml:space="preserve"> }</w:t>
-            </w:r>
-            <w:proofErr w:type="gramEnd"/>
-            <w:r>
-              <w:rPr>
-                <w:rFonts w:eastAsia="Neue Hans Kendrick Light" w:cs="Neue Hans Kendrick Light"/>
-                <w:lang w:val="en-US" w:eastAsia="de-DE" w:bidi="de-DE"/>
-              </w:rPr>
-              <w:t>}</w:t>
+              <w:t xml:space="preserve"> }}</w:t>
             </w:r>
             <w:r>
               <w:rPr>
@@ -7652,7 +7411,6 @@
                 <w:lang w:val="en-US" w:eastAsia="de-DE" w:bidi="de-DE"/>
               </w:rPr>
             </w:pPr>
-            <w:proofErr w:type="gramStart"/>
             <w:r>
               <w:rPr>
                 <w:rFonts w:eastAsia="Neue Hans Kendrick Light" w:cs="Neue Hans Kendrick Light"/>
@@ -7666,39 +7424,15 @@
                 <w:rFonts w:eastAsia="Neue Hans Kendrick Light" w:cs="Neue Hans Kendrick Light"/>
                 <w:lang w:val="en-US" w:eastAsia="de-DE" w:bidi="de-DE"/>
               </w:rPr>
-              <w:t>item</w:t>
-            </w:r>
-            <w:proofErr w:type="gramEnd"/>
+              <w:t>item.quantity</w:t>
+            </w:r>
+            <w:proofErr w:type="spellEnd"/>
             <w:r>
               <w:rPr>
                 <w:rFonts w:eastAsia="Neue Hans Kendrick Light" w:cs="Neue Hans Kendrick Light"/>
                 <w:lang w:val="en-US" w:eastAsia="de-DE" w:bidi="de-DE"/>
               </w:rPr>
-              <w:t>.</w:t>
-            </w:r>
-            <w:proofErr w:type="gramStart"/>
-            <w:r>
-              <w:rPr>
-                <w:rFonts w:eastAsia="Neue Hans Kendrick Light" w:cs="Neue Hans Kendrick Light"/>
-                <w:lang w:val="en-US" w:eastAsia="de-DE" w:bidi="de-DE"/>
-              </w:rPr>
-              <w:t>quantity</w:t>
-            </w:r>
-            <w:proofErr w:type="spellEnd"/>
-            <w:r>
-              <w:rPr>
-                <w:rFonts w:eastAsia="Neue Hans Kendrick Light" w:cs="Neue Hans Kendrick Light"/>
-                <w:lang w:val="en-US" w:eastAsia="de-DE" w:bidi="de-DE"/>
-              </w:rPr>
-              <w:t xml:space="preserve"> }</w:t>
-            </w:r>
-            <w:proofErr w:type="gramEnd"/>
-            <w:r>
-              <w:rPr>
-                <w:rFonts w:eastAsia="Neue Hans Kendrick Light" w:cs="Neue Hans Kendrick Light"/>
-                <w:lang w:val="en-US" w:eastAsia="de-DE" w:bidi="de-DE"/>
-              </w:rPr>
-              <w:t>}</w:t>
+              <w:t xml:space="preserve"> }}</w:t>
             </w:r>
             <w:r>
               <w:rPr>
@@ -7823,45 +7557,7 @@
           <w:szCs w:val="2"/>
           <w:lang w:val="en-US" w:eastAsia="de-DE" w:bidi="de-DE"/>
         </w:rPr>
-        <w:t xml:space="preserve"> %}</w:t>
-      </w:r>
-    </w:p>
-    <w:p>
-      <w:pPr>
-        <w:tabs>
-          <w:tab w:val="left" w:pos="1134"/>
-          <w:tab w:val="left" w:pos="2268"/>
-          <w:tab w:val="left" w:pos="3402"/>
-          <w:tab w:val="left" w:pos="4536"/>
-          <w:tab w:val="left" w:pos="5670"/>
-          <w:tab w:val="left" w:pos="6804"/>
-          <w:tab w:val="left" w:pos="7938"/>
-          <w:tab w:val="left" w:pos="9072"/>
-          <w:tab w:val="left" w:pos="10206"/>
-          <w:tab w:val="left" w:pos="11340"/>
-          <w:tab w:val="left" w:pos="12474"/>
-          <w:tab w:val="left" w:pos="13608"/>
-          <w:tab w:val="left" w:pos="14742"/>
-          <w:tab w:val="left" w:pos="15876"/>
-        </w:tabs>
-        <w:spacing w:line="259" w:lineRule="auto"/>
-        <w:rPr>
-          <w:rFonts w:eastAsia="Neue Hans Kendrick Light" w:cs="Neue Hans Kendrick Light"/>
-          <w:b/>
-          <w:sz w:val="2"/>
-          <w:szCs w:val="2"/>
-          <w:lang w:val="en-US" w:eastAsia="de-DE" w:bidi="de-DE"/>
-        </w:rPr>
-      </w:pPr>
-      <w:r>
-        <w:rPr>
-          <w:rFonts w:eastAsia="Neue Hans Kendrick Light" w:cs="Neue Hans Kendrick Light"/>
-          <w:b/>
-          <w:sz w:val="2"/>
-          <w:szCs w:val="2"/>
-          <w:lang w:val="en-US" w:eastAsia="de-DE" w:bidi="de-DE"/>
-        </w:rPr>
-        <w:t xml:space="preserve">{% </w:t>
+        <w:t xml:space="preserve"> %}{% </w:t>
       </w:r>
       <w:proofErr w:type="spellStart"/>
       <w:r>
@@ -7902,8 +7598,8 @@
       </w:tblPr>
       <w:tblGrid>
         <w:gridCol w:w="3150"/>
-        <w:gridCol w:w="1710"/>
-        <w:gridCol w:w="1620"/>
+        <w:gridCol w:w="1530"/>
+        <w:gridCol w:w="1800"/>
         <w:gridCol w:w="1440"/>
         <w:gridCol w:w="1583"/>
       </w:tblGrid>
@@ -7971,7 +7667,7 @@
         </w:tc>
         <w:tc>
           <w:tcPr>
-            <w:tcW w:w="1710" w:type="dxa"/>
+            <w:tcW w:w="1530" w:type="dxa"/>
             <w:tcBorders>
               <w:top w:val="single" w:sz="2" w:space="0" w:color="auto"/>
             </w:tcBorders>
@@ -8043,7 +7739,7 @@
         </w:tc>
         <w:tc>
           <w:tcPr>
-            <w:tcW w:w="1620" w:type="dxa"/>
+            <w:tcW w:w="1800" w:type="dxa"/>
             <w:tcBorders>
               <w:top w:val="single" w:sz="2" w:space="0" w:color="auto"/>
             </w:tcBorders>
@@ -8359,9 +8055,9 @@
       </w:tblPr>
       <w:tblGrid>
         <w:gridCol w:w="3150"/>
-        <w:gridCol w:w="1350"/>
-        <w:gridCol w:w="990"/>
-        <w:gridCol w:w="990"/>
+        <w:gridCol w:w="1530"/>
+        <w:gridCol w:w="900"/>
+        <w:gridCol w:w="900"/>
         <w:gridCol w:w="1440"/>
         <w:gridCol w:w="1573"/>
       </w:tblGrid>
@@ -8412,7 +8108,7 @@
         </w:tc>
         <w:tc>
           <w:tcPr>
-            <w:tcW w:w="1350" w:type="dxa"/>
+            <w:tcW w:w="1530" w:type="dxa"/>
             <w:shd w:val="clear" w:color="auto" w:fill="C0C0C0"/>
           </w:tcPr>
           <w:p>
@@ -8477,7 +8173,7 @@
         </w:tc>
         <w:tc>
           <w:tcPr>
-            <w:tcW w:w="990" w:type="dxa"/>
+            <w:tcW w:w="900" w:type="dxa"/>
             <w:shd w:val="clear" w:color="auto" w:fill="C0C0C0"/>
           </w:tcPr>
           <w:p>
@@ -8542,7 +8238,7 @@
         </w:tc>
         <w:tc>
           <w:tcPr>
-            <w:tcW w:w="990" w:type="dxa"/>
+            <w:tcW w:w="900" w:type="dxa"/>
             <w:shd w:val="clear" w:color="auto" w:fill="C0C0C0"/>
           </w:tcPr>
           <w:p>
@@ -8634,7 +8330,7 @@
                 <w:b/>
                 <w:lang w:eastAsia="de-DE" w:bidi="de-DE"/>
               </w:rPr>
-              <w:t xml:space="preserve">onorar / </w:t>
+              <w:t>onorar/</w:t>
             </w:r>
             <w:r>
               <w:rPr>
@@ -8720,27 +8416,17 @@
           <w:szCs w:val="8"/>
           <w:lang w:val="en-US"/>
         </w:rPr>
-        <w:t>contract_</w:t>
+        <w:t>contract_sections</w:t>
       </w:r>
-      <w:proofErr w:type="gramStart"/>
+      <w:proofErr w:type="spellEnd"/>
       <w:r>
         <w:rPr>
           <w:sz w:val="2"/>
           <w:szCs w:val="8"/>
           <w:lang w:val="en-US"/>
         </w:rPr>
-        <w:t>sections</w:t>
-      </w:r>
-      <w:proofErr w:type="spellEnd"/>
-      <w:r>
-        <w:rPr>
-          <w:sz w:val="2"/>
-          <w:szCs w:val="8"/>
-          <w:lang w:val="en-US"/>
-        </w:rPr>
         <w:t xml:space="preserve"> %}</w:t>
       </w:r>
-      <w:proofErr w:type="gramEnd"/>
     </w:p>
     <w:tbl>
       <w:tblPr>
@@ -8754,8 +8440,8 @@
       </w:tblPr>
       <w:tblGrid>
         <w:gridCol w:w="3150"/>
-        <w:gridCol w:w="1350"/>
-        <w:gridCol w:w="3420"/>
+        <w:gridCol w:w="1530"/>
+        <w:gridCol w:w="3240"/>
         <w:gridCol w:w="1573"/>
       </w:tblGrid>
       <w:tr>
@@ -8798,29 +8484,28 @@
               <w:t>{{</w:t>
             </w:r>
             <w:proofErr w:type="spellStart"/>
-            <w:proofErr w:type="gramStart"/>
             <w:r>
               <w:rPr>
                 <w:rFonts w:eastAsia="Neue Hans Kendrick Light" w:cs="Neue Hans Kendrick Light"/>
                 <w:lang w:val="en-US" w:eastAsia="de-DE" w:bidi="de-DE"/>
               </w:rPr>
-              <w:t>section.section</w:t>
-            </w:r>
-            <w:proofErr w:type="gramEnd"/>
+              <w:t>section.section_serial</w:t>
+            </w:r>
+            <w:proofErr w:type="spellEnd"/>
             <w:r>
               <w:rPr>
                 <w:rFonts w:eastAsia="Neue Hans Kendrick Light" w:cs="Neue Hans Kendrick Light"/>
                 <w:lang w:val="en-US" w:eastAsia="de-DE" w:bidi="de-DE"/>
               </w:rPr>
-              <w:t>_</w:t>
-            </w:r>
-            <w:proofErr w:type="gramStart"/>
+              <w:t xml:space="preserve"> }}. {{ </w:t>
+            </w:r>
+            <w:proofErr w:type="spellStart"/>
             <w:r>
               <w:rPr>
                 <w:rFonts w:eastAsia="Neue Hans Kendrick Light" w:cs="Neue Hans Kendrick Light"/>
                 <w:lang w:val="en-US" w:eastAsia="de-DE" w:bidi="de-DE"/>
               </w:rPr>
-              <w:t>serial</w:t>
+              <w:t>section.section_name</w:t>
             </w:r>
             <w:proofErr w:type="spellEnd"/>
             <w:r>
@@ -8828,53 +8513,13 @@
                 <w:rFonts w:eastAsia="Neue Hans Kendrick Light" w:cs="Neue Hans Kendrick Light"/>
                 <w:lang w:val="en-US" w:eastAsia="de-DE" w:bidi="de-DE"/>
               </w:rPr>
-              <w:t xml:space="preserve"> }</w:t>
-            </w:r>
-            <w:proofErr w:type="gramEnd"/>
-            <w:r>
-              <w:rPr>
-                <w:rFonts w:eastAsia="Neue Hans Kendrick Light" w:cs="Neue Hans Kendrick Light"/>
-                <w:lang w:val="en-US" w:eastAsia="de-DE" w:bidi="de-DE"/>
-              </w:rPr>
-              <w:t xml:space="preserve">}. </w:t>
-            </w:r>
-            <w:proofErr w:type="gramStart"/>
-            <w:r>
-              <w:rPr>
-                <w:rFonts w:eastAsia="Neue Hans Kendrick Light" w:cs="Neue Hans Kendrick Light"/>
-                <w:lang w:val="en-US" w:eastAsia="de-DE" w:bidi="de-DE"/>
-              </w:rPr>
-              <w:t xml:space="preserve">{{ </w:t>
-            </w:r>
-            <w:proofErr w:type="spellStart"/>
-            <w:r>
-              <w:rPr>
-                <w:rFonts w:eastAsia="Neue Hans Kendrick Light" w:cs="Neue Hans Kendrick Light"/>
-                <w:lang w:val="en-US" w:eastAsia="de-DE" w:bidi="de-DE"/>
-              </w:rPr>
-              <w:t>section</w:t>
-            </w:r>
-            <w:proofErr w:type="gramEnd"/>
-            <w:r>
-              <w:rPr>
-                <w:rFonts w:eastAsia="Neue Hans Kendrick Light" w:cs="Neue Hans Kendrick Light"/>
-                <w:lang w:val="en-US" w:eastAsia="de-DE" w:bidi="de-DE"/>
-              </w:rPr>
-              <w:t>.section_name</w:t>
-            </w:r>
-            <w:proofErr w:type="spellEnd"/>
-            <w:r>
-              <w:rPr>
-                <w:rFonts w:eastAsia="Neue Hans Kendrick Light" w:cs="Neue Hans Kendrick Light"/>
-                <w:lang w:val="en-US" w:eastAsia="de-DE" w:bidi="de-DE"/>
-              </w:rPr>
               <w:t xml:space="preserve"> }}</w:t>
             </w:r>
           </w:p>
         </w:tc>
         <w:tc>
           <w:tcPr>
-            <w:tcW w:w="1350" w:type="dxa"/>
+            <w:tcW w:w="1530" w:type="dxa"/>
             <w:shd w:val="clear" w:color="auto" w:fill="E5E5E5"/>
           </w:tcPr>
           <w:p>
@@ -8945,7 +8590,7 @@
         </w:tc>
         <w:tc>
           <w:tcPr>
-            <w:tcW w:w="3420" w:type="dxa"/>
+            <w:tcW w:w="3240" w:type="dxa"/>
             <w:shd w:val="clear" w:color="auto" w:fill="E5E5E5"/>
           </w:tcPr>
           <w:p>
@@ -9054,7 +8699,6 @@
         <w:t xml:space="preserve">{% for item in </w:t>
       </w:r>
       <w:proofErr w:type="spellStart"/>
-      <w:proofErr w:type="gramStart"/>
       <w:r>
         <w:rPr>
           <w:rFonts w:eastAsia="Neue Hans Kendrick Light" w:cs="Neue Hans Kendrick Light"/>
@@ -9066,7 +8710,6 @@
         <w:t>section.Item</w:t>
       </w:r>
       <w:proofErr w:type="spellEnd"/>
-      <w:proofErr w:type="gramEnd"/>
       <w:r>
         <w:rPr>
           <w:rFonts w:eastAsia="Neue Hans Kendrick Light" w:cs="Neue Hans Kendrick Light"/>
@@ -9091,9 +8734,9 @@
       <w:tblGrid>
         <w:gridCol w:w="432"/>
         <w:gridCol w:w="2718"/>
-        <w:gridCol w:w="1350"/>
-        <w:gridCol w:w="990"/>
-        <w:gridCol w:w="990"/>
+        <w:gridCol w:w="1530"/>
+        <w:gridCol w:w="900"/>
+        <w:gridCol w:w="900"/>
         <w:gridCol w:w="1440"/>
         <w:gridCol w:w="1573"/>
       </w:tblGrid>
@@ -9130,7 +8773,6 @@
                 <w:lang w:val="en-US" w:eastAsia="de-DE" w:bidi="de-DE"/>
               </w:rPr>
             </w:pPr>
-            <w:proofErr w:type="gramStart"/>
             <w:r>
               <w:rPr>
                 <w:rFonts w:eastAsia="Neue Hans Kendrick Light" w:cs="Neue Hans Kendrick Light"/>
@@ -9144,15 +8786,7 @@
                 <w:rFonts w:eastAsia="Neue Hans Kendrick Light" w:cs="Neue Hans Kendrick Light"/>
                 <w:lang w:val="en-US" w:eastAsia="de-DE" w:bidi="de-DE"/>
               </w:rPr>
-              <w:t>item</w:t>
-            </w:r>
-            <w:proofErr w:type="gramEnd"/>
-            <w:r>
-              <w:rPr>
-                <w:rFonts w:eastAsia="Neue Hans Kendrick Light" w:cs="Neue Hans Kendrick Light"/>
-                <w:lang w:val="en-US" w:eastAsia="de-DE" w:bidi="de-DE"/>
-              </w:rPr>
-              <w:t>.Item_serial</w:t>
+              <w:t>item.Item_serial</w:t>
             </w:r>
             <w:proofErr w:type="spellEnd"/>
             <w:r>
@@ -9191,7 +8825,6 @@
                 <w:lang w:val="en-US" w:eastAsia="de-DE" w:bidi="de-DE"/>
               </w:rPr>
             </w:pPr>
-            <w:proofErr w:type="gramStart"/>
             <w:r>
               <w:rPr>
                 <w:rFonts w:eastAsia="Neue Hans Kendrick Light" w:cs="Neue Hans Kendrick Light"/>
@@ -9205,29 +8838,21 @@
                 <w:rFonts w:eastAsia="Neue Hans Kendrick Light" w:cs="Neue Hans Kendrick Light"/>
                 <w:lang w:val="en-US" w:eastAsia="de-DE" w:bidi="de-DE"/>
               </w:rPr>
-              <w:t>item</w:t>
-            </w:r>
-            <w:proofErr w:type="gramEnd"/>
+              <w:t>item.Item_name</w:t>
+            </w:r>
+            <w:proofErr w:type="spellEnd"/>
             <w:r>
               <w:rPr>
                 <w:rFonts w:eastAsia="Neue Hans Kendrick Light" w:cs="Neue Hans Kendrick Light"/>
                 <w:lang w:val="en-US" w:eastAsia="de-DE" w:bidi="de-DE"/>
               </w:rPr>
-              <w:t>.Item_name</w:t>
-            </w:r>
-            <w:proofErr w:type="spellEnd"/>
-            <w:r>
-              <w:rPr>
-                <w:rFonts w:eastAsia="Neue Hans Kendrick Light" w:cs="Neue Hans Kendrick Light"/>
-                <w:lang w:val="en-US" w:eastAsia="de-DE" w:bidi="de-DE"/>
-              </w:rPr>
               <w:t xml:space="preserve"> }}</w:t>
             </w:r>
           </w:p>
         </w:tc>
         <w:tc>
           <w:tcPr>
-            <w:tcW w:w="1350" w:type="dxa"/>
+            <w:tcW w:w="1530" w:type="dxa"/>
           </w:tcPr>
           <w:p>
             <w:pPr>
@@ -9257,7 +8882,7 @@
         </w:tc>
         <w:tc>
           <w:tcPr>
-            <w:tcW w:w="990" w:type="dxa"/>
+            <w:tcW w:w="900" w:type="dxa"/>
           </w:tcPr>
           <w:p>
             <w:pPr>
@@ -9294,7 +8919,7 @@
         </w:tc>
         <w:tc>
           <w:tcPr>
-            <w:tcW w:w="990" w:type="dxa"/>
+            <w:tcW w:w="900" w:type="dxa"/>
           </w:tcPr>
           <w:p>
             <w:pPr>
@@ -9613,7 +9238,7 @@
           <w:b/>
           <w:sz w:val="2"/>
           <w:szCs w:val="6"/>
-          <w:lang w:eastAsia="de-DE" w:bidi="de-DE"/>
+          <w:lang w:val="en-US" w:eastAsia="de-DE" w:bidi="de-DE"/>
         </w:rPr>
       </w:pPr>
       <w:r>
@@ -9626,26 +9251,7 @@
         </w:rPr>
         <w:t>{% else %}</w:t>
       </w:r>
-    </w:p>
-    <w:p>
-      <w:pPr>
-        <w:tabs>
-          <w:tab w:val="left" w:pos="1134"/>
-          <w:tab w:val="left" w:pos="2268"/>
-          <w:tab w:val="left" w:pos="3402"/>
-          <w:tab w:val="left" w:pos="4536"/>
-          <w:tab w:val="left" w:pos="5670"/>
-          <w:tab w:val="left" w:pos="6804"/>
-          <w:tab w:val="left" w:pos="7938"/>
-          <w:tab w:val="left" w:pos="9072"/>
-          <w:tab w:val="left" w:pos="10206"/>
-          <w:tab w:val="left" w:pos="11340"/>
-          <w:tab w:val="left" w:pos="12474"/>
-          <w:tab w:val="left" w:pos="13608"/>
-          <w:tab w:val="left" w:pos="14742"/>
-          <w:tab w:val="left" w:pos="15876"/>
-        </w:tabs>
-        <w:spacing w:line="259" w:lineRule="auto"/>
+      <w:r>
         <w:rPr>
           <w:rFonts w:eastAsia="Neue Hans Kendrick Light" w:cs="Neue Hans Kendrick Light"/>
           <w:b/>
@@ -9653,7 +9259,9 @@
           <w:szCs w:val="6"/>
           <w:lang w:val="en-US" w:eastAsia="de-DE" w:bidi="de-DE"/>
         </w:rPr>
-      </w:pPr>
+        <w:t xml:space="preserve">{% endif %}{% </w:t>
+      </w:r>
+      <w:proofErr w:type="spellStart"/>
       <w:r>
         <w:rPr>
           <w:rFonts w:eastAsia="Neue Hans Kendrick Light" w:cs="Neue Hans Kendrick Light"/>
@@ -9662,28 +9270,10 @@
           <w:szCs w:val="6"/>
           <w:lang w:val="en-US" w:eastAsia="de-DE" w:bidi="de-DE"/>
         </w:rPr>
-        <w:t>{% endif %}</w:t>
+        <w:t>endfor</w:t>
       </w:r>
-    </w:p>
-    <w:p>
-      <w:pPr>
-        <w:tabs>
-          <w:tab w:val="left" w:pos="1134"/>
-          <w:tab w:val="left" w:pos="2268"/>
-          <w:tab w:val="left" w:pos="3402"/>
-          <w:tab w:val="left" w:pos="4536"/>
-          <w:tab w:val="left" w:pos="5670"/>
-          <w:tab w:val="left" w:pos="6804"/>
-          <w:tab w:val="left" w:pos="7938"/>
-          <w:tab w:val="left" w:pos="9072"/>
-          <w:tab w:val="left" w:pos="10206"/>
-          <w:tab w:val="left" w:pos="11340"/>
-          <w:tab w:val="left" w:pos="12474"/>
-          <w:tab w:val="left" w:pos="13608"/>
-          <w:tab w:val="left" w:pos="14742"/>
-          <w:tab w:val="left" w:pos="15876"/>
-        </w:tabs>
-        <w:spacing w:line="259" w:lineRule="auto"/>
+      <w:proofErr w:type="spellEnd"/>
+      <w:r>
         <w:rPr>
           <w:rFonts w:eastAsia="Neue Hans Kendrick Light" w:cs="Neue Hans Kendrick Light"/>
           <w:b/>
@@ -9691,104 +9281,7 @@
           <w:szCs w:val="6"/>
           <w:lang w:val="en-US" w:eastAsia="de-DE" w:bidi="de-DE"/>
         </w:rPr>
-      </w:pPr>
-    </w:p>
-    <w:p>
-      <w:pPr>
-        <w:tabs>
-          <w:tab w:val="left" w:pos="1134"/>
-          <w:tab w:val="left" w:pos="2268"/>
-          <w:tab w:val="left" w:pos="3402"/>
-          <w:tab w:val="left" w:pos="4536"/>
-          <w:tab w:val="left" w:pos="5670"/>
-          <w:tab w:val="left" w:pos="6804"/>
-          <w:tab w:val="left" w:pos="7938"/>
-          <w:tab w:val="left" w:pos="9072"/>
-          <w:tab w:val="left" w:pos="10206"/>
-          <w:tab w:val="left" w:pos="11340"/>
-          <w:tab w:val="left" w:pos="12474"/>
-          <w:tab w:val="left" w:pos="13608"/>
-          <w:tab w:val="left" w:pos="14742"/>
-          <w:tab w:val="left" w:pos="15876"/>
-        </w:tabs>
-        <w:spacing w:line="259" w:lineRule="auto"/>
-        <w:rPr>
-          <w:rFonts w:eastAsia="Neue Hans Kendrick Light" w:cs="Neue Hans Kendrick Light"/>
-          <w:b/>
-          <w:sz w:val="2"/>
-          <w:szCs w:val="6"/>
-          <w:lang w:val="en-US" w:eastAsia="de-DE" w:bidi="de-DE"/>
-        </w:rPr>
-      </w:pPr>
-      <w:r>
-        <w:rPr>
-          <w:rFonts w:eastAsia="Neue Hans Kendrick Light" w:cs="Neue Hans Kendrick Light"/>
-          <w:b/>
-          <w:sz w:val="2"/>
-          <w:szCs w:val="6"/>
-          <w:lang w:val="en-US" w:eastAsia="de-DE" w:bidi="de-DE"/>
-        </w:rPr>
-        <w:t xml:space="preserve">{% </w:t>
-      </w:r>
-      <w:proofErr w:type="spellStart"/>
-      <w:r>
-        <w:rPr>
-          <w:rFonts w:eastAsia="Neue Hans Kendrick Light" w:cs="Neue Hans Kendrick Light"/>
-          <w:b/>
-          <w:sz w:val="2"/>
-          <w:szCs w:val="6"/>
-          <w:lang w:val="en-US" w:eastAsia="de-DE" w:bidi="de-DE"/>
-        </w:rPr>
-        <w:t>endfor</w:t>
-      </w:r>
-      <w:proofErr w:type="spellEnd"/>
-      <w:r>
-        <w:rPr>
-          <w:rFonts w:eastAsia="Neue Hans Kendrick Light" w:cs="Neue Hans Kendrick Light"/>
-          <w:b/>
-          <w:sz w:val="2"/>
-          <w:szCs w:val="6"/>
-          <w:lang w:val="en-US" w:eastAsia="de-DE" w:bidi="de-DE"/>
-        </w:rPr>
-        <w:t xml:space="preserve"> %}</w:t>
-      </w:r>
-    </w:p>
-    <w:p>
-      <w:pPr>
-        <w:tabs>
-          <w:tab w:val="left" w:pos="1134"/>
-          <w:tab w:val="left" w:pos="2268"/>
-          <w:tab w:val="left" w:pos="3402"/>
-          <w:tab w:val="left" w:pos="4536"/>
-          <w:tab w:val="left" w:pos="5670"/>
-          <w:tab w:val="left" w:pos="6804"/>
-          <w:tab w:val="left" w:pos="7938"/>
-          <w:tab w:val="left" w:pos="9072"/>
-          <w:tab w:val="left" w:pos="10206"/>
-          <w:tab w:val="left" w:pos="11340"/>
-          <w:tab w:val="left" w:pos="12474"/>
-          <w:tab w:val="left" w:pos="13608"/>
-          <w:tab w:val="left" w:pos="14742"/>
-          <w:tab w:val="left" w:pos="15876"/>
-        </w:tabs>
-        <w:spacing w:line="259" w:lineRule="auto"/>
-        <w:rPr>
-          <w:rFonts w:eastAsia="Neue Hans Kendrick Light" w:cs="Neue Hans Kendrick Light"/>
-          <w:b/>
-          <w:sz w:val="2"/>
-          <w:szCs w:val="6"/>
-          <w:lang w:val="en-US" w:eastAsia="de-DE" w:bidi="de-DE"/>
-        </w:rPr>
-      </w:pPr>
-      <w:r>
-        <w:rPr>
-          <w:rFonts w:eastAsia="Neue Hans Kendrick Light" w:cs="Neue Hans Kendrick Light"/>
-          <w:b/>
-          <w:sz w:val="2"/>
-          <w:szCs w:val="6"/>
-          <w:lang w:val="en-US" w:eastAsia="de-DE" w:bidi="de-DE"/>
-        </w:rPr>
-        <w:t xml:space="preserve">{% </w:t>
+        <w:t xml:space="preserve"> %}{% </w:t>
       </w:r>
       <w:proofErr w:type="spellStart"/>
       <w:r>
@@ -9829,8 +9322,8 @@
       </w:tblPr>
       <w:tblGrid>
         <w:gridCol w:w="3150"/>
-        <w:gridCol w:w="1350"/>
-        <w:gridCol w:w="3420"/>
+        <w:gridCol w:w="1530"/>
+        <w:gridCol w:w="3240"/>
         <w:gridCol w:w="1583"/>
       </w:tblGrid>
       <w:tr>
@@ -9881,7 +9374,7 @@
         </w:tc>
         <w:tc>
           <w:tcPr>
-            <w:tcW w:w="1350" w:type="dxa"/>
+            <w:tcW w:w="1530" w:type="dxa"/>
             <w:tcBorders>
               <w:top w:val="single" w:sz="2" w:space="0" w:color="auto"/>
             </w:tcBorders>
@@ -9976,7 +9469,7 @@
         </w:tc>
         <w:tc>
           <w:tcPr>
-            <w:tcW w:w="3420" w:type="dxa"/>
+            <w:tcW w:w="3240" w:type="dxa"/>
             <w:tcBorders>
               <w:top w:val="single" w:sz="2" w:space="0" w:color="auto"/>
             </w:tcBorders>
@@ -10144,9 +9637,9 @@
           <w:u w:val="single"/>
           <w:lang w:val="en-US" w:eastAsia="de-DE" w:bidi="de-DE"/>
         </w:rPr>
-        <w:t>additional_fee_</w:t>
+        <w:t>additional_fee_percentage</w:t>
       </w:r>
-      <w:proofErr w:type="gramStart"/>
+      <w:proofErr w:type="spellEnd"/>
       <w:r>
         <w:rPr>
           <w:rFonts w:eastAsia="Neue Hans Kendrick Light" w:cs="Neue Hans Kendrick Light"/>
@@ -10156,21 +9649,8 @@
           <w:u w:val="single"/>
           <w:lang w:val="en-US" w:eastAsia="de-DE" w:bidi="de-DE"/>
         </w:rPr>
-        <w:t>percentage</w:t>
-      </w:r>
-      <w:proofErr w:type="spellEnd"/>
-      <w:r>
-        <w:rPr>
-          <w:rFonts w:eastAsia="Neue Hans Kendrick Light" w:cs="Neue Hans Kendrick Light"/>
-          <w:b/>
-          <w:color w:val="000000"/>
-          <w:sz w:val="18"/>
-          <w:u w:val="single"/>
-          <w:lang w:val="en-US" w:eastAsia="de-DE" w:bidi="de-DE"/>
-        </w:rPr>
         <w:t xml:space="preserve"> %}</w:t>
       </w:r>
-      <w:proofErr w:type="gramEnd"/>
     </w:p>
     <w:p>
       <w:pPr>
@@ -10221,9 +9701,9 @@
       </w:tblPr>
       <w:tblGrid>
         <w:gridCol w:w="3150"/>
-        <w:gridCol w:w="2941"/>
-        <w:gridCol w:w="1559"/>
-        <w:gridCol w:w="1848"/>
+        <w:gridCol w:w="2520"/>
+        <w:gridCol w:w="2250"/>
+        <w:gridCol w:w="1578"/>
       </w:tblGrid>
       <w:tr>
         <w:trPr>
@@ -10270,7 +9750,7 @@
         </w:tc>
         <w:tc>
           <w:tcPr>
-            <w:tcW w:w="2941" w:type="dxa"/>
+            <w:tcW w:w="2520" w:type="dxa"/>
           </w:tcPr>
           <w:p>
             <w:pPr>
@@ -10308,7 +9788,7 @@
         </w:tc>
         <w:tc>
           <w:tcPr>
-            <w:tcW w:w="1559" w:type="dxa"/>
+            <w:tcW w:w="2250" w:type="dxa"/>
           </w:tcPr>
           <w:p>
             <w:pPr>
@@ -10392,7 +9872,7 @@
         </w:tc>
         <w:tc>
           <w:tcPr>
-            <w:tcW w:w="1848" w:type="dxa"/>
+            <w:tcW w:w="1578" w:type="dxa"/>
           </w:tcPr>
           <w:p>
             <w:pPr>
@@ -10491,7 +9971,6 @@
         <w:rPr>
           <w:rFonts w:eastAsia="Neue Hans Kendrick Light" w:cs="Neue Hans Kendrick Light"/>
           <w:b/>
-          <w:sz w:val="18"/>
           <w:lang w:eastAsia="de-DE" w:bidi="de-DE"/>
         </w:rPr>
       </w:pPr>
@@ -10515,8 +9994,8 @@
       </w:tblPr>
       <w:tblGrid>
         <w:gridCol w:w="3150"/>
-        <w:gridCol w:w="4500"/>
-        <w:gridCol w:w="1848"/>
+        <w:gridCol w:w="4770"/>
+        <w:gridCol w:w="1578"/>
       </w:tblGrid>
       <w:tr>
         <w:tc>
@@ -10567,7 +10046,7 @@
         </w:tc>
         <w:tc>
           <w:tcPr>
-            <w:tcW w:w="4500" w:type="dxa"/>
+            <w:tcW w:w="4770" w:type="dxa"/>
           </w:tcPr>
           <w:p>
             <w:pPr>
@@ -10599,7 +10078,7 @@
         </w:tc>
         <w:tc>
           <w:tcPr>
-            <w:tcW w:w="1848" w:type="dxa"/>
+            <w:tcW w:w="1578" w:type="dxa"/>
             <w:tcMar>
               <w:right w:w="51" w:type="dxa"/>
             </w:tcMar>
@@ -10748,9 +10227,9 @@
       </w:tblPr>
       <w:tblGrid>
         <w:gridCol w:w="3150"/>
-        <w:gridCol w:w="2941"/>
-        <w:gridCol w:w="1559"/>
-        <w:gridCol w:w="1911"/>
+        <w:gridCol w:w="2520"/>
+        <w:gridCol w:w="2250"/>
+        <w:gridCol w:w="1641"/>
       </w:tblGrid>
       <w:tr>
         <w:trPr>
@@ -10797,7 +10276,7 @@
         </w:tc>
         <w:tc>
           <w:tcPr>
-            <w:tcW w:w="2941" w:type="dxa"/>
+            <w:tcW w:w="2520" w:type="dxa"/>
           </w:tcPr>
           <w:p>
             <w:pPr>
@@ -10852,7 +10331,7 @@
         </w:tc>
         <w:tc>
           <w:tcPr>
-            <w:tcW w:w="1559" w:type="dxa"/>
+            <w:tcW w:w="2250" w:type="dxa"/>
           </w:tcPr>
           <w:p>
             <w:pPr>
@@ -10919,7 +10398,7 @@
         </w:tc>
         <w:tc>
           <w:tcPr>
-            <w:tcW w:w="1911" w:type="dxa"/>
+            <w:tcW w:w="1641" w:type="dxa"/>
           </w:tcPr>
           <w:p>
             <w:pPr>
@@ -11125,17 +10604,8 @@
           <w:rFonts w:eastAsia="Liberation Serif" w:cs="Liberation Serif"/>
           <w:lang w:val="en-US" w:eastAsia="x-none"/>
         </w:rPr>
-        <w:t>R</w:t>
+        <w:t>R' %}</w:t>
       </w:r>
-      <w:proofErr w:type="gramStart"/>
-      <w:r>
-        <w:rPr>
-          <w:rFonts w:eastAsia="Liberation Serif" w:cs="Liberation Serif"/>
-          <w:lang w:val="en-US" w:eastAsia="x-none"/>
-        </w:rPr>
-        <w:t>' %}</w:t>
-      </w:r>
-      <w:proofErr w:type="gramEnd"/>
     </w:p>
     <w:p>
       <w:pPr>
@@ -11396,27 +10866,17 @@
           <w:szCs w:val="8"/>
           <w:lang w:val="en-US"/>
         </w:rPr>
-        <w:t>previous_</w:t>
+        <w:t>previous_invoices</w:t>
       </w:r>
-      <w:proofErr w:type="gramStart"/>
+      <w:proofErr w:type="spellEnd"/>
       <w:r>
         <w:rPr>
           <w:sz w:val="2"/>
           <w:szCs w:val="8"/>
           <w:lang w:val="en-US"/>
         </w:rPr>
-        <w:t>invoices</w:t>
-      </w:r>
-      <w:proofErr w:type="spellEnd"/>
-      <w:r>
-        <w:rPr>
-          <w:sz w:val="2"/>
-          <w:szCs w:val="8"/>
-          <w:lang w:val="en-US"/>
-        </w:rPr>
         <w:t xml:space="preserve"> %}</w:t>
       </w:r>
-      <w:proofErr w:type="gramEnd"/>
     </w:p>
     <w:tbl>
       <w:tblPr>
@@ -11464,46 +10924,39 @@
               </w:tabs>
               <w:spacing w:before="20" w:after="20"/>
               <w:rPr>
-                <w:lang/>
-              </w:rPr>
-            </w:pPr>
-            <w:proofErr w:type="gramStart"/>
-            <w:r>
-              <w:rPr>
                 <w:lang w:val="en-US"/>
               </w:rPr>
-              <w:t>{{ inv.</w:t>
-            </w:r>
-            <w:r>
-              <w:rPr>
-                <w:lang/>
-              </w:rPr>
-              <w:t>get</w:t>
-            </w:r>
-            <w:proofErr w:type="gramEnd"/>
-            <w:r>
-              <w:rPr>
-                <w:lang/>
-              </w:rPr>
-              <w:t>_invoice_label</w:t>
-            </w:r>
+            </w:pPr>
             <w:r>
               <w:rPr>
                 <w:lang w:val="en-US"/>
               </w:rPr>
-              <w:t>}}</w:t>
-            </w:r>
-            <w:proofErr w:type="gramStart"/>
+              <w:t xml:space="preserve">{{ </w:t>
+            </w:r>
+            <w:proofErr w:type="spellStart"/>
             <w:r>
               <w:rPr>
                 <w:lang w:val="en-US"/>
               </w:rPr>
-              <w:t>/</w:t>
+              <w:t>inv.</w:t>
             </w:r>
             <w:r>
               <w:rPr>
                 <w:lang w:val="en-US"/>
               </w:rPr>
+              <w:t>get_invoice_label</w:t>
+            </w:r>
+            <w:proofErr w:type="spellEnd"/>
+            <w:r>
+              <w:rPr>
+                <w:lang w:val="en-US"/>
+              </w:rPr>
+              <w:t>}}/</w:t>
+            </w:r>
+            <w:r>
+              <w:rPr>
+                <w:lang w:val="en-US"/>
+              </w:rPr>
               <w:t xml:space="preserve">  </w:t>
             </w:r>
             <w:r>
@@ -11517,56 +10970,33 @@
               <w:rPr>
                 <w:lang w:val="en-US"/>
               </w:rPr>
-              <w:t>inv</w:t>
-            </w:r>
-            <w:proofErr w:type="gramEnd"/>
+              <w:t>inv.invoice_title</w:t>
+            </w:r>
+            <w:proofErr w:type="spellEnd"/>
             <w:r>
               <w:rPr>
                 <w:lang w:val="en-US"/>
               </w:rPr>
-              <w:t>.invoice_</w:t>
-            </w:r>
-            <w:proofErr w:type="gramStart"/>
+              <w:t xml:space="preserve"> }}/</w:t>
+            </w:r>
             <w:r>
               <w:rPr>
                 <w:lang w:val="en-US"/>
               </w:rPr>
-              <w:t>title</w:t>
-            </w:r>
-            <w:proofErr w:type="spellEnd"/>
+              <w:t xml:space="preserve">  </w:t>
+            </w:r>
             <w:r>
               <w:rPr>
                 <w:lang w:val="en-US"/>
               </w:rPr>
-              <w:t xml:space="preserve"> }}/</w:t>
-            </w:r>
-            <w:proofErr w:type="gramEnd"/>
+              <w:t xml:space="preserve">{{ </w:t>
+            </w:r>
+            <w:proofErr w:type="spellStart"/>
             <w:r>
               <w:rPr>
                 <w:lang w:val="en-US"/>
               </w:rPr>
-              <w:t xml:space="preserve">  </w:t>
-            </w:r>
-            <w:proofErr w:type="gramStart"/>
-            <w:r>
-              <w:rPr>
-                <w:lang w:val="en-US"/>
-              </w:rPr>
-              <w:t xml:space="preserve">{{ </w:t>
-            </w:r>
-            <w:proofErr w:type="spellStart"/>
-            <w:r>
-              <w:rPr>
-                <w:lang w:val="en-US"/>
-              </w:rPr>
-              <w:t>inv</w:t>
-            </w:r>
-            <w:proofErr w:type="gramEnd"/>
-            <w:r>
-              <w:rPr>
-                <w:lang w:val="en-US"/>
-              </w:rPr>
-              <w:t>.created_at</w:t>
+              <w:t>inv.created_at</w:t>
             </w:r>
             <w:proofErr w:type="spellEnd"/>
             <w:r>
@@ -11651,7 +11081,6 @@
                 <w:lang w:eastAsia="de-DE" w:bidi="de-DE"/>
               </w:rPr>
             </w:pPr>
-            <w:proofErr w:type="gramStart"/>
             <w:r>
               <w:rPr>
                 <w:lang w:val="en-US"/>
@@ -11663,35 +11092,14 @@
               <w:rPr>
                 <w:lang w:val="en-US"/>
               </w:rPr>
-              <w:t>inv</w:t>
-            </w:r>
-            <w:proofErr w:type="gramEnd"/>
+              <w:t>inv.invoice_gross</w:t>
+            </w:r>
+            <w:proofErr w:type="spellEnd"/>
             <w:r>
               <w:rPr>
                 <w:lang w:val="en-US"/>
               </w:rPr>
-              <w:t>.invoice_</w:t>
-            </w:r>
-            <w:proofErr w:type="gramStart"/>
-            <w:r>
-              <w:rPr>
-                <w:lang w:val="en-US"/>
-              </w:rPr>
-              <w:t>gross</w:t>
-            </w:r>
-            <w:proofErr w:type="spellEnd"/>
-            <w:r>
-              <w:rPr>
-                <w:lang w:val="en-US"/>
-              </w:rPr>
-              <w:t xml:space="preserve"> }</w:t>
-            </w:r>
-            <w:proofErr w:type="gramEnd"/>
-            <w:r>
-              <w:rPr>
-                <w:lang w:val="en-US"/>
-              </w:rPr>
-              <w:t xml:space="preserve">} </w:t>
+              <w:t xml:space="preserve"> }} </w:t>
             </w:r>
             <w:r>
               <w:rPr>
@@ -11946,7 +11354,6 @@
                 <w:lang w:eastAsia="de-DE" w:bidi="de-DE"/>
               </w:rPr>
             </w:pPr>
-            <w:proofErr w:type="gramStart"/>
             <w:r>
               <w:rPr>
                 <w:rFonts w:eastAsia="Neue Hans Kendrick Light"/>
@@ -11962,43 +11369,16 @@
                 <w:b/>
                 <w:lang w:val="en-US" w:eastAsia="de-DE" w:bidi="de-DE"/>
               </w:rPr>
-              <w:t>total</w:t>
-            </w:r>
-            <w:proofErr w:type="gramEnd"/>
+              <w:t>total_invoice_gross</w:t>
+            </w:r>
+            <w:proofErr w:type="spellEnd"/>
             <w:r>
               <w:rPr>
                 <w:rFonts w:eastAsia="Neue Hans Kendrick Light"/>
                 <w:b/>
                 <w:lang w:val="en-US" w:eastAsia="de-DE" w:bidi="de-DE"/>
               </w:rPr>
-              <w:t>_invoice_</w:t>
-            </w:r>
-            <w:proofErr w:type="gramStart"/>
-            <w:r>
-              <w:rPr>
-                <w:rFonts w:eastAsia="Neue Hans Kendrick Light"/>
-                <w:b/>
-                <w:lang w:val="en-US" w:eastAsia="de-DE" w:bidi="de-DE"/>
-              </w:rPr>
-              <w:t>gross</w:t>
-            </w:r>
-            <w:proofErr w:type="spellEnd"/>
-            <w:r>
-              <w:rPr>
-                <w:rFonts w:eastAsia="Neue Hans Kendrick Light"/>
-                <w:b/>
-                <w:lang w:val="en-US" w:eastAsia="de-DE" w:bidi="de-DE"/>
-              </w:rPr>
-              <w:t xml:space="preserve"> }</w:t>
-            </w:r>
-            <w:proofErr w:type="gramEnd"/>
-            <w:r>
-              <w:rPr>
-                <w:rFonts w:eastAsia="Neue Hans Kendrick Light"/>
-                <w:b/>
-                <w:lang w:val="en-US" w:eastAsia="de-DE" w:bidi="de-DE"/>
-              </w:rPr>
-              <w:t>} €</w:t>
+              <w:t xml:space="preserve"> }} €</w:t>
             </w:r>
           </w:p>
         </w:tc>
@@ -12033,7 +11413,6 @@
                 <w:lang w:eastAsia="de-DE" w:bidi="de-DE"/>
               </w:rPr>
             </w:pPr>
-            <w:proofErr w:type="gramStart"/>
             <w:r>
               <w:rPr>
                 <w:rFonts w:eastAsia="Neue Hans Kendrick Light"/>
@@ -12049,43 +11428,16 @@
                 <w:b/>
                 <w:lang w:val="en-US" w:eastAsia="de-DE" w:bidi="de-DE"/>
               </w:rPr>
-              <w:t>total</w:t>
-            </w:r>
-            <w:proofErr w:type="gramEnd"/>
+              <w:t>total_invoice_net</w:t>
+            </w:r>
+            <w:proofErr w:type="spellEnd"/>
             <w:r>
               <w:rPr>
                 <w:rFonts w:eastAsia="Neue Hans Kendrick Light"/>
                 <w:b/>
                 <w:lang w:val="en-US" w:eastAsia="de-DE" w:bidi="de-DE"/>
               </w:rPr>
-              <w:t>_invoice_</w:t>
-            </w:r>
-            <w:proofErr w:type="gramStart"/>
-            <w:r>
-              <w:rPr>
-                <w:rFonts w:eastAsia="Neue Hans Kendrick Light"/>
-                <w:b/>
-                <w:lang w:val="en-US" w:eastAsia="de-DE" w:bidi="de-DE"/>
-              </w:rPr>
-              <w:t>net</w:t>
-            </w:r>
-            <w:proofErr w:type="spellEnd"/>
-            <w:r>
-              <w:rPr>
-                <w:rFonts w:eastAsia="Neue Hans Kendrick Light"/>
-                <w:b/>
-                <w:lang w:val="en-US" w:eastAsia="de-DE" w:bidi="de-DE"/>
-              </w:rPr>
-              <w:t xml:space="preserve"> }</w:t>
-            </w:r>
-            <w:proofErr w:type="gramEnd"/>
-            <w:r>
-              <w:rPr>
-                <w:rFonts w:eastAsia="Neue Hans Kendrick Light"/>
-                <w:b/>
-                <w:lang w:val="en-US" w:eastAsia="de-DE" w:bidi="de-DE"/>
-              </w:rPr>
-              <w:t>} €</w:t>
+              <w:t xml:space="preserve"> }} €</w:t>
             </w:r>
           </w:p>
         </w:tc>
@@ -14994,7 +14346,6 @@
     </w:pPr>
     <w:bookmarkStart w:id="9" w:name="_Hlk199749313"/>
     <w:bookmarkStart w:id="10" w:name="_Hlk199749314"/>
-    <w:proofErr w:type="gramStart"/>
     <w:r>
       <w:rPr>
         <w:lang w:val="en-US"/>
@@ -15006,35 +14357,14 @@
       <w:rPr>
         <w:lang w:val="en-US"/>
       </w:rPr>
-      <w:t>current</w:t>
-    </w:r>
-    <w:proofErr w:type="gramEnd"/>
-    <w:r>
-      <w:rPr>
-        <w:lang w:val="en-US"/>
-      </w:rPr>
-      <w:t>_ar_</w:t>
-    </w:r>
-    <w:proofErr w:type="gramStart"/>
-    <w:r>
-      <w:rPr>
-        <w:lang w:val="en-US"/>
-      </w:rPr>
-      <w:t>number</w:t>
+      <w:t>current_ar_number</w:t>
     </w:r>
     <w:proofErr w:type="spellEnd"/>
     <w:r>
       <w:rPr>
         <w:lang w:val="en-US"/>
       </w:rPr>
-      <w:t xml:space="preserve"> }</w:t>
-    </w:r>
-    <w:proofErr w:type="gramEnd"/>
-    <w:r>
-      <w:rPr>
-        <w:lang w:val="en-US"/>
-      </w:rPr>
-      <w:t>}.</w:t>
+      <w:t xml:space="preserve"> }}.</w:t>
     </w:r>
     <w:r>
       <w:rPr>
@@ -15042,7 +14372,6 @@
       </w:rPr>
       <w:t xml:space="preserve"> </w:t>
     </w:r>
-    <w:proofErr w:type="gramStart"/>
     <w:r>
       <w:rPr>
         <w:lang w:val="en-US"/>
@@ -15054,14 +14383,7 @@
       <w:rPr>
         <w:lang w:val="en-US"/>
       </w:rPr>
-      <w:t>invoice</w:t>
-    </w:r>
-    <w:proofErr w:type="gramEnd"/>
-    <w:r>
-      <w:rPr>
-        <w:lang w:val="en-US"/>
-      </w:rPr>
-      <w:t>_type</w:t>
+      <w:t>invoice_type</w:t>
     </w:r>
     <w:proofErr w:type="spellEnd"/>
     <w:r>
@@ -15134,28 +14456,14 @@
       <w:rPr>
         <w:lang w:val="en-US"/>
       </w:rPr>
-      <w:t xml:space="preserve"> </w:t>
-    </w:r>
-    <w:proofErr w:type="gramStart"/>
-    <w:r>
-      <w:rPr>
-        <w:lang w:val="en-US"/>
-      </w:rPr>
-      <w:t xml:space="preserve">{{ </w:t>
+      <w:t xml:space="preserve"> {{ </w:t>
     </w:r>
     <w:proofErr w:type="spellStart"/>
     <w:r>
       <w:rPr>
         <w:lang w:val="en-US"/>
       </w:rPr>
-      <w:t>invoice</w:t>
-    </w:r>
-    <w:proofErr w:type="gramEnd"/>
-    <w:r>
-      <w:rPr>
-        <w:lang w:val="en-US"/>
-      </w:rPr>
-      <w:t>_title</w:t>
+      <w:t>invoice_title</w:t>
     </w:r>
     <w:proofErr w:type="spellEnd"/>
     <w:r>
@@ -16172,6 +15480,7 @@
   <w:style w:type="character" w:default="1" w:styleId="DefaultParagraphFont">
     <w:name w:val="Default Paragraph Font"/>
     <w:uiPriority w:val="1"/>
+    <w:semiHidden/>
     <w:unhideWhenUsed/>
   </w:style>
   <w:style w:type="table" w:default="1" w:styleId="TableNormal">
@@ -16798,16 +16107,25 @@
 </file>
 
 <file path=customXml/item1.xml><?xml version="1.0" encoding="utf-8"?>
-<b:Sources xmlns:b="http://schemas.openxmlformats.org/officeDocument/2006/bibliography" xmlns="http://schemas.openxmlformats.org/officeDocument/2006/bibliography" SelectedStyle="/APASixthEditionOfficeOnline.xsl" StyleName="APA" Version="6"/>
-</file>
-
-<file path=customXml/item2.xml><?xml version="1.0" encoding="utf-8"?>
 <p:properties xmlns:p="http://schemas.microsoft.com/office/2006/metadata/properties" xmlns:xsi="http://www.w3.org/2001/XMLSchema-instance" xmlns:pc="http://schemas.microsoft.com/office/infopath/2007/PartnerControls">
   <documentManagement/>
 </p:properties>
 </file>
 
+<file path=customXml/item2.xml><?xml version="1.0" encoding="utf-8"?>
+<b:Sources xmlns:b="http://schemas.openxmlformats.org/officeDocument/2006/bibliography" xmlns="http://schemas.openxmlformats.org/officeDocument/2006/bibliography" SelectedStyle="/APASixthEditionOfficeOnline.xsl" StyleName="APA" Version="6"/>
+</file>
+
 <file path=customXml/item3.xml><?xml version="1.0" encoding="utf-8"?>
+<?mso-contentType ?>
+<FormTemplates xmlns="http://schemas.microsoft.com/sharepoint/v3/contenttype/forms">
+  <Display>DocumentLibraryForm</Display>
+  <Edit>DocumentLibraryForm</Edit>
+  <New>DocumentLibraryForm</New>
+</FormTemplates>
+</file>
+
+<file path=customXml/item4.xml><?xml version="1.0" encoding="utf-8"?>
 <ct:contentTypeSchema xmlns:ct="http://schemas.microsoft.com/office/2006/metadata/contentType" xmlns:ma="http://schemas.microsoft.com/office/2006/metadata/properties/metaAttributes" ct:_="" ma:_="" ma:contentTypeName="Dokument" ma:contentTypeID="0x0101006D9E405D3FD26F44A64A121B22F6ED00" ma:contentTypeVersion="4" ma:contentTypeDescription="Ein neues Dokument erstellen." ma:contentTypeScope="" ma:versionID="c6040cdc09756960d307e89a88fb656f">
   <xsd:schema xmlns:xsd="http://www.w3.org/2001/XMLSchema" xmlns:xs="http://www.w3.org/2001/XMLSchema" xmlns:p="http://schemas.microsoft.com/office/2006/metadata/properties" xmlns:ns2="8333de1c-ce45-4634-ae5c-edc640266045" targetNamespace="http://schemas.microsoft.com/office/2006/metadata/properties" ma:root="true" ma:fieldsID="c776fe58d0c7680c702f71e2117b1f21" ns2:_="">
     <xsd:import namespace="8333de1c-ce45-4634-ae5c-edc640266045"/>
@@ -16951,24 +16269,7 @@
 </ct:contentTypeSchema>
 </file>
 
-<file path=customXml/item4.xml><?xml version="1.0" encoding="utf-8"?>
-<?mso-contentType ?>
-<FormTemplates xmlns="http://schemas.microsoft.com/sharepoint/v3/contenttype/forms">
-  <Display>DocumentLibraryForm</Display>
-  <Edit>DocumentLibraryForm</Edit>
-  <New>DocumentLibraryForm</New>
-</FormTemplates>
-</file>
-
 <file path=customXml/itemProps1.xml><?xml version="1.0" encoding="utf-8"?>
-<ds:datastoreItem xmlns:ds="http://schemas.openxmlformats.org/officeDocument/2006/customXml" ds:itemID="{87659016-28FE-1448-9ADC-46CE0D940975}">
-  <ds:schemaRefs>
-    <ds:schemaRef ds:uri="http://schemas.openxmlformats.org/officeDocument/2006/bibliography"/>
-  </ds:schemaRefs>
-</ds:datastoreItem>
-</file>
-
-<file path=customXml/itemProps2.xml><?xml version="1.0" encoding="utf-8"?>
 <ds:datastoreItem xmlns:ds="http://schemas.openxmlformats.org/officeDocument/2006/customXml" ds:itemID="{6C808A0C-6712-4A8B-9473-28FB10470055}">
   <ds:schemaRefs>
     <ds:schemaRef ds:uri="http://schemas.microsoft.com/office/2006/metadata/properties"/>
@@ -16977,7 +16278,23 @@
 </ds:datastoreItem>
 </file>
 
+<file path=customXml/itemProps2.xml><?xml version="1.0" encoding="utf-8"?>
+<ds:datastoreItem xmlns:ds="http://schemas.openxmlformats.org/officeDocument/2006/customXml" ds:itemID="{87659016-28FE-1448-9ADC-46CE0D940975}">
+  <ds:schemaRefs>
+    <ds:schemaRef ds:uri="http://schemas.openxmlformats.org/officeDocument/2006/bibliography"/>
+  </ds:schemaRefs>
+</ds:datastoreItem>
+</file>
+
 <file path=customXml/itemProps3.xml><?xml version="1.0" encoding="utf-8"?>
+<ds:datastoreItem xmlns:ds="http://schemas.openxmlformats.org/officeDocument/2006/customXml" ds:itemID="{3955E71D-0DE1-4E61-B2F0-D0BB3D26CA05}">
+  <ds:schemaRefs>
+    <ds:schemaRef ds:uri="http://schemas.microsoft.com/sharepoint/v3/contenttype/forms"/>
+  </ds:schemaRefs>
+</ds:datastoreItem>
+</file>
+
+<file path=customXml/itemProps4.xml><?xml version="1.0" encoding="utf-8"?>
 <ds:datastoreItem xmlns:ds="http://schemas.openxmlformats.org/officeDocument/2006/customXml" ds:itemID="{93B036AB-F56A-4D70-A8CB-A58332EF2B46}">
   <ds:schemaRefs>
     <ds:schemaRef ds:uri="http://schemas.microsoft.com/office/2006/metadata/contentType"/>
@@ -16993,12 +16310,4 @@
     <ds:schemaRef ds:uri="http://schemas.microsoft.com/internal/obd"/>
   </ds:schemaRefs>
 </ds:datastoreItem>
-</file>
-
-<file path=customXml/itemProps4.xml><?xml version="1.0" encoding="utf-8"?>
-<ds:datastoreItem xmlns:ds="http://schemas.openxmlformats.org/officeDocument/2006/customXml" ds:itemID="{3955E71D-0DE1-4E61-B2F0-D0BB3D26CA05}">
-  <ds:schemaRefs>
-    <ds:schemaRef ds:uri="http://schemas.microsoft.com/sharepoint/v3/contenttype/forms"/>
-  </ds:schemaRefs>
-</ds:datastoreItem>
 </file>
--- a/templates/invoices/inv_BCK_De.docx
+++ b/templates/invoices/inv_BCK_De.docx
@@ -95,6 +95,7 @@
                 <w:lang w:val="en-US"/>
               </w:rPr>
             </w:pPr>
+            <w:proofErr w:type="gramStart"/>
             <w:r>
               <w:rPr>
                 <w:rFonts w:ascii="Neue Hans Kendrick" w:hAnsi="Neue Hans Kendrick"/>
@@ -112,8 +113,9 @@
                 <w:szCs w:val="16"/>
                 <w:lang w:val="en-US"/>
               </w:rPr>
-              <w:t>client_</w:t>
-            </w:r>
+              <w:t>client</w:t>
+            </w:r>
+            <w:proofErr w:type="gramEnd"/>
             <w:r>
               <w:rPr>
                 <w:rFonts w:ascii="Neue Hans Kendrick" w:hAnsi="Neue Hans Kendrick"/>
@@ -121,9 +123,9 @@
                 <w:szCs w:val="16"/>
                 <w:lang w:val="en-US"/>
               </w:rPr>
-              <w:t>firm</w:t>
-            </w:r>
-            <w:proofErr w:type="spellEnd"/>
+              <w:t>_</w:t>
+            </w:r>
+            <w:proofErr w:type="gramStart"/>
             <w:r>
               <w:rPr>
                 <w:rFonts w:ascii="Neue Hans Kendrick" w:hAnsi="Neue Hans Kendrick"/>
@@ -131,7 +133,27 @@
                 <w:szCs w:val="16"/>
                 <w:lang w:val="en-US"/>
               </w:rPr>
-              <w:t xml:space="preserve"> }}</w:t>
+              <w:t>firm</w:t>
+            </w:r>
+            <w:proofErr w:type="spellEnd"/>
+            <w:r>
+              <w:rPr>
+                <w:rFonts w:ascii="Neue Hans Kendrick" w:hAnsi="Neue Hans Kendrick"/>
+                <w:sz w:val="16"/>
+                <w:szCs w:val="16"/>
+                <w:lang w:val="en-US"/>
+              </w:rPr>
+              <w:t xml:space="preserve"> }</w:t>
+            </w:r>
+            <w:proofErr w:type="gramEnd"/>
+            <w:r>
+              <w:rPr>
+                <w:rFonts w:ascii="Neue Hans Kendrick" w:hAnsi="Neue Hans Kendrick"/>
+                <w:sz w:val="16"/>
+                <w:szCs w:val="16"/>
+                <w:lang w:val="en-US"/>
+              </w:rPr>
+              <w:t>}</w:t>
             </w:r>
           </w:p>
           <w:p>
@@ -144,6 +166,7 @@
                 <w:lang w:val="en-US" w:eastAsia="de-DE" w:bidi="de-DE"/>
               </w:rPr>
             </w:pPr>
+            <w:proofErr w:type="gramStart"/>
             <w:r>
               <w:rPr>
                 <w:rFonts w:ascii="Neue Hans Kendrick" w:hAnsi="Neue Hans Kendrick"/>
@@ -161,9 +184,9 @@
                 <w:szCs w:val="16"/>
                 <w:lang w:val="en-US"/>
               </w:rPr>
-              <w:t>client_address</w:t>
-            </w:r>
-            <w:proofErr w:type="spellEnd"/>
+              <w:t>client</w:t>
+            </w:r>
+            <w:proofErr w:type="gramEnd"/>
             <w:r>
               <w:rPr>
                 <w:rFonts w:ascii="Neue Hans Kendrick" w:hAnsi="Neue Hans Kendrick"/>
@@ -171,7 +194,37 @@
                 <w:szCs w:val="16"/>
                 <w:lang w:val="en-US"/>
               </w:rPr>
-              <w:t xml:space="preserve"> }}</w:t>
+              <w:t>_</w:t>
+            </w:r>
+            <w:proofErr w:type="gramStart"/>
+            <w:r>
+              <w:rPr>
+                <w:rFonts w:ascii="Neue Hans Kendrick" w:hAnsi="Neue Hans Kendrick"/>
+                <w:sz w:val="16"/>
+                <w:szCs w:val="16"/>
+                <w:lang w:val="en-US"/>
+              </w:rPr>
+              <w:t>address</w:t>
+            </w:r>
+            <w:proofErr w:type="spellEnd"/>
+            <w:r>
+              <w:rPr>
+                <w:rFonts w:ascii="Neue Hans Kendrick" w:hAnsi="Neue Hans Kendrick"/>
+                <w:sz w:val="16"/>
+                <w:szCs w:val="16"/>
+                <w:lang w:val="en-US"/>
+              </w:rPr>
+              <w:t xml:space="preserve"> }</w:t>
+            </w:r>
+            <w:proofErr w:type="gramEnd"/>
+            <w:r>
+              <w:rPr>
+                <w:rFonts w:ascii="Neue Hans Kendrick" w:hAnsi="Neue Hans Kendrick"/>
+                <w:sz w:val="16"/>
+                <w:szCs w:val="16"/>
+                <w:lang w:val="en-US"/>
+              </w:rPr>
+              <w:t>}</w:t>
             </w:r>
           </w:p>
           <w:p>
@@ -458,6 +511,7 @@
                 <w:lang w:val="en-US"/>
               </w:rPr>
             </w:pPr>
+            <w:proofErr w:type="gramStart"/>
             <w:r>
               <w:rPr>
                 <w:rFonts w:ascii="Neue Hans Kendrick" w:hAnsi="Neue Hans Kendrick"/>
@@ -475,7 +529,17 @@
                 <w:szCs w:val="16"/>
                 <w:lang w:val="en-US"/>
               </w:rPr>
-              <w:t>created_at</w:t>
+              <w:t>created</w:t>
+            </w:r>
+            <w:proofErr w:type="gramEnd"/>
+            <w:r>
+              <w:rPr>
+                <w:rFonts w:ascii="Neue Hans Kendrick" w:hAnsi="Neue Hans Kendrick"/>
+                <w:sz w:val="16"/>
+                <w:szCs w:val="16"/>
+                <w:lang w:val="en-US"/>
+              </w:rPr>
+              <w:t>_at</w:t>
             </w:r>
             <w:proofErr w:type="spellEnd"/>
             <w:r>
@@ -558,6 +622,7 @@
                 <w:lang w:val="de-DE"/>
               </w:rPr>
             </w:pPr>
+            <w:proofErr w:type="gramStart"/>
             <w:r>
               <w:rPr>
                 <w:rFonts w:ascii="Neue Hans Kendrick" w:hAnsi="Neue Hans Kendrick"/>
@@ -575,9 +640,9 @@
                 <w:szCs w:val="16"/>
                 <w:lang w:val="en-US"/>
               </w:rPr>
-              <w:t>invoice_title</w:t>
-            </w:r>
-            <w:proofErr w:type="spellEnd"/>
+              <w:t>invoice</w:t>
+            </w:r>
+            <w:proofErr w:type="gramEnd"/>
             <w:r>
               <w:rPr>
                 <w:rFonts w:ascii="Neue Hans Kendrick" w:hAnsi="Neue Hans Kendrick"/>
@@ -585,8 +650,9 @@
                 <w:szCs w:val="16"/>
                 <w:lang w:val="en-US"/>
               </w:rPr>
-              <w:t xml:space="preserve">}} </w:t>
-            </w:r>
+              <w:t>_</w:t>
+            </w:r>
+            <w:proofErr w:type="gramStart"/>
             <w:r>
               <w:rPr>
                 <w:rFonts w:ascii="Neue Hans Kendrick" w:hAnsi="Neue Hans Kendrick"/>
@@ -594,9 +660,9 @@
                 <w:szCs w:val="16"/>
                 <w:lang w:val="en-US"/>
               </w:rPr>
-              <w:t xml:space="preserve">{% if </w:t>
-            </w:r>
-            <w:proofErr w:type="spellStart"/>
+              <w:t>title</w:t>
+            </w:r>
+            <w:proofErr w:type="spellEnd"/>
             <w:r>
               <w:rPr>
                 <w:rFonts w:ascii="Neue Hans Kendrick" w:hAnsi="Neue Hans Kendrick"/>
@@ -604,9 +670,8 @@
                 <w:szCs w:val="16"/>
                 <w:lang w:val="en-US"/>
               </w:rPr>
-              <w:t>invoice_type</w:t>
-            </w:r>
-            <w:proofErr w:type="spellEnd"/>
+              <w:t xml:space="preserve">}} </w:t>
+            </w:r>
             <w:r>
               <w:rPr>
                 <w:rFonts w:ascii="Neue Hans Kendrick" w:hAnsi="Neue Hans Kendrick"/>
@@ -614,15 +679,82 @@
                 <w:szCs w:val="16"/>
                 <w:lang w:val="en-US"/>
               </w:rPr>
-              <w:t xml:space="preserve"> == 'AR' %}</w:t>
-            </w:r>
+              <w:t>{%</w:t>
+            </w:r>
+            <w:proofErr w:type="gramEnd"/>
             <w:r>
               <w:rPr>
                 <w:rFonts w:ascii="Neue Hans Kendrick" w:hAnsi="Neue Hans Kendrick"/>
                 <w:sz w:val="16"/>
                 <w:szCs w:val="16"/>
-              </w:rPr>
-              <w:t>{{ current_ar_number }}</w:t>
+                <w:lang w:val="en-US"/>
+              </w:rPr>
+              <w:t xml:space="preserve"> if </w:t>
+            </w:r>
+            <w:proofErr w:type="spellStart"/>
+            <w:r>
+              <w:rPr>
+                <w:rFonts w:ascii="Neue Hans Kendrick" w:hAnsi="Neue Hans Kendrick"/>
+                <w:sz w:val="16"/>
+                <w:szCs w:val="16"/>
+                <w:lang w:val="en-US"/>
+              </w:rPr>
+              <w:t>invoice_type</w:t>
+            </w:r>
+            <w:proofErr w:type="spellEnd"/>
+            <w:r>
+              <w:rPr>
+                <w:rFonts w:ascii="Neue Hans Kendrick" w:hAnsi="Neue Hans Kendrick"/>
+                <w:sz w:val="16"/>
+                <w:szCs w:val="16"/>
+                <w:lang w:val="en-US"/>
+              </w:rPr>
+              <w:t xml:space="preserve"> == 'AR' </w:t>
+            </w:r>
+            <w:proofErr w:type="gramStart"/>
+            <w:r>
+              <w:rPr>
+                <w:rFonts w:ascii="Neue Hans Kendrick" w:hAnsi="Neue Hans Kendrick"/>
+                <w:sz w:val="16"/>
+                <w:szCs w:val="16"/>
+                <w:lang w:val="en-US"/>
+              </w:rPr>
+              <w:t>%}</w:t>
+            </w:r>
+            <w:r>
+              <w:rPr>
+                <w:rFonts w:ascii="Neue Hans Kendrick" w:hAnsi="Neue Hans Kendrick"/>
+                <w:sz w:val="16"/>
+                <w:szCs w:val="16"/>
+              </w:rPr>
+              <w:t>{{ current</w:t>
+            </w:r>
+            <w:proofErr w:type="gramEnd"/>
+            <w:r>
+              <w:rPr>
+                <w:rFonts w:ascii="Neue Hans Kendrick" w:hAnsi="Neue Hans Kendrick"/>
+                <w:sz w:val="16"/>
+                <w:szCs w:val="16"/>
+              </w:rPr>
+              <w:t>_ar_</w:t>
+            </w:r>
+            <w:proofErr w:type="gramStart"/>
+            <w:r>
+              <w:rPr>
+                <w:rFonts w:ascii="Neue Hans Kendrick" w:hAnsi="Neue Hans Kendrick"/>
+                <w:sz w:val="16"/>
+                <w:szCs w:val="16"/>
+              </w:rPr>
+              <w:t>number }</w:t>
+            </w:r>
+            <w:proofErr w:type="gramEnd"/>
+            <w:r>
+              <w:rPr>
+                <w:rFonts w:ascii="Neue Hans Kendrick" w:hAnsi="Neue Hans Kendrick"/>
+                <w:sz w:val="16"/>
+                <w:szCs w:val="16"/>
+              </w:rPr>
+              <w:t>}</w:t>
             </w:r>
             <w:r>
               <w:rPr>
@@ -841,6 +973,7 @@
                 <w:lang w:val="en-US"/>
               </w:rPr>
             </w:pPr>
+            <w:proofErr w:type="gramStart"/>
             <w:r>
               <w:rPr>
                 <w:rFonts w:ascii="Neue Hans Kendrick" w:hAnsi="Neue Hans Kendrick"/>
@@ -858,9 +991,9 @@
                 <w:szCs w:val="16"/>
                 <w:lang w:val="en-US"/>
               </w:rPr>
-              <w:t>project_no</w:t>
-            </w:r>
-            <w:proofErr w:type="spellEnd"/>
+              <w:t>project</w:t>
+            </w:r>
+            <w:proofErr w:type="gramEnd"/>
             <w:r>
               <w:rPr>
                 <w:rFonts w:ascii="Neue Hans Kendrick" w:hAnsi="Neue Hans Kendrick"/>
@@ -868,29 +1001,30 @@
                 <w:szCs w:val="16"/>
                 <w:lang w:val="en-US"/>
               </w:rPr>
-              <w:t>}}</w:t>
-            </w:r>
-          </w:p>
-          <w:p>
-            <w:pPr>
-              <w:pStyle w:val="Tabelleninhalt"/>
+              <w:t>_no</w:t>
+            </w:r>
+            <w:proofErr w:type="spellEnd"/>
+            <w:r>
               <w:rPr>
                 <w:rFonts w:ascii="Neue Hans Kendrick" w:hAnsi="Neue Hans Kendrick"/>
                 <w:sz w:val="16"/>
                 <w:szCs w:val="16"/>
                 <w:lang w:val="en-US"/>
               </w:rPr>
-            </w:pPr>
-            <w:r>
+              <w:t>}}</w:t>
+            </w:r>
+          </w:p>
+          <w:p>
+            <w:pPr>
+              <w:pStyle w:val="Tabelleninhalt"/>
               <w:rPr>
                 <w:rFonts w:ascii="Neue Hans Kendrick" w:hAnsi="Neue Hans Kendrick"/>
                 <w:sz w:val="16"/>
                 <w:szCs w:val="16"/>
                 <w:lang w:val="en-US"/>
               </w:rPr>
-              <w:t xml:space="preserve">{{ </w:t>
-            </w:r>
-            <w:proofErr w:type="spellStart"/>
+            </w:pPr>
+            <w:proofErr w:type="gramStart"/>
             <w:r>
               <w:rPr>
                 <w:rFonts w:ascii="Neue Hans Kendrick" w:hAnsi="Neue Hans Kendrick"/>
@@ -898,7 +1032,27 @@
                 <w:szCs w:val="16"/>
                 <w:lang w:val="en-US"/>
               </w:rPr>
-              <w:t>project_name</w:t>
+              <w:t xml:space="preserve">{{ </w:t>
+            </w:r>
+            <w:proofErr w:type="spellStart"/>
+            <w:r>
+              <w:rPr>
+                <w:rFonts w:ascii="Neue Hans Kendrick" w:hAnsi="Neue Hans Kendrick"/>
+                <w:sz w:val="16"/>
+                <w:szCs w:val="16"/>
+                <w:lang w:val="en-US"/>
+              </w:rPr>
+              <w:t>project</w:t>
+            </w:r>
+            <w:proofErr w:type="gramEnd"/>
+            <w:r>
+              <w:rPr>
+                <w:rFonts w:ascii="Neue Hans Kendrick" w:hAnsi="Neue Hans Kendrick"/>
+                <w:sz w:val="16"/>
+                <w:szCs w:val="16"/>
+                <w:lang w:val="en-US"/>
+              </w:rPr>
+              <w:t>_name</w:t>
             </w:r>
             <w:proofErr w:type="spellEnd"/>
             <w:r>
@@ -974,6 +1128,7 @@
                 <w:lang w:val="en-US"/>
               </w:rPr>
             </w:pPr>
+            <w:proofErr w:type="gramStart"/>
             <w:r>
               <w:rPr>
                 <w:rFonts w:ascii="Neue Hans Kendrick" w:hAnsi="Neue Hans Kendrick"/>
@@ -991,9 +1146,9 @@
                 <w:szCs w:val="16"/>
                 <w:lang w:val="en-US"/>
               </w:rPr>
-              <w:t>invoice_title</w:t>
-            </w:r>
-            <w:proofErr w:type="spellEnd"/>
+              <w:t>invoice</w:t>
+            </w:r>
+            <w:proofErr w:type="gramEnd"/>
             <w:r>
               <w:rPr>
                 <w:rFonts w:ascii="Neue Hans Kendrick" w:hAnsi="Neue Hans Kendrick"/>
@@ -1001,8 +1156,9 @@
                 <w:szCs w:val="16"/>
                 <w:lang w:val="en-US"/>
               </w:rPr>
-              <w:t>}}</w:t>
-            </w:r>
+              <w:t>_title</w:t>
+            </w:r>
+            <w:proofErr w:type="spellEnd"/>
             <w:r>
               <w:rPr>
                 <w:rFonts w:ascii="Neue Hans Kendrick" w:hAnsi="Neue Hans Kendrick"/>
@@ -1010,29 +1166,28 @@
                 <w:szCs w:val="16"/>
                 <w:lang w:val="en-US"/>
               </w:rPr>
-              <w:t xml:space="preserve"> </w:t>
-            </w:r>
-          </w:p>
-          <w:p>
-            <w:pPr>
-              <w:pStyle w:val="Tabelleninhalt"/>
+              <w:t>}}</w:t>
+            </w:r>
+            <w:r>
               <w:rPr>
                 <w:rFonts w:ascii="Neue Hans Kendrick" w:hAnsi="Neue Hans Kendrick"/>
                 <w:sz w:val="16"/>
                 <w:szCs w:val="16"/>
                 <w:lang w:val="en-US"/>
               </w:rPr>
-            </w:pPr>
-            <w:r>
+              <w:t xml:space="preserve"> </w:t>
+            </w:r>
+          </w:p>
+          <w:p>
+            <w:pPr>
+              <w:pStyle w:val="Tabelleninhalt"/>
               <w:rPr>
                 <w:rFonts w:ascii="Neue Hans Kendrick" w:hAnsi="Neue Hans Kendrick"/>
                 <w:sz w:val="16"/>
                 <w:szCs w:val="16"/>
                 <w:lang w:val="en-US"/>
               </w:rPr>
-              <w:t xml:space="preserve">{% if </w:t>
-            </w:r>
-            <w:proofErr w:type="spellStart"/>
+            </w:pPr>
             <w:r>
               <w:rPr>
                 <w:rFonts w:ascii="Neue Hans Kendrick" w:hAnsi="Neue Hans Kendrick"/>
@@ -1040,9 +1195,9 @@
                 <w:szCs w:val="16"/>
                 <w:lang w:val="en-US"/>
               </w:rPr>
-              <w:t>invoice_type</w:t>
-            </w:r>
-            <w:proofErr w:type="spellEnd"/>
+              <w:t xml:space="preserve">{% if </w:t>
+            </w:r>
+            <w:proofErr w:type="spellStart"/>
             <w:r>
               <w:rPr>
                 <w:rFonts w:ascii="Neue Hans Kendrick" w:hAnsi="Neue Hans Kendrick"/>
@@ -1050,24 +1205,89 @@
                 <w:szCs w:val="16"/>
                 <w:lang w:val="en-US"/>
               </w:rPr>
-              <w:t xml:space="preserve"> == 'AR' %}</w:t>
-            </w:r>
+              <w:t>invoice_type</w:t>
+            </w:r>
+            <w:proofErr w:type="spellEnd"/>
             <w:r>
               <w:rPr>
                 <w:rFonts w:ascii="Neue Hans Kendrick" w:hAnsi="Neue Hans Kendrick"/>
                 <w:sz w:val="16"/>
                 <w:szCs w:val="16"/>
-              </w:rPr>
-              <w:t>{% if current_ar_number %}</w:t>
-            </w:r>
-            <w:bookmarkStart w:id="0" w:name="_Hlk208581392"/>
+                <w:lang w:val="en-US"/>
+              </w:rPr>
+              <w:t xml:space="preserve"> == 'AR' </w:t>
+            </w:r>
+            <w:proofErr w:type="gramStart"/>
             <w:r>
               <w:rPr>
                 <w:rFonts w:ascii="Neue Hans Kendrick" w:hAnsi="Neue Hans Kendrick"/>
                 <w:sz w:val="16"/>
                 <w:szCs w:val="16"/>
-              </w:rPr>
-              <w:t>{{ current_ar_number }}</w:t>
+                <w:lang w:val="en-US"/>
+              </w:rPr>
+              <w:t>%}</w:t>
+            </w:r>
+            <w:r>
+              <w:rPr>
+                <w:rFonts w:ascii="Neue Hans Kendrick" w:hAnsi="Neue Hans Kendrick"/>
+                <w:sz w:val="16"/>
+                <w:szCs w:val="16"/>
+              </w:rPr>
+              <w:t>{</w:t>
+            </w:r>
+            <w:proofErr w:type="gramEnd"/>
+            <w:r>
+              <w:rPr>
+                <w:rFonts w:ascii="Neue Hans Kendrick" w:hAnsi="Neue Hans Kendrick"/>
+                <w:sz w:val="16"/>
+                <w:szCs w:val="16"/>
+              </w:rPr>
+              <w:t xml:space="preserve">% if current_ar_number </w:t>
+            </w:r>
+            <w:proofErr w:type="gramStart"/>
+            <w:r>
+              <w:rPr>
+                <w:rFonts w:ascii="Neue Hans Kendrick" w:hAnsi="Neue Hans Kendrick"/>
+                <w:sz w:val="16"/>
+                <w:szCs w:val="16"/>
+              </w:rPr>
+              <w:t>%}</w:t>
+            </w:r>
+            <w:bookmarkStart w:id="0" w:name="_Hlk208581392"/>
+            <w:r>
+              <w:rPr>
+                <w:rFonts w:ascii="Neue Hans Kendrick" w:hAnsi="Neue Hans Kendrick"/>
+                <w:sz w:val="16"/>
+                <w:szCs w:val="16"/>
+              </w:rPr>
+              <w:t>{{ current</w:t>
+            </w:r>
+            <w:proofErr w:type="gramEnd"/>
+            <w:r>
+              <w:rPr>
+                <w:rFonts w:ascii="Neue Hans Kendrick" w:hAnsi="Neue Hans Kendrick"/>
+                <w:sz w:val="16"/>
+                <w:szCs w:val="16"/>
+              </w:rPr>
+              <w:t>_ar_</w:t>
+            </w:r>
+            <w:proofErr w:type="gramStart"/>
+            <w:r>
+              <w:rPr>
+                <w:rFonts w:ascii="Neue Hans Kendrick" w:hAnsi="Neue Hans Kendrick"/>
+                <w:sz w:val="16"/>
+                <w:szCs w:val="16"/>
+              </w:rPr>
+              <w:t>number }</w:t>
+            </w:r>
+            <w:proofErr w:type="gramEnd"/>
+            <w:r>
+              <w:rPr>
+                <w:rFonts w:ascii="Neue Hans Kendrick" w:hAnsi="Neue Hans Kendrick"/>
+                <w:sz w:val="16"/>
+                <w:szCs w:val="16"/>
+              </w:rPr>
+              <w:t>}</w:t>
             </w:r>
             <w:bookmarkEnd w:id="0"/>
             <w:r>
@@ -2809,8 +3029,19 @@
                 <w:szCs w:val="16"/>
                 <w:lang w:val="en-US"/>
               </w:rPr>
-              <w:t xml:space="preserve"> == 'ER' %}</w:t>
-            </w:r>
+              <w:t xml:space="preserve"> == 'ER</w:t>
+            </w:r>
+            <w:proofErr w:type="gramStart"/>
+            <w:r>
+              <w:rPr>
+                <w:rFonts w:ascii="Neue Hans Kendrick" w:hAnsi="Neue Hans Kendrick"/>
+                <w:sz w:val="16"/>
+                <w:szCs w:val="16"/>
+                <w:lang w:val="en-US"/>
+              </w:rPr>
+              <w:t>' %}</w:t>
+            </w:r>
+            <w:proofErr w:type="gramEnd"/>
           </w:p>
           <w:p>
             <w:pPr>
@@ -3475,9 +3706,9 @@
           <w:u w:val="single"/>
           <w:lang w:val="en-US" w:eastAsia="de-DE" w:bidi="de-DE"/>
         </w:rPr>
-        <w:t>is_hoai_contract</w:t>
+        <w:t>is_hoai_</w:t>
       </w:r>
-      <w:proofErr w:type="spellEnd"/>
+      <w:proofErr w:type="gramStart"/>
       <w:r>
         <w:rPr>
           <w:rFonts w:eastAsia="Neue Hans Kendrick Light" w:cs="Neue Hans Kendrick Light"/>
@@ -3487,8 +3718,9 @@
           <w:u w:val="single"/>
           <w:lang w:val="en-US" w:eastAsia="de-DE" w:bidi="de-DE"/>
         </w:rPr>
-        <w:t xml:space="preserve"> </w:t>
+        <w:t>contract</w:t>
       </w:r>
+      <w:proofErr w:type="spellEnd"/>
       <w:r>
         <w:rPr>
           <w:rFonts w:eastAsia="Neue Hans Kendrick Light" w:cs="Neue Hans Kendrick Light"/>
@@ -3498,8 +3730,20 @@
           <w:u w:val="single"/>
           <w:lang w:val="en-US" w:eastAsia="de-DE" w:bidi="de-DE"/>
         </w:rPr>
+        <w:t xml:space="preserve"> </w:t>
+      </w:r>
+      <w:r>
+        <w:rPr>
+          <w:rFonts w:eastAsia="Neue Hans Kendrick Light" w:cs="Neue Hans Kendrick Light"/>
+          <w:b/>
+          <w:color w:val="000000"/>
+          <w:sz w:val="18"/>
+          <w:u w:val="single"/>
+          <w:lang w:val="en-US" w:eastAsia="de-DE" w:bidi="de-DE"/>
+        </w:rPr>
         <w:t>%}</w:t>
       </w:r>
+      <w:proofErr w:type="gramEnd"/>
     </w:p>
     <w:p>
       <w:pPr>
@@ -3575,9 +3819,9 @@
           <w:u w:val="single"/>
           <w:lang w:val="en-US" w:eastAsia="de-DE" w:bidi="de-DE"/>
         </w:rPr>
-        <w:t>is_hoai_contract</w:t>
+        <w:t>is_hoai_</w:t>
       </w:r>
-      <w:proofErr w:type="spellEnd"/>
+      <w:proofErr w:type="gramStart"/>
       <w:r>
         <w:rPr>
           <w:rFonts w:eastAsia="Neue Hans Kendrick Light" w:cs="Neue Hans Kendrick Light"/>
@@ -3587,8 +3831,9 @@
           <w:u w:val="single"/>
           <w:lang w:val="en-US" w:eastAsia="de-DE" w:bidi="de-DE"/>
         </w:rPr>
-        <w:t xml:space="preserve"> </w:t>
+        <w:t>contract</w:t>
       </w:r>
+      <w:proofErr w:type="spellEnd"/>
       <w:r>
         <w:rPr>
           <w:rFonts w:eastAsia="Neue Hans Kendrick Light" w:cs="Neue Hans Kendrick Light"/>
@@ -3598,8 +3843,20 @@
           <w:u w:val="single"/>
           <w:lang w:val="en-US" w:eastAsia="de-DE" w:bidi="de-DE"/>
         </w:rPr>
+        <w:t xml:space="preserve"> </w:t>
+      </w:r>
+      <w:r>
+        <w:rPr>
+          <w:rFonts w:eastAsia="Neue Hans Kendrick Light" w:cs="Neue Hans Kendrick Light"/>
+          <w:b/>
+          <w:color w:val="000000"/>
+          <w:sz w:val="18"/>
+          <w:u w:val="single"/>
+          <w:lang w:val="en-US" w:eastAsia="de-DE" w:bidi="de-DE"/>
+        </w:rPr>
         <w:t>%}</w:t>
       </w:r>
+      <w:proofErr w:type="gramEnd"/>
     </w:p>
     <w:p>
       <w:pPr>
@@ -6676,9 +6933,9 @@
       </w:tblPr>
       <w:tblGrid>
         <w:gridCol w:w="3150"/>
-        <w:gridCol w:w="1530"/>
+        <w:gridCol w:w="1260"/>
+        <w:gridCol w:w="1710"/>
         <w:gridCol w:w="1800"/>
-        <w:gridCol w:w="1440"/>
         <w:gridCol w:w="1573"/>
       </w:tblGrid>
       <w:tr>
@@ -6728,7 +6985,7 @@
         </w:tc>
         <w:tc>
           <w:tcPr>
-            <w:tcW w:w="1530" w:type="dxa"/>
+            <w:tcW w:w="1260" w:type="dxa"/>
             <w:shd w:val="clear" w:color="auto" w:fill="C0C0C0"/>
           </w:tcPr>
           <w:p>
@@ -6785,7 +7042,7 @@
         </w:tc>
         <w:tc>
           <w:tcPr>
-            <w:tcW w:w="1800" w:type="dxa"/>
+            <w:tcW w:w="1710" w:type="dxa"/>
             <w:shd w:val="clear" w:color="auto" w:fill="C0C0C0"/>
           </w:tcPr>
           <w:p>
@@ -6859,7 +7116,7 @@
         </w:tc>
         <w:tc>
           <w:tcPr>
-            <w:tcW w:w="1440" w:type="dxa"/>
+            <w:tcW w:w="1800" w:type="dxa"/>
             <w:shd w:val="clear" w:color="auto" w:fill="C0C0C0"/>
           </w:tcPr>
           <w:p>
@@ -7041,7 +7298,16 @@
           <w:szCs w:val="2"/>
           <w:lang w:val="en-US"/>
         </w:rPr>
-        <w:t>lp_sections</w:t>
+        <w:t>lp_</w:t>
+      </w:r>
+      <w:proofErr w:type="gramStart"/>
+      <w:r>
+        <w:rPr>
+          <w:sz w:val="2"/>
+          <w:szCs w:val="2"/>
+          <w:lang w:val="en-US"/>
+        </w:rPr>
+        <w:t>sections</w:t>
       </w:r>
       <w:proofErr w:type="spellEnd"/>
       <w:r>
@@ -7052,6 +7318,7 @@
         </w:rPr>
         <w:t xml:space="preserve"> %}</w:t>
       </w:r>
+      <w:proofErr w:type="gramEnd"/>
     </w:p>
     <w:tbl>
       <w:tblPr>
@@ -7067,9 +7334,9 @@
       <w:tblGrid>
         <w:gridCol w:w="2880"/>
         <w:gridCol w:w="270"/>
-        <w:gridCol w:w="1530"/>
+        <w:gridCol w:w="1260"/>
+        <w:gridCol w:w="1710"/>
         <w:gridCol w:w="1800"/>
-        <w:gridCol w:w="1440"/>
         <w:gridCol w:w="1573"/>
       </w:tblGrid>
       <w:tr>
@@ -7106,6 +7373,7 @@
               </w:rPr>
             </w:pPr>
             <w:bookmarkStart w:id="7" w:name="_Hlk190349867"/>
+            <w:proofErr w:type="gramStart"/>
             <w:r>
               <w:rPr>
                 <w:rFonts w:eastAsia="Neue Hans Kendrick Light" w:cs="Neue Hans Kendrick Light"/>
@@ -7119,7 +7387,15 @@
                 <w:rFonts w:eastAsia="Neue Hans Kendrick Light" w:cs="Neue Hans Kendrick Light"/>
                 <w:lang w:val="en-US" w:eastAsia="de-DE" w:bidi="de-DE"/>
               </w:rPr>
-              <w:t>lp.lp_name</w:t>
+              <w:t>lp</w:t>
+            </w:r>
+            <w:proofErr w:type="gramEnd"/>
+            <w:r>
+              <w:rPr>
+                <w:rFonts w:eastAsia="Neue Hans Kendrick Light" w:cs="Neue Hans Kendrick Light"/>
+                <w:lang w:val="en-US" w:eastAsia="de-DE" w:bidi="de-DE"/>
+              </w:rPr>
+              <w:t>.lp_name</w:t>
             </w:r>
             <w:proofErr w:type="spellEnd"/>
             <w:r>
@@ -7170,6 +7446,7 @@
               <w:t xml:space="preserve">{% for item in </w:t>
             </w:r>
             <w:proofErr w:type="spellStart"/>
+            <w:proofErr w:type="gramStart"/>
             <w:r>
               <w:rPr>
                 <w:rFonts w:eastAsia="Neue Hans Kendrick Light" w:cs="Neue Hans Kendrick Light"/>
@@ -7181,6 +7458,7 @@
               <w:t>lp.Item</w:t>
             </w:r>
             <w:proofErr w:type="spellEnd"/>
+            <w:proofErr w:type="gramEnd"/>
             <w:r>
               <w:rPr>
                 <w:rFonts w:eastAsia="Neue Hans Kendrick Light" w:cs="Neue Hans Kendrick Light"/>
@@ -7195,7 +7473,7 @@
         </w:tc>
         <w:tc>
           <w:tcPr>
-            <w:tcW w:w="1530" w:type="dxa"/>
+            <w:tcW w:w="1260" w:type="dxa"/>
             <w:shd w:val="clear" w:color="auto" w:fill="DBDBDB" w:themeFill="accent3" w:themeFillTint="66"/>
           </w:tcPr>
           <w:p>
@@ -7257,7 +7535,15 @@
                 <w:rFonts w:eastAsia="Neue Hans Kendrick Light" w:cs="Neue Hans Kendrick Light"/>
                 <w:lang w:val="en-US" w:eastAsia="de-DE" w:bidi="de-DE"/>
               </w:rPr>
-              <w:t>lp_percentage</w:t>
+              <w:t>lp_</w:t>
+            </w:r>
+            <w:proofErr w:type="gramStart"/>
+            <w:r>
+              <w:rPr>
+                <w:rFonts w:eastAsia="Neue Hans Kendrick Light" w:cs="Neue Hans Kendrick Light"/>
+                <w:lang w:val="en-US" w:eastAsia="de-DE" w:bidi="de-DE"/>
+              </w:rPr>
+              <w:t>percentage</w:t>
             </w:r>
             <w:proofErr w:type="spellEnd"/>
             <w:r>
@@ -7265,7 +7551,15 @@
                 <w:rFonts w:eastAsia="Neue Hans Kendrick Light" w:cs="Neue Hans Kendrick Light"/>
                 <w:lang w:val="en-US" w:eastAsia="de-DE" w:bidi="de-DE"/>
               </w:rPr>
-              <w:t xml:space="preserve"> }}</w:t>
+              <w:t xml:space="preserve"> }</w:t>
+            </w:r>
+            <w:proofErr w:type="gramEnd"/>
+            <w:r>
+              <w:rPr>
+                <w:rFonts w:eastAsia="Neue Hans Kendrick Light" w:cs="Neue Hans Kendrick Light"/>
+                <w:lang w:val="en-US" w:eastAsia="de-DE" w:bidi="de-DE"/>
+              </w:rPr>
+              <w:t>}</w:t>
             </w:r>
             <w:r>
               <w:rPr>
@@ -7286,7 +7580,7 @@
         </w:tc>
         <w:tc>
           <w:tcPr>
-            <w:tcW w:w="1800" w:type="dxa"/>
+            <w:tcW w:w="1710" w:type="dxa"/>
             <w:shd w:val="clear" w:color="auto" w:fill="DBDBDB" w:themeFill="accent3" w:themeFillTint="66"/>
           </w:tcPr>
           <w:p>
@@ -7350,6 +7644,7 @@
               </w:rPr>
               <w:t>lp_</w:t>
             </w:r>
+            <w:proofErr w:type="gramStart"/>
             <w:r>
               <w:rPr>
                 <w:rFonts w:eastAsia="Neue Hans Kendrick Light" w:cs="Neue Hans Kendrick Light"/>
@@ -7363,7 +7658,15 @@
                 <w:rFonts w:eastAsia="Neue Hans Kendrick Light" w:cs="Neue Hans Kendrick Light"/>
                 <w:lang w:val="en-US" w:eastAsia="de-DE" w:bidi="de-DE"/>
               </w:rPr>
-              <w:t xml:space="preserve"> }}</w:t>
+              <w:t xml:space="preserve"> }</w:t>
+            </w:r>
+            <w:proofErr w:type="gramEnd"/>
+            <w:r>
+              <w:rPr>
+                <w:rFonts w:eastAsia="Neue Hans Kendrick Light" w:cs="Neue Hans Kendrick Light"/>
+                <w:lang w:val="en-US" w:eastAsia="de-DE" w:bidi="de-DE"/>
+              </w:rPr>
+              <w:t>}</w:t>
             </w:r>
             <w:r>
               <w:rPr>
@@ -7384,7 +7687,7 @@
         </w:tc>
         <w:tc>
           <w:tcPr>
-            <w:tcW w:w="1440" w:type="dxa"/>
+            <w:tcW w:w="1800" w:type="dxa"/>
             <w:shd w:val="clear" w:color="auto" w:fill="DBDBDB" w:themeFill="accent3" w:themeFillTint="66"/>
           </w:tcPr>
           <w:p>
@@ -7411,6 +7714,7 @@
                 <w:lang w:val="en-US" w:eastAsia="de-DE" w:bidi="de-DE"/>
               </w:rPr>
             </w:pPr>
+            <w:proofErr w:type="gramStart"/>
             <w:r>
               <w:rPr>
                 <w:rFonts w:eastAsia="Neue Hans Kendrick Light" w:cs="Neue Hans Kendrick Light"/>
@@ -7424,7 +7728,23 @@
                 <w:rFonts w:eastAsia="Neue Hans Kendrick Light" w:cs="Neue Hans Kendrick Light"/>
                 <w:lang w:val="en-US" w:eastAsia="de-DE" w:bidi="de-DE"/>
               </w:rPr>
-              <w:t>item.quantity</w:t>
+              <w:t>item</w:t>
+            </w:r>
+            <w:proofErr w:type="gramEnd"/>
+            <w:r>
+              <w:rPr>
+                <w:rFonts w:eastAsia="Neue Hans Kendrick Light" w:cs="Neue Hans Kendrick Light"/>
+                <w:lang w:val="en-US" w:eastAsia="de-DE" w:bidi="de-DE"/>
+              </w:rPr>
+              <w:t>.</w:t>
+            </w:r>
+            <w:proofErr w:type="gramStart"/>
+            <w:r>
+              <w:rPr>
+                <w:rFonts w:eastAsia="Neue Hans Kendrick Light" w:cs="Neue Hans Kendrick Light"/>
+                <w:lang w:val="en-US" w:eastAsia="de-DE" w:bidi="de-DE"/>
+              </w:rPr>
+              <w:t>quantity</w:t>
             </w:r>
             <w:proofErr w:type="spellEnd"/>
             <w:r>
@@ -7432,7 +7752,15 @@
                 <w:rFonts w:eastAsia="Neue Hans Kendrick Light" w:cs="Neue Hans Kendrick Light"/>
                 <w:lang w:val="en-US" w:eastAsia="de-DE" w:bidi="de-DE"/>
               </w:rPr>
-              <w:t xml:space="preserve"> }}</w:t>
+              <w:t xml:space="preserve"> }</w:t>
+            </w:r>
+            <w:proofErr w:type="gramEnd"/>
+            <w:r>
+              <w:rPr>
+                <w:rFonts w:eastAsia="Neue Hans Kendrick Light" w:cs="Neue Hans Kendrick Light"/>
+                <w:lang w:val="en-US" w:eastAsia="de-DE" w:bidi="de-DE"/>
+              </w:rPr>
+              <w:t>}</w:t>
             </w:r>
             <w:r>
               <w:rPr>
@@ -7557,9 +7885,9 @@
           <w:szCs w:val="2"/>
           <w:lang w:val="en-US" w:eastAsia="de-DE" w:bidi="de-DE"/>
         </w:rPr>
-        <w:t xml:space="preserve"> %}{% </w:t>
+        <w:t xml:space="preserve"> </w:t>
       </w:r>
-      <w:proofErr w:type="spellStart"/>
+      <w:proofErr w:type="gramStart"/>
       <w:r>
         <w:rPr>
           <w:rFonts w:eastAsia="Neue Hans Kendrick Light" w:cs="Neue Hans Kendrick Light"/>
@@ -7568,9 +7896,9 @@
           <w:szCs w:val="2"/>
           <w:lang w:val="en-US" w:eastAsia="de-DE" w:bidi="de-DE"/>
         </w:rPr>
-        <w:t>endfor</w:t>
+        <w:t>%}{</w:t>
       </w:r>
-      <w:proofErr w:type="spellEnd"/>
+      <w:proofErr w:type="gramEnd"/>
       <w:r>
         <w:rPr>
           <w:rFonts w:eastAsia="Neue Hans Kendrick Light" w:cs="Neue Hans Kendrick Light"/>
@@ -7579,8 +7907,32 @@
           <w:szCs w:val="2"/>
           <w:lang w:val="en-US" w:eastAsia="de-DE" w:bidi="de-DE"/>
         </w:rPr>
+        <w:t xml:space="preserve">% </w:t>
+      </w:r>
+      <w:proofErr w:type="spellStart"/>
+      <w:proofErr w:type="gramStart"/>
+      <w:r>
+        <w:rPr>
+          <w:rFonts w:eastAsia="Neue Hans Kendrick Light" w:cs="Neue Hans Kendrick Light"/>
+          <w:b/>
+          <w:sz w:val="2"/>
+          <w:szCs w:val="2"/>
+          <w:lang w:val="en-US" w:eastAsia="de-DE" w:bidi="de-DE"/>
+        </w:rPr>
+        <w:t>endfor</w:t>
+      </w:r>
+      <w:proofErr w:type="spellEnd"/>
+      <w:r>
+        <w:rPr>
+          <w:rFonts w:eastAsia="Neue Hans Kendrick Light" w:cs="Neue Hans Kendrick Light"/>
+          <w:b/>
+          <w:sz w:val="2"/>
+          <w:szCs w:val="2"/>
+          <w:lang w:val="en-US" w:eastAsia="de-DE" w:bidi="de-DE"/>
+        </w:rPr>
         <w:t xml:space="preserve"> %}</w:t>
       </w:r>
+      <w:proofErr w:type="gramEnd"/>
     </w:p>
     <w:tbl>
       <w:tblPr>
@@ -7598,9 +7950,9 @@
       </w:tblPr>
       <w:tblGrid>
         <w:gridCol w:w="3150"/>
-        <w:gridCol w:w="1530"/>
+        <w:gridCol w:w="1260"/>
+        <w:gridCol w:w="1710"/>
         <w:gridCol w:w="1800"/>
-        <w:gridCol w:w="1440"/>
         <w:gridCol w:w="1583"/>
       </w:tblGrid>
       <w:tr>
@@ -7667,7 +8019,7 @@
         </w:tc>
         <w:tc>
           <w:tcPr>
-            <w:tcW w:w="1530" w:type="dxa"/>
+            <w:tcW w:w="1260" w:type="dxa"/>
             <w:tcBorders>
               <w:top w:val="single" w:sz="2" w:space="0" w:color="auto"/>
             </w:tcBorders>
@@ -7739,7 +8091,7 @@
         </w:tc>
         <w:tc>
           <w:tcPr>
-            <w:tcW w:w="1800" w:type="dxa"/>
+            <w:tcW w:w="1710" w:type="dxa"/>
             <w:tcBorders>
               <w:top w:val="single" w:sz="2" w:space="0" w:color="auto"/>
             </w:tcBorders>
@@ -7810,7 +8162,7 @@
         </w:tc>
         <w:tc>
           <w:tcPr>
-            <w:tcW w:w="1440" w:type="dxa"/>
+            <w:tcW w:w="1800" w:type="dxa"/>
             <w:tcBorders>
               <w:top w:val="single" w:sz="2" w:space="0" w:color="auto"/>
             </w:tcBorders>
@@ -8055,10 +8407,10 @@
       </w:tblPr>
       <w:tblGrid>
         <w:gridCol w:w="3150"/>
-        <w:gridCol w:w="1530"/>
+        <w:gridCol w:w="1260"/>
+        <w:gridCol w:w="810"/>
         <w:gridCol w:w="900"/>
-        <w:gridCol w:w="900"/>
-        <w:gridCol w:w="1440"/>
+        <w:gridCol w:w="1800"/>
         <w:gridCol w:w="1573"/>
       </w:tblGrid>
       <w:tr>
@@ -8108,7 +8460,7 @@
         </w:tc>
         <w:tc>
           <w:tcPr>
-            <w:tcW w:w="1530" w:type="dxa"/>
+            <w:tcW w:w="1260" w:type="dxa"/>
             <w:shd w:val="clear" w:color="auto" w:fill="C0C0C0"/>
           </w:tcPr>
           <w:p>
@@ -8173,7 +8525,7 @@
         </w:tc>
         <w:tc>
           <w:tcPr>
-            <w:tcW w:w="900" w:type="dxa"/>
+            <w:tcW w:w="810" w:type="dxa"/>
             <w:shd w:val="clear" w:color="auto" w:fill="C0C0C0"/>
           </w:tcPr>
           <w:p>
@@ -8287,7 +8639,7 @@
         </w:tc>
         <w:tc>
           <w:tcPr>
-            <w:tcW w:w="1440" w:type="dxa"/>
+            <w:tcW w:w="1800" w:type="dxa"/>
             <w:shd w:val="clear" w:color="auto" w:fill="C0C0C0"/>
           </w:tcPr>
           <w:p>
@@ -8416,7 +8768,16 @@
           <w:szCs w:val="8"/>
           <w:lang w:val="en-US"/>
         </w:rPr>
-        <w:t>contract_sections</w:t>
+        <w:t>contract_</w:t>
+      </w:r>
+      <w:proofErr w:type="gramStart"/>
+      <w:r>
+        <w:rPr>
+          <w:sz w:val="2"/>
+          <w:szCs w:val="8"/>
+          <w:lang w:val="en-US"/>
+        </w:rPr>
+        <w:t>sections</w:t>
       </w:r>
       <w:proofErr w:type="spellEnd"/>
       <w:r>
@@ -8427,6 +8788,7 @@
         </w:rPr>
         <w:t xml:space="preserve"> %}</w:t>
       </w:r>
+      <w:proofErr w:type="gramEnd"/>
     </w:p>
     <w:tbl>
       <w:tblPr>
@@ -8440,8 +8802,8 @@
       </w:tblPr>
       <w:tblGrid>
         <w:gridCol w:w="3150"/>
-        <w:gridCol w:w="1530"/>
-        <w:gridCol w:w="3240"/>
+        <w:gridCol w:w="1260"/>
+        <w:gridCol w:w="3510"/>
         <w:gridCol w:w="1573"/>
       </w:tblGrid>
       <w:tr>
@@ -8484,12 +8846,29 @@
               <w:t>{{</w:t>
             </w:r>
             <w:proofErr w:type="spellStart"/>
+            <w:proofErr w:type="gramStart"/>
             <w:r>
               <w:rPr>
                 <w:rFonts w:eastAsia="Neue Hans Kendrick Light" w:cs="Neue Hans Kendrick Light"/>
                 <w:lang w:val="en-US" w:eastAsia="de-DE" w:bidi="de-DE"/>
               </w:rPr>
-              <w:t>section.section_serial</w:t>
+              <w:t>section.section</w:t>
+            </w:r>
+            <w:proofErr w:type="gramEnd"/>
+            <w:r>
+              <w:rPr>
+                <w:rFonts w:eastAsia="Neue Hans Kendrick Light" w:cs="Neue Hans Kendrick Light"/>
+                <w:lang w:val="en-US" w:eastAsia="de-DE" w:bidi="de-DE"/>
+              </w:rPr>
+              <w:t>_</w:t>
+            </w:r>
+            <w:proofErr w:type="gramStart"/>
+            <w:r>
+              <w:rPr>
+                <w:rFonts w:eastAsia="Neue Hans Kendrick Light" w:cs="Neue Hans Kendrick Light"/>
+                <w:lang w:val="en-US" w:eastAsia="de-DE" w:bidi="de-DE"/>
+              </w:rPr>
+              <w:t>serial</w:t>
             </w:r>
             <w:proofErr w:type="spellEnd"/>
             <w:r>
@@ -8497,7 +8876,23 @@
                 <w:rFonts w:eastAsia="Neue Hans Kendrick Light" w:cs="Neue Hans Kendrick Light"/>
                 <w:lang w:val="en-US" w:eastAsia="de-DE" w:bidi="de-DE"/>
               </w:rPr>
-              <w:t xml:space="preserve"> }}. {{ </w:t>
+              <w:t xml:space="preserve"> }</w:t>
+            </w:r>
+            <w:proofErr w:type="gramEnd"/>
+            <w:r>
+              <w:rPr>
+                <w:rFonts w:eastAsia="Neue Hans Kendrick Light" w:cs="Neue Hans Kendrick Light"/>
+                <w:lang w:val="en-US" w:eastAsia="de-DE" w:bidi="de-DE"/>
+              </w:rPr>
+              <w:t xml:space="preserve">}. </w:t>
+            </w:r>
+            <w:proofErr w:type="gramStart"/>
+            <w:r>
+              <w:rPr>
+                <w:rFonts w:eastAsia="Neue Hans Kendrick Light" w:cs="Neue Hans Kendrick Light"/>
+                <w:lang w:val="en-US" w:eastAsia="de-DE" w:bidi="de-DE"/>
+              </w:rPr>
+              <w:t xml:space="preserve">{{ </w:t>
             </w:r>
             <w:proofErr w:type="spellStart"/>
             <w:r>
@@ -8505,7 +8900,15 @@
                 <w:rFonts w:eastAsia="Neue Hans Kendrick Light" w:cs="Neue Hans Kendrick Light"/>
                 <w:lang w:val="en-US" w:eastAsia="de-DE" w:bidi="de-DE"/>
               </w:rPr>
-              <w:t>section.section_name</w:t>
+              <w:t>section</w:t>
+            </w:r>
+            <w:proofErr w:type="gramEnd"/>
+            <w:r>
+              <w:rPr>
+                <w:rFonts w:eastAsia="Neue Hans Kendrick Light" w:cs="Neue Hans Kendrick Light"/>
+                <w:lang w:val="en-US" w:eastAsia="de-DE" w:bidi="de-DE"/>
+              </w:rPr>
+              <w:t>.section_name</w:t>
             </w:r>
             <w:proofErr w:type="spellEnd"/>
             <w:r>
@@ -8519,7 +8922,7 @@
         </w:tc>
         <w:tc>
           <w:tcPr>
-            <w:tcW w:w="1530" w:type="dxa"/>
+            <w:tcW w:w="1260" w:type="dxa"/>
             <w:shd w:val="clear" w:color="auto" w:fill="E5E5E5"/>
           </w:tcPr>
           <w:p>
@@ -8590,7 +8993,7 @@
         </w:tc>
         <w:tc>
           <w:tcPr>
-            <w:tcW w:w="3240" w:type="dxa"/>
+            <w:tcW w:w="3510" w:type="dxa"/>
             <w:shd w:val="clear" w:color="auto" w:fill="E5E5E5"/>
           </w:tcPr>
           <w:p>
@@ -8699,6 +9102,7 @@
         <w:t xml:space="preserve">{% for item in </w:t>
       </w:r>
       <w:proofErr w:type="spellStart"/>
+      <w:proofErr w:type="gramStart"/>
       <w:r>
         <w:rPr>
           <w:rFonts w:eastAsia="Neue Hans Kendrick Light" w:cs="Neue Hans Kendrick Light"/>
@@ -8710,6 +9114,7 @@
         <w:t>section.Item</w:t>
       </w:r>
       <w:proofErr w:type="spellEnd"/>
+      <w:proofErr w:type="gramEnd"/>
       <w:r>
         <w:rPr>
           <w:rFonts w:eastAsia="Neue Hans Kendrick Light" w:cs="Neue Hans Kendrick Light"/>
@@ -8734,10 +9139,10 @@
       <w:tblGrid>
         <w:gridCol w:w="432"/>
         <w:gridCol w:w="2718"/>
-        <w:gridCol w:w="1530"/>
+        <w:gridCol w:w="1260"/>
+        <w:gridCol w:w="810"/>
         <w:gridCol w:w="900"/>
-        <w:gridCol w:w="900"/>
-        <w:gridCol w:w="1440"/>
+        <w:gridCol w:w="1800"/>
         <w:gridCol w:w="1573"/>
       </w:tblGrid>
       <w:tr>
@@ -8773,6 +9178,7 @@
                 <w:lang w:val="en-US" w:eastAsia="de-DE" w:bidi="de-DE"/>
               </w:rPr>
             </w:pPr>
+            <w:proofErr w:type="gramStart"/>
             <w:r>
               <w:rPr>
                 <w:rFonts w:eastAsia="Neue Hans Kendrick Light" w:cs="Neue Hans Kendrick Light"/>
@@ -8786,7 +9192,15 @@
                 <w:rFonts w:eastAsia="Neue Hans Kendrick Light" w:cs="Neue Hans Kendrick Light"/>
                 <w:lang w:val="en-US" w:eastAsia="de-DE" w:bidi="de-DE"/>
               </w:rPr>
-              <w:t>item.Item_serial</w:t>
+              <w:t>item</w:t>
+            </w:r>
+            <w:proofErr w:type="gramEnd"/>
+            <w:r>
+              <w:rPr>
+                <w:rFonts w:eastAsia="Neue Hans Kendrick Light" w:cs="Neue Hans Kendrick Light"/>
+                <w:lang w:val="en-US" w:eastAsia="de-DE" w:bidi="de-DE"/>
+              </w:rPr>
+              <w:t>.Item_serial</w:t>
             </w:r>
             <w:proofErr w:type="spellEnd"/>
             <w:r>
@@ -8825,6 +9239,7 @@
                 <w:lang w:val="en-US" w:eastAsia="de-DE" w:bidi="de-DE"/>
               </w:rPr>
             </w:pPr>
+            <w:proofErr w:type="gramStart"/>
             <w:r>
               <w:rPr>
                 <w:rFonts w:eastAsia="Neue Hans Kendrick Light" w:cs="Neue Hans Kendrick Light"/>
@@ -8838,7 +9253,15 @@
                 <w:rFonts w:eastAsia="Neue Hans Kendrick Light" w:cs="Neue Hans Kendrick Light"/>
                 <w:lang w:val="en-US" w:eastAsia="de-DE" w:bidi="de-DE"/>
               </w:rPr>
-              <w:t>item.Item_name</w:t>
+              <w:t>item</w:t>
+            </w:r>
+            <w:proofErr w:type="gramEnd"/>
+            <w:r>
+              <w:rPr>
+                <w:rFonts w:eastAsia="Neue Hans Kendrick Light" w:cs="Neue Hans Kendrick Light"/>
+                <w:lang w:val="en-US" w:eastAsia="de-DE" w:bidi="de-DE"/>
+              </w:rPr>
+              <w:t>.Item_name</w:t>
             </w:r>
             <w:proofErr w:type="spellEnd"/>
             <w:r>
@@ -8852,7 +9275,7 @@
         </w:tc>
         <w:tc>
           <w:tcPr>
-            <w:tcW w:w="1530" w:type="dxa"/>
+            <w:tcW w:w="1260" w:type="dxa"/>
           </w:tcPr>
           <w:p>
             <w:pPr>
@@ -8882,7 +9305,7 @@
         </w:tc>
         <w:tc>
           <w:tcPr>
-            <w:tcW w:w="900" w:type="dxa"/>
+            <w:tcW w:w="810" w:type="dxa"/>
           </w:tcPr>
           <w:p>
             <w:pPr>
@@ -8956,7 +9379,7 @@
         </w:tc>
         <w:tc>
           <w:tcPr>
-            <w:tcW w:w="1440" w:type="dxa"/>
+            <w:tcW w:w="1800" w:type="dxa"/>
           </w:tcPr>
           <w:p>
             <w:pPr>
@@ -9322,8 +9745,8 @@
       </w:tblPr>
       <w:tblGrid>
         <w:gridCol w:w="3150"/>
-        <w:gridCol w:w="1530"/>
-        <w:gridCol w:w="3240"/>
+        <w:gridCol w:w="1260"/>
+        <w:gridCol w:w="3510"/>
         <w:gridCol w:w="1583"/>
       </w:tblGrid>
       <w:tr>
@@ -9374,7 +9797,7 @@
         </w:tc>
         <w:tc>
           <w:tcPr>
-            <w:tcW w:w="1530" w:type="dxa"/>
+            <w:tcW w:w="1260" w:type="dxa"/>
             <w:tcBorders>
               <w:top w:val="single" w:sz="2" w:space="0" w:color="auto"/>
             </w:tcBorders>
@@ -9469,7 +9892,7 @@
         </w:tc>
         <w:tc>
           <w:tcPr>
-            <w:tcW w:w="3240" w:type="dxa"/>
+            <w:tcW w:w="3510" w:type="dxa"/>
             <w:tcBorders>
               <w:top w:val="single" w:sz="2" w:space="0" w:color="auto"/>
             </w:tcBorders>
@@ -9637,9 +10060,9 @@
           <w:u w:val="single"/>
           <w:lang w:val="en-US" w:eastAsia="de-DE" w:bidi="de-DE"/>
         </w:rPr>
-        <w:t>additional_fee_percentage</w:t>
+        <w:t>additional_fee_</w:t>
       </w:r>
-      <w:proofErr w:type="spellEnd"/>
+      <w:proofErr w:type="gramStart"/>
       <w:r>
         <w:rPr>
           <w:rFonts w:eastAsia="Neue Hans Kendrick Light" w:cs="Neue Hans Kendrick Light"/>
@@ -9649,8 +10072,21 @@
           <w:u w:val="single"/>
           <w:lang w:val="en-US" w:eastAsia="de-DE" w:bidi="de-DE"/>
         </w:rPr>
+        <w:t>percentage</w:t>
+      </w:r>
+      <w:proofErr w:type="spellEnd"/>
+      <w:r>
+        <w:rPr>
+          <w:rFonts w:eastAsia="Neue Hans Kendrick Light" w:cs="Neue Hans Kendrick Light"/>
+          <w:b/>
+          <w:color w:val="000000"/>
+          <w:sz w:val="18"/>
+          <w:u w:val="single"/>
+          <w:lang w:val="en-US" w:eastAsia="de-DE" w:bidi="de-DE"/>
+        </w:rPr>
         <w:t xml:space="preserve"> %}</w:t>
       </w:r>
+      <w:proofErr w:type="gramEnd"/>
     </w:p>
     <w:p>
       <w:pPr>
@@ -9808,7 +10244,7 @@
                 <w:tab w:val="left" w:pos="14742"/>
                 <w:tab w:val="left" w:pos="15876"/>
               </w:tabs>
-              <w:jc w:val="center"/>
+              <w:jc w:val="right"/>
               <w:rPr>
                 <w:rFonts w:eastAsia="Neue Hans Kendrick Light" w:cs="Neue Hans Kendrick Light"/>
                 <w:lang w:eastAsia="de-DE" w:bidi="de-DE"/>
@@ -9840,7 +10276,7 @@
                 <w:tab w:val="left" w:pos="14742"/>
                 <w:tab w:val="left" w:pos="15876"/>
               </w:tabs>
-              <w:jc w:val="center"/>
+              <w:jc w:val="right"/>
               <w:rPr>
                 <w:rFonts w:eastAsia="Neue Hans Kendrick Light" w:cs="Neue Hans Kendrick Light"/>
                 <w:bCs/>
@@ -10300,30 +10736,58 @@
               <w:rPr>
                 <w:rFonts w:eastAsia="Neue Hans Kendrick Light" w:cs="Neue Hans Kendrick Light"/>
                 <w:bCs/>
-                <w:lang w:eastAsia="de-DE" w:bidi="de-DE"/>
+                <w:lang w:val="en-US" w:eastAsia="de-DE" w:bidi="de-DE"/>
               </w:rPr>
             </w:pPr>
             <w:r>
               <w:rPr>
                 <w:rFonts w:eastAsia="Neue Hans Kendrick Light" w:cs="Neue Hans Kendrick Light"/>
                 <w:bCs/>
-                <w:lang w:eastAsia="de-DE" w:bidi="de-DE"/>
+                <w:lang w:val="en-US" w:eastAsia="de-DE" w:bidi="de-DE"/>
+              </w:rPr>
+              <w:t xml:space="preserve">Auf </w:t>
+            </w:r>
+            <w:proofErr w:type="gramStart"/>
+            <w:r>
+              <w:rPr>
+                <w:rFonts w:eastAsia="Neue Hans Kendrick Light" w:cs="Neue Hans Kendrick Light"/>
+                <w:bCs/>
+                <w:lang w:val="en-US" w:eastAsia="de-DE" w:bidi="de-DE"/>
+              </w:rPr>
+              <w:t>Pos.</w:t>
+            </w:r>
+            <w:r>
+              <w:rPr>
+                <w:rFonts w:eastAsia="Neue Hans Kendrick Light" w:cs="Neue Hans Kendrick Light"/>
+                <w:bCs/>
+                <w:lang w:val="en-US" w:eastAsia="de-DE" w:bidi="de-DE"/>
+              </w:rPr>
+              <w:t xml:space="preserve"> </w:t>
+            </w:r>
+            <w:r>
+              <w:rPr>
+                <w:rFonts w:eastAsia="Neue Hans Kendrick Light" w:cs="Neue Hans Kendrick Light"/>
+                <w:bCs/>
+                <w:lang w:val="en-US" w:eastAsia="de-DE" w:bidi="de-DE"/>
               </w:rPr>
               <w:t>{{</w:t>
             </w:r>
+            <w:proofErr w:type="spellStart"/>
+            <w:proofErr w:type="gramEnd"/>
             <w:r>
               <w:rPr>
                 <w:rFonts w:eastAsia="Neue Hans Kendrick Light" w:cs="Neue Hans Kendrick Light"/>
                 <w:bCs/>
-                <w:lang w:eastAsia="de-DE" w:bidi="de-DE"/>
+                <w:lang w:val="en-US" w:eastAsia="de-DE" w:bidi="de-DE"/>
               </w:rPr>
               <w:t>nachlass_applied_items</w:t>
             </w:r>
+            <w:proofErr w:type="spellEnd"/>
             <w:r>
               <w:rPr>
                 <w:rFonts w:eastAsia="Neue Hans Kendrick Light" w:cs="Neue Hans Kendrick Light"/>
                 <w:bCs/>
-                <w:lang w:eastAsia="de-DE" w:bidi="de-DE"/>
+                <w:lang w:val="en-US" w:eastAsia="de-DE" w:bidi="de-DE"/>
               </w:rPr>
               <w:t>}}</w:t>
             </w:r>
@@ -10352,7 +10816,7 @@
                 <w:tab w:val="left" w:pos="15876"/>
               </w:tabs>
               <w:spacing w:line="259" w:lineRule="auto"/>
-              <w:jc w:val="center"/>
+              <w:jc w:val="right"/>
               <w:rPr>
                 <w:rFonts w:eastAsia="Neue Hans Kendrick Light" w:cs="Neue Hans Kendrick Light"/>
                 <w:bCs/>
@@ -10364,6 +10828,13 @@
                 <w:rFonts w:eastAsia="Neue Hans Kendrick Light" w:cs="Neue Hans Kendrick Light"/>
                 <w:lang w:eastAsia="de-DE" w:bidi="de-DE"/>
               </w:rPr>
+              <w:t xml:space="preserve">(entspricht </w:t>
+            </w:r>
+            <w:r>
+              <w:rPr>
+                <w:rFonts w:eastAsia="Neue Hans Kendrick Light" w:cs="Neue Hans Kendrick Light"/>
+                <w:lang w:eastAsia="de-DE" w:bidi="de-DE"/>
+              </w:rPr>
               <w:t xml:space="preserve">{{ </w:t>
             </w:r>
             <w:r>
@@ -10393,6 +10864,13 @@
                 <w:lang w:eastAsia="de-DE" w:bidi="de-DE"/>
               </w:rPr>
               <w:t>%</w:t>
+            </w:r>
+            <w:r>
+              <w:rPr>
+                <w:rFonts w:eastAsia="Neue Hans Kendrick Light" w:cs="Neue Hans Kendrick Light"/>
+                <w:lang w:eastAsia="de-DE" w:bidi="de-DE"/>
+              </w:rPr>
+              <w:t>)</w:t>
             </w:r>
           </w:p>
         </w:tc>
@@ -10604,8 +11082,17 @@
           <w:rFonts w:eastAsia="Liberation Serif" w:cs="Liberation Serif"/>
           <w:lang w:val="en-US" w:eastAsia="x-none"/>
         </w:rPr>
-        <w:t>R' %}</w:t>
+        <w:t>R</w:t>
       </w:r>
+      <w:proofErr w:type="gramStart"/>
+      <w:r>
+        <w:rPr>
+          <w:rFonts w:eastAsia="Liberation Serif" w:cs="Liberation Serif"/>
+          <w:lang w:val="en-US" w:eastAsia="x-none"/>
+        </w:rPr>
+        <w:t>' %}</w:t>
+      </w:r>
+      <w:proofErr w:type="gramEnd"/>
     </w:p>
     <w:p>
       <w:pPr>
@@ -10866,7 +11353,16 @@
           <w:szCs w:val="8"/>
           <w:lang w:val="en-US"/>
         </w:rPr>
-        <w:t>previous_invoices</w:t>
+        <w:t>previous_</w:t>
+      </w:r>
+      <w:proofErr w:type="gramStart"/>
+      <w:r>
+        <w:rPr>
+          <w:sz w:val="2"/>
+          <w:szCs w:val="8"/>
+          <w:lang w:val="en-US"/>
+        </w:rPr>
+        <w:t>invoices</w:t>
       </w:r>
       <w:proofErr w:type="spellEnd"/>
       <w:r>
@@ -10877,6 +11373,7 @@
         </w:rPr>
         <w:t xml:space="preserve"> %}</w:t>
       </w:r>
+      <w:proofErr w:type="gramEnd"/>
     </w:p>
     <w:tbl>
       <w:tblPr>
@@ -10927,6 +11424,7 @@
                 <w:lang w:val="en-US"/>
               </w:rPr>
             </w:pPr>
+            <w:proofErr w:type="gramStart"/>
             <w:r>
               <w:rPr>
                 <w:lang w:val="en-US"/>
@@ -10944,19 +11442,33 @@
               <w:rPr>
                 <w:lang w:val="en-US"/>
               </w:rPr>
-              <w:t>get_invoice_label</w:t>
+              <w:t>get</w:t>
+            </w:r>
+            <w:proofErr w:type="gramEnd"/>
+            <w:r>
+              <w:rPr>
+                <w:lang w:val="en-US"/>
+              </w:rPr>
+              <w:t>_invoice_label</w:t>
             </w:r>
             <w:proofErr w:type="spellEnd"/>
             <w:r>
               <w:rPr>
                 <w:lang w:val="en-US"/>
               </w:rPr>
-              <w:t>}}/</w:t>
-            </w:r>
+              <w:t>}}</w:t>
+            </w:r>
+            <w:proofErr w:type="gramStart"/>
             <w:r>
               <w:rPr>
                 <w:lang w:val="en-US"/>
               </w:rPr>
+              <w:t>/</w:t>
+            </w:r>
+            <w:r>
+              <w:rPr>
+                <w:lang w:val="en-US"/>
+              </w:rPr>
               <w:t xml:space="preserve">  </w:t>
             </w:r>
             <w:r>
@@ -10970,7 +11482,21 @@
               <w:rPr>
                 <w:lang w:val="en-US"/>
               </w:rPr>
-              <w:t>inv.invoice_title</w:t>
+              <w:t>inv</w:t>
+            </w:r>
+            <w:proofErr w:type="gramEnd"/>
+            <w:r>
+              <w:rPr>
+                <w:lang w:val="en-US"/>
+              </w:rPr>
+              <w:t>.invoice_</w:t>
+            </w:r>
+            <w:proofErr w:type="gramStart"/>
+            <w:r>
+              <w:rPr>
+                <w:lang w:val="en-US"/>
+              </w:rPr>
+              <w:t>title</w:t>
             </w:r>
             <w:proofErr w:type="spellEnd"/>
             <w:r>
@@ -10979,12 +11505,14 @@
               </w:rPr>
               <w:t xml:space="preserve"> }}/</w:t>
             </w:r>
+            <w:proofErr w:type="gramEnd"/>
             <w:r>
               <w:rPr>
                 <w:lang w:val="en-US"/>
               </w:rPr>
               <w:t xml:space="preserve">  </w:t>
             </w:r>
+            <w:proofErr w:type="gramStart"/>
             <w:r>
               <w:rPr>
                 <w:lang w:val="en-US"/>
@@ -10996,7 +11524,14 @@
               <w:rPr>
                 <w:lang w:val="en-US"/>
               </w:rPr>
-              <w:t>inv.created_at</w:t>
+              <w:t>inv</w:t>
+            </w:r>
+            <w:proofErr w:type="gramEnd"/>
+            <w:r>
+              <w:rPr>
+                <w:lang w:val="en-US"/>
+              </w:rPr>
+              <w:t>.created_at</w:t>
             </w:r>
             <w:proofErr w:type="spellEnd"/>
             <w:r>
@@ -11081,6 +11616,7 @@
                 <w:lang w:eastAsia="de-DE" w:bidi="de-DE"/>
               </w:rPr>
             </w:pPr>
+            <w:proofErr w:type="gramStart"/>
             <w:r>
               <w:rPr>
                 <w:lang w:val="en-US"/>
@@ -11092,14 +11628,35 @@
               <w:rPr>
                 <w:lang w:val="en-US"/>
               </w:rPr>
-              <w:t>inv.invoice_gross</w:t>
+              <w:t>inv</w:t>
+            </w:r>
+            <w:proofErr w:type="gramEnd"/>
+            <w:r>
+              <w:rPr>
+                <w:lang w:val="en-US"/>
+              </w:rPr>
+              <w:t>.invoice_</w:t>
+            </w:r>
+            <w:proofErr w:type="gramStart"/>
+            <w:r>
+              <w:rPr>
+                <w:lang w:val="en-US"/>
+              </w:rPr>
+              <w:t>gross</w:t>
             </w:r>
             <w:proofErr w:type="spellEnd"/>
             <w:r>
               <w:rPr>
                 <w:lang w:val="en-US"/>
               </w:rPr>
-              <w:t xml:space="preserve"> }} </w:t>
+              <w:t xml:space="preserve"> }</w:t>
+            </w:r>
+            <w:proofErr w:type="gramEnd"/>
+            <w:r>
+              <w:rPr>
+                <w:lang w:val="en-US"/>
+              </w:rPr>
+              <w:t xml:space="preserve">} </w:t>
             </w:r>
             <w:r>
               <w:rPr>
@@ -11354,6 +11911,7 @@
                 <w:lang w:eastAsia="de-DE" w:bidi="de-DE"/>
               </w:rPr>
             </w:pPr>
+            <w:proofErr w:type="gramStart"/>
             <w:r>
               <w:rPr>
                 <w:rFonts w:eastAsia="Neue Hans Kendrick Light"/>
@@ -11369,16 +11927,43 @@
                 <w:b/>
                 <w:lang w:val="en-US" w:eastAsia="de-DE" w:bidi="de-DE"/>
               </w:rPr>
-              <w:t>total_invoice_gross</w:t>
-            </w:r>
-            <w:proofErr w:type="spellEnd"/>
+              <w:t>total</w:t>
+            </w:r>
+            <w:proofErr w:type="gramEnd"/>
             <w:r>
               <w:rPr>
                 <w:rFonts w:eastAsia="Neue Hans Kendrick Light"/>
                 <w:b/>
                 <w:lang w:val="en-US" w:eastAsia="de-DE" w:bidi="de-DE"/>
               </w:rPr>
-              <w:t xml:space="preserve"> }} €</w:t>
+              <w:t>_invoice_</w:t>
+            </w:r>
+            <w:proofErr w:type="gramStart"/>
+            <w:r>
+              <w:rPr>
+                <w:rFonts w:eastAsia="Neue Hans Kendrick Light"/>
+                <w:b/>
+                <w:lang w:val="en-US" w:eastAsia="de-DE" w:bidi="de-DE"/>
+              </w:rPr>
+              <w:t>gross</w:t>
+            </w:r>
+            <w:proofErr w:type="spellEnd"/>
+            <w:r>
+              <w:rPr>
+                <w:rFonts w:eastAsia="Neue Hans Kendrick Light"/>
+                <w:b/>
+                <w:lang w:val="en-US" w:eastAsia="de-DE" w:bidi="de-DE"/>
+              </w:rPr>
+              <w:t xml:space="preserve"> }</w:t>
+            </w:r>
+            <w:proofErr w:type="gramEnd"/>
+            <w:r>
+              <w:rPr>
+                <w:rFonts w:eastAsia="Neue Hans Kendrick Light"/>
+                <w:b/>
+                <w:lang w:val="en-US" w:eastAsia="de-DE" w:bidi="de-DE"/>
+              </w:rPr>
+              <w:t>} €</w:t>
             </w:r>
           </w:p>
         </w:tc>
@@ -11413,6 +11998,7 @@
                 <w:lang w:eastAsia="de-DE" w:bidi="de-DE"/>
               </w:rPr>
             </w:pPr>
+            <w:proofErr w:type="gramStart"/>
             <w:r>
               <w:rPr>
                 <w:rFonts w:eastAsia="Neue Hans Kendrick Light"/>
@@ -11428,16 +12014,43 @@
                 <w:b/>
                 <w:lang w:val="en-US" w:eastAsia="de-DE" w:bidi="de-DE"/>
               </w:rPr>
-              <w:t>total_invoice_net</w:t>
-            </w:r>
-            <w:proofErr w:type="spellEnd"/>
+              <w:t>total</w:t>
+            </w:r>
+            <w:proofErr w:type="gramEnd"/>
             <w:r>
               <w:rPr>
                 <w:rFonts w:eastAsia="Neue Hans Kendrick Light"/>
                 <w:b/>
                 <w:lang w:val="en-US" w:eastAsia="de-DE" w:bidi="de-DE"/>
               </w:rPr>
-              <w:t xml:space="preserve"> }} €</w:t>
+              <w:t>_invoice_</w:t>
+            </w:r>
+            <w:proofErr w:type="gramStart"/>
+            <w:r>
+              <w:rPr>
+                <w:rFonts w:eastAsia="Neue Hans Kendrick Light"/>
+                <w:b/>
+                <w:lang w:val="en-US" w:eastAsia="de-DE" w:bidi="de-DE"/>
+              </w:rPr>
+              <w:t>net</w:t>
+            </w:r>
+            <w:proofErr w:type="spellEnd"/>
+            <w:r>
+              <w:rPr>
+                <w:rFonts w:eastAsia="Neue Hans Kendrick Light"/>
+                <w:b/>
+                <w:lang w:val="en-US" w:eastAsia="de-DE" w:bidi="de-DE"/>
+              </w:rPr>
+              <w:t xml:space="preserve"> }</w:t>
+            </w:r>
+            <w:proofErr w:type="gramEnd"/>
+            <w:r>
+              <w:rPr>
+                <w:rFonts w:eastAsia="Neue Hans Kendrick Light"/>
+                <w:b/>
+                <w:lang w:val="en-US" w:eastAsia="de-DE" w:bidi="de-DE"/>
+              </w:rPr>
+              <w:t>} €</w:t>
             </w:r>
           </w:p>
         </w:tc>
@@ -14346,6 +14959,7 @@
     </w:pPr>
     <w:bookmarkStart w:id="9" w:name="_Hlk199749313"/>
     <w:bookmarkStart w:id="10" w:name="_Hlk199749314"/>
+    <w:proofErr w:type="gramStart"/>
     <w:r>
       <w:rPr>
         <w:lang w:val="en-US"/>
@@ -14357,14 +14971,35 @@
       <w:rPr>
         <w:lang w:val="en-US"/>
       </w:rPr>
-      <w:t>current_ar_number</w:t>
+      <w:t>current</w:t>
+    </w:r>
+    <w:proofErr w:type="gramEnd"/>
+    <w:r>
+      <w:rPr>
+        <w:lang w:val="en-US"/>
+      </w:rPr>
+      <w:t>_ar_</w:t>
+    </w:r>
+    <w:proofErr w:type="gramStart"/>
+    <w:r>
+      <w:rPr>
+        <w:lang w:val="en-US"/>
+      </w:rPr>
+      <w:t>number</w:t>
     </w:r>
     <w:proofErr w:type="spellEnd"/>
     <w:r>
       <w:rPr>
         <w:lang w:val="en-US"/>
       </w:rPr>
-      <w:t xml:space="preserve"> }}.</w:t>
+      <w:t xml:space="preserve"> }</w:t>
+    </w:r>
+    <w:proofErr w:type="gramEnd"/>
+    <w:r>
+      <w:rPr>
+        <w:lang w:val="en-US"/>
+      </w:rPr>
+      <w:t>}.</w:t>
     </w:r>
     <w:r>
       <w:rPr>
@@ -14372,6 +15007,7 @@
       </w:rPr>
       <w:t xml:space="preserve"> </w:t>
     </w:r>
+    <w:proofErr w:type="gramStart"/>
     <w:r>
       <w:rPr>
         <w:lang w:val="en-US"/>
@@ -14383,7 +15019,14 @@
       <w:rPr>
         <w:lang w:val="en-US"/>
       </w:rPr>
-      <w:t>invoice_type</w:t>
+      <w:t>invoice</w:t>
+    </w:r>
+    <w:proofErr w:type="gramEnd"/>
+    <w:r>
+      <w:rPr>
+        <w:lang w:val="en-US"/>
+      </w:rPr>
+      <w:t>_type</w:t>
     </w:r>
     <w:proofErr w:type="spellEnd"/>
     <w:r>
@@ -14456,14 +15099,28 @@
       <w:rPr>
         <w:lang w:val="en-US"/>
       </w:rPr>
-      <w:t xml:space="preserve"> {{ </w:t>
+      <w:t xml:space="preserve"> </w:t>
+    </w:r>
+    <w:proofErr w:type="gramStart"/>
+    <w:r>
+      <w:rPr>
+        <w:lang w:val="en-US"/>
+      </w:rPr>
+      <w:t xml:space="preserve">{{ </w:t>
     </w:r>
     <w:proofErr w:type="spellStart"/>
     <w:r>
       <w:rPr>
         <w:lang w:val="en-US"/>
       </w:rPr>
-      <w:t>invoice_title</w:t>
+      <w:t>invoice</w:t>
+    </w:r>
+    <w:proofErr w:type="gramEnd"/>
+    <w:r>
+      <w:rPr>
+        <w:lang w:val="en-US"/>
+      </w:rPr>
+      <w:t>_title</w:t>
     </w:r>
     <w:proofErr w:type="spellEnd"/>
     <w:r>

--- a/templates/invoices/inv_BCK_De.docx
+++ b/templates/invoices/inv_BCK_De.docx
@@ -95,7 +95,6 @@
                 <w:lang w:val="en-US"/>
               </w:rPr>
             </w:pPr>
-            <w:proofErr w:type="gramStart"/>
             <w:r>
               <w:rPr>
                 <w:rFonts w:ascii="Neue Hans Kendrick" w:hAnsi="Neue Hans Kendrick"/>
@@ -103,9 +102,8 @@
                 <w:szCs w:val="16"/>
                 <w:lang w:val="en-US"/>
               </w:rPr>
-              <w:t xml:space="preserve">{{ </w:t>
-            </w:r>
-            <w:proofErr w:type="spellStart"/>
+              <w:t>{{ client_</w:t>
+            </w:r>
             <w:r>
               <w:rPr>
                 <w:rFonts w:ascii="Neue Hans Kendrick" w:hAnsi="Neue Hans Kendrick"/>
@@ -113,9 +111,8 @@
                 <w:szCs w:val="16"/>
                 <w:lang w:val="en-US"/>
               </w:rPr>
-              <w:t>client</w:t>
-            </w:r>
-            <w:proofErr w:type="gramEnd"/>
+              <w:t>firm</w:t>
+            </w:r>
             <w:r>
               <w:rPr>
                 <w:rFonts w:ascii="Neue Hans Kendrick" w:hAnsi="Neue Hans Kendrick"/>
@@ -123,9 +120,19 @@
                 <w:szCs w:val="16"/>
                 <w:lang w:val="en-US"/>
               </w:rPr>
-              <w:t>_</w:t>
-            </w:r>
-            <w:proofErr w:type="gramStart"/>
+              <w:t xml:space="preserve"> }}</w:t>
+            </w:r>
+          </w:p>
+          <w:p>
+            <w:pPr>
+              <w:pStyle w:val="Tabelleninhalt"/>
+              <w:rPr>
+                <w:rFonts w:ascii="Neue Hans Kendrick" w:eastAsia="Neue Hans Kendrick Light" w:hAnsi="Neue Hans Kendrick" w:cs="Neue Hans Kendrick Light"/>
+                <w:sz w:val="8"/>
+                <w:szCs w:val="8"/>
+                <w:lang w:val="en-US" w:eastAsia="de-DE" w:bidi="de-DE"/>
+              </w:rPr>
+            </w:pPr>
             <w:r>
               <w:rPr>
                 <w:rFonts w:ascii="Neue Hans Kendrick" w:hAnsi="Neue Hans Kendrick"/>
@@ -133,98 +140,7 @@
                 <w:szCs w:val="16"/>
                 <w:lang w:val="en-US"/>
               </w:rPr>
-              <w:t>firm</w:t>
-            </w:r>
-            <w:proofErr w:type="spellEnd"/>
-            <w:r>
-              <w:rPr>
-                <w:rFonts w:ascii="Neue Hans Kendrick" w:hAnsi="Neue Hans Kendrick"/>
-                <w:sz w:val="16"/>
-                <w:szCs w:val="16"/>
-                <w:lang w:val="en-US"/>
-              </w:rPr>
-              <w:t xml:space="preserve"> }</w:t>
-            </w:r>
-            <w:proofErr w:type="gramEnd"/>
-            <w:r>
-              <w:rPr>
-                <w:rFonts w:ascii="Neue Hans Kendrick" w:hAnsi="Neue Hans Kendrick"/>
-                <w:sz w:val="16"/>
-                <w:szCs w:val="16"/>
-                <w:lang w:val="en-US"/>
-              </w:rPr>
-              <w:t>}</w:t>
-            </w:r>
-          </w:p>
-          <w:p>
-            <w:pPr>
-              <w:pStyle w:val="Tabelleninhalt"/>
-              <w:rPr>
-                <w:rFonts w:ascii="Neue Hans Kendrick" w:eastAsia="Neue Hans Kendrick Light" w:hAnsi="Neue Hans Kendrick" w:cs="Neue Hans Kendrick Light"/>
-                <w:sz w:val="8"/>
-                <w:szCs w:val="8"/>
-                <w:lang w:val="en-US" w:eastAsia="de-DE" w:bidi="de-DE"/>
-              </w:rPr>
-            </w:pPr>
-            <w:proofErr w:type="gramStart"/>
-            <w:r>
-              <w:rPr>
-                <w:rFonts w:ascii="Neue Hans Kendrick" w:hAnsi="Neue Hans Kendrick"/>
-                <w:sz w:val="16"/>
-                <w:szCs w:val="16"/>
-                <w:lang w:val="en-US"/>
-              </w:rPr>
-              <w:t xml:space="preserve">{{ </w:t>
-            </w:r>
-            <w:proofErr w:type="spellStart"/>
-            <w:r>
-              <w:rPr>
-                <w:rFonts w:ascii="Neue Hans Kendrick" w:hAnsi="Neue Hans Kendrick"/>
-                <w:sz w:val="16"/>
-                <w:szCs w:val="16"/>
-                <w:lang w:val="en-US"/>
-              </w:rPr>
-              <w:t>client</w:t>
-            </w:r>
-            <w:proofErr w:type="gramEnd"/>
-            <w:r>
-              <w:rPr>
-                <w:rFonts w:ascii="Neue Hans Kendrick" w:hAnsi="Neue Hans Kendrick"/>
-                <w:sz w:val="16"/>
-                <w:szCs w:val="16"/>
-                <w:lang w:val="en-US"/>
-              </w:rPr>
-              <w:t>_</w:t>
-            </w:r>
-            <w:proofErr w:type="gramStart"/>
-            <w:r>
-              <w:rPr>
-                <w:rFonts w:ascii="Neue Hans Kendrick" w:hAnsi="Neue Hans Kendrick"/>
-                <w:sz w:val="16"/>
-                <w:szCs w:val="16"/>
-                <w:lang w:val="en-US"/>
-              </w:rPr>
-              <w:t>address</w:t>
-            </w:r>
-            <w:proofErr w:type="spellEnd"/>
-            <w:r>
-              <w:rPr>
-                <w:rFonts w:ascii="Neue Hans Kendrick" w:hAnsi="Neue Hans Kendrick"/>
-                <w:sz w:val="16"/>
-                <w:szCs w:val="16"/>
-                <w:lang w:val="en-US"/>
-              </w:rPr>
-              <w:t xml:space="preserve"> }</w:t>
-            </w:r>
-            <w:proofErr w:type="gramEnd"/>
-            <w:r>
-              <w:rPr>
-                <w:rFonts w:ascii="Neue Hans Kendrick" w:hAnsi="Neue Hans Kendrick"/>
-                <w:sz w:val="16"/>
-                <w:szCs w:val="16"/>
-                <w:lang w:val="en-US"/>
-              </w:rPr>
-              <w:t>}</w:t>
+              <w:t>{{ client_address }}</w:t>
             </w:r>
           </w:p>
           <w:p>
@@ -511,7 +427,6 @@
                 <w:lang w:val="en-US"/>
               </w:rPr>
             </w:pPr>
-            <w:proofErr w:type="gramStart"/>
             <w:r>
               <w:rPr>
                 <w:rFonts w:ascii="Neue Hans Kendrick" w:hAnsi="Neue Hans Kendrick"/>
@@ -519,37 +434,7 @@
                 <w:szCs w:val="16"/>
                 <w:lang w:val="en-US"/>
               </w:rPr>
-              <w:t xml:space="preserve">{{ </w:t>
-            </w:r>
-            <w:proofErr w:type="spellStart"/>
-            <w:r>
-              <w:rPr>
-                <w:rFonts w:ascii="Neue Hans Kendrick" w:hAnsi="Neue Hans Kendrick"/>
-                <w:sz w:val="16"/>
-                <w:szCs w:val="16"/>
-                <w:lang w:val="en-US"/>
-              </w:rPr>
-              <w:t>created</w:t>
-            </w:r>
-            <w:proofErr w:type="gramEnd"/>
-            <w:r>
-              <w:rPr>
-                <w:rFonts w:ascii="Neue Hans Kendrick" w:hAnsi="Neue Hans Kendrick"/>
-                <w:sz w:val="16"/>
-                <w:szCs w:val="16"/>
-                <w:lang w:val="en-US"/>
-              </w:rPr>
-              <w:t>_at</w:t>
-            </w:r>
-            <w:proofErr w:type="spellEnd"/>
-            <w:r>
-              <w:rPr>
-                <w:rFonts w:ascii="Neue Hans Kendrick" w:hAnsi="Neue Hans Kendrick"/>
-                <w:sz w:val="16"/>
-                <w:szCs w:val="16"/>
-                <w:lang w:val="en-US"/>
-              </w:rPr>
-              <w:t>}}</w:t>
+              <w:t>{{ created_at}}</w:t>
             </w:r>
           </w:p>
           <w:p>
@@ -622,7 +507,6 @@
                 <w:lang w:val="de-DE"/>
               </w:rPr>
             </w:pPr>
-            <w:proofErr w:type="gramStart"/>
             <w:r>
               <w:rPr>
                 <w:rFonts w:ascii="Neue Hans Kendrick" w:hAnsi="Neue Hans Kendrick"/>
@@ -630,9 +514,8 @@
                 <w:szCs w:val="16"/>
                 <w:lang w:val="en-US"/>
               </w:rPr>
-              <w:t xml:space="preserve">{{ </w:t>
-            </w:r>
-            <w:proofErr w:type="spellStart"/>
+              <w:t xml:space="preserve">{{ invoice_title}} </w:t>
+            </w:r>
             <w:r>
               <w:rPr>
                 <w:rFonts w:ascii="Neue Hans Kendrick" w:hAnsi="Neue Hans Kendrick"/>
@@ -640,121 +523,15 @@
                 <w:szCs w:val="16"/>
                 <w:lang w:val="en-US"/>
               </w:rPr>
-              <w:t>invoice</w:t>
-            </w:r>
-            <w:proofErr w:type="gramEnd"/>
+              <w:t>{% if invoice_type == 'AR' %}</w:t>
+            </w:r>
             <w:r>
               <w:rPr>
                 <w:rFonts w:ascii="Neue Hans Kendrick" w:hAnsi="Neue Hans Kendrick"/>
                 <w:sz w:val="16"/>
                 <w:szCs w:val="16"/>
-                <w:lang w:val="en-US"/>
-              </w:rPr>
-              <w:t>_</w:t>
-            </w:r>
-            <w:proofErr w:type="gramStart"/>
-            <w:r>
-              <w:rPr>
-                <w:rFonts w:ascii="Neue Hans Kendrick" w:hAnsi="Neue Hans Kendrick"/>
-                <w:sz w:val="16"/>
-                <w:szCs w:val="16"/>
-                <w:lang w:val="en-US"/>
-              </w:rPr>
-              <w:t>title</w:t>
-            </w:r>
-            <w:proofErr w:type="spellEnd"/>
-            <w:r>
-              <w:rPr>
-                <w:rFonts w:ascii="Neue Hans Kendrick" w:hAnsi="Neue Hans Kendrick"/>
-                <w:sz w:val="16"/>
-                <w:szCs w:val="16"/>
-                <w:lang w:val="en-US"/>
-              </w:rPr>
-              <w:t xml:space="preserve">}} </w:t>
-            </w:r>
-            <w:r>
-              <w:rPr>
-                <w:rFonts w:ascii="Neue Hans Kendrick" w:hAnsi="Neue Hans Kendrick"/>
-                <w:sz w:val="16"/>
-                <w:szCs w:val="16"/>
-                <w:lang w:val="en-US"/>
-              </w:rPr>
-              <w:t>{%</w:t>
-            </w:r>
-            <w:proofErr w:type="gramEnd"/>
-            <w:r>
-              <w:rPr>
-                <w:rFonts w:ascii="Neue Hans Kendrick" w:hAnsi="Neue Hans Kendrick"/>
-                <w:sz w:val="16"/>
-                <w:szCs w:val="16"/>
-                <w:lang w:val="en-US"/>
-              </w:rPr>
-              <w:t xml:space="preserve"> if </w:t>
-            </w:r>
-            <w:proofErr w:type="spellStart"/>
-            <w:r>
-              <w:rPr>
-                <w:rFonts w:ascii="Neue Hans Kendrick" w:hAnsi="Neue Hans Kendrick"/>
-                <w:sz w:val="16"/>
-                <w:szCs w:val="16"/>
-                <w:lang w:val="en-US"/>
-              </w:rPr>
-              <w:t>invoice_type</w:t>
-            </w:r>
-            <w:proofErr w:type="spellEnd"/>
-            <w:r>
-              <w:rPr>
-                <w:rFonts w:ascii="Neue Hans Kendrick" w:hAnsi="Neue Hans Kendrick"/>
-                <w:sz w:val="16"/>
-                <w:szCs w:val="16"/>
-                <w:lang w:val="en-US"/>
-              </w:rPr>
-              <w:t xml:space="preserve"> == 'AR' </w:t>
-            </w:r>
-            <w:proofErr w:type="gramStart"/>
-            <w:r>
-              <w:rPr>
-                <w:rFonts w:ascii="Neue Hans Kendrick" w:hAnsi="Neue Hans Kendrick"/>
-                <w:sz w:val="16"/>
-                <w:szCs w:val="16"/>
-                <w:lang w:val="en-US"/>
-              </w:rPr>
-              <w:t>%}</w:t>
-            </w:r>
-            <w:r>
-              <w:rPr>
-                <w:rFonts w:ascii="Neue Hans Kendrick" w:hAnsi="Neue Hans Kendrick"/>
-                <w:sz w:val="16"/>
-                <w:szCs w:val="16"/>
-              </w:rPr>
-              <w:t>{{ current</w:t>
-            </w:r>
-            <w:proofErr w:type="gramEnd"/>
-            <w:r>
-              <w:rPr>
-                <w:rFonts w:ascii="Neue Hans Kendrick" w:hAnsi="Neue Hans Kendrick"/>
-                <w:sz w:val="16"/>
-                <w:szCs w:val="16"/>
-              </w:rPr>
-              <w:t>_ar_</w:t>
-            </w:r>
-            <w:proofErr w:type="gramStart"/>
-            <w:r>
-              <w:rPr>
-                <w:rFonts w:ascii="Neue Hans Kendrick" w:hAnsi="Neue Hans Kendrick"/>
-                <w:sz w:val="16"/>
-                <w:szCs w:val="16"/>
-              </w:rPr>
-              <w:t>number }</w:t>
-            </w:r>
-            <w:proofErr w:type="gramEnd"/>
-            <w:r>
-              <w:rPr>
-                <w:rFonts w:ascii="Neue Hans Kendrick" w:hAnsi="Neue Hans Kendrick"/>
-                <w:sz w:val="16"/>
-                <w:szCs w:val="16"/>
-              </w:rPr>
-              <w:t>}</w:t>
+              </w:rPr>
+              <w:t>{{ current_ar_number }}</w:t>
             </w:r>
             <w:r>
               <w:rPr>
@@ -950,7 +727,7 @@
                 <w:rFonts w:ascii="Neue Hans Kendrick" w:eastAsia="Neue Hans Kendrick Light" w:hAnsi="Neue Hans Kendrick"/>
                 <w:b/>
                 <w:sz w:val="16"/>
-                <w:lang w:val="en-US" w:eastAsia="de-DE" w:bidi="de-DE"/>
+                <w:lang w:val="de-DE" w:eastAsia="de-DE" w:bidi="de-DE"/>
               </w:rPr>
             </w:pPr>
             <w:r>
@@ -958,7 +735,7 @@
                 <w:rFonts w:ascii="Neue Hans Kendrick" w:eastAsia="Neue Hans Kendrick Light" w:hAnsi="Neue Hans Kendrick"/>
                 <w:b/>
                 <w:sz w:val="16"/>
-                <w:lang w:val="en-US" w:eastAsia="de-DE" w:bidi="de-DE"/>
+                <w:lang w:val="de-DE" w:eastAsia="de-DE" w:bidi="de-DE"/>
               </w:rPr>
               <w:t>PROJEKT</w:t>
             </w:r>
@@ -970,99 +747,37 @@
                 <w:rFonts w:ascii="Neue Hans Kendrick" w:hAnsi="Neue Hans Kendrick"/>
                 <w:sz w:val="16"/>
                 <w:szCs w:val="16"/>
-                <w:lang w:val="en-US"/>
-              </w:rPr>
-            </w:pPr>
-            <w:proofErr w:type="gramStart"/>
+                <w:lang w:val="de-DE"/>
+              </w:rPr>
+            </w:pPr>
             <w:r>
               <w:rPr>
                 <w:rFonts w:ascii="Neue Hans Kendrick" w:hAnsi="Neue Hans Kendrick"/>
                 <w:sz w:val="16"/>
                 <w:szCs w:val="16"/>
-                <w:lang w:val="en-US"/>
-              </w:rPr>
-              <w:t xml:space="preserve">{{ </w:t>
-            </w:r>
-            <w:proofErr w:type="spellStart"/>
-            <w:r>
+                <w:lang w:val="de-DE"/>
+              </w:rPr>
+              <w:t>{{ project_no}}</w:t>
+            </w:r>
+          </w:p>
+          <w:p>
+            <w:pPr>
+              <w:pStyle w:val="Tabelleninhalt"/>
               <w:rPr>
                 <w:rFonts w:ascii="Neue Hans Kendrick" w:hAnsi="Neue Hans Kendrick"/>
                 <w:sz w:val="16"/>
                 <w:szCs w:val="16"/>
-                <w:lang w:val="en-US"/>
-              </w:rPr>
-              <w:t>project</w:t>
-            </w:r>
-            <w:proofErr w:type="gramEnd"/>
+                <w:lang w:val="de-DE"/>
+              </w:rPr>
+            </w:pPr>
             <w:r>
               <w:rPr>
                 <w:rFonts w:ascii="Neue Hans Kendrick" w:hAnsi="Neue Hans Kendrick"/>
                 <w:sz w:val="16"/>
                 <w:szCs w:val="16"/>
-                <w:lang w:val="en-US"/>
-              </w:rPr>
-              <w:t>_no</w:t>
-            </w:r>
-            <w:proofErr w:type="spellEnd"/>
-            <w:r>
-              <w:rPr>
-                <w:rFonts w:ascii="Neue Hans Kendrick" w:hAnsi="Neue Hans Kendrick"/>
-                <w:sz w:val="16"/>
-                <w:szCs w:val="16"/>
-                <w:lang w:val="en-US"/>
-              </w:rPr>
-              <w:t>}}</w:t>
-            </w:r>
-          </w:p>
-          <w:p>
-            <w:pPr>
-              <w:pStyle w:val="Tabelleninhalt"/>
-              <w:rPr>
-                <w:rFonts w:ascii="Neue Hans Kendrick" w:hAnsi="Neue Hans Kendrick"/>
-                <w:sz w:val="16"/>
-                <w:szCs w:val="16"/>
-                <w:lang w:val="en-US"/>
-              </w:rPr>
-            </w:pPr>
-            <w:proofErr w:type="gramStart"/>
-            <w:r>
-              <w:rPr>
-                <w:rFonts w:ascii="Neue Hans Kendrick" w:hAnsi="Neue Hans Kendrick"/>
-                <w:sz w:val="16"/>
-                <w:szCs w:val="16"/>
-                <w:lang w:val="en-US"/>
-              </w:rPr>
-              <w:t xml:space="preserve">{{ </w:t>
-            </w:r>
-            <w:proofErr w:type="spellStart"/>
-            <w:r>
-              <w:rPr>
-                <w:rFonts w:ascii="Neue Hans Kendrick" w:hAnsi="Neue Hans Kendrick"/>
-                <w:sz w:val="16"/>
-                <w:szCs w:val="16"/>
-                <w:lang w:val="en-US"/>
-              </w:rPr>
-              <w:t>project</w:t>
-            </w:r>
-            <w:proofErr w:type="gramEnd"/>
-            <w:r>
-              <w:rPr>
-                <w:rFonts w:ascii="Neue Hans Kendrick" w:hAnsi="Neue Hans Kendrick"/>
-                <w:sz w:val="16"/>
-                <w:szCs w:val="16"/>
-                <w:lang w:val="en-US"/>
-              </w:rPr>
-              <w:t>_name</w:t>
-            </w:r>
-            <w:proofErr w:type="spellEnd"/>
-            <w:r>
-              <w:rPr>
-                <w:rFonts w:ascii="Neue Hans Kendrick" w:hAnsi="Neue Hans Kendrick"/>
-                <w:sz w:val="16"/>
-                <w:szCs w:val="16"/>
-                <w:lang w:val="en-US"/>
-              </w:rPr>
-              <w:t>}}</w:t>
+                <w:lang w:val="de-DE"/>
+              </w:rPr>
+              <w:t>{{ project_name}}</w:t>
             </w:r>
           </w:p>
           <w:p>
@@ -1072,7 +787,7 @@
                 <w:rFonts w:ascii="Neue Hans Kendrick" w:eastAsia="Neue Hans Kendrick Light" w:hAnsi="Neue Hans Kendrick"/>
                 <w:color w:val="000000"/>
                 <w:sz w:val="16"/>
-                <w:lang w:val="en-US" w:eastAsia="de-DE" w:bidi="de-DE"/>
+                <w:lang w:val="de-DE" w:eastAsia="de-DE" w:bidi="de-DE"/>
               </w:rPr>
             </w:pPr>
           </w:p>
@@ -1128,7 +843,6 @@
                 <w:lang w:val="en-US"/>
               </w:rPr>
             </w:pPr>
-            <w:proofErr w:type="gramStart"/>
             <w:r>
               <w:rPr>
                 <w:rFonts w:ascii="Neue Hans Kendrick" w:hAnsi="Neue Hans Kendrick"/>
@@ -1136,9 +850,8 @@
                 <w:szCs w:val="16"/>
                 <w:lang w:val="en-US"/>
               </w:rPr>
-              <w:t xml:space="preserve">{{ </w:t>
-            </w:r>
-            <w:proofErr w:type="spellStart"/>
+              <w:t>{{ invoice_title}}</w:t>
+            </w:r>
             <w:r>
               <w:rPr>
                 <w:rFonts w:ascii="Neue Hans Kendrick" w:hAnsi="Neue Hans Kendrick"/>
@@ -1146,19 +859,19 @@
                 <w:szCs w:val="16"/>
                 <w:lang w:val="en-US"/>
               </w:rPr>
-              <w:t>invoice</w:t>
-            </w:r>
-            <w:proofErr w:type="gramEnd"/>
-            <w:r>
+              <w:t xml:space="preserve"> </w:t>
+            </w:r>
+          </w:p>
+          <w:p>
+            <w:pPr>
+              <w:pStyle w:val="Tabelleninhalt"/>
               <w:rPr>
                 <w:rFonts w:ascii="Neue Hans Kendrick" w:hAnsi="Neue Hans Kendrick"/>
                 <w:sz w:val="16"/>
                 <w:szCs w:val="16"/>
                 <w:lang w:val="en-US"/>
               </w:rPr>
-              <w:t>_title</w:t>
-            </w:r>
-            <w:proofErr w:type="spellEnd"/>
+            </w:pPr>
             <w:r>
               <w:rPr>
                 <w:rFonts w:ascii="Neue Hans Kendrick" w:hAnsi="Neue Hans Kendrick"/>
@@ -1166,7 +879,49 @@
                 <w:szCs w:val="16"/>
                 <w:lang w:val="en-US"/>
               </w:rPr>
-              <w:t>}}</w:t>
+              <w:t>{% if invoice_type == 'AR' %}</w:t>
+            </w:r>
+            <w:r>
+              <w:rPr>
+                <w:rFonts w:ascii="Neue Hans Kendrick" w:hAnsi="Neue Hans Kendrick"/>
+                <w:sz w:val="16"/>
+                <w:szCs w:val="16"/>
+              </w:rPr>
+              <w:t>{% if current_ar_number %}</w:t>
+            </w:r>
+            <w:bookmarkStart w:id="0" w:name="_Hlk208581392"/>
+            <w:r>
+              <w:rPr>
+                <w:rFonts w:ascii="Neue Hans Kendrick" w:hAnsi="Neue Hans Kendrick"/>
+                <w:sz w:val="16"/>
+                <w:szCs w:val="16"/>
+              </w:rPr>
+              <w:t>{{ current_ar_number }}</w:t>
+            </w:r>
+            <w:bookmarkEnd w:id="0"/>
+            <w:r>
+              <w:rPr>
+                <w:rFonts w:ascii="Neue Hans Kendrick" w:hAnsi="Neue Hans Kendrick"/>
+                <w:sz w:val="16"/>
+                <w:szCs w:val="16"/>
+              </w:rPr>
+              <w:t xml:space="preserve">. </w:t>
+            </w:r>
+            <w:r>
+              <w:rPr>
+                <w:rFonts w:ascii="Neue Hans Kendrick" w:hAnsi="Neue Hans Kendrick"/>
+                <w:sz w:val="16"/>
+                <w:szCs w:val="16"/>
+              </w:rPr>
+              <w:t>{% endif %}</w:t>
+            </w:r>
+            <w:r>
+              <w:rPr>
+                <w:rFonts w:ascii="Neue Hans Kendrick" w:hAnsi="Neue Hans Kendrick"/>
+                <w:sz w:val="16"/>
+                <w:szCs w:val="16"/>
+              </w:rPr>
+              <w:t>Abschlagsrechnung</w:t>
             </w:r>
             <w:r>
               <w:rPr>
@@ -1175,273 +930,7 @@
                 <w:szCs w:val="16"/>
                 <w:lang w:val="en-US"/>
               </w:rPr>
-              <w:t xml:space="preserve"> </w:t>
-            </w:r>
-          </w:p>
-          <w:p>
-            <w:pPr>
-              <w:pStyle w:val="Tabelleninhalt"/>
-              <w:rPr>
-                <w:rFonts w:ascii="Neue Hans Kendrick" w:hAnsi="Neue Hans Kendrick"/>
-                <w:sz w:val="16"/>
-                <w:szCs w:val="16"/>
-                <w:lang w:val="en-US"/>
-              </w:rPr>
-            </w:pPr>
-            <w:r>
-              <w:rPr>
-                <w:rFonts w:ascii="Neue Hans Kendrick" w:hAnsi="Neue Hans Kendrick"/>
-                <w:sz w:val="16"/>
-                <w:szCs w:val="16"/>
-                <w:lang w:val="en-US"/>
-              </w:rPr>
-              <w:t xml:space="preserve">{% if </w:t>
-            </w:r>
-            <w:proofErr w:type="spellStart"/>
-            <w:r>
-              <w:rPr>
-                <w:rFonts w:ascii="Neue Hans Kendrick" w:hAnsi="Neue Hans Kendrick"/>
-                <w:sz w:val="16"/>
-                <w:szCs w:val="16"/>
-                <w:lang w:val="en-US"/>
-              </w:rPr>
-              <w:t>invoice_type</w:t>
-            </w:r>
-            <w:proofErr w:type="spellEnd"/>
-            <w:r>
-              <w:rPr>
-                <w:rFonts w:ascii="Neue Hans Kendrick" w:hAnsi="Neue Hans Kendrick"/>
-                <w:sz w:val="16"/>
-                <w:szCs w:val="16"/>
-                <w:lang w:val="en-US"/>
-              </w:rPr>
-              <w:t xml:space="preserve"> == 'AR' </w:t>
-            </w:r>
-            <w:proofErr w:type="gramStart"/>
-            <w:r>
-              <w:rPr>
-                <w:rFonts w:ascii="Neue Hans Kendrick" w:hAnsi="Neue Hans Kendrick"/>
-                <w:sz w:val="16"/>
-                <w:szCs w:val="16"/>
-                <w:lang w:val="en-US"/>
-              </w:rPr>
-              <w:t>%}</w:t>
-            </w:r>
-            <w:r>
-              <w:rPr>
-                <w:rFonts w:ascii="Neue Hans Kendrick" w:hAnsi="Neue Hans Kendrick"/>
-                <w:sz w:val="16"/>
-                <w:szCs w:val="16"/>
-              </w:rPr>
-              <w:t>{</w:t>
-            </w:r>
-            <w:proofErr w:type="gramEnd"/>
-            <w:r>
-              <w:rPr>
-                <w:rFonts w:ascii="Neue Hans Kendrick" w:hAnsi="Neue Hans Kendrick"/>
-                <w:sz w:val="16"/>
-                <w:szCs w:val="16"/>
-              </w:rPr>
-              <w:t xml:space="preserve">% if current_ar_number </w:t>
-            </w:r>
-            <w:proofErr w:type="gramStart"/>
-            <w:r>
-              <w:rPr>
-                <w:rFonts w:ascii="Neue Hans Kendrick" w:hAnsi="Neue Hans Kendrick"/>
-                <w:sz w:val="16"/>
-                <w:szCs w:val="16"/>
-              </w:rPr>
-              <w:t>%}</w:t>
-            </w:r>
-            <w:bookmarkStart w:id="0" w:name="_Hlk208581392"/>
-            <w:r>
-              <w:rPr>
-                <w:rFonts w:ascii="Neue Hans Kendrick" w:hAnsi="Neue Hans Kendrick"/>
-                <w:sz w:val="16"/>
-                <w:szCs w:val="16"/>
-              </w:rPr>
-              <w:t>{{ current</w:t>
-            </w:r>
-            <w:proofErr w:type="gramEnd"/>
-            <w:r>
-              <w:rPr>
-                <w:rFonts w:ascii="Neue Hans Kendrick" w:hAnsi="Neue Hans Kendrick"/>
-                <w:sz w:val="16"/>
-                <w:szCs w:val="16"/>
-              </w:rPr>
-              <w:t>_ar_</w:t>
-            </w:r>
-            <w:proofErr w:type="gramStart"/>
-            <w:r>
-              <w:rPr>
-                <w:rFonts w:ascii="Neue Hans Kendrick" w:hAnsi="Neue Hans Kendrick"/>
-                <w:sz w:val="16"/>
-                <w:szCs w:val="16"/>
-              </w:rPr>
-              <w:t>number }</w:t>
-            </w:r>
-            <w:proofErr w:type="gramEnd"/>
-            <w:r>
-              <w:rPr>
-                <w:rFonts w:ascii="Neue Hans Kendrick" w:hAnsi="Neue Hans Kendrick"/>
-                <w:sz w:val="16"/>
-                <w:szCs w:val="16"/>
-              </w:rPr>
-              <w:t>}</w:t>
-            </w:r>
-            <w:bookmarkEnd w:id="0"/>
-            <w:r>
-              <w:rPr>
-                <w:rFonts w:ascii="Neue Hans Kendrick" w:hAnsi="Neue Hans Kendrick"/>
-                <w:sz w:val="16"/>
-                <w:szCs w:val="16"/>
-              </w:rPr>
-              <w:t xml:space="preserve">. </w:t>
-            </w:r>
-            <w:r>
-              <w:rPr>
-                <w:rFonts w:ascii="Neue Hans Kendrick" w:hAnsi="Neue Hans Kendrick"/>
-                <w:sz w:val="16"/>
-                <w:szCs w:val="16"/>
-              </w:rPr>
-              <w:t>{% endif %}</w:t>
-            </w:r>
-            <w:r>
-              <w:rPr>
-                <w:rFonts w:ascii="Neue Hans Kendrick" w:hAnsi="Neue Hans Kendrick"/>
-                <w:sz w:val="16"/>
-                <w:szCs w:val="16"/>
-              </w:rPr>
-              <w:t>Abschlagsrechnung</w:t>
-            </w:r>
-            <w:r>
-              <w:rPr>
-                <w:rFonts w:ascii="Neue Hans Kendrick" w:hAnsi="Neue Hans Kendrick"/>
-                <w:sz w:val="16"/>
-                <w:szCs w:val="16"/>
-                <w:lang w:val="en-US"/>
-              </w:rPr>
-              <w:t xml:space="preserve">{% </w:t>
-            </w:r>
-            <w:proofErr w:type="spellStart"/>
-            <w:r>
-              <w:rPr>
-                <w:rFonts w:ascii="Neue Hans Kendrick" w:hAnsi="Neue Hans Kendrick"/>
-                <w:sz w:val="16"/>
-                <w:szCs w:val="16"/>
-                <w:lang w:val="en-US"/>
-              </w:rPr>
-              <w:t>elif</w:t>
-            </w:r>
-            <w:proofErr w:type="spellEnd"/>
-            <w:r>
-              <w:rPr>
-                <w:rFonts w:ascii="Neue Hans Kendrick" w:hAnsi="Neue Hans Kendrick"/>
-                <w:sz w:val="16"/>
-                <w:szCs w:val="16"/>
-                <w:lang w:val="en-US"/>
-              </w:rPr>
-              <w:t xml:space="preserve"> </w:t>
-            </w:r>
-            <w:proofErr w:type="spellStart"/>
-            <w:r>
-              <w:rPr>
-                <w:rFonts w:ascii="Neue Hans Kendrick" w:hAnsi="Neue Hans Kendrick"/>
-                <w:sz w:val="16"/>
-                <w:szCs w:val="16"/>
-                <w:lang w:val="en-US"/>
-              </w:rPr>
-              <w:t>invoice_type</w:t>
-            </w:r>
-            <w:proofErr w:type="spellEnd"/>
-            <w:r>
-              <w:rPr>
-                <w:rFonts w:ascii="Neue Hans Kendrick" w:hAnsi="Neue Hans Kendrick"/>
-                <w:sz w:val="16"/>
-                <w:szCs w:val="16"/>
-                <w:lang w:val="en-US"/>
-              </w:rPr>
-              <w:t xml:space="preserve"> == 'ZR' %}</w:t>
-            </w:r>
-            <w:proofErr w:type="spellStart"/>
-            <w:r>
-              <w:rPr>
-                <w:rFonts w:ascii="Neue Hans Kendrick" w:hAnsi="Neue Hans Kendrick"/>
-                <w:sz w:val="16"/>
-                <w:szCs w:val="16"/>
-                <w:lang w:val="en-US"/>
-              </w:rPr>
-              <w:t>Anzahlungsrechnung</w:t>
-            </w:r>
-            <w:proofErr w:type="spellEnd"/>
-            <w:r>
-              <w:rPr>
-                <w:rFonts w:ascii="Neue Hans Kendrick" w:hAnsi="Neue Hans Kendrick"/>
-                <w:sz w:val="16"/>
-                <w:szCs w:val="16"/>
-                <w:lang w:val="en-US"/>
-              </w:rPr>
-              <w:t xml:space="preserve">{% </w:t>
-            </w:r>
-            <w:proofErr w:type="spellStart"/>
-            <w:r>
-              <w:rPr>
-                <w:rFonts w:ascii="Neue Hans Kendrick" w:hAnsi="Neue Hans Kendrick"/>
-                <w:sz w:val="16"/>
-                <w:szCs w:val="16"/>
-                <w:lang w:val="en-US"/>
-              </w:rPr>
-              <w:t>elif</w:t>
-            </w:r>
-            <w:proofErr w:type="spellEnd"/>
-            <w:r>
-              <w:rPr>
-                <w:rFonts w:ascii="Neue Hans Kendrick" w:hAnsi="Neue Hans Kendrick"/>
-                <w:sz w:val="16"/>
-                <w:szCs w:val="16"/>
-                <w:lang w:val="en-US"/>
-              </w:rPr>
-              <w:t xml:space="preserve"> </w:t>
-            </w:r>
-            <w:proofErr w:type="spellStart"/>
-            <w:r>
-              <w:rPr>
-                <w:rFonts w:ascii="Neue Hans Kendrick" w:hAnsi="Neue Hans Kendrick"/>
-                <w:sz w:val="16"/>
-                <w:szCs w:val="16"/>
-                <w:lang w:val="en-US"/>
-              </w:rPr>
-              <w:t>invoice_type</w:t>
-            </w:r>
-            <w:proofErr w:type="spellEnd"/>
-            <w:r>
-              <w:rPr>
-                <w:rFonts w:ascii="Neue Hans Kendrick" w:hAnsi="Neue Hans Kendrick"/>
-                <w:sz w:val="16"/>
-                <w:szCs w:val="16"/>
-                <w:lang w:val="en-US"/>
-              </w:rPr>
-              <w:t xml:space="preserve"> == 'ER' %}</w:t>
-            </w:r>
-            <w:proofErr w:type="spellStart"/>
-            <w:r>
-              <w:rPr>
-                <w:rFonts w:ascii="Neue Hans Kendrick" w:hAnsi="Neue Hans Kendrick"/>
-                <w:sz w:val="16"/>
-                <w:szCs w:val="16"/>
-                <w:lang w:val="en-US"/>
-              </w:rPr>
-              <w:t>Rechnung</w:t>
-            </w:r>
-            <w:proofErr w:type="spellEnd"/>
-            <w:r>
-              <w:rPr>
-                <w:rFonts w:ascii="Neue Hans Kendrick" w:hAnsi="Neue Hans Kendrick"/>
-                <w:sz w:val="16"/>
-                <w:szCs w:val="16"/>
-                <w:lang w:val="en-US"/>
-              </w:rPr>
-              <w:t xml:space="preserve">{% else %} </w:t>
+              <w:t xml:space="preserve">{% elif invoice_type == 'ZR' %}Anzahlungsrechnung{% elif invoice_type == 'ER' %}Rechnung{% else %} </w:t>
             </w:r>
             <w:r>
               <w:rPr>
@@ -2962,7 +2451,6 @@
               </w:rPr>
               <w:t xml:space="preserve">{% </w:t>
             </w:r>
-            <w:proofErr w:type="spellStart"/>
             <w:r>
               <w:rPr>
                 <w:rFonts w:ascii="Neue Hans Kendrick" w:hAnsi="Neue Hans Kendrick"/>
@@ -2979,69 +2467,8 @@
                 <w:szCs w:val="16"/>
                 <w:lang w:val="en-US"/>
               </w:rPr>
-              <w:t>if</w:t>
-            </w:r>
-            <w:proofErr w:type="spellEnd"/>
-            <w:r>
-              <w:rPr>
-                <w:rFonts w:ascii="Neue Hans Kendrick" w:hAnsi="Neue Hans Kendrick"/>
-                <w:sz w:val="16"/>
-                <w:szCs w:val="16"/>
-                <w:lang w:val="en-US"/>
-              </w:rPr>
-              <w:t xml:space="preserve"> </w:t>
-            </w:r>
-            <w:proofErr w:type="spellStart"/>
-            <w:r>
-              <w:rPr>
-                <w:rFonts w:ascii="Neue Hans Kendrick" w:hAnsi="Neue Hans Kendrick"/>
-                <w:sz w:val="16"/>
-                <w:szCs w:val="16"/>
-                <w:lang w:val="en-US"/>
-              </w:rPr>
-              <w:t>invoice_type</w:t>
-            </w:r>
-            <w:proofErr w:type="spellEnd"/>
-            <w:r>
-              <w:rPr>
-                <w:rFonts w:ascii="Neue Hans Kendrick" w:hAnsi="Neue Hans Kendrick"/>
-                <w:sz w:val="16"/>
-                <w:szCs w:val="16"/>
-                <w:lang w:val="en-US"/>
-              </w:rPr>
-              <w:t xml:space="preserve"> == 'AR' or </w:t>
-            </w:r>
-            <w:proofErr w:type="spellStart"/>
-            <w:r>
-              <w:rPr>
-                <w:rFonts w:ascii="Neue Hans Kendrick" w:hAnsi="Neue Hans Kendrick"/>
-                <w:sz w:val="16"/>
-                <w:szCs w:val="16"/>
-                <w:lang w:val="en-US"/>
-              </w:rPr>
-              <w:t>invoice_type</w:t>
-            </w:r>
-            <w:proofErr w:type="spellEnd"/>
-            <w:r>
-              <w:rPr>
-                <w:rFonts w:ascii="Neue Hans Kendrick" w:hAnsi="Neue Hans Kendrick"/>
-                <w:sz w:val="16"/>
-                <w:szCs w:val="16"/>
-                <w:lang w:val="en-US"/>
-              </w:rPr>
-              <w:t xml:space="preserve"> == 'ER</w:t>
-            </w:r>
-            <w:proofErr w:type="gramStart"/>
-            <w:r>
-              <w:rPr>
-                <w:rFonts w:ascii="Neue Hans Kendrick" w:hAnsi="Neue Hans Kendrick"/>
-                <w:sz w:val="16"/>
-                <w:szCs w:val="16"/>
-                <w:lang w:val="en-US"/>
-              </w:rPr>
-              <w:t>' %}</w:t>
-            </w:r>
-            <w:proofErr w:type="gramEnd"/>
+              <w:t>if invoice_type == 'AR' or invoice_type == 'ER' %}</w:t>
+            </w:r>
           </w:p>
           <w:p>
             <w:pPr>
@@ -3696,7 +3123,6 @@
         </w:rPr>
         <w:t xml:space="preserve">{% if </w:t>
       </w:r>
-      <w:proofErr w:type="spellStart"/>
       <w:r>
         <w:rPr>
           <w:rFonts w:eastAsia="Neue Hans Kendrick Light" w:cs="Neue Hans Kendrick Light"/>
@@ -3706,9 +3132,8 @@
           <w:u w:val="single"/>
           <w:lang w:val="en-US" w:eastAsia="de-DE" w:bidi="de-DE"/>
         </w:rPr>
-        <w:t>is_hoai_</w:t>
+        <w:t xml:space="preserve">is_hoai_contract </w:t>
       </w:r>
-      <w:proofErr w:type="gramStart"/>
       <w:r>
         <w:rPr>
           <w:rFonts w:eastAsia="Neue Hans Kendrick Light" w:cs="Neue Hans Kendrick Light"/>
@@ -3718,32 +3143,8 @@
           <w:u w:val="single"/>
           <w:lang w:val="en-US" w:eastAsia="de-DE" w:bidi="de-DE"/>
         </w:rPr>
-        <w:t>contract</w:t>
-      </w:r>
-      <w:proofErr w:type="spellEnd"/>
-      <w:r>
-        <w:rPr>
-          <w:rFonts w:eastAsia="Neue Hans Kendrick Light" w:cs="Neue Hans Kendrick Light"/>
-          <w:b/>
-          <w:color w:val="000000"/>
-          <w:sz w:val="18"/>
-          <w:u w:val="single"/>
-          <w:lang w:val="en-US" w:eastAsia="de-DE" w:bidi="de-DE"/>
-        </w:rPr>
-        <w:t xml:space="preserve"> </w:t>
-      </w:r>
-      <w:r>
-        <w:rPr>
-          <w:rFonts w:eastAsia="Neue Hans Kendrick Light" w:cs="Neue Hans Kendrick Light"/>
-          <w:b/>
-          <w:color w:val="000000"/>
-          <w:sz w:val="18"/>
-          <w:u w:val="single"/>
-          <w:lang w:val="en-US" w:eastAsia="de-DE" w:bidi="de-DE"/>
-        </w:rPr>
         <w:t>%}</w:t>
       </w:r>
-      <w:proofErr w:type="gramEnd"/>
     </w:p>
     <w:p>
       <w:pPr>
@@ -3809,7 +3210,6 @@
         <w:lastRenderedPageBreak/>
         <w:t xml:space="preserve">{% if </w:t>
       </w:r>
-      <w:proofErr w:type="spellStart"/>
       <w:r>
         <w:rPr>
           <w:rFonts w:eastAsia="Neue Hans Kendrick Light" w:cs="Neue Hans Kendrick Light"/>
@@ -3819,9 +3219,8 @@
           <w:u w:val="single"/>
           <w:lang w:val="en-US" w:eastAsia="de-DE" w:bidi="de-DE"/>
         </w:rPr>
-        <w:t>is_hoai_</w:t>
+        <w:t>is_hoai_contract</w:t>
       </w:r>
-      <w:proofErr w:type="gramStart"/>
       <w:r>
         <w:rPr>
           <w:rFonts w:eastAsia="Neue Hans Kendrick Light" w:cs="Neue Hans Kendrick Light"/>
@@ -3831,9 +3230,8 @@
           <w:u w:val="single"/>
           <w:lang w:val="en-US" w:eastAsia="de-DE" w:bidi="de-DE"/>
         </w:rPr>
-        <w:t>contract</w:t>
+        <w:t xml:space="preserve"> </w:t>
       </w:r>
-      <w:proofErr w:type="spellEnd"/>
       <w:r>
         <w:rPr>
           <w:rFonts w:eastAsia="Neue Hans Kendrick Light" w:cs="Neue Hans Kendrick Light"/>
@@ -3843,20 +3241,8 @@
           <w:u w:val="single"/>
           <w:lang w:val="en-US" w:eastAsia="de-DE" w:bidi="de-DE"/>
         </w:rPr>
-        <w:t xml:space="preserve"> </w:t>
-      </w:r>
-      <w:r>
-        <w:rPr>
-          <w:rFonts w:eastAsia="Neue Hans Kendrick Light" w:cs="Neue Hans Kendrick Light"/>
-          <w:b/>
-          <w:color w:val="000000"/>
-          <w:sz w:val="18"/>
-          <w:u w:val="single"/>
-          <w:lang w:val="en-US" w:eastAsia="de-DE" w:bidi="de-DE"/>
-        </w:rPr>
         <w:t>%}</w:t>
       </w:r>
-      <w:proofErr w:type="gramEnd"/>
     </w:p>
     <w:p>
       <w:pPr>
@@ -3960,7 +3346,6 @@
           <w:lang w:val="en-US" w:eastAsia="de-DE" w:bidi="de-DE"/>
         </w:rPr>
       </w:pPr>
-      <w:proofErr w:type="spellStart"/>
       <w:r>
         <w:rPr>
           <w:b/>
@@ -3972,7 +3357,6 @@
         </w:rPr>
         <w:t>Honoraransatz</w:t>
       </w:r>
-      <w:proofErr w:type="spellEnd"/>
     </w:p>
     <w:p>
       <w:pPr>
@@ -7271,54 +6655,8 @@
           <w:szCs w:val="2"/>
           <w:lang w:val="en-US"/>
         </w:rPr>
-        <w:t xml:space="preserve">{% for </w:t>
+        <w:t>{% for lp in lp_sections %}</w:t>
       </w:r>
-      <w:proofErr w:type="spellStart"/>
-      <w:r>
-        <w:rPr>
-          <w:sz w:val="2"/>
-          <w:szCs w:val="2"/>
-          <w:lang w:val="en-US"/>
-        </w:rPr>
-        <w:t>lp</w:t>
-      </w:r>
-      <w:proofErr w:type="spellEnd"/>
-      <w:r>
-        <w:rPr>
-          <w:sz w:val="2"/>
-          <w:szCs w:val="2"/>
-          <w:lang w:val="en-US"/>
-        </w:rPr>
-        <w:t xml:space="preserve"> in </w:t>
-      </w:r>
-      <w:proofErr w:type="spellStart"/>
-      <w:r>
-        <w:rPr>
-          <w:sz w:val="2"/>
-          <w:szCs w:val="2"/>
-          <w:lang w:val="en-US"/>
-        </w:rPr>
-        <w:t>lp_</w:t>
-      </w:r>
-      <w:proofErr w:type="gramStart"/>
-      <w:r>
-        <w:rPr>
-          <w:sz w:val="2"/>
-          <w:szCs w:val="2"/>
-          <w:lang w:val="en-US"/>
-        </w:rPr>
-        <w:t>sections</w:t>
-      </w:r>
-      <w:proofErr w:type="spellEnd"/>
-      <w:r>
-        <w:rPr>
-          <w:sz w:val="2"/>
-          <w:szCs w:val="2"/>
-          <w:lang w:val="en-US"/>
-        </w:rPr>
-        <w:t xml:space="preserve"> %}</w:t>
-      </w:r>
-      <w:proofErr w:type="gramEnd"/>
     </w:p>
     <w:tbl>
       <w:tblPr>
@@ -7373,37 +6711,12 @@
               </w:rPr>
             </w:pPr>
             <w:bookmarkStart w:id="7" w:name="_Hlk190349867"/>
-            <w:proofErr w:type="gramStart"/>
             <w:r>
               <w:rPr>
                 <w:rFonts w:eastAsia="Neue Hans Kendrick Light" w:cs="Neue Hans Kendrick Light"/>
                 <w:lang w:val="en-US" w:eastAsia="de-DE" w:bidi="de-DE"/>
               </w:rPr>
-              <w:t xml:space="preserve">{{ </w:t>
-            </w:r>
-            <w:proofErr w:type="spellStart"/>
-            <w:r>
-              <w:rPr>
-                <w:rFonts w:eastAsia="Neue Hans Kendrick Light" w:cs="Neue Hans Kendrick Light"/>
-                <w:lang w:val="en-US" w:eastAsia="de-DE" w:bidi="de-DE"/>
-              </w:rPr>
-              <w:t>lp</w:t>
-            </w:r>
-            <w:proofErr w:type="gramEnd"/>
-            <w:r>
-              <w:rPr>
-                <w:rFonts w:eastAsia="Neue Hans Kendrick Light" w:cs="Neue Hans Kendrick Light"/>
-                <w:lang w:val="en-US" w:eastAsia="de-DE" w:bidi="de-DE"/>
-              </w:rPr>
-              <w:t>.lp_name</w:t>
-            </w:r>
-            <w:proofErr w:type="spellEnd"/>
-            <w:r>
-              <w:rPr>
-                <w:rFonts w:eastAsia="Neue Hans Kendrick Light" w:cs="Neue Hans Kendrick Light"/>
-                <w:lang w:val="en-US" w:eastAsia="de-DE" w:bidi="de-DE"/>
-              </w:rPr>
-              <w:t xml:space="preserve"> }}</w:t>
+              <w:t>{{ lp.lp_name }}</w:t>
             </w:r>
           </w:p>
         </w:tc>
@@ -7443,31 +6756,7 @@
                 <w:szCs w:val="2"/>
                 <w:lang w:val="en-US" w:eastAsia="de-DE" w:bidi="de-DE"/>
               </w:rPr>
-              <w:t xml:space="preserve">{% for item in </w:t>
-            </w:r>
-            <w:proofErr w:type="spellStart"/>
-            <w:proofErr w:type="gramStart"/>
-            <w:r>
-              <w:rPr>
-                <w:rFonts w:eastAsia="Neue Hans Kendrick Light" w:cs="Neue Hans Kendrick Light"/>
-                <w:bCs/>
-                <w:sz w:val="2"/>
-                <w:szCs w:val="2"/>
-                <w:lang w:val="en-US" w:eastAsia="de-DE" w:bidi="de-DE"/>
-              </w:rPr>
-              <w:t>lp.Item</w:t>
-            </w:r>
-            <w:proofErr w:type="spellEnd"/>
-            <w:proofErr w:type="gramEnd"/>
-            <w:r>
-              <w:rPr>
-                <w:rFonts w:eastAsia="Neue Hans Kendrick Light" w:cs="Neue Hans Kendrick Light"/>
-                <w:bCs/>
-                <w:sz w:val="2"/>
-                <w:szCs w:val="2"/>
-                <w:lang w:val="en-US" w:eastAsia="de-DE" w:bidi="de-DE"/>
-              </w:rPr>
-              <w:t xml:space="preserve"> %}</w:t>
+              <w:t>{% for item in lp.Item %}</w:t>
             </w:r>
           </w:p>
         </w:tc>
@@ -7507,59 +6796,32 @@
               </w:rPr>
               <w:t>{{</w:t>
             </w:r>
-            <w:proofErr w:type="spellStart"/>
             <w:r>
               <w:rPr>
                 <w:rFonts w:eastAsia="Neue Hans Kendrick Light" w:cs="Neue Hans Kendrick Light"/>
                 <w:lang w:val="en-US" w:eastAsia="de-DE" w:bidi="de-DE"/>
               </w:rPr>
-              <w:t>lp</w:t>
-            </w:r>
-            <w:proofErr w:type="spellEnd"/>
+              <w:t>lp.</w:t>
+            </w:r>
+            <w:r>
+              <w:rPr>
+                <w:lang w:val="en-US"/>
+              </w:rPr>
+              <w:t xml:space="preserve"> </w:t>
+            </w:r>
             <w:r>
               <w:rPr>
                 <w:rFonts w:eastAsia="Neue Hans Kendrick Light" w:cs="Neue Hans Kendrick Light"/>
                 <w:lang w:val="en-US" w:eastAsia="de-DE" w:bidi="de-DE"/>
               </w:rPr>
-              <w:t>.</w:t>
-            </w:r>
-            <w:r>
-              <w:rPr>
-                <w:lang w:val="en-US"/>
-              </w:rPr>
-              <w:t xml:space="preserve"> </w:t>
-            </w:r>
-            <w:proofErr w:type="spellStart"/>
+              <w:t>lp_percentage</w:t>
+            </w:r>
             <w:r>
               <w:rPr>
                 <w:rFonts w:eastAsia="Neue Hans Kendrick Light" w:cs="Neue Hans Kendrick Light"/>
                 <w:lang w:val="en-US" w:eastAsia="de-DE" w:bidi="de-DE"/>
               </w:rPr>
-              <w:t>lp_</w:t>
-            </w:r>
-            <w:proofErr w:type="gramStart"/>
-            <w:r>
-              <w:rPr>
-                <w:rFonts w:eastAsia="Neue Hans Kendrick Light" w:cs="Neue Hans Kendrick Light"/>
-                <w:lang w:val="en-US" w:eastAsia="de-DE" w:bidi="de-DE"/>
-              </w:rPr>
-              <w:t>percentage</w:t>
-            </w:r>
-            <w:proofErr w:type="spellEnd"/>
-            <w:r>
-              <w:rPr>
-                <w:rFonts w:eastAsia="Neue Hans Kendrick Light" w:cs="Neue Hans Kendrick Light"/>
-                <w:lang w:val="en-US" w:eastAsia="de-DE" w:bidi="de-DE"/>
-              </w:rPr>
-              <w:t xml:space="preserve"> }</w:t>
-            </w:r>
-            <w:proofErr w:type="gramEnd"/>
-            <w:r>
-              <w:rPr>
-                <w:rFonts w:eastAsia="Neue Hans Kendrick Light" w:cs="Neue Hans Kendrick Light"/>
-                <w:lang w:val="en-US" w:eastAsia="de-DE" w:bidi="de-DE"/>
-              </w:rPr>
-              <w:t>}</w:t>
+              <w:t xml:space="preserve"> }}</w:t>
             </w:r>
             <w:r>
               <w:rPr>
@@ -7614,59 +6876,39 @@
               </w:rPr>
               <w:t>{{</w:t>
             </w:r>
-            <w:proofErr w:type="spellStart"/>
             <w:r>
               <w:rPr>
                 <w:rFonts w:eastAsia="Neue Hans Kendrick Light" w:cs="Neue Hans Kendrick Light"/>
                 <w:lang w:val="en-US" w:eastAsia="de-DE" w:bidi="de-DE"/>
               </w:rPr>
-              <w:t>lp</w:t>
-            </w:r>
-            <w:proofErr w:type="spellEnd"/>
+              <w:t>lp.</w:t>
+            </w:r>
+            <w:r>
+              <w:rPr>
+                <w:lang w:val="en-US"/>
+              </w:rPr>
+              <w:t xml:space="preserve"> </w:t>
+            </w:r>
             <w:r>
               <w:rPr>
                 <w:rFonts w:eastAsia="Neue Hans Kendrick Light" w:cs="Neue Hans Kendrick Light"/>
                 <w:lang w:val="en-US" w:eastAsia="de-DE" w:bidi="de-DE"/>
               </w:rPr>
-              <w:t>.</w:t>
-            </w:r>
-            <w:r>
-              <w:rPr>
-                <w:lang w:val="en-US"/>
-              </w:rPr>
-              <w:t xml:space="preserve"> </w:t>
-            </w:r>
-            <w:proofErr w:type="spellStart"/>
+              <w:t>lp_</w:t>
+            </w:r>
             <w:r>
               <w:rPr>
                 <w:rFonts w:eastAsia="Neue Hans Kendrick Light" w:cs="Neue Hans Kendrick Light"/>
                 <w:lang w:val="en-US" w:eastAsia="de-DE" w:bidi="de-DE"/>
               </w:rPr>
-              <w:t>lp_</w:t>
-            </w:r>
-            <w:proofErr w:type="gramStart"/>
+              <w:t>beauftragt</w:t>
+            </w:r>
             <w:r>
               <w:rPr>
                 <w:rFonts w:eastAsia="Neue Hans Kendrick Light" w:cs="Neue Hans Kendrick Light"/>
                 <w:lang w:val="en-US" w:eastAsia="de-DE" w:bidi="de-DE"/>
               </w:rPr>
-              <w:t>beauftragt</w:t>
-            </w:r>
-            <w:proofErr w:type="spellEnd"/>
-            <w:r>
-              <w:rPr>
-                <w:rFonts w:eastAsia="Neue Hans Kendrick Light" w:cs="Neue Hans Kendrick Light"/>
-                <w:lang w:val="en-US" w:eastAsia="de-DE" w:bidi="de-DE"/>
-              </w:rPr>
-              <w:t xml:space="preserve"> }</w:t>
-            </w:r>
-            <w:proofErr w:type="gramEnd"/>
-            <w:r>
-              <w:rPr>
-                <w:rFonts w:eastAsia="Neue Hans Kendrick Light" w:cs="Neue Hans Kendrick Light"/>
-                <w:lang w:val="en-US" w:eastAsia="de-DE" w:bidi="de-DE"/>
-              </w:rPr>
-              <w:t>}</w:t>
+              <w:t xml:space="preserve"> }}</w:t>
             </w:r>
             <w:r>
               <w:rPr>
@@ -7714,53 +6956,12 @@
                 <w:lang w:val="en-US" w:eastAsia="de-DE" w:bidi="de-DE"/>
               </w:rPr>
             </w:pPr>
-            <w:proofErr w:type="gramStart"/>
             <w:r>
               <w:rPr>
                 <w:rFonts w:eastAsia="Neue Hans Kendrick Light" w:cs="Neue Hans Kendrick Light"/>
                 <w:lang w:val="en-US" w:eastAsia="de-DE" w:bidi="de-DE"/>
               </w:rPr>
-              <w:t xml:space="preserve">{{ </w:t>
-            </w:r>
-            <w:proofErr w:type="spellStart"/>
-            <w:r>
-              <w:rPr>
-                <w:rFonts w:eastAsia="Neue Hans Kendrick Light" w:cs="Neue Hans Kendrick Light"/>
-                <w:lang w:val="en-US" w:eastAsia="de-DE" w:bidi="de-DE"/>
-              </w:rPr>
-              <w:t>item</w:t>
-            </w:r>
-            <w:proofErr w:type="gramEnd"/>
-            <w:r>
-              <w:rPr>
-                <w:rFonts w:eastAsia="Neue Hans Kendrick Light" w:cs="Neue Hans Kendrick Light"/>
-                <w:lang w:val="en-US" w:eastAsia="de-DE" w:bidi="de-DE"/>
-              </w:rPr>
-              <w:t>.</w:t>
-            </w:r>
-            <w:proofErr w:type="gramStart"/>
-            <w:r>
-              <w:rPr>
-                <w:rFonts w:eastAsia="Neue Hans Kendrick Light" w:cs="Neue Hans Kendrick Light"/>
-                <w:lang w:val="en-US" w:eastAsia="de-DE" w:bidi="de-DE"/>
-              </w:rPr>
-              <w:t>quantity</w:t>
-            </w:r>
-            <w:proofErr w:type="spellEnd"/>
-            <w:r>
-              <w:rPr>
-                <w:rFonts w:eastAsia="Neue Hans Kendrick Light" w:cs="Neue Hans Kendrick Light"/>
-                <w:lang w:val="en-US" w:eastAsia="de-DE" w:bidi="de-DE"/>
-              </w:rPr>
-              <w:t xml:space="preserve"> }</w:t>
-            </w:r>
-            <w:proofErr w:type="gramEnd"/>
-            <w:r>
-              <w:rPr>
-                <w:rFonts w:eastAsia="Neue Hans Kendrick Light" w:cs="Neue Hans Kendrick Light"/>
-                <w:lang w:val="en-US" w:eastAsia="de-DE" w:bidi="de-DE"/>
-              </w:rPr>
-              <w:t>}</w:t>
+              <w:t>{{ item.quantity }}</w:t>
             </w:r>
             <w:r>
               <w:rPr>
@@ -7863,76 +7064,8 @@
           <w:szCs w:val="2"/>
           <w:lang w:val="en-US" w:eastAsia="de-DE" w:bidi="de-DE"/>
         </w:rPr>
-        <w:t xml:space="preserve">{% </w:t>
+        <w:t>{% endfor %}{% endfor %}</w:t>
       </w:r>
-      <w:proofErr w:type="spellStart"/>
-      <w:r>
-        <w:rPr>
-          <w:rFonts w:eastAsia="Neue Hans Kendrick Light" w:cs="Neue Hans Kendrick Light"/>
-          <w:b/>
-          <w:sz w:val="2"/>
-          <w:szCs w:val="2"/>
-          <w:lang w:val="en-US" w:eastAsia="de-DE" w:bidi="de-DE"/>
-        </w:rPr>
-        <w:t>endfor</w:t>
-      </w:r>
-      <w:proofErr w:type="spellEnd"/>
-      <w:r>
-        <w:rPr>
-          <w:rFonts w:eastAsia="Neue Hans Kendrick Light" w:cs="Neue Hans Kendrick Light"/>
-          <w:b/>
-          <w:sz w:val="2"/>
-          <w:szCs w:val="2"/>
-          <w:lang w:val="en-US" w:eastAsia="de-DE" w:bidi="de-DE"/>
-        </w:rPr>
-        <w:t xml:space="preserve"> </w:t>
-      </w:r>
-      <w:proofErr w:type="gramStart"/>
-      <w:r>
-        <w:rPr>
-          <w:rFonts w:eastAsia="Neue Hans Kendrick Light" w:cs="Neue Hans Kendrick Light"/>
-          <w:b/>
-          <w:sz w:val="2"/>
-          <w:szCs w:val="2"/>
-          <w:lang w:val="en-US" w:eastAsia="de-DE" w:bidi="de-DE"/>
-        </w:rPr>
-        <w:t>%}{</w:t>
-      </w:r>
-      <w:proofErr w:type="gramEnd"/>
-      <w:r>
-        <w:rPr>
-          <w:rFonts w:eastAsia="Neue Hans Kendrick Light" w:cs="Neue Hans Kendrick Light"/>
-          <w:b/>
-          <w:sz w:val="2"/>
-          <w:szCs w:val="2"/>
-          <w:lang w:val="en-US" w:eastAsia="de-DE" w:bidi="de-DE"/>
-        </w:rPr>
-        <w:t xml:space="preserve">% </w:t>
-      </w:r>
-      <w:proofErr w:type="spellStart"/>
-      <w:proofErr w:type="gramStart"/>
-      <w:r>
-        <w:rPr>
-          <w:rFonts w:eastAsia="Neue Hans Kendrick Light" w:cs="Neue Hans Kendrick Light"/>
-          <w:b/>
-          <w:sz w:val="2"/>
-          <w:szCs w:val="2"/>
-          <w:lang w:val="en-US" w:eastAsia="de-DE" w:bidi="de-DE"/>
-        </w:rPr>
-        <w:t>endfor</w:t>
-      </w:r>
-      <w:proofErr w:type="spellEnd"/>
-      <w:r>
-        <w:rPr>
-          <w:rFonts w:eastAsia="Neue Hans Kendrick Light" w:cs="Neue Hans Kendrick Light"/>
-          <w:b/>
-          <w:sz w:val="2"/>
-          <w:szCs w:val="2"/>
-          <w:lang w:val="en-US" w:eastAsia="de-DE" w:bidi="de-DE"/>
-        </w:rPr>
-        <w:t xml:space="preserve"> %}</w:t>
-      </w:r>
-      <w:proofErr w:type="gramEnd"/>
     </w:p>
     <w:tbl>
       <w:tblPr>
@@ -8358,16 +7491,6 @@
       </w:r>
       <w:r>
         <w:rPr>
-          <w:b/>
-          <w:bCs/>
-          <w:color w:val="000000"/>
-          <w:u w:val="single"/>
-          <w:shd w:val="clear" w:color="auto" w:fill="FFFFFF"/>
-        </w:rPr>
-        <w:t xml:space="preserve"> </w:t>
-      </w:r>
-      <w:r>
-        <w:rPr>
           <w:rFonts w:eastAsia="Neue Hans Kendrick Light" w:cs="Neue Hans Kendrick Light"/>
           <w:b/>
           <w:bCs/>
@@ -8392,7 +7515,7 @@
           <w:u w:val="single"/>
           <w:lang w:eastAsia="de-DE" w:bidi="de-DE"/>
         </w:rPr>
-        <w:t xml:space="preserve"> {% else  %} Berechnung der Leistungen {% endif %}</w:t>
+        <w:t>{% else  %}Berechnung der Leistungen {% endif %}</w:t>
       </w:r>
     </w:p>
     <w:tbl>
@@ -8759,36 +7882,8 @@
           <w:szCs w:val="8"/>
           <w:lang w:val="en-US"/>
         </w:rPr>
-        <w:t xml:space="preserve">{% for section in </w:t>
+        <w:t>{% for section in contract_sections %}</w:t>
       </w:r>
-      <w:proofErr w:type="spellStart"/>
-      <w:r>
-        <w:rPr>
-          <w:sz w:val="2"/>
-          <w:szCs w:val="8"/>
-          <w:lang w:val="en-US"/>
-        </w:rPr>
-        <w:t>contract_</w:t>
-      </w:r>
-      <w:proofErr w:type="gramStart"/>
-      <w:r>
-        <w:rPr>
-          <w:sz w:val="2"/>
-          <w:szCs w:val="8"/>
-          <w:lang w:val="en-US"/>
-        </w:rPr>
-        <w:t>sections</w:t>
-      </w:r>
-      <w:proofErr w:type="spellEnd"/>
-      <w:r>
-        <w:rPr>
-          <w:sz w:val="2"/>
-          <w:szCs w:val="8"/>
-          <w:lang w:val="en-US"/>
-        </w:rPr>
-        <w:t xml:space="preserve"> %}</w:t>
-      </w:r>
-      <w:proofErr w:type="gramEnd"/>
     </w:p>
     <w:tbl>
       <w:tblPr>
@@ -8843,80 +7938,7 @@
                 <w:rFonts w:eastAsia="Neue Hans Kendrick Light" w:cs="Neue Hans Kendrick Light"/>
                 <w:lang w:val="en-US" w:eastAsia="de-DE" w:bidi="de-DE"/>
               </w:rPr>
-              <w:t>{{</w:t>
-            </w:r>
-            <w:proofErr w:type="spellStart"/>
-            <w:proofErr w:type="gramStart"/>
-            <w:r>
-              <w:rPr>
-                <w:rFonts w:eastAsia="Neue Hans Kendrick Light" w:cs="Neue Hans Kendrick Light"/>
-                <w:lang w:val="en-US" w:eastAsia="de-DE" w:bidi="de-DE"/>
-              </w:rPr>
-              <w:t>section.section</w:t>
-            </w:r>
-            <w:proofErr w:type="gramEnd"/>
-            <w:r>
-              <w:rPr>
-                <w:rFonts w:eastAsia="Neue Hans Kendrick Light" w:cs="Neue Hans Kendrick Light"/>
-                <w:lang w:val="en-US" w:eastAsia="de-DE" w:bidi="de-DE"/>
-              </w:rPr>
-              <w:t>_</w:t>
-            </w:r>
-            <w:proofErr w:type="gramStart"/>
-            <w:r>
-              <w:rPr>
-                <w:rFonts w:eastAsia="Neue Hans Kendrick Light" w:cs="Neue Hans Kendrick Light"/>
-                <w:lang w:val="en-US" w:eastAsia="de-DE" w:bidi="de-DE"/>
-              </w:rPr>
-              <w:t>serial</w:t>
-            </w:r>
-            <w:proofErr w:type="spellEnd"/>
-            <w:r>
-              <w:rPr>
-                <w:rFonts w:eastAsia="Neue Hans Kendrick Light" w:cs="Neue Hans Kendrick Light"/>
-                <w:lang w:val="en-US" w:eastAsia="de-DE" w:bidi="de-DE"/>
-              </w:rPr>
-              <w:t xml:space="preserve"> }</w:t>
-            </w:r>
-            <w:proofErr w:type="gramEnd"/>
-            <w:r>
-              <w:rPr>
-                <w:rFonts w:eastAsia="Neue Hans Kendrick Light" w:cs="Neue Hans Kendrick Light"/>
-                <w:lang w:val="en-US" w:eastAsia="de-DE" w:bidi="de-DE"/>
-              </w:rPr>
-              <w:t xml:space="preserve">}. </w:t>
-            </w:r>
-            <w:proofErr w:type="gramStart"/>
-            <w:r>
-              <w:rPr>
-                <w:rFonts w:eastAsia="Neue Hans Kendrick Light" w:cs="Neue Hans Kendrick Light"/>
-                <w:lang w:val="en-US" w:eastAsia="de-DE" w:bidi="de-DE"/>
-              </w:rPr>
-              <w:t xml:space="preserve">{{ </w:t>
-            </w:r>
-            <w:proofErr w:type="spellStart"/>
-            <w:r>
-              <w:rPr>
-                <w:rFonts w:eastAsia="Neue Hans Kendrick Light" w:cs="Neue Hans Kendrick Light"/>
-                <w:lang w:val="en-US" w:eastAsia="de-DE" w:bidi="de-DE"/>
-              </w:rPr>
-              <w:t>section</w:t>
-            </w:r>
-            <w:proofErr w:type="gramEnd"/>
-            <w:r>
-              <w:rPr>
-                <w:rFonts w:eastAsia="Neue Hans Kendrick Light" w:cs="Neue Hans Kendrick Light"/>
-                <w:lang w:val="en-US" w:eastAsia="de-DE" w:bidi="de-DE"/>
-              </w:rPr>
-              <w:t>.section_name</w:t>
-            </w:r>
-            <w:proofErr w:type="spellEnd"/>
-            <w:r>
-              <w:rPr>
-                <w:rFonts w:eastAsia="Neue Hans Kendrick Light" w:cs="Neue Hans Kendrick Light"/>
-                <w:lang w:val="en-US" w:eastAsia="de-DE" w:bidi="de-DE"/>
-              </w:rPr>
-              <w:t xml:space="preserve"> }}</w:t>
+              <w:t>{{section.section_serial }}. {{ section.section_name }}</w:t>
             </w:r>
           </w:p>
         </w:tc>
@@ -8959,7 +7981,6 @@
             <w:r>
               <w:t xml:space="preserve"> </w:t>
             </w:r>
-            <w:proofErr w:type="spellStart"/>
             <w:r>
               <w:rPr>
                 <w:rFonts w:eastAsia="Neue Hans Kendrick Light" w:cs="Neue Hans Kendrick Light"/>
@@ -8974,7 +7995,6 @@
               </w:rPr>
               <w:t>eauftragt</w:t>
             </w:r>
-            <w:proofErr w:type="spellEnd"/>
             <w:r>
               <w:rPr>
                 <w:rFonts w:eastAsia="Neue Hans Kendrick Light" w:cs="Neue Hans Kendrick Light"/>
@@ -9099,31 +8119,7 @@
           <w:szCs w:val="4"/>
           <w:lang w:val="en-US" w:eastAsia="de-DE" w:bidi="de-DE"/>
         </w:rPr>
-        <w:t xml:space="preserve">{% for item in </w:t>
-      </w:r>
-      <w:proofErr w:type="spellStart"/>
-      <w:proofErr w:type="gramStart"/>
-      <w:r>
-        <w:rPr>
-          <w:rFonts w:eastAsia="Neue Hans Kendrick Light" w:cs="Neue Hans Kendrick Light"/>
-          <w:b/>
-          <w:sz w:val="2"/>
-          <w:szCs w:val="4"/>
-          <w:lang w:val="en-US" w:eastAsia="de-DE" w:bidi="de-DE"/>
-        </w:rPr>
-        <w:t>section.Item</w:t>
-      </w:r>
-      <w:proofErr w:type="spellEnd"/>
-      <w:proofErr w:type="gramEnd"/>
-      <w:r>
-        <w:rPr>
-          <w:rFonts w:eastAsia="Neue Hans Kendrick Light" w:cs="Neue Hans Kendrick Light"/>
-          <w:b/>
-          <w:sz w:val="2"/>
-          <w:szCs w:val="4"/>
-          <w:lang w:val="en-US" w:eastAsia="de-DE" w:bidi="de-DE"/>
-        </w:rPr>
-        <w:t xml:space="preserve"> %}</w:t>
+        <w:t>{% for item in section.Item %}</w:t>
       </w:r>
     </w:p>
     <w:tbl>
@@ -9178,37 +8174,12 @@
                 <w:lang w:val="en-US" w:eastAsia="de-DE" w:bidi="de-DE"/>
               </w:rPr>
             </w:pPr>
-            <w:proofErr w:type="gramStart"/>
             <w:r>
               <w:rPr>
                 <w:rFonts w:eastAsia="Neue Hans Kendrick Light" w:cs="Neue Hans Kendrick Light"/>
                 <w:lang w:val="en-US" w:eastAsia="de-DE" w:bidi="de-DE"/>
               </w:rPr>
-              <w:t xml:space="preserve">{{ </w:t>
-            </w:r>
-            <w:proofErr w:type="spellStart"/>
-            <w:r>
-              <w:rPr>
-                <w:rFonts w:eastAsia="Neue Hans Kendrick Light" w:cs="Neue Hans Kendrick Light"/>
-                <w:lang w:val="en-US" w:eastAsia="de-DE" w:bidi="de-DE"/>
-              </w:rPr>
-              <w:t>item</w:t>
-            </w:r>
-            <w:proofErr w:type="gramEnd"/>
-            <w:r>
-              <w:rPr>
-                <w:rFonts w:eastAsia="Neue Hans Kendrick Light" w:cs="Neue Hans Kendrick Light"/>
-                <w:lang w:val="en-US" w:eastAsia="de-DE" w:bidi="de-DE"/>
-              </w:rPr>
-              <w:t>.Item_serial</w:t>
-            </w:r>
-            <w:proofErr w:type="spellEnd"/>
-            <w:r>
-              <w:rPr>
-                <w:rFonts w:eastAsia="Neue Hans Kendrick Light" w:cs="Neue Hans Kendrick Light"/>
-                <w:lang w:val="en-US" w:eastAsia="de-DE" w:bidi="de-DE"/>
-              </w:rPr>
-              <w:t xml:space="preserve"> }}</w:t>
+              <w:t>{{ item.Item_serial }}</w:t>
             </w:r>
           </w:p>
         </w:tc>
@@ -9239,37 +8210,12 @@
                 <w:lang w:val="en-US" w:eastAsia="de-DE" w:bidi="de-DE"/>
               </w:rPr>
             </w:pPr>
-            <w:proofErr w:type="gramStart"/>
             <w:r>
               <w:rPr>
                 <w:rFonts w:eastAsia="Neue Hans Kendrick Light" w:cs="Neue Hans Kendrick Light"/>
                 <w:lang w:val="en-US" w:eastAsia="de-DE" w:bidi="de-DE"/>
               </w:rPr>
-              <w:t xml:space="preserve">{{ </w:t>
-            </w:r>
-            <w:proofErr w:type="spellStart"/>
-            <w:r>
-              <w:rPr>
-                <w:rFonts w:eastAsia="Neue Hans Kendrick Light" w:cs="Neue Hans Kendrick Light"/>
-                <w:lang w:val="en-US" w:eastAsia="de-DE" w:bidi="de-DE"/>
-              </w:rPr>
-              <w:t>item</w:t>
-            </w:r>
-            <w:proofErr w:type="gramEnd"/>
-            <w:r>
-              <w:rPr>
-                <w:rFonts w:eastAsia="Neue Hans Kendrick Light" w:cs="Neue Hans Kendrick Light"/>
-                <w:lang w:val="en-US" w:eastAsia="de-DE" w:bidi="de-DE"/>
-              </w:rPr>
-              <w:t>.Item_name</w:t>
-            </w:r>
-            <w:proofErr w:type="spellEnd"/>
-            <w:r>
-              <w:rPr>
-                <w:rFonts w:eastAsia="Neue Hans Kendrick Light" w:cs="Neue Hans Kendrick Light"/>
-                <w:lang w:val="en-US" w:eastAsia="de-DE" w:bidi="de-DE"/>
-              </w:rPr>
-              <w:t xml:space="preserve"> }}</w:t>
+              <w:t>{{ item.Item_name }}</w:t>
             </w:r>
           </w:p>
         </w:tc>
@@ -9682,51 +8628,7 @@
           <w:szCs w:val="6"/>
           <w:lang w:val="en-US" w:eastAsia="de-DE" w:bidi="de-DE"/>
         </w:rPr>
-        <w:t xml:space="preserve">{% endif %}{% </w:t>
-      </w:r>
-      <w:proofErr w:type="spellStart"/>
-      <w:r>
-        <w:rPr>
-          <w:rFonts w:eastAsia="Neue Hans Kendrick Light" w:cs="Neue Hans Kendrick Light"/>
-          <w:b/>
-          <w:sz w:val="2"/>
-          <w:szCs w:val="6"/>
-          <w:lang w:val="en-US" w:eastAsia="de-DE" w:bidi="de-DE"/>
-        </w:rPr>
-        <w:t>endfor</w:t>
-      </w:r>
-      <w:proofErr w:type="spellEnd"/>
-      <w:r>
-        <w:rPr>
-          <w:rFonts w:eastAsia="Neue Hans Kendrick Light" w:cs="Neue Hans Kendrick Light"/>
-          <w:b/>
-          <w:sz w:val="2"/>
-          <w:szCs w:val="6"/>
-          <w:lang w:val="en-US" w:eastAsia="de-DE" w:bidi="de-DE"/>
-        </w:rPr>
-        <w:t xml:space="preserve"> %}{% </w:t>
-      </w:r>
-      <w:proofErr w:type="spellStart"/>
-      <w:r>
-        <w:rPr>
-          <w:rFonts w:eastAsia="Neue Hans Kendrick Light" w:cs="Neue Hans Kendrick Light"/>
-          <w:b/>
-          <w:sz w:val="2"/>
-          <w:szCs w:val="6"/>
-          <w:lang w:val="en-US" w:eastAsia="de-DE" w:bidi="de-DE"/>
-        </w:rPr>
-        <w:t>endfor</w:t>
-      </w:r>
-      <w:proofErr w:type="spellEnd"/>
-      <w:r>
-        <w:rPr>
-          <w:rFonts w:eastAsia="Neue Hans Kendrick Light" w:cs="Neue Hans Kendrick Light"/>
-          <w:b/>
-          <w:sz w:val="2"/>
-          <w:szCs w:val="6"/>
-          <w:lang w:val="en-US" w:eastAsia="de-DE" w:bidi="de-DE"/>
-        </w:rPr>
-        <w:t xml:space="preserve"> %}</w:t>
+        <w:t>{% endif %}{% endfor %}{% endfor %}</w:t>
       </w:r>
     </w:p>
     <w:tbl>
@@ -10048,45 +8950,8 @@
           <w:u w:val="single"/>
           <w:lang w:val="en-US" w:eastAsia="de-DE" w:bidi="de-DE"/>
         </w:rPr>
-        <w:t xml:space="preserve">{% if </w:t>
+        <w:t>{% if additional_fee_percentage %}</w:t>
       </w:r>
-      <w:proofErr w:type="spellStart"/>
-      <w:r>
-        <w:rPr>
-          <w:rFonts w:eastAsia="Neue Hans Kendrick Light" w:cs="Neue Hans Kendrick Light"/>
-          <w:b/>
-          <w:color w:val="000000"/>
-          <w:sz w:val="18"/>
-          <w:u w:val="single"/>
-          <w:lang w:val="en-US" w:eastAsia="de-DE" w:bidi="de-DE"/>
-        </w:rPr>
-        <w:t>additional_fee_</w:t>
-      </w:r>
-      <w:proofErr w:type="gramStart"/>
-      <w:r>
-        <w:rPr>
-          <w:rFonts w:eastAsia="Neue Hans Kendrick Light" w:cs="Neue Hans Kendrick Light"/>
-          <w:b/>
-          <w:color w:val="000000"/>
-          <w:sz w:val="18"/>
-          <w:u w:val="single"/>
-          <w:lang w:val="en-US" w:eastAsia="de-DE" w:bidi="de-DE"/>
-        </w:rPr>
-        <w:t>percentage</w:t>
-      </w:r>
-      <w:proofErr w:type="spellEnd"/>
-      <w:r>
-        <w:rPr>
-          <w:rFonts w:eastAsia="Neue Hans Kendrick Light" w:cs="Neue Hans Kendrick Light"/>
-          <w:b/>
-          <w:color w:val="000000"/>
-          <w:sz w:val="18"/>
-          <w:u w:val="single"/>
-          <w:lang w:val="en-US" w:eastAsia="de-DE" w:bidi="de-DE"/>
-        </w:rPr>
-        <w:t xml:space="preserve"> %}</w:t>
-      </w:r>
-      <w:proofErr w:type="gramEnd"/>
     </w:p>
     <w:p>
       <w:pPr>
@@ -10745,16 +9610,15 @@
                 <w:bCs/>
                 <w:lang w:val="en-US" w:eastAsia="de-DE" w:bidi="de-DE"/>
               </w:rPr>
-              <w:t xml:space="preserve">Auf </w:t>
-            </w:r>
-            <w:proofErr w:type="gramStart"/>
+              <w:t>Auf Pos.</w:t>
+            </w:r>
             <w:r>
               <w:rPr>
                 <w:rFonts w:eastAsia="Neue Hans Kendrick Light" w:cs="Neue Hans Kendrick Light"/>
                 <w:bCs/>
                 <w:lang w:val="en-US" w:eastAsia="de-DE" w:bidi="de-DE"/>
               </w:rPr>
-              <w:t>Pos.</w:t>
+              <w:t xml:space="preserve"> </w:t>
             </w:r>
             <w:r>
               <w:rPr>
@@ -10762,34 +9626,7 @@
                 <w:bCs/>
                 <w:lang w:val="en-US" w:eastAsia="de-DE" w:bidi="de-DE"/>
               </w:rPr>
-              <w:t xml:space="preserve"> </w:t>
-            </w:r>
-            <w:r>
-              <w:rPr>
-                <w:rFonts w:eastAsia="Neue Hans Kendrick Light" w:cs="Neue Hans Kendrick Light"/>
-                <w:bCs/>
-                <w:lang w:val="en-US" w:eastAsia="de-DE" w:bidi="de-DE"/>
-              </w:rPr>
-              <w:t>{{</w:t>
-            </w:r>
-            <w:proofErr w:type="spellStart"/>
-            <w:proofErr w:type="gramEnd"/>
-            <w:r>
-              <w:rPr>
-                <w:rFonts w:eastAsia="Neue Hans Kendrick Light" w:cs="Neue Hans Kendrick Light"/>
-                <w:bCs/>
-                <w:lang w:val="en-US" w:eastAsia="de-DE" w:bidi="de-DE"/>
-              </w:rPr>
-              <w:t>nachlass_applied_items</w:t>
-            </w:r>
-            <w:proofErr w:type="spellEnd"/>
-            <w:r>
-              <w:rPr>
-                <w:rFonts w:eastAsia="Neue Hans Kendrick Light" w:cs="Neue Hans Kendrick Light"/>
-                <w:bCs/>
-                <w:lang w:val="en-US" w:eastAsia="de-DE" w:bidi="de-DE"/>
-              </w:rPr>
-              <w:t>}}</w:t>
+              <w:t>{{nachlass_applied_items}}</w:t>
             </w:r>
           </w:p>
         </w:tc>
@@ -11003,25 +9840,7 @@
           <w:szCs w:val="14"/>
           <w:lang w:val="en-GB"/>
         </w:rPr>
-        <w:t xml:space="preserve">{% if </w:t>
-      </w:r>
-      <w:proofErr w:type="spellStart"/>
-      <w:r>
-        <w:rPr>
-          <w:sz w:val="14"/>
-          <w:szCs w:val="14"/>
-          <w:lang w:val="en-GB"/>
-        </w:rPr>
-        <w:t>previous_invoices</w:t>
-      </w:r>
-      <w:proofErr w:type="spellEnd"/>
-      <w:r>
-        <w:rPr>
-          <w:sz w:val="14"/>
-          <w:szCs w:val="14"/>
-          <w:lang w:val="en-GB"/>
-        </w:rPr>
-        <w:t xml:space="preserve"> %} </w:t>
+        <w:t xml:space="preserve">{% if previous_invoices %} </w:t>
       </w:r>
     </w:p>
     <w:p>
@@ -11036,39 +9855,7 @@
           <w:rFonts w:eastAsia="Liberation Serif" w:cs="Liberation Serif"/>
           <w:lang w:val="en-US" w:eastAsia="x-none"/>
         </w:rPr>
-        <w:t xml:space="preserve">{% if </w:t>
-      </w:r>
-      <w:proofErr w:type="spellStart"/>
-      <w:r>
-        <w:rPr>
-          <w:rFonts w:eastAsia="Liberation Serif" w:cs="Liberation Serif"/>
-          <w:lang w:val="en-US" w:eastAsia="x-none"/>
-        </w:rPr>
-        <w:t>invoice_type</w:t>
-      </w:r>
-      <w:proofErr w:type="spellEnd"/>
-      <w:r>
-        <w:rPr>
-          <w:rFonts w:eastAsia="Liberation Serif" w:cs="Liberation Serif"/>
-          <w:lang w:val="en-US" w:eastAsia="x-none"/>
-        </w:rPr>
-        <w:t xml:space="preserve"> == 'AR' or </w:t>
-      </w:r>
-      <w:proofErr w:type="spellStart"/>
-      <w:r>
-        <w:rPr>
-          <w:rFonts w:eastAsia="Liberation Serif" w:cs="Liberation Serif"/>
-          <w:lang w:val="en-US" w:eastAsia="x-none"/>
-        </w:rPr>
-        <w:t>invoice_type</w:t>
-      </w:r>
-      <w:proofErr w:type="spellEnd"/>
-      <w:r>
-        <w:rPr>
-          <w:rFonts w:eastAsia="Liberation Serif" w:cs="Liberation Serif"/>
-          <w:lang w:val="en-US" w:eastAsia="x-none"/>
-        </w:rPr>
-        <w:t xml:space="preserve"> == '</w:t>
+        <w:t>{% if invoice_type == 'AR' or invoice_type == '</w:t>
       </w:r>
       <w:r>
         <w:rPr>
@@ -11082,17 +9869,8 @@
           <w:rFonts w:eastAsia="Liberation Serif" w:cs="Liberation Serif"/>
           <w:lang w:val="en-US" w:eastAsia="x-none"/>
         </w:rPr>
-        <w:t>R</w:t>
+        <w:t>R' %}</w:t>
       </w:r>
-      <w:proofErr w:type="gramStart"/>
-      <w:r>
-        <w:rPr>
-          <w:rFonts w:eastAsia="Liberation Serif" w:cs="Liberation Serif"/>
-          <w:lang w:val="en-US" w:eastAsia="x-none"/>
-        </w:rPr>
-        <w:t>' %}</w:t>
-      </w:r>
-      <w:proofErr w:type="gramEnd"/>
     </w:p>
     <w:p>
       <w:pPr>
@@ -11344,36 +10122,8 @@
           <w:szCs w:val="8"/>
           <w:lang w:val="en-US"/>
         </w:rPr>
-        <w:t xml:space="preserve">{% for inv in </w:t>
+        <w:t>{% for inv in previous_invoices %}</w:t>
       </w:r>
-      <w:proofErr w:type="spellStart"/>
-      <w:r>
-        <w:rPr>
-          <w:sz w:val="2"/>
-          <w:szCs w:val="8"/>
-          <w:lang w:val="en-US"/>
-        </w:rPr>
-        <w:t>previous_</w:t>
-      </w:r>
-      <w:proofErr w:type="gramStart"/>
-      <w:r>
-        <w:rPr>
-          <w:sz w:val="2"/>
-          <w:szCs w:val="8"/>
-          <w:lang w:val="en-US"/>
-        </w:rPr>
-        <w:t>invoices</w:t>
-      </w:r>
-      <w:proofErr w:type="spellEnd"/>
-      <w:r>
-        <w:rPr>
-          <w:sz w:val="2"/>
-          <w:szCs w:val="8"/>
-          <w:lang w:val="en-US"/>
-        </w:rPr>
-        <w:t xml:space="preserve"> %}</w:t>
-      </w:r>
-      <w:proofErr w:type="gramEnd"/>
     </w:p>
     <w:tbl>
       <w:tblPr>
@@ -11424,121 +10174,47 @@
                 <w:lang w:val="en-US"/>
               </w:rPr>
             </w:pPr>
-            <w:proofErr w:type="gramStart"/>
             <w:r>
               <w:rPr>
                 <w:lang w:val="en-US"/>
               </w:rPr>
-              <w:t xml:space="preserve">{{ </w:t>
-            </w:r>
-            <w:proofErr w:type="spellStart"/>
+              <w:t>{{ inv.</w:t>
+            </w:r>
             <w:r>
               <w:rPr>
                 <w:lang w:val="en-US"/>
               </w:rPr>
-              <w:t>inv.</w:t>
+              <w:t>get_invoice_label</w:t>
             </w:r>
             <w:r>
               <w:rPr>
                 <w:lang w:val="en-US"/>
               </w:rPr>
-              <w:t>get</w:t>
-            </w:r>
-            <w:proofErr w:type="gramEnd"/>
+              <w:t>}}/</w:t>
+            </w:r>
             <w:r>
               <w:rPr>
                 <w:lang w:val="en-US"/>
               </w:rPr>
-              <w:t>_invoice_label</w:t>
-            </w:r>
-            <w:proofErr w:type="spellEnd"/>
+              <w:t xml:space="preserve">  </w:t>
+            </w:r>
             <w:r>
               <w:rPr>
                 <w:lang w:val="en-US"/>
               </w:rPr>
-              <w:t>}}</w:t>
-            </w:r>
-            <w:proofErr w:type="gramStart"/>
+              <w:t>{{ inv.invoice_title }}/</w:t>
+            </w:r>
             <w:r>
               <w:rPr>
                 <w:lang w:val="en-US"/>
               </w:rPr>
-              <w:t>/</w:t>
+              <w:t xml:space="preserve">  </w:t>
             </w:r>
             <w:r>
               <w:rPr>
                 <w:lang w:val="en-US"/>
               </w:rPr>
-              <w:t xml:space="preserve">  </w:t>
-            </w:r>
-            <w:r>
-              <w:rPr>
-                <w:lang w:val="en-US"/>
-              </w:rPr>
-              <w:t xml:space="preserve">{{ </w:t>
-            </w:r>
-            <w:proofErr w:type="spellStart"/>
-            <w:r>
-              <w:rPr>
-                <w:lang w:val="en-US"/>
-              </w:rPr>
-              <w:t>inv</w:t>
-            </w:r>
-            <w:proofErr w:type="gramEnd"/>
-            <w:r>
-              <w:rPr>
-                <w:lang w:val="en-US"/>
-              </w:rPr>
-              <w:t>.invoice_</w:t>
-            </w:r>
-            <w:proofErr w:type="gramStart"/>
-            <w:r>
-              <w:rPr>
-                <w:lang w:val="en-US"/>
-              </w:rPr>
-              <w:t>title</w:t>
-            </w:r>
-            <w:proofErr w:type="spellEnd"/>
-            <w:r>
-              <w:rPr>
-                <w:lang w:val="en-US"/>
-              </w:rPr>
-              <w:t xml:space="preserve"> }}/</w:t>
-            </w:r>
-            <w:proofErr w:type="gramEnd"/>
-            <w:r>
-              <w:rPr>
-                <w:lang w:val="en-US"/>
-              </w:rPr>
-              <w:t xml:space="preserve">  </w:t>
-            </w:r>
-            <w:proofErr w:type="gramStart"/>
-            <w:r>
-              <w:rPr>
-                <w:lang w:val="en-US"/>
-              </w:rPr>
-              <w:t xml:space="preserve">{{ </w:t>
-            </w:r>
-            <w:proofErr w:type="spellStart"/>
-            <w:r>
-              <w:rPr>
-                <w:lang w:val="en-US"/>
-              </w:rPr>
-              <w:t>inv</w:t>
-            </w:r>
-            <w:proofErr w:type="gramEnd"/>
-            <w:r>
-              <w:rPr>
-                <w:lang w:val="en-US"/>
-              </w:rPr>
-              <w:t>.created_at</w:t>
-            </w:r>
-            <w:proofErr w:type="spellEnd"/>
-            <w:r>
-              <w:rPr>
-                <w:lang w:val="en-US"/>
-              </w:rPr>
-              <w:t>}}</w:t>
+              <w:t>{{ inv.created_at}}</w:t>
             </w:r>
           </w:p>
         </w:tc>
@@ -11616,47 +10292,11 @@
                 <w:lang w:eastAsia="de-DE" w:bidi="de-DE"/>
               </w:rPr>
             </w:pPr>
-            <w:proofErr w:type="gramStart"/>
             <w:r>
               <w:rPr>
                 <w:lang w:val="en-US"/>
               </w:rPr>
-              <w:t xml:space="preserve">{{ </w:t>
-            </w:r>
-            <w:proofErr w:type="spellStart"/>
-            <w:r>
-              <w:rPr>
-                <w:lang w:val="en-US"/>
-              </w:rPr>
-              <w:t>inv</w:t>
-            </w:r>
-            <w:proofErr w:type="gramEnd"/>
-            <w:r>
-              <w:rPr>
-                <w:lang w:val="en-US"/>
-              </w:rPr>
-              <w:t>.invoice_</w:t>
-            </w:r>
-            <w:proofErr w:type="gramStart"/>
-            <w:r>
-              <w:rPr>
-                <w:lang w:val="en-US"/>
-              </w:rPr>
-              <w:t>gross</w:t>
-            </w:r>
-            <w:proofErr w:type="spellEnd"/>
-            <w:r>
-              <w:rPr>
-                <w:lang w:val="en-US"/>
-              </w:rPr>
-              <w:t xml:space="preserve"> }</w:t>
-            </w:r>
-            <w:proofErr w:type="gramEnd"/>
-            <w:r>
-              <w:rPr>
-                <w:lang w:val="en-US"/>
-              </w:rPr>
-              <w:t xml:space="preserve">} </w:t>
+              <w:t xml:space="preserve">{{ inv.invoice_gross }} </w:t>
             </w:r>
             <w:r>
               <w:rPr>
@@ -11911,59 +10551,13 @@
                 <w:lang w:eastAsia="de-DE" w:bidi="de-DE"/>
               </w:rPr>
             </w:pPr>
-            <w:proofErr w:type="gramStart"/>
             <w:r>
               <w:rPr>
                 <w:rFonts w:eastAsia="Neue Hans Kendrick Light"/>
                 <w:b/>
                 <w:lang w:val="en-US" w:eastAsia="de-DE" w:bidi="de-DE"/>
               </w:rPr>
-              <w:t xml:space="preserve">{{ </w:t>
-            </w:r>
-            <w:proofErr w:type="spellStart"/>
-            <w:r>
-              <w:rPr>
-                <w:rFonts w:eastAsia="Neue Hans Kendrick Light"/>
-                <w:b/>
-                <w:lang w:val="en-US" w:eastAsia="de-DE" w:bidi="de-DE"/>
-              </w:rPr>
-              <w:t>total</w:t>
-            </w:r>
-            <w:proofErr w:type="gramEnd"/>
-            <w:r>
-              <w:rPr>
-                <w:rFonts w:eastAsia="Neue Hans Kendrick Light"/>
-                <w:b/>
-                <w:lang w:val="en-US" w:eastAsia="de-DE" w:bidi="de-DE"/>
-              </w:rPr>
-              <w:t>_invoice_</w:t>
-            </w:r>
-            <w:proofErr w:type="gramStart"/>
-            <w:r>
-              <w:rPr>
-                <w:rFonts w:eastAsia="Neue Hans Kendrick Light"/>
-                <w:b/>
-                <w:lang w:val="en-US" w:eastAsia="de-DE" w:bidi="de-DE"/>
-              </w:rPr>
-              <w:t>gross</w:t>
-            </w:r>
-            <w:proofErr w:type="spellEnd"/>
-            <w:r>
-              <w:rPr>
-                <w:rFonts w:eastAsia="Neue Hans Kendrick Light"/>
-                <w:b/>
-                <w:lang w:val="en-US" w:eastAsia="de-DE" w:bidi="de-DE"/>
-              </w:rPr>
-              <w:t xml:space="preserve"> }</w:t>
-            </w:r>
-            <w:proofErr w:type="gramEnd"/>
-            <w:r>
-              <w:rPr>
-                <w:rFonts w:eastAsia="Neue Hans Kendrick Light"/>
-                <w:b/>
-                <w:lang w:val="en-US" w:eastAsia="de-DE" w:bidi="de-DE"/>
-              </w:rPr>
-              <w:t>} €</w:t>
+              <w:t>{{ total_invoice_gross }} €</w:t>
             </w:r>
           </w:p>
         </w:tc>
@@ -11998,59 +10592,13 @@
                 <w:lang w:eastAsia="de-DE" w:bidi="de-DE"/>
               </w:rPr>
             </w:pPr>
-            <w:proofErr w:type="gramStart"/>
             <w:r>
               <w:rPr>
                 <w:rFonts w:eastAsia="Neue Hans Kendrick Light"/>
                 <w:b/>
                 <w:lang w:val="en-US" w:eastAsia="de-DE" w:bidi="de-DE"/>
               </w:rPr>
-              <w:t xml:space="preserve">{{ </w:t>
-            </w:r>
-            <w:proofErr w:type="spellStart"/>
-            <w:r>
-              <w:rPr>
-                <w:rFonts w:eastAsia="Neue Hans Kendrick Light"/>
-                <w:b/>
-                <w:lang w:val="en-US" w:eastAsia="de-DE" w:bidi="de-DE"/>
-              </w:rPr>
-              <w:t>total</w:t>
-            </w:r>
-            <w:proofErr w:type="gramEnd"/>
-            <w:r>
-              <w:rPr>
-                <w:rFonts w:eastAsia="Neue Hans Kendrick Light"/>
-                <w:b/>
-                <w:lang w:val="en-US" w:eastAsia="de-DE" w:bidi="de-DE"/>
-              </w:rPr>
-              <w:t>_invoice_</w:t>
-            </w:r>
-            <w:proofErr w:type="gramStart"/>
-            <w:r>
-              <w:rPr>
-                <w:rFonts w:eastAsia="Neue Hans Kendrick Light"/>
-                <w:b/>
-                <w:lang w:val="en-US" w:eastAsia="de-DE" w:bidi="de-DE"/>
-              </w:rPr>
-              <w:t>net</w:t>
-            </w:r>
-            <w:proofErr w:type="spellEnd"/>
-            <w:r>
-              <w:rPr>
-                <w:rFonts w:eastAsia="Neue Hans Kendrick Light"/>
-                <w:b/>
-                <w:lang w:val="en-US" w:eastAsia="de-DE" w:bidi="de-DE"/>
-              </w:rPr>
-              <w:t xml:space="preserve"> }</w:t>
-            </w:r>
-            <w:proofErr w:type="gramEnd"/>
-            <w:r>
-              <w:rPr>
-                <w:rFonts w:eastAsia="Neue Hans Kendrick Light"/>
-                <w:b/>
-                <w:lang w:val="en-US" w:eastAsia="de-DE" w:bidi="de-DE"/>
-              </w:rPr>
-              <w:t>} €</w:t>
+              <w:t>{{ total_invoice_net }} €</w:t>
             </w:r>
           </w:p>
         </w:tc>
@@ -14959,47 +13507,11 @@
     </w:pPr>
     <w:bookmarkStart w:id="9" w:name="_Hlk199749313"/>
     <w:bookmarkStart w:id="10" w:name="_Hlk199749314"/>
-    <w:proofErr w:type="gramStart"/>
     <w:r>
       <w:rPr>
         <w:lang w:val="en-US"/>
       </w:rPr>
-      <w:t xml:space="preserve">{{ </w:t>
-    </w:r>
-    <w:proofErr w:type="spellStart"/>
-    <w:r>
-      <w:rPr>
-        <w:lang w:val="en-US"/>
-      </w:rPr>
-      <w:t>current</w:t>
-    </w:r>
-    <w:proofErr w:type="gramEnd"/>
-    <w:r>
-      <w:rPr>
-        <w:lang w:val="en-US"/>
-      </w:rPr>
-      <w:t>_ar_</w:t>
-    </w:r>
-    <w:proofErr w:type="gramStart"/>
-    <w:r>
-      <w:rPr>
-        <w:lang w:val="en-US"/>
-      </w:rPr>
-      <w:t>number</w:t>
-    </w:r>
-    <w:proofErr w:type="spellEnd"/>
-    <w:r>
-      <w:rPr>
-        <w:lang w:val="en-US"/>
-      </w:rPr>
-      <w:t xml:space="preserve"> }</w:t>
-    </w:r>
-    <w:proofErr w:type="gramEnd"/>
-    <w:r>
-      <w:rPr>
-        <w:lang w:val="en-US"/>
-      </w:rPr>
-      <w:t>}.</w:t>
+      <w:t>{{ current_ar_number }}.</w:t>
     </w:r>
     <w:r>
       <w:rPr>
@@ -15007,33 +13519,11 @@
       </w:rPr>
       <w:t xml:space="preserve"> </w:t>
     </w:r>
-    <w:proofErr w:type="gramStart"/>
     <w:r>
       <w:rPr>
         <w:lang w:val="en-US"/>
       </w:rPr>
-      <w:t xml:space="preserve">{{ </w:t>
-    </w:r>
-    <w:proofErr w:type="spellStart"/>
-    <w:r>
-      <w:rPr>
-        <w:lang w:val="en-US"/>
-      </w:rPr>
-      <w:t>invoice</w:t>
-    </w:r>
-    <w:proofErr w:type="gramEnd"/>
-    <w:r>
-      <w:rPr>
-        <w:lang w:val="en-US"/>
-      </w:rPr>
-      <w:t>_type</w:t>
-    </w:r>
-    <w:proofErr w:type="spellEnd"/>
-    <w:r>
-      <w:rPr>
-        <w:lang w:val="en-US"/>
-      </w:rPr>
-      <w:t>}}</w:t>
+      <w:t>{{ invoice_type}}</w:t>
     </w:r>
     <w:r>
       <w:rPr>
@@ -15099,35 +13589,7 @@
       <w:rPr>
         <w:lang w:val="en-US"/>
       </w:rPr>
-      <w:t xml:space="preserve"> </w:t>
-    </w:r>
-    <w:proofErr w:type="gramStart"/>
-    <w:r>
-      <w:rPr>
-        <w:lang w:val="en-US"/>
-      </w:rPr>
-      <w:t xml:space="preserve">{{ </w:t>
-    </w:r>
-    <w:proofErr w:type="spellStart"/>
-    <w:r>
-      <w:rPr>
-        <w:lang w:val="en-US"/>
-      </w:rPr>
-      <w:t>invoice</w:t>
-    </w:r>
-    <w:proofErr w:type="gramEnd"/>
-    <w:r>
-      <w:rPr>
-        <w:lang w:val="en-US"/>
-      </w:rPr>
-      <w:t>_title</w:t>
-    </w:r>
-    <w:proofErr w:type="spellEnd"/>
-    <w:r>
-      <w:rPr>
-        <w:lang w:val="en-US"/>
-      </w:rPr>
-      <w:t>}}</w:t>
+      <w:t xml:space="preserve"> {{ invoice_title}}</w:t>
     </w:r>
     <w:bookmarkEnd w:id="9"/>
     <w:bookmarkEnd w:id="10"/>
@@ -16764,25 +15226,6 @@
 </file>
 
 <file path=customXml/item1.xml><?xml version="1.0" encoding="utf-8"?>
-<p:properties xmlns:p="http://schemas.microsoft.com/office/2006/metadata/properties" xmlns:xsi="http://www.w3.org/2001/XMLSchema-instance" xmlns:pc="http://schemas.microsoft.com/office/infopath/2007/PartnerControls">
-  <documentManagement/>
-</p:properties>
-</file>
-
-<file path=customXml/item2.xml><?xml version="1.0" encoding="utf-8"?>
-<b:Sources xmlns:b="http://schemas.openxmlformats.org/officeDocument/2006/bibliography" xmlns="http://schemas.openxmlformats.org/officeDocument/2006/bibliography" SelectedStyle="/APASixthEditionOfficeOnline.xsl" StyleName="APA" Version="6"/>
-</file>
-
-<file path=customXml/item3.xml><?xml version="1.0" encoding="utf-8"?>
-<?mso-contentType ?>
-<FormTemplates xmlns="http://schemas.microsoft.com/sharepoint/v3/contenttype/forms">
-  <Display>DocumentLibraryForm</Display>
-  <Edit>DocumentLibraryForm</Edit>
-  <New>DocumentLibraryForm</New>
-</FormTemplates>
-</file>
-
-<file path=customXml/item4.xml><?xml version="1.0" encoding="utf-8"?>
 <ct:contentTypeSchema xmlns:ct="http://schemas.microsoft.com/office/2006/metadata/contentType" xmlns:ma="http://schemas.microsoft.com/office/2006/metadata/properties/metaAttributes" ct:_="" ma:_="" ma:contentTypeName="Dokument" ma:contentTypeID="0x0101006D9E405D3FD26F44A64A121B22F6ED00" ma:contentTypeVersion="4" ma:contentTypeDescription="Ein neues Dokument erstellen." ma:contentTypeScope="" ma:versionID="c6040cdc09756960d307e89a88fb656f">
   <xsd:schema xmlns:xsd="http://www.w3.org/2001/XMLSchema" xmlns:xs="http://www.w3.org/2001/XMLSchema" xmlns:p="http://schemas.microsoft.com/office/2006/metadata/properties" xmlns:ns2="8333de1c-ce45-4634-ae5c-edc640266045" targetNamespace="http://schemas.microsoft.com/office/2006/metadata/properties" ma:root="true" ma:fieldsID="c776fe58d0c7680c702f71e2117b1f21" ns2:_="">
     <xsd:import namespace="8333de1c-ce45-4634-ae5c-edc640266045"/>
@@ -16926,32 +15369,26 @@
 </ct:contentTypeSchema>
 </file>
 
-<file path=customXml/itemProps1.xml><?xml version="1.0" encoding="utf-8"?>
-<ds:datastoreItem xmlns:ds="http://schemas.openxmlformats.org/officeDocument/2006/customXml" ds:itemID="{6C808A0C-6712-4A8B-9473-28FB10470055}">
-  <ds:schemaRefs>
-    <ds:schemaRef ds:uri="http://schemas.microsoft.com/office/2006/metadata/properties"/>
-    <ds:schemaRef ds:uri="http://schemas.microsoft.com/office/infopath/2007/PartnerControls"/>
-  </ds:schemaRefs>
-</ds:datastoreItem>
+<file path=customXml/item2.xml><?xml version="1.0" encoding="utf-8"?>
+<?mso-contentType ?>
+<FormTemplates xmlns="http://schemas.microsoft.com/sharepoint/v3/contenttype/forms">
+  <Display>DocumentLibraryForm</Display>
+  <Edit>DocumentLibraryForm</Edit>
+  <New>DocumentLibraryForm</New>
+</FormTemplates>
 </file>
 
-<file path=customXml/itemProps2.xml><?xml version="1.0" encoding="utf-8"?>
-<ds:datastoreItem xmlns:ds="http://schemas.openxmlformats.org/officeDocument/2006/customXml" ds:itemID="{87659016-28FE-1448-9ADC-46CE0D940975}">
-  <ds:schemaRefs>
-    <ds:schemaRef ds:uri="http://schemas.openxmlformats.org/officeDocument/2006/bibliography"/>
-  </ds:schemaRefs>
-</ds:datastoreItem>
+<file path=customXml/item3.xml><?xml version="1.0" encoding="utf-8"?>
+<b:Sources xmlns:b="http://schemas.openxmlformats.org/officeDocument/2006/bibliography" xmlns="http://schemas.openxmlformats.org/officeDocument/2006/bibliography" SelectedStyle="/APASixthEditionOfficeOnline.xsl" StyleName="APA" Version="6"/>
 </file>
 
-<file path=customXml/itemProps3.xml><?xml version="1.0" encoding="utf-8"?>
-<ds:datastoreItem xmlns:ds="http://schemas.openxmlformats.org/officeDocument/2006/customXml" ds:itemID="{3955E71D-0DE1-4E61-B2F0-D0BB3D26CA05}">
-  <ds:schemaRefs>
-    <ds:schemaRef ds:uri="http://schemas.microsoft.com/sharepoint/v3/contenttype/forms"/>
-  </ds:schemaRefs>
-</ds:datastoreItem>
+<file path=customXml/item4.xml><?xml version="1.0" encoding="utf-8"?>
+<p:properties xmlns:p="http://schemas.microsoft.com/office/2006/metadata/properties" xmlns:xsi="http://www.w3.org/2001/XMLSchema-instance" xmlns:pc="http://schemas.microsoft.com/office/infopath/2007/PartnerControls">
+  <documentManagement/>
+</p:properties>
 </file>
 
-<file path=customXml/itemProps4.xml><?xml version="1.0" encoding="utf-8"?>
+<file path=customXml/itemProps1.xml><?xml version="1.0" encoding="utf-8"?>
 <ds:datastoreItem xmlns:ds="http://schemas.openxmlformats.org/officeDocument/2006/customXml" ds:itemID="{93B036AB-F56A-4D70-A8CB-A58332EF2B46}">
   <ds:schemaRefs>
     <ds:schemaRef ds:uri="http://schemas.microsoft.com/office/2006/metadata/contentType"/>
@@ -16967,4 +15404,29 @@
     <ds:schemaRef ds:uri="http://schemas.microsoft.com/internal/obd"/>
   </ds:schemaRefs>
 </ds:datastoreItem>
+</file>
+
+<file path=customXml/itemProps2.xml><?xml version="1.0" encoding="utf-8"?>
+<ds:datastoreItem xmlns:ds="http://schemas.openxmlformats.org/officeDocument/2006/customXml" ds:itemID="{3955E71D-0DE1-4E61-B2F0-D0BB3D26CA05}">
+  <ds:schemaRefs>
+    <ds:schemaRef ds:uri="http://schemas.microsoft.com/sharepoint/v3/contenttype/forms"/>
+  </ds:schemaRefs>
+</ds:datastoreItem>
+</file>
+
+<file path=customXml/itemProps3.xml><?xml version="1.0" encoding="utf-8"?>
+<ds:datastoreItem xmlns:ds="http://schemas.openxmlformats.org/officeDocument/2006/customXml" ds:itemID="{87659016-28FE-1448-9ADC-46CE0D940975}">
+  <ds:schemaRefs>
+    <ds:schemaRef ds:uri="http://schemas.openxmlformats.org/officeDocument/2006/bibliography"/>
+  </ds:schemaRefs>
+</ds:datastoreItem>
+</file>
+
+<file path=customXml/itemProps4.xml><?xml version="1.0" encoding="utf-8"?>
+<ds:datastoreItem xmlns:ds="http://schemas.openxmlformats.org/officeDocument/2006/customXml" ds:itemID="{6C808A0C-6712-4A8B-9473-28FB10470055}">
+  <ds:schemaRefs>
+    <ds:schemaRef ds:uri="http://schemas.microsoft.com/office/2006/metadata/properties"/>
+    <ds:schemaRef ds:uri="http://schemas.microsoft.com/office/infopath/2007/PartnerControls"/>
+  </ds:schemaRefs>
+</ds:datastoreItem>
 </file>
--- a/templates/invoices/inv_BCK_De.docx
+++ b/templates/invoices/inv_BCK_De.docx
@@ -102,8 +102,9 @@
                 <w:szCs w:val="16"/>
                 <w:lang w:val="en-US"/>
               </w:rPr>
-              <w:t>{{ client_</w:t>
-            </w:r>
+              <w:t xml:space="preserve">{{ </w:t>
+            </w:r>
+            <w:proofErr w:type="spellStart"/>
             <w:r>
               <w:rPr>
                 <w:rFonts w:ascii="Neue Hans Kendrick" w:hAnsi="Neue Hans Kendrick"/>
@@ -111,7 +112,7 @@
                 <w:szCs w:val="16"/>
                 <w:lang w:val="en-US"/>
               </w:rPr>
-              <w:t>firm</w:t>
+              <w:t>client_</w:t>
             </w:r>
             <w:r>
               <w:rPr>
@@ -120,6 +121,16 @@
                 <w:szCs w:val="16"/>
                 <w:lang w:val="en-US"/>
               </w:rPr>
+              <w:t>firm</w:t>
+            </w:r>
+            <w:proofErr w:type="spellEnd"/>
+            <w:r>
+              <w:rPr>
+                <w:rFonts w:ascii="Neue Hans Kendrick" w:hAnsi="Neue Hans Kendrick"/>
+                <w:sz w:val="16"/>
+                <w:szCs w:val="16"/>
+                <w:lang w:val="en-US"/>
+              </w:rPr>
               <w:t xml:space="preserve"> }}</w:t>
             </w:r>
           </w:p>
@@ -140,7 +151,27 @@
                 <w:szCs w:val="16"/>
                 <w:lang w:val="en-US"/>
               </w:rPr>
-              <w:t>{{ client_address }}</w:t>
+              <w:t xml:space="preserve">{{ </w:t>
+            </w:r>
+            <w:proofErr w:type="spellStart"/>
+            <w:r>
+              <w:rPr>
+                <w:rFonts w:ascii="Neue Hans Kendrick" w:hAnsi="Neue Hans Kendrick"/>
+                <w:sz w:val="16"/>
+                <w:szCs w:val="16"/>
+                <w:lang w:val="en-US"/>
+              </w:rPr>
+              <w:t>client_address</w:t>
+            </w:r>
+            <w:proofErr w:type="spellEnd"/>
+            <w:r>
+              <w:rPr>
+                <w:rFonts w:ascii="Neue Hans Kendrick" w:hAnsi="Neue Hans Kendrick"/>
+                <w:sz w:val="16"/>
+                <w:szCs w:val="16"/>
+                <w:lang w:val="en-US"/>
+              </w:rPr>
+              <w:t xml:space="preserve"> }}</w:t>
             </w:r>
           </w:p>
           <w:p>
@@ -434,7 +465,27 @@
                 <w:szCs w:val="16"/>
                 <w:lang w:val="en-US"/>
               </w:rPr>
-              <w:t>{{ created_at}}</w:t>
+              <w:t xml:space="preserve">{{ </w:t>
+            </w:r>
+            <w:proofErr w:type="spellStart"/>
+            <w:r>
+              <w:rPr>
+                <w:rFonts w:ascii="Neue Hans Kendrick" w:hAnsi="Neue Hans Kendrick"/>
+                <w:sz w:val="16"/>
+                <w:szCs w:val="16"/>
+                <w:lang w:val="en-US"/>
+              </w:rPr>
+              <w:t>created_at</w:t>
+            </w:r>
+            <w:proofErr w:type="spellEnd"/>
+            <w:r>
+              <w:rPr>
+                <w:rFonts w:ascii="Neue Hans Kendrick" w:hAnsi="Neue Hans Kendrick"/>
+                <w:sz w:val="16"/>
+                <w:szCs w:val="16"/>
+                <w:lang w:val="en-US"/>
+              </w:rPr>
+              <w:t>}}</w:t>
             </w:r>
           </w:p>
           <w:p>
@@ -512,7 +563,7 @@
                 <w:rFonts w:ascii="Neue Hans Kendrick" w:hAnsi="Neue Hans Kendrick"/>
                 <w:sz w:val="16"/>
                 <w:szCs w:val="16"/>
-                <w:lang w:val="en-US"/>
+                <w:lang w:val="de-DE"/>
               </w:rPr>
               <w:t xml:space="preserve">{{ invoice_title}} </w:t>
             </w:r>
@@ -521,7 +572,7 @@
                 <w:rFonts w:ascii="Neue Hans Kendrick" w:hAnsi="Neue Hans Kendrick"/>
                 <w:sz w:val="16"/>
                 <w:szCs w:val="16"/>
-                <w:lang w:val="en-US"/>
+                <w:lang w:val="de-DE"/>
               </w:rPr>
               <w:t>{% if invoice_type == 'AR' %}</w:t>
             </w:r>
@@ -539,7 +590,7 @@
                 <w:sz w:val="16"/>
                 <w:szCs w:val="16"/>
               </w:rPr>
-              <w:t xml:space="preserve">. </w:t>
+              <w:t xml:space="preserve"> </w:t>
             </w:r>
             <w:r>
               <w:rPr>
@@ -727,7 +778,7 @@
                 <w:rFonts w:ascii="Neue Hans Kendrick" w:eastAsia="Neue Hans Kendrick Light" w:hAnsi="Neue Hans Kendrick"/>
                 <w:b/>
                 <w:sz w:val="16"/>
-                <w:lang w:val="de-DE" w:eastAsia="de-DE" w:bidi="de-DE"/>
+                <w:lang w:val="en-US" w:eastAsia="de-DE" w:bidi="de-DE"/>
               </w:rPr>
             </w:pPr>
             <w:r>
@@ -735,7 +786,7 @@
                 <w:rFonts w:ascii="Neue Hans Kendrick" w:eastAsia="Neue Hans Kendrick Light" w:hAnsi="Neue Hans Kendrick"/>
                 <w:b/>
                 <w:sz w:val="16"/>
-                <w:lang w:val="de-DE" w:eastAsia="de-DE" w:bidi="de-DE"/>
+                <w:lang w:val="en-US" w:eastAsia="de-DE" w:bidi="de-DE"/>
               </w:rPr>
               <w:t>PROJEKT</w:t>
             </w:r>
@@ -747,7 +798,7 @@
                 <w:rFonts w:ascii="Neue Hans Kendrick" w:hAnsi="Neue Hans Kendrick"/>
                 <w:sz w:val="16"/>
                 <w:szCs w:val="16"/>
-                <w:lang w:val="de-DE"/>
+                <w:lang w:val="en-US"/>
               </w:rPr>
             </w:pPr>
             <w:r>
@@ -755,7 +806,7 @@
                 <w:rFonts w:ascii="Neue Hans Kendrick" w:hAnsi="Neue Hans Kendrick"/>
                 <w:sz w:val="16"/>
                 <w:szCs w:val="16"/>
-                <w:lang w:val="de-DE"/>
+                <w:lang w:val="en-US"/>
               </w:rPr>
               <w:t>{{ project_no}}</w:t>
             </w:r>
@@ -767,7 +818,7 @@
                 <w:rFonts w:ascii="Neue Hans Kendrick" w:hAnsi="Neue Hans Kendrick"/>
                 <w:sz w:val="16"/>
                 <w:szCs w:val="16"/>
-                <w:lang w:val="de-DE"/>
+                <w:lang w:val="en-US"/>
               </w:rPr>
             </w:pPr>
             <w:r>
@@ -775,7 +826,7 @@
                 <w:rFonts w:ascii="Neue Hans Kendrick" w:hAnsi="Neue Hans Kendrick"/>
                 <w:sz w:val="16"/>
                 <w:szCs w:val="16"/>
-                <w:lang w:val="de-DE"/>
+                <w:lang w:val="en-US"/>
               </w:rPr>
               <w:t>{{ project_name}}</w:t>
             </w:r>
@@ -787,7 +838,7 @@
                 <w:rFonts w:ascii="Neue Hans Kendrick" w:eastAsia="Neue Hans Kendrick Light" w:hAnsi="Neue Hans Kendrick"/>
                 <w:color w:val="000000"/>
                 <w:sz w:val="16"/>
-                <w:lang w:val="de-DE" w:eastAsia="de-DE" w:bidi="de-DE"/>
+                <w:lang w:val="en-US" w:eastAsia="de-DE" w:bidi="de-DE"/>
               </w:rPr>
             </w:pPr>
           </w:p>
@@ -850,8 +901,9 @@
                 <w:szCs w:val="16"/>
                 <w:lang w:val="en-US"/>
               </w:rPr>
-              <w:t>{{ invoice_title}}</w:t>
-            </w:r>
+              <w:t xml:space="preserve">{{ </w:t>
+            </w:r>
+            <w:proofErr w:type="spellStart"/>
             <w:r>
               <w:rPr>
                 <w:rFonts w:ascii="Neue Hans Kendrick" w:hAnsi="Neue Hans Kendrick"/>
@@ -859,19 +911,18 @@
                 <w:szCs w:val="16"/>
                 <w:lang w:val="en-US"/>
               </w:rPr>
-              <w:t xml:space="preserve"> </w:t>
-            </w:r>
-          </w:p>
-          <w:p>
-            <w:pPr>
-              <w:pStyle w:val="Tabelleninhalt"/>
+              <w:t>invoice_title</w:t>
+            </w:r>
+            <w:proofErr w:type="spellEnd"/>
+            <w:r>
               <w:rPr>
                 <w:rFonts w:ascii="Neue Hans Kendrick" w:hAnsi="Neue Hans Kendrick"/>
                 <w:sz w:val="16"/>
                 <w:szCs w:val="16"/>
                 <w:lang w:val="en-US"/>
               </w:rPr>
-            </w:pPr>
+              <w:t>}}</w:t>
+            </w:r>
             <w:r>
               <w:rPr>
                 <w:rFonts w:ascii="Neue Hans Kendrick" w:hAnsi="Neue Hans Kendrick"/>
@@ -879,58 +930,218 @@
                 <w:szCs w:val="16"/>
                 <w:lang w:val="en-US"/>
               </w:rPr>
-              <w:t>{% if invoice_type == 'AR' %}</w:t>
-            </w:r>
-            <w:r>
-              <w:rPr>
-                <w:rFonts w:ascii="Neue Hans Kendrick" w:hAnsi="Neue Hans Kendrick"/>
-                <w:sz w:val="16"/>
-                <w:szCs w:val="16"/>
-              </w:rPr>
-              <w:t>{% if current_ar_number %}</w:t>
-            </w:r>
-            <w:bookmarkStart w:id="0" w:name="_Hlk208581392"/>
-            <w:r>
-              <w:rPr>
-                <w:rFonts w:ascii="Neue Hans Kendrick" w:hAnsi="Neue Hans Kendrick"/>
-                <w:sz w:val="16"/>
-                <w:szCs w:val="16"/>
-              </w:rPr>
-              <w:t>{{ current_ar_number }}</w:t>
-            </w:r>
-            <w:bookmarkEnd w:id="0"/>
-            <w:r>
-              <w:rPr>
-                <w:rFonts w:ascii="Neue Hans Kendrick" w:hAnsi="Neue Hans Kendrick"/>
-                <w:sz w:val="16"/>
-                <w:szCs w:val="16"/>
-              </w:rPr>
-              <w:t xml:space="preserve">. </w:t>
-            </w:r>
-            <w:r>
-              <w:rPr>
-                <w:rFonts w:ascii="Neue Hans Kendrick" w:hAnsi="Neue Hans Kendrick"/>
-                <w:sz w:val="16"/>
-                <w:szCs w:val="16"/>
-              </w:rPr>
-              <w:t>{% endif %}</w:t>
-            </w:r>
-            <w:r>
-              <w:rPr>
-                <w:rFonts w:ascii="Neue Hans Kendrick" w:hAnsi="Neue Hans Kendrick"/>
-                <w:sz w:val="16"/>
-                <w:szCs w:val="16"/>
-              </w:rPr>
-              <w:t>Abschlagsrechnung</w:t>
-            </w:r>
-            <w:r>
+              <w:t xml:space="preserve"> </w:t>
+            </w:r>
+          </w:p>
+          <w:p>
+            <w:pPr>
+              <w:pStyle w:val="Tabelleninhalt"/>
               <w:rPr>
                 <w:rFonts w:ascii="Neue Hans Kendrick" w:hAnsi="Neue Hans Kendrick"/>
                 <w:sz w:val="16"/>
                 <w:szCs w:val="16"/>
                 <w:lang w:val="en-US"/>
               </w:rPr>
-              <w:t xml:space="preserve">{% elif invoice_type == 'ZR' %}Anzahlungsrechnung{% elif invoice_type == 'ER' %}Rechnung{% else %} </w:t>
+            </w:pPr>
+            <w:r>
+              <w:rPr>
+                <w:rFonts w:ascii="Neue Hans Kendrick" w:hAnsi="Neue Hans Kendrick"/>
+                <w:sz w:val="16"/>
+                <w:szCs w:val="16"/>
+                <w:lang w:val="en-US"/>
+              </w:rPr>
+              <w:t xml:space="preserve">{% if </w:t>
+            </w:r>
+            <w:proofErr w:type="spellStart"/>
+            <w:r>
+              <w:rPr>
+                <w:rFonts w:ascii="Neue Hans Kendrick" w:hAnsi="Neue Hans Kendrick"/>
+                <w:sz w:val="16"/>
+                <w:szCs w:val="16"/>
+                <w:lang w:val="en-US"/>
+              </w:rPr>
+              <w:t>invoice_type</w:t>
+            </w:r>
+            <w:proofErr w:type="spellEnd"/>
+            <w:r>
+              <w:rPr>
+                <w:rFonts w:ascii="Neue Hans Kendrick" w:hAnsi="Neue Hans Kendrick"/>
+                <w:sz w:val="16"/>
+                <w:szCs w:val="16"/>
+                <w:lang w:val="en-US"/>
+              </w:rPr>
+              <w:t xml:space="preserve"> == 'AR' %}</w:t>
+            </w:r>
+            <w:r>
+              <w:rPr>
+                <w:rFonts w:ascii="Neue Hans Kendrick" w:hAnsi="Neue Hans Kendrick"/>
+                <w:sz w:val="16"/>
+                <w:szCs w:val="16"/>
+              </w:rPr>
+              <w:t>{% if current_ar_number %}</w:t>
+            </w:r>
+            <w:bookmarkStart w:id="0" w:name="_Hlk208581392"/>
+            <w:r>
+              <w:rPr>
+                <w:rFonts w:ascii="Neue Hans Kendrick" w:hAnsi="Neue Hans Kendrick"/>
+                <w:sz w:val="16"/>
+                <w:szCs w:val="16"/>
+              </w:rPr>
+              <w:t>{{ current_ar_number }}</w:t>
+            </w:r>
+            <w:bookmarkEnd w:id="0"/>
+            <w:r>
+              <w:rPr>
+                <w:rFonts w:ascii="Neue Hans Kendrick" w:hAnsi="Neue Hans Kendrick"/>
+                <w:sz w:val="16"/>
+                <w:szCs w:val="16"/>
+              </w:rPr>
+              <w:t xml:space="preserve"> </w:t>
+            </w:r>
+            <w:r>
+              <w:rPr>
+                <w:rFonts w:ascii="Neue Hans Kendrick" w:hAnsi="Neue Hans Kendrick"/>
+                <w:sz w:val="16"/>
+                <w:szCs w:val="16"/>
+              </w:rPr>
+              <w:t>{% endif %}</w:t>
+            </w:r>
+            <w:r>
+              <w:rPr>
+                <w:rFonts w:ascii="Neue Hans Kendrick" w:hAnsi="Neue Hans Kendrick"/>
+                <w:sz w:val="16"/>
+                <w:szCs w:val="16"/>
+              </w:rPr>
+              <w:t>Abschlagsrechnung</w:t>
+            </w:r>
+            <w:r>
+              <w:rPr>
+                <w:rFonts w:ascii="Neue Hans Kendrick" w:hAnsi="Neue Hans Kendrick"/>
+                <w:sz w:val="16"/>
+                <w:szCs w:val="16"/>
+                <w:lang w:val="en-US"/>
+              </w:rPr>
+              <w:t xml:space="preserve">{% </w:t>
+            </w:r>
+            <w:proofErr w:type="spellStart"/>
+            <w:r>
+              <w:rPr>
+                <w:rFonts w:ascii="Neue Hans Kendrick" w:hAnsi="Neue Hans Kendrick"/>
+                <w:sz w:val="16"/>
+                <w:szCs w:val="16"/>
+                <w:lang w:val="en-US"/>
+              </w:rPr>
+              <w:t>elif</w:t>
+            </w:r>
+            <w:proofErr w:type="spellEnd"/>
+            <w:r>
+              <w:rPr>
+                <w:rFonts w:ascii="Neue Hans Kendrick" w:hAnsi="Neue Hans Kendrick"/>
+                <w:sz w:val="16"/>
+                <w:szCs w:val="16"/>
+                <w:lang w:val="en-US"/>
+              </w:rPr>
+              <w:t xml:space="preserve"> </w:t>
+            </w:r>
+            <w:proofErr w:type="spellStart"/>
+            <w:r>
+              <w:rPr>
+                <w:rFonts w:ascii="Neue Hans Kendrick" w:hAnsi="Neue Hans Kendrick"/>
+                <w:sz w:val="16"/>
+                <w:szCs w:val="16"/>
+                <w:lang w:val="en-US"/>
+              </w:rPr>
+              <w:t>invoice_type</w:t>
+            </w:r>
+            <w:proofErr w:type="spellEnd"/>
+            <w:r>
+              <w:rPr>
+                <w:rFonts w:ascii="Neue Hans Kendrick" w:hAnsi="Neue Hans Kendrick"/>
+                <w:sz w:val="16"/>
+                <w:szCs w:val="16"/>
+                <w:lang w:val="en-US"/>
+              </w:rPr>
+              <w:t xml:space="preserve"> == 'ZR' %}</w:t>
+            </w:r>
+            <w:proofErr w:type="spellStart"/>
+            <w:r>
+              <w:rPr>
+                <w:rFonts w:ascii="Neue Hans Kendrick" w:hAnsi="Neue Hans Kendrick"/>
+                <w:sz w:val="16"/>
+                <w:szCs w:val="16"/>
+                <w:lang w:val="en-US"/>
+              </w:rPr>
+              <w:t>Anzahlungsrechnung</w:t>
+            </w:r>
+            <w:proofErr w:type="spellEnd"/>
+            <w:r>
+              <w:rPr>
+                <w:rFonts w:ascii="Neue Hans Kendrick" w:hAnsi="Neue Hans Kendrick"/>
+                <w:sz w:val="16"/>
+                <w:szCs w:val="16"/>
+                <w:lang w:val="en-US"/>
+              </w:rPr>
+              <w:t xml:space="preserve">{% </w:t>
+            </w:r>
+            <w:proofErr w:type="spellStart"/>
+            <w:r>
+              <w:rPr>
+                <w:rFonts w:ascii="Neue Hans Kendrick" w:hAnsi="Neue Hans Kendrick"/>
+                <w:sz w:val="16"/>
+                <w:szCs w:val="16"/>
+                <w:lang w:val="en-US"/>
+              </w:rPr>
+              <w:t>elif</w:t>
+            </w:r>
+            <w:proofErr w:type="spellEnd"/>
+            <w:r>
+              <w:rPr>
+                <w:rFonts w:ascii="Neue Hans Kendrick" w:hAnsi="Neue Hans Kendrick"/>
+                <w:sz w:val="16"/>
+                <w:szCs w:val="16"/>
+                <w:lang w:val="en-US"/>
+              </w:rPr>
+              <w:t xml:space="preserve"> </w:t>
+            </w:r>
+            <w:proofErr w:type="spellStart"/>
+            <w:r>
+              <w:rPr>
+                <w:rFonts w:ascii="Neue Hans Kendrick" w:hAnsi="Neue Hans Kendrick"/>
+                <w:sz w:val="16"/>
+                <w:szCs w:val="16"/>
+                <w:lang w:val="en-US"/>
+              </w:rPr>
+              <w:t>invoice_type</w:t>
+            </w:r>
+            <w:proofErr w:type="spellEnd"/>
+            <w:r>
+              <w:rPr>
+                <w:rFonts w:ascii="Neue Hans Kendrick" w:hAnsi="Neue Hans Kendrick"/>
+                <w:sz w:val="16"/>
+                <w:szCs w:val="16"/>
+                <w:lang w:val="en-US"/>
+              </w:rPr>
+              <w:t xml:space="preserve"> == 'ER' %}</w:t>
+            </w:r>
+            <w:proofErr w:type="spellStart"/>
+            <w:r>
+              <w:rPr>
+                <w:rFonts w:ascii="Neue Hans Kendrick" w:hAnsi="Neue Hans Kendrick"/>
+                <w:sz w:val="16"/>
+                <w:szCs w:val="16"/>
+                <w:lang w:val="en-US"/>
+              </w:rPr>
+              <w:t>Rechnung</w:t>
+            </w:r>
+            <w:proofErr w:type="spellEnd"/>
+            <w:r>
+              <w:rPr>
+                <w:rFonts w:ascii="Neue Hans Kendrick" w:hAnsi="Neue Hans Kendrick"/>
+                <w:sz w:val="16"/>
+                <w:szCs w:val="16"/>
+                <w:lang w:val="en-US"/>
+              </w:rPr>
+              <w:t xml:space="preserve">{% else %} </w:t>
             </w:r>
             <w:r>
               <w:rPr>
@@ -1208,7 +1419,7 @@
                 <w:sz w:val="16"/>
                 <w:szCs w:val="16"/>
               </w:rPr>
-              <w:t xml:space="preserve">. </w:t>
+              <w:t xml:space="preserve"> </w:t>
             </w:r>
             <w:r>
               <w:rPr>
@@ -2451,6 +2662,7 @@
               </w:rPr>
               <w:t xml:space="preserve">{% </w:t>
             </w:r>
+            <w:proofErr w:type="spellStart"/>
             <w:r>
               <w:rPr>
                 <w:rFonts w:ascii="Neue Hans Kendrick" w:hAnsi="Neue Hans Kendrick"/>
@@ -2467,7 +2679,57 @@
                 <w:szCs w:val="16"/>
                 <w:lang w:val="en-US"/>
               </w:rPr>
-              <w:t>if invoice_type == 'AR' or invoice_type == 'ER' %}</w:t>
+              <w:t>if</w:t>
+            </w:r>
+            <w:proofErr w:type="spellEnd"/>
+            <w:r>
+              <w:rPr>
+                <w:rFonts w:ascii="Neue Hans Kendrick" w:hAnsi="Neue Hans Kendrick"/>
+                <w:sz w:val="16"/>
+                <w:szCs w:val="16"/>
+                <w:lang w:val="en-US"/>
+              </w:rPr>
+              <w:t xml:space="preserve"> </w:t>
+            </w:r>
+            <w:proofErr w:type="spellStart"/>
+            <w:r>
+              <w:rPr>
+                <w:rFonts w:ascii="Neue Hans Kendrick" w:hAnsi="Neue Hans Kendrick"/>
+                <w:sz w:val="16"/>
+                <w:szCs w:val="16"/>
+                <w:lang w:val="en-US"/>
+              </w:rPr>
+              <w:t>invoice_type</w:t>
+            </w:r>
+            <w:proofErr w:type="spellEnd"/>
+            <w:r>
+              <w:rPr>
+                <w:rFonts w:ascii="Neue Hans Kendrick" w:hAnsi="Neue Hans Kendrick"/>
+                <w:sz w:val="16"/>
+                <w:szCs w:val="16"/>
+                <w:lang w:val="en-US"/>
+              </w:rPr>
+              <w:t xml:space="preserve"> == 'AR' or </w:t>
+            </w:r>
+            <w:proofErr w:type="spellStart"/>
+            <w:r>
+              <w:rPr>
+                <w:rFonts w:ascii="Neue Hans Kendrick" w:hAnsi="Neue Hans Kendrick"/>
+                <w:sz w:val="16"/>
+                <w:szCs w:val="16"/>
+                <w:lang w:val="en-US"/>
+              </w:rPr>
+              <w:t>invoice_type</w:t>
+            </w:r>
+            <w:proofErr w:type="spellEnd"/>
+            <w:r>
+              <w:rPr>
+                <w:rFonts w:ascii="Neue Hans Kendrick" w:hAnsi="Neue Hans Kendrick"/>
+                <w:sz w:val="16"/>
+                <w:szCs w:val="16"/>
+                <w:lang w:val="en-US"/>
+              </w:rPr>
+              <w:t xml:space="preserve"> == 'ER' %}</w:t>
             </w:r>
           </w:p>
           <w:p>
@@ -3123,6 +3385,7 @@
         </w:rPr>
         <w:t xml:space="preserve">{% if </w:t>
       </w:r>
+      <w:proofErr w:type="spellStart"/>
       <w:r>
         <w:rPr>
           <w:rFonts w:eastAsia="Neue Hans Kendrick Light" w:cs="Neue Hans Kendrick Light"/>
@@ -3132,7 +3395,19 @@
           <w:u w:val="single"/>
           <w:lang w:val="en-US" w:eastAsia="de-DE" w:bidi="de-DE"/>
         </w:rPr>
-        <w:t xml:space="preserve">is_hoai_contract </w:t>
+        <w:t>is_hoai_contract</w:t>
+      </w:r>
+      <w:proofErr w:type="spellEnd"/>
+      <w:r>
+        <w:rPr>
+          <w:rFonts w:eastAsia="Neue Hans Kendrick Light" w:cs="Neue Hans Kendrick Light"/>
+          <w:b/>
+          <w:color w:val="000000"/>
+          <w:sz w:val="18"/>
+          <w:u w:val="single"/>
+          <w:lang w:val="en-US" w:eastAsia="de-DE" w:bidi="de-DE"/>
+        </w:rPr>
+        <w:t xml:space="preserve"> </w:t>
       </w:r>
       <w:r>
         <w:rPr>
@@ -3210,6 +3485,7 @@
         <w:lastRenderedPageBreak/>
         <w:t xml:space="preserve">{% if </w:t>
       </w:r>
+      <w:proofErr w:type="spellStart"/>
       <w:r>
         <w:rPr>
           <w:rFonts w:eastAsia="Neue Hans Kendrick Light" w:cs="Neue Hans Kendrick Light"/>
@@ -3221,6 +3497,7 @@
         </w:rPr>
         <w:t>is_hoai_contract</w:t>
       </w:r>
+      <w:proofErr w:type="spellEnd"/>
       <w:r>
         <w:rPr>
           <w:rFonts w:eastAsia="Neue Hans Kendrick Light" w:cs="Neue Hans Kendrick Light"/>
@@ -3346,6 +3623,7 @@
           <w:lang w:val="en-US" w:eastAsia="de-DE" w:bidi="de-DE"/>
         </w:rPr>
       </w:pPr>
+      <w:proofErr w:type="spellStart"/>
       <w:r>
         <w:rPr>
           <w:b/>
@@ -3357,6 +3635,7 @@
         </w:rPr>
         <w:t>Honoraransatz</w:t>
       </w:r>
+      <w:proofErr w:type="spellEnd"/>
     </w:p>
     <w:p>
       <w:pPr>
@@ -6655,7 +6934,43 @@
           <w:szCs w:val="2"/>
           <w:lang w:val="en-US"/>
         </w:rPr>
-        <w:t>{% for lp in lp_sections %}</w:t>
+        <w:t xml:space="preserve">{% for </w:t>
+      </w:r>
+      <w:proofErr w:type="spellStart"/>
+      <w:r>
+        <w:rPr>
+          <w:sz w:val="2"/>
+          <w:szCs w:val="2"/>
+          <w:lang w:val="en-US"/>
+        </w:rPr>
+        <w:t>lp</w:t>
+      </w:r>
+      <w:proofErr w:type="spellEnd"/>
+      <w:r>
+        <w:rPr>
+          <w:sz w:val="2"/>
+          <w:szCs w:val="2"/>
+          <w:lang w:val="en-US"/>
+        </w:rPr>
+        <w:t xml:space="preserve"> in </w:t>
+      </w:r>
+      <w:proofErr w:type="spellStart"/>
+      <w:r>
+        <w:rPr>
+          <w:sz w:val="2"/>
+          <w:szCs w:val="2"/>
+          <w:lang w:val="en-US"/>
+        </w:rPr>
+        <w:t>lp_sections</w:t>
+      </w:r>
+      <w:proofErr w:type="spellEnd"/>
+      <w:r>
+        <w:rPr>
+          <w:sz w:val="2"/>
+          <w:szCs w:val="2"/>
+          <w:lang w:val="en-US"/>
+        </w:rPr>
+        <w:t xml:space="preserve"> %}</w:t>
       </w:r>
     </w:p>
     <w:tbl>
@@ -6716,7 +7031,23 @@
                 <w:rFonts w:eastAsia="Neue Hans Kendrick Light" w:cs="Neue Hans Kendrick Light"/>
                 <w:lang w:val="en-US" w:eastAsia="de-DE" w:bidi="de-DE"/>
               </w:rPr>
-              <w:t>{{ lp.lp_name }}</w:t>
+              <w:t xml:space="preserve">{{ </w:t>
+            </w:r>
+            <w:proofErr w:type="spellStart"/>
+            <w:r>
+              <w:rPr>
+                <w:rFonts w:eastAsia="Neue Hans Kendrick Light" w:cs="Neue Hans Kendrick Light"/>
+                <w:lang w:val="en-US" w:eastAsia="de-DE" w:bidi="de-DE"/>
+              </w:rPr>
+              <w:t>lp.lp_name</w:t>
+            </w:r>
+            <w:proofErr w:type="spellEnd"/>
+            <w:r>
+              <w:rPr>
+                <w:rFonts w:eastAsia="Neue Hans Kendrick Light" w:cs="Neue Hans Kendrick Light"/>
+                <w:lang w:val="en-US" w:eastAsia="de-DE" w:bidi="de-DE"/>
+              </w:rPr>
+              <w:t xml:space="preserve"> }}</w:t>
             </w:r>
           </w:p>
         </w:tc>
@@ -6756,7 +7087,29 @@
                 <w:szCs w:val="2"/>
                 <w:lang w:val="en-US" w:eastAsia="de-DE" w:bidi="de-DE"/>
               </w:rPr>
-              <w:t>{% for item in lp.Item %}</w:t>
+              <w:t xml:space="preserve">{% for item in </w:t>
+            </w:r>
+            <w:proofErr w:type="spellStart"/>
+            <w:r>
+              <w:rPr>
+                <w:rFonts w:eastAsia="Neue Hans Kendrick Light" w:cs="Neue Hans Kendrick Light"/>
+                <w:bCs/>
+                <w:sz w:val="2"/>
+                <w:szCs w:val="2"/>
+                <w:lang w:val="en-US" w:eastAsia="de-DE" w:bidi="de-DE"/>
+              </w:rPr>
+              <w:t>lp.Item</w:t>
+            </w:r>
+            <w:proofErr w:type="spellEnd"/>
+            <w:r>
+              <w:rPr>
+                <w:rFonts w:eastAsia="Neue Hans Kendrick Light" w:cs="Neue Hans Kendrick Light"/>
+                <w:bCs/>
+                <w:sz w:val="2"/>
+                <w:szCs w:val="2"/>
+                <w:lang w:val="en-US" w:eastAsia="de-DE" w:bidi="de-DE"/>
+              </w:rPr>
+              <w:t xml:space="preserve"> %}</w:t>
             </w:r>
           </w:p>
         </w:tc>
@@ -6796,12 +7149,21 @@
               </w:rPr>
               <w:t>{{</w:t>
             </w:r>
+            <w:proofErr w:type="spellStart"/>
             <w:r>
               <w:rPr>
                 <w:rFonts w:eastAsia="Neue Hans Kendrick Light" w:cs="Neue Hans Kendrick Light"/>
                 <w:lang w:val="en-US" w:eastAsia="de-DE" w:bidi="de-DE"/>
               </w:rPr>
-              <w:t>lp.</w:t>
+              <w:t>lp</w:t>
+            </w:r>
+            <w:proofErr w:type="spellEnd"/>
+            <w:r>
+              <w:rPr>
+                <w:rFonts w:eastAsia="Neue Hans Kendrick Light" w:cs="Neue Hans Kendrick Light"/>
+                <w:lang w:val="en-US" w:eastAsia="de-DE" w:bidi="de-DE"/>
+              </w:rPr>
+              <w:t>.</w:t>
             </w:r>
             <w:r>
               <w:rPr>
@@ -6809,6 +7171,7 @@
               </w:rPr>
               <w:t xml:space="preserve"> </w:t>
             </w:r>
+            <w:proofErr w:type="spellStart"/>
             <w:r>
               <w:rPr>
                 <w:rFonts w:eastAsia="Neue Hans Kendrick Light" w:cs="Neue Hans Kendrick Light"/>
@@ -6816,6 +7179,7 @@
               </w:rPr>
               <w:t>lp_percentage</w:t>
             </w:r>
+            <w:proofErr w:type="spellEnd"/>
             <w:r>
               <w:rPr>
                 <w:rFonts w:eastAsia="Neue Hans Kendrick Light" w:cs="Neue Hans Kendrick Light"/>
@@ -6876,12 +7240,21 @@
               </w:rPr>
               <w:t>{{</w:t>
             </w:r>
+            <w:proofErr w:type="spellStart"/>
             <w:r>
               <w:rPr>
                 <w:rFonts w:eastAsia="Neue Hans Kendrick Light" w:cs="Neue Hans Kendrick Light"/>
                 <w:lang w:val="en-US" w:eastAsia="de-DE" w:bidi="de-DE"/>
               </w:rPr>
-              <w:t>lp.</w:t>
+              <w:t>lp</w:t>
+            </w:r>
+            <w:proofErr w:type="spellEnd"/>
+            <w:r>
+              <w:rPr>
+                <w:rFonts w:eastAsia="Neue Hans Kendrick Light" w:cs="Neue Hans Kendrick Light"/>
+                <w:lang w:val="en-US" w:eastAsia="de-DE" w:bidi="de-DE"/>
+              </w:rPr>
+              <w:t>.</w:t>
             </w:r>
             <w:r>
               <w:rPr>
@@ -6889,6 +7262,7 @@
               </w:rPr>
               <w:t xml:space="preserve"> </w:t>
             </w:r>
+            <w:proofErr w:type="spellStart"/>
             <w:r>
               <w:rPr>
                 <w:rFonts w:eastAsia="Neue Hans Kendrick Light" w:cs="Neue Hans Kendrick Light"/>
@@ -6903,6 +7277,7 @@
               </w:rPr>
               <w:t>beauftragt</w:t>
             </w:r>
+            <w:proofErr w:type="spellEnd"/>
             <w:r>
               <w:rPr>
                 <w:rFonts w:eastAsia="Neue Hans Kendrick Light" w:cs="Neue Hans Kendrick Light"/>
@@ -6961,7 +7336,23 @@
                 <w:rFonts w:eastAsia="Neue Hans Kendrick Light" w:cs="Neue Hans Kendrick Light"/>
                 <w:lang w:val="en-US" w:eastAsia="de-DE" w:bidi="de-DE"/>
               </w:rPr>
-              <w:t>{{ item.quantity }}</w:t>
+              <w:t xml:space="preserve">{{ </w:t>
+            </w:r>
+            <w:proofErr w:type="spellStart"/>
+            <w:r>
+              <w:rPr>
+                <w:rFonts w:eastAsia="Neue Hans Kendrick Light" w:cs="Neue Hans Kendrick Light"/>
+                <w:lang w:val="en-US" w:eastAsia="de-DE" w:bidi="de-DE"/>
+              </w:rPr>
+              <w:t>item.quantity</w:t>
+            </w:r>
+            <w:proofErr w:type="spellEnd"/>
+            <w:r>
+              <w:rPr>
+                <w:rFonts w:eastAsia="Neue Hans Kendrick Light" w:cs="Neue Hans Kendrick Light"/>
+                <w:lang w:val="en-US" w:eastAsia="de-DE" w:bidi="de-DE"/>
+              </w:rPr>
+              <w:t xml:space="preserve"> }}</w:t>
             </w:r>
             <w:r>
               <w:rPr>
@@ -7064,7 +7455,51 @@
           <w:szCs w:val="2"/>
           <w:lang w:val="en-US" w:eastAsia="de-DE" w:bidi="de-DE"/>
         </w:rPr>
-        <w:t>{% endfor %}{% endfor %}</w:t>
+        <w:t xml:space="preserve">{% </w:t>
+      </w:r>
+      <w:proofErr w:type="spellStart"/>
+      <w:r>
+        <w:rPr>
+          <w:rFonts w:eastAsia="Neue Hans Kendrick Light" w:cs="Neue Hans Kendrick Light"/>
+          <w:b/>
+          <w:sz w:val="2"/>
+          <w:szCs w:val="2"/>
+          <w:lang w:val="en-US" w:eastAsia="de-DE" w:bidi="de-DE"/>
+        </w:rPr>
+        <w:t>endfor</w:t>
+      </w:r>
+      <w:proofErr w:type="spellEnd"/>
+      <w:r>
+        <w:rPr>
+          <w:rFonts w:eastAsia="Neue Hans Kendrick Light" w:cs="Neue Hans Kendrick Light"/>
+          <w:b/>
+          <w:sz w:val="2"/>
+          <w:szCs w:val="2"/>
+          <w:lang w:val="en-US" w:eastAsia="de-DE" w:bidi="de-DE"/>
+        </w:rPr>
+        <w:t xml:space="preserve"> %}{% </w:t>
+      </w:r>
+      <w:proofErr w:type="spellStart"/>
+      <w:r>
+        <w:rPr>
+          <w:rFonts w:eastAsia="Neue Hans Kendrick Light" w:cs="Neue Hans Kendrick Light"/>
+          <w:b/>
+          <w:sz w:val="2"/>
+          <w:szCs w:val="2"/>
+          <w:lang w:val="en-US" w:eastAsia="de-DE" w:bidi="de-DE"/>
+        </w:rPr>
+        <w:t>endfor</w:t>
+      </w:r>
+      <w:proofErr w:type="spellEnd"/>
+      <w:r>
+        <w:rPr>
+          <w:rFonts w:eastAsia="Neue Hans Kendrick Light" w:cs="Neue Hans Kendrick Light"/>
+          <w:b/>
+          <w:sz w:val="2"/>
+          <w:szCs w:val="2"/>
+          <w:lang w:val="en-US" w:eastAsia="de-DE" w:bidi="de-DE"/>
+        </w:rPr>
+        <w:t xml:space="preserve"> %}</w:t>
       </w:r>
     </w:p>
     <w:tbl>
@@ -7748,7 +8183,7 @@
                 <w:b/>
                 <w:lang w:eastAsia="de-DE" w:bidi="de-DE"/>
               </w:rPr>
-              <w:t>e</w:t>
+              <w:t>E</w:t>
             </w:r>
             <w:r>
               <w:rPr>
@@ -7797,7 +8232,7 @@
                 <w:b/>
                 <w:lang w:eastAsia="de-DE" w:bidi="de-DE"/>
               </w:rPr>
-              <w:t>h</w:t>
+              <w:t>H</w:t>
             </w:r>
             <w:r>
               <w:rPr>
@@ -7813,7 +8248,7 @@
                 <w:b/>
                 <w:lang w:eastAsia="de-DE" w:bidi="de-DE"/>
               </w:rPr>
-              <w:t>e</w:t>
+              <w:t>E</w:t>
             </w:r>
             <w:r>
               <w:rPr>
@@ -7882,7 +8317,25 @@
           <w:szCs w:val="8"/>
           <w:lang w:val="en-US"/>
         </w:rPr>
-        <w:t>{% for section in contract_sections %}</w:t>
+        <w:t xml:space="preserve">{% for section in </w:t>
+      </w:r>
+      <w:proofErr w:type="spellStart"/>
+      <w:r>
+        <w:rPr>
+          <w:sz w:val="2"/>
+          <w:szCs w:val="8"/>
+          <w:lang w:val="en-US"/>
+        </w:rPr>
+        <w:t>contract_sections</w:t>
+      </w:r>
+      <w:proofErr w:type="spellEnd"/>
+      <w:r>
+        <w:rPr>
+          <w:sz w:val="2"/>
+          <w:szCs w:val="8"/>
+          <w:lang w:val="en-US"/>
+        </w:rPr>
+        <w:t xml:space="preserve"> %}</w:t>
       </w:r>
     </w:p>
     <w:tbl>
@@ -7938,7 +8391,39 @@
                 <w:rFonts w:eastAsia="Neue Hans Kendrick Light" w:cs="Neue Hans Kendrick Light"/>
                 <w:lang w:val="en-US" w:eastAsia="de-DE" w:bidi="de-DE"/>
               </w:rPr>
-              <w:t>{{section.section_serial }}. {{ section.section_name }}</w:t>
+              <w:t>{{</w:t>
+            </w:r>
+            <w:proofErr w:type="spellStart"/>
+            <w:r>
+              <w:rPr>
+                <w:rFonts w:eastAsia="Neue Hans Kendrick Light" w:cs="Neue Hans Kendrick Light"/>
+                <w:lang w:val="en-US" w:eastAsia="de-DE" w:bidi="de-DE"/>
+              </w:rPr>
+              <w:t>section.section_serial</w:t>
+            </w:r>
+            <w:proofErr w:type="spellEnd"/>
+            <w:r>
+              <w:rPr>
+                <w:rFonts w:eastAsia="Neue Hans Kendrick Light" w:cs="Neue Hans Kendrick Light"/>
+                <w:lang w:val="en-US" w:eastAsia="de-DE" w:bidi="de-DE"/>
+              </w:rPr>
+              <w:t xml:space="preserve"> }}. {{ </w:t>
+            </w:r>
+            <w:proofErr w:type="spellStart"/>
+            <w:r>
+              <w:rPr>
+                <w:rFonts w:eastAsia="Neue Hans Kendrick Light" w:cs="Neue Hans Kendrick Light"/>
+                <w:lang w:val="en-US" w:eastAsia="de-DE" w:bidi="de-DE"/>
+              </w:rPr>
+              <w:t>section.section_name</w:t>
+            </w:r>
+            <w:proofErr w:type="spellEnd"/>
+            <w:r>
+              <w:rPr>
+                <w:rFonts w:eastAsia="Neue Hans Kendrick Light" w:cs="Neue Hans Kendrick Light"/>
+                <w:lang w:val="en-US" w:eastAsia="de-DE" w:bidi="de-DE"/>
+              </w:rPr>
+              <w:t xml:space="preserve"> }}</w:t>
             </w:r>
           </w:p>
         </w:tc>
@@ -7981,6 +8466,7 @@
             <w:r>
               <w:t xml:space="preserve"> </w:t>
             </w:r>
+            <w:proofErr w:type="spellStart"/>
             <w:r>
               <w:rPr>
                 <w:rFonts w:eastAsia="Neue Hans Kendrick Light" w:cs="Neue Hans Kendrick Light"/>
@@ -7995,6 +8481,7 @@
               </w:rPr>
               <w:t>eauftragt</w:t>
             </w:r>
+            <w:proofErr w:type="spellEnd"/>
             <w:r>
               <w:rPr>
                 <w:rFonts w:eastAsia="Neue Hans Kendrick Light" w:cs="Neue Hans Kendrick Light"/>
@@ -8119,7 +8606,29 @@
           <w:szCs w:val="4"/>
           <w:lang w:val="en-US" w:eastAsia="de-DE" w:bidi="de-DE"/>
         </w:rPr>
-        <w:t>{% for item in section.Item %}</w:t>
+        <w:t xml:space="preserve">{% for item in </w:t>
+      </w:r>
+      <w:proofErr w:type="spellStart"/>
+      <w:r>
+        <w:rPr>
+          <w:rFonts w:eastAsia="Neue Hans Kendrick Light" w:cs="Neue Hans Kendrick Light"/>
+          <w:b/>
+          <w:sz w:val="2"/>
+          <w:szCs w:val="4"/>
+          <w:lang w:val="en-US" w:eastAsia="de-DE" w:bidi="de-DE"/>
+        </w:rPr>
+        <w:t>section.Item</w:t>
+      </w:r>
+      <w:proofErr w:type="spellEnd"/>
+      <w:r>
+        <w:rPr>
+          <w:rFonts w:eastAsia="Neue Hans Kendrick Light" w:cs="Neue Hans Kendrick Light"/>
+          <w:b/>
+          <w:sz w:val="2"/>
+          <w:szCs w:val="4"/>
+          <w:lang w:val="en-US" w:eastAsia="de-DE" w:bidi="de-DE"/>
+        </w:rPr>
+        <w:t xml:space="preserve"> %}</w:t>
       </w:r>
     </w:p>
     <w:tbl>
@@ -8179,7 +8688,23 @@
                 <w:rFonts w:eastAsia="Neue Hans Kendrick Light" w:cs="Neue Hans Kendrick Light"/>
                 <w:lang w:val="en-US" w:eastAsia="de-DE" w:bidi="de-DE"/>
               </w:rPr>
-              <w:t>{{ item.Item_serial }}</w:t>
+              <w:t xml:space="preserve">{{ </w:t>
+            </w:r>
+            <w:proofErr w:type="spellStart"/>
+            <w:r>
+              <w:rPr>
+                <w:rFonts w:eastAsia="Neue Hans Kendrick Light" w:cs="Neue Hans Kendrick Light"/>
+                <w:lang w:val="en-US" w:eastAsia="de-DE" w:bidi="de-DE"/>
+              </w:rPr>
+              <w:t>item.Item_serial</w:t>
+            </w:r>
+            <w:proofErr w:type="spellEnd"/>
+            <w:r>
+              <w:rPr>
+                <w:rFonts w:eastAsia="Neue Hans Kendrick Light" w:cs="Neue Hans Kendrick Light"/>
+                <w:lang w:val="en-US" w:eastAsia="de-DE" w:bidi="de-DE"/>
+              </w:rPr>
+              <w:t xml:space="preserve"> }}</w:t>
             </w:r>
           </w:p>
         </w:tc>
@@ -8215,7 +8740,23 @@
                 <w:rFonts w:eastAsia="Neue Hans Kendrick Light" w:cs="Neue Hans Kendrick Light"/>
                 <w:lang w:val="en-US" w:eastAsia="de-DE" w:bidi="de-DE"/>
               </w:rPr>
-              <w:t>{{ item.Item_name }}</w:t>
+              <w:t xml:space="preserve">{{ </w:t>
+            </w:r>
+            <w:proofErr w:type="spellStart"/>
+            <w:r>
+              <w:rPr>
+                <w:rFonts w:eastAsia="Neue Hans Kendrick Light" w:cs="Neue Hans Kendrick Light"/>
+                <w:lang w:val="en-US" w:eastAsia="de-DE" w:bidi="de-DE"/>
+              </w:rPr>
+              <w:t>item.Item_name</w:t>
+            </w:r>
+            <w:proofErr w:type="spellEnd"/>
+            <w:r>
+              <w:rPr>
+                <w:rFonts w:eastAsia="Neue Hans Kendrick Light" w:cs="Neue Hans Kendrick Light"/>
+                <w:lang w:val="en-US" w:eastAsia="de-DE" w:bidi="de-DE"/>
+              </w:rPr>
+              <w:t xml:space="preserve"> }}</w:t>
             </w:r>
           </w:p>
         </w:tc>
@@ -8628,7 +9169,51 @@
           <w:szCs w:val="6"/>
           <w:lang w:val="en-US" w:eastAsia="de-DE" w:bidi="de-DE"/>
         </w:rPr>
-        <w:t>{% endif %}{% endfor %}{% endfor %}</w:t>
+        <w:t xml:space="preserve">{% endif %}{% </w:t>
+      </w:r>
+      <w:proofErr w:type="spellStart"/>
+      <w:r>
+        <w:rPr>
+          <w:rFonts w:eastAsia="Neue Hans Kendrick Light" w:cs="Neue Hans Kendrick Light"/>
+          <w:b/>
+          <w:sz w:val="2"/>
+          <w:szCs w:val="6"/>
+          <w:lang w:val="en-US" w:eastAsia="de-DE" w:bidi="de-DE"/>
+        </w:rPr>
+        <w:t>endfor</w:t>
+      </w:r>
+      <w:proofErr w:type="spellEnd"/>
+      <w:r>
+        <w:rPr>
+          <w:rFonts w:eastAsia="Neue Hans Kendrick Light" w:cs="Neue Hans Kendrick Light"/>
+          <w:b/>
+          <w:sz w:val="2"/>
+          <w:szCs w:val="6"/>
+          <w:lang w:val="en-US" w:eastAsia="de-DE" w:bidi="de-DE"/>
+        </w:rPr>
+        <w:t xml:space="preserve"> %}{% </w:t>
+      </w:r>
+      <w:proofErr w:type="spellStart"/>
+      <w:r>
+        <w:rPr>
+          <w:rFonts w:eastAsia="Neue Hans Kendrick Light" w:cs="Neue Hans Kendrick Light"/>
+          <w:b/>
+          <w:sz w:val="2"/>
+          <w:szCs w:val="6"/>
+          <w:lang w:val="en-US" w:eastAsia="de-DE" w:bidi="de-DE"/>
+        </w:rPr>
+        <w:t>endfor</w:t>
+      </w:r>
+      <w:proofErr w:type="spellEnd"/>
+      <w:r>
+        <w:rPr>
+          <w:rFonts w:eastAsia="Neue Hans Kendrick Light" w:cs="Neue Hans Kendrick Light"/>
+          <w:b/>
+          <w:sz w:val="2"/>
+          <w:szCs w:val="6"/>
+          <w:lang w:val="en-US" w:eastAsia="de-DE" w:bidi="de-DE"/>
+        </w:rPr>
+        <w:t xml:space="preserve"> %}</w:t>
       </w:r>
     </w:p>
     <w:tbl>
@@ -8950,7 +9535,31 @@
           <w:u w:val="single"/>
           <w:lang w:val="en-US" w:eastAsia="de-DE" w:bidi="de-DE"/>
         </w:rPr>
-        <w:t>{% if additional_fee_percentage %}</w:t>
+        <w:t xml:space="preserve">{% if </w:t>
+      </w:r>
+      <w:proofErr w:type="spellStart"/>
+      <w:r>
+        <w:rPr>
+          <w:rFonts w:eastAsia="Neue Hans Kendrick Light" w:cs="Neue Hans Kendrick Light"/>
+          <w:b/>
+          <w:color w:val="000000"/>
+          <w:sz w:val="18"/>
+          <w:u w:val="single"/>
+          <w:lang w:val="en-US" w:eastAsia="de-DE" w:bidi="de-DE"/>
+        </w:rPr>
+        <w:t>additional_fee_percentage</w:t>
+      </w:r>
+      <w:proofErr w:type="spellEnd"/>
+      <w:r>
+        <w:rPr>
+          <w:rFonts w:eastAsia="Neue Hans Kendrick Light" w:cs="Neue Hans Kendrick Light"/>
+          <w:b/>
+          <w:color w:val="000000"/>
+          <w:sz w:val="18"/>
+          <w:u w:val="single"/>
+          <w:lang w:val="en-US" w:eastAsia="de-DE" w:bidi="de-DE"/>
+        </w:rPr>
+        <w:t xml:space="preserve"> %}</w:t>
       </w:r>
     </w:p>
     <w:p>
@@ -9626,7 +10235,25 @@
                 <w:bCs/>
                 <w:lang w:val="en-US" w:eastAsia="de-DE" w:bidi="de-DE"/>
               </w:rPr>
-              <w:t>{{nachlass_applied_items}}</w:t>
+              <w:t>{{</w:t>
+            </w:r>
+            <w:proofErr w:type="spellStart"/>
+            <w:r>
+              <w:rPr>
+                <w:rFonts w:eastAsia="Neue Hans Kendrick Light" w:cs="Neue Hans Kendrick Light"/>
+                <w:bCs/>
+                <w:lang w:val="en-US" w:eastAsia="de-DE" w:bidi="de-DE"/>
+              </w:rPr>
+              <w:t>nachlass_applied_items</w:t>
+            </w:r>
+            <w:proofErr w:type="spellEnd"/>
+            <w:r>
+              <w:rPr>
+                <w:rFonts w:eastAsia="Neue Hans Kendrick Light" w:cs="Neue Hans Kendrick Light"/>
+                <w:bCs/>
+                <w:lang w:val="en-US" w:eastAsia="de-DE" w:bidi="de-DE"/>
+              </w:rPr>
+              <w:t>}}</w:t>
             </w:r>
           </w:p>
         </w:tc>
@@ -9840,7 +10467,25 @@
           <w:szCs w:val="14"/>
           <w:lang w:val="en-GB"/>
         </w:rPr>
-        <w:t xml:space="preserve">{% if previous_invoices %} </w:t>
+        <w:t xml:space="preserve">{% if </w:t>
+      </w:r>
+      <w:proofErr w:type="spellStart"/>
+      <w:r>
+        <w:rPr>
+          <w:sz w:val="14"/>
+          <w:szCs w:val="14"/>
+          <w:lang w:val="en-GB"/>
+        </w:rPr>
+        <w:t>previous_invoices</w:t>
+      </w:r>
+      <w:proofErr w:type="spellEnd"/>
+      <w:r>
+        <w:rPr>
+          <w:sz w:val="14"/>
+          <w:szCs w:val="14"/>
+          <w:lang w:val="en-GB"/>
+        </w:rPr>
+        <w:t xml:space="preserve"> %} </w:t>
       </w:r>
     </w:p>
     <w:p>
@@ -9855,7 +10500,39 @@
           <w:rFonts w:eastAsia="Liberation Serif" w:cs="Liberation Serif"/>
           <w:lang w:val="en-US" w:eastAsia="x-none"/>
         </w:rPr>
-        <w:t>{% if invoice_type == 'AR' or invoice_type == '</w:t>
+        <w:t xml:space="preserve">{% if </w:t>
+      </w:r>
+      <w:proofErr w:type="spellStart"/>
+      <w:r>
+        <w:rPr>
+          <w:rFonts w:eastAsia="Liberation Serif" w:cs="Liberation Serif"/>
+          <w:lang w:val="en-US" w:eastAsia="x-none"/>
+        </w:rPr>
+        <w:t>invoice_type</w:t>
+      </w:r>
+      <w:proofErr w:type="spellEnd"/>
+      <w:r>
+        <w:rPr>
+          <w:rFonts w:eastAsia="Liberation Serif" w:cs="Liberation Serif"/>
+          <w:lang w:val="en-US" w:eastAsia="x-none"/>
+        </w:rPr>
+        <w:t xml:space="preserve"> == 'AR' or </w:t>
+      </w:r>
+      <w:proofErr w:type="spellStart"/>
+      <w:r>
+        <w:rPr>
+          <w:rFonts w:eastAsia="Liberation Serif" w:cs="Liberation Serif"/>
+          <w:lang w:val="en-US" w:eastAsia="x-none"/>
+        </w:rPr>
+        <w:t>invoice_type</w:t>
+      </w:r>
+      <w:proofErr w:type="spellEnd"/>
+      <w:r>
+        <w:rPr>
+          <w:rFonts w:eastAsia="Liberation Serif" w:cs="Liberation Serif"/>
+          <w:lang w:val="en-US" w:eastAsia="x-none"/>
+        </w:rPr>
+        <w:t xml:space="preserve"> == '</w:t>
       </w:r>
       <w:r>
         <w:rPr>
@@ -10122,7 +10799,25 @@
           <w:szCs w:val="8"/>
           <w:lang w:val="en-US"/>
         </w:rPr>
-        <w:t>{% for inv in previous_invoices %}</w:t>
+        <w:t xml:space="preserve">{% for inv in </w:t>
+      </w:r>
+      <w:proofErr w:type="spellStart"/>
+      <w:r>
+        <w:rPr>
+          <w:sz w:val="2"/>
+          <w:szCs w:val="8"/>
+          <w:lang w:val="en-US"/>
+        </w:rPr>
+        <w:t>previous_invoices</w:t>
+      </w:r>
+      <w:proofErr w:type="spellEnd"/>
+      <w:r>
+        <w:rPr>
+          <w:sz w:val="2"/>
+          <w:szCs w:val="8"/>
+          <w:lang w:val="en-US"/>
+        </w:rPr>
+        <w:t xml:space="preserve"> %}</w:t>
       </w:r>
     </w:p>
     <w:tbl>
@@ -10178,14 +10873,22 @@
               <w:rPr>
                 <w:lang w:val="en-US"/>
               </w:rPr>
-              <w:t>{{ inv.</w:t>
-            </w:r>
+              <w:t xml:space="preserve">{{ </w:t>
+            </w:r>
+            <w:proofErr w:type="spellStart"/>
             <w:r>
               <w:rPr>
                 <w:lang w:val="en-US"/>
               </w:rPr>
+              <w:t>inv.</w:t>
+            </w:r>
+            <w:r>
+              <w:rPr>
+                <w:lang w:val="en-US"/>
+              </w:rPr>
               <w:t>get_invoice_label</w:t>
             </w:r>
+            <w:proofErr w:type="spellEnd"/>
             <w:r>
               <w:rPr>
                 <w:lang w:val="en-US"/>
@@ -10202,19 +10905,47 @@
               <w:rPr>
                 <w:lang w:val="en-US"/>
               </w:rPr>
-              <w:t>{{ inv.invoice_title }}/</w:t>
-            </w:r>
+              <w:t xml:space="preserve">{{ </w:t>
+            </w:r>
+            <w:proofErr w:type="spellStart"/>
             <w:r>
               <w:rPr>
                 <w:lang w:val="en-US"/>
               </w:rPr>
+              <w:t>inv.invoice_title</w:t>
+            </w:r>
+            <w:proofErr w:type="spellEnd"/>
+            <w:r>
+              <w:rPr>
+                <w:lang w:val="en-US"/>
+              </w:rPr>
+              <w:t xml:space="preserve"> }}/</w:t>
+            </w:r>
+            <w:r>
+              <w:rPr>
+                <w:lang w:val="en-US"/>
+              </w:rPr>
               <w:t xml:space="preserve">  </w:t>
             </w:r>
             <w:r>
               <w:rPr>
                 <w:lang w:val="en-US"/>
               </w:rPr>
-              <w:t>{{ inv.created_at}}</w:t>
+              <w:t xml:space="preserve">{{ </w:t>
+            </w:r>
+            <w:proofErr w:type="spellStart"/>
+            <w:r>
+              <w:rPr>
+                <w:lang w:val="en-US"/>
+              </w:rPr>
+              <w:t>inv.created_at</w:t>
+            </w:r>
+            <w:proofErr w:type="spellEnd"/>
+            <w:r>
+              <w:rPr>
+                <w:lang w:val="en-US"/>
+              </w:rPr>
+              <w:t>}}</w:t>
             </w:r>
           </w:p>
         </w:tc>
@@ -10296,7 +11027,21 @@
               <w:rPr>
                 <w:lang w:val="en-US"/>
               </w:rPr>
-              <w:t xml:space="preserve">{{ inv.invoice_gross }} </w:t>
+              <w:t xml:space="preserve">{{ </w:t>
+            </w:r>
+            <w:proofErr w:type="spellStart"/>
+            <w:r>
+              <w:rPr>
+                <w:lang w:val="en-US"/>
+              </w:rPr>
+              <w:t>inv.invoice_gross</w:t>
+            </w:r>
+            <w:proofErr w:type="spellEnd"/>
+            <w:r>
+              <w:rPr>
+                <w:lang w:val="en-US"/>
+              </w:rPr>
+              <w:t xml:space="preserve"> }} </w:t>
             </w:r>
             <w:r>
               <w:rPr>
@@ -10557,7 +11302,25 @@
                 <w:b/>
                 <w:lang w:val="en-US" w:eastAsia="de-DE" w:bidi="de-DE"/>
               </w:rPr>
-              <w:t>{{ total_invoice_gross }} €</w:t>
+              <w:t xml:space="preserve">{{ </w:t>
+            </w:r>
+            <w:proofErr w:type="spellStart"/>
+            <w:r>
+              <w:rPr>
+                <w:rFonts w:eastAsia="Neue Hans Kendrick Light"/>
+                <w:b/>
+                <w:lang w:val="en-US" w:eastAsia="de-DE" w:bidi="de-DE"/>
+              </w:rPr>
+              <w:t>total_invoice_gross</w:t>
+            </w:r>
+            <w:proofErr w:type="spellEnd"/>
+            <w:r>
+              <w:rPr>
+                <w:rFonts w:eastAsia="Neue Hans Kendrick Light"/>
+                <w:b/>
+                <w:lang w:val="en-US" w:eastAsia="de-DE" w:bidi="de-DE"/>
+              </w:rPr>
+              <w:t xml:space="preserve"> }} €</w:t>
             </w:r>
           </w:p>
         </w:tc>
@@ -10598,7 +11361,25 @@
                 <w:b/>
                 <w:lang w:val="en-US" w:eastAsia="de-DE" w:bidi="de-DE"/>
               </w:rPr>
-              <w:t>{{ total_invoice_net }} €</w:t>
+              <w:t xml:space="preserve">{{ </w:t>
+            </w:r>
+            <w:proofErr w:type="spellStart"/>
+            <w:r>
+              <w:rPr>
+                <w:rFonts w:eastAsia="Neue Hans Kendrick Light"/>
+                <w:b/>
+                <w:lang w:val="en-US" w:eastAsia="de-DE" w:bidi="de-DE"/>
+              </w:rPr>
+              <w:t>total_invoice_net</w:t>
+            </w:r>
+            <w:proofErr w:type="spellEnd"/>
+            <w:r>
+              <w:rPr>
+                <w:rFonts w:eastAsia="Neue Hans Kendrick Light"/>
+                <w:b/>
+                <w:lang w:val="en-US" w:eastAsia="de-DE" w:bidi="de-DE"/>
+              </w:rPr>
+              <w:t xml:space="preserve"> }} €</w:t>
             </w:r>
           </w:p>
         </w:tc>
@@ -13511,7 +14292,21 @@
       <w:rPr>
         <w:lang w:val="en-US"/>
       </w:rPr>
-      <w:t>{{ current_ar_number }}.</w:t>
+      <w:t xml:space="preserve">{{ </w:t>
+    </w:r>
+    <w:proofErr w:type="spellStart"/>
+    <w:r>
+      <w:rPr>
+        <w:lang w:val="en-US"/>
+      </w:rPr>
+      <w:t>current_ar_number</w:t>
+    </w:r>
+    <w:proofErr w:type="spellEnd"/>
+    <w:r>
+      <w:rPr>
+        <w:lang w:val="en-US"/>
+      </w:rPr>
+      <w:t xml:space="preserve"> }}</w:t>
     </w:r>
     <w:r>
       <w:rPr>
@@ -13523,7 +14318,21 @@
       <w:rPr>
         <w:lang w:val="en-US"/>
       </w:rPr>
-      <w:t>{{ invoice_type}}</w:t>
+      <w:t xml:space="preserve">{{ </w:t>
+    </w:r>
+    <w:proofErr w:type="spellStart"/>
+    <w:r>
+      <w:rPr>
+        <w:lang w:val="en-US"/>
+      </w:rPr>
+      <w:t>invoice_type</w:t>
+    </w:r>
+    <w:proofErr w:type="spellEnd"/>
+    <w:r>
+      <w:rPr>
+        <w:lang w:val="en-US"/>
+      </w:rPr>
+      <w:t>}}</w:t>
     </w:r>
     <w:r>
       <w:rPr>
@@ -13589,7 +14398,21 @@
       <w:rPr>
         <w:lang w:val="en-US"/>
       </w:rPr>
-      <w:t xml:space="preserve"> {{ invoice_title}}</w:t>
+      <w:t xml:space="preserve"> {{ </w:t>
+    </w:r>
+    <w:proofErr w:type="spellStart"/>
+    <w:r>
+      <w:rPr>
+        <w:lang w:val="en-US"/>
+      </w:rPr>
+      <w:t>invoice_title</w:t>
+    </w:r>
+    <w:proofErr w:type="spellEnd"/>
+    <w:r>
+      <w:rPr>
+        <w:lang w:val="en-US"/>
+      </w:rPr>
+      <w:t>}}</w:t>
     </w:r>
     <w:bookmarkEnd w:id="9"/>
     <w:bookmarkEnd w:id="10"/>
@@ -15226,6 +16049,25 @@
 </file>
 
 <file path=customXml/item1.xml><?xml version="1.0" encoding="utf-8"?>
+<p:properties xmlns:p="http://schemas.microsoft.com/office/2006/metadata/properties" xmlns:xsi="http://www.w3.org/2001/XMLSchema-instance" xmlns:pc="http://schemas.microsoft.com/office/infopath/2007/PartnerControls">
+  <documentManagement/>
+</p:properties>
+</file>
+
+<file path=customXml/item2.xml><?xml version="1.0" encoding="utf-8"?>
+<b:Sources xmlns:b="http://schemas.openxmlformats.org/officeDocument/2006/bibliography" xmlns="http://schemas.openxmlformats.org/officeDocument/2006/bibliography" SelectedStyle="/APASixthEditionOfficeOnline.xsl" StyleName="APA" Version="6"/>
+</file>
+
+<file path=customXml/item3.xml><?xml version="1.0" encoding="utf-8"?>
+<?mso-contentType ?>
+<FormTemplates xmlns="http://schemas.microsoft.com/sharepoint/v3/contenttype/forms">
+  <Display>DocumentLibraryForm</Display>
+  <Edit>DocumentLibraryForm</Edit>
+  <New>DocumentLibraryForm</New>
+</FormTemplates>
+</file>
+
+<file path=customXml/item4.xml><?xml version="1.0" encoding="utf-8"?>
 <ct:contentTypeSchema xmlns:ct="http://schemas.microsoft.com/office/2006/metadata/contentType" xmlns:ma="http://schemas.microsoft.com/office/2006/metadata/properties/metaAttributes" ct:_="" ma:_="" ma:contentTypeName="Dokument" ma:contentTypeID="0x0101006D9E405D3FD26F44A64A121B22F6ED00" ma:contentTypeVersion="4" ma:contentTypeDescription="Ein neues Dokument erstellen." ma:contentTypeScope="" ma:versionID="c6040cdc09756960d307e89a88fb656f">
   <xsd:schema xmlns:xsd="http://www.w3.org/2001/XMLSchema" xmlns:xs="http://www.w3.org/2001/XMLSchema" xmlns:p="http://schemas.microsoft.com/office/2006/metadata/properties" xmlns:ns2="8333de1c-ce45-4634-ae5c-edc640266045" targetNamespace="http://schemas.microsoft.com/office/2006/metadata/properties" ma:root="true" ma:fieldsID="c776fe58d0c7680c702f71e2117b1f21" ns2:_="">
     <xsd:import namespace="8333de1c-ce45-4634-ae5c-edc640266045"/>
@@ -15369,26 +16211,32 @@
 </ct:contentTypeSchema>
 </file>
 
-<file path=customXml/item2.xml><?xml version="1.0" encoding="utf-8"?>
-<?mso-contentType ?>
-<FormTemplates xmlns="http://schemas.microsoft.com/sharepoint/v3/contenttype/forms">
-  <Display>DocumentLibraryForm</Display>
-  <Edit>DocumentLibraryForm</Edit>
-  <New>DocumentLibraryForm</New>
-</FormTemplates>
+<file path=customXml/itemProps1.xml><?xml version="1.0" encoding="utf-8"?>
+<ds:datastoreItem xmlns:ds="http://schemas.openxmlformats.org/officeDocument/2006/customXml" ds:itemID="{6C808A0C-6712-4A8B-9473-28FB10470055}">
+  <ds:schemaRefs>
+    <ds:schemaRef ds:uri="http://schemas.microsoft.com/office/2006/metadata/properties"/>
+    <ds:schemaRef ds:uri="http://schemas.microsoft.com/office/infopath/2007/PartnerControls"/>
+  </ds:schemaRefs>
+</ds:datastoreItem>
 </file>
 
-<file path=customXml/item3.xml><?xml version="1.0" encoding="utf-8"?>
-<b:Sources xmlns:b="http://schemas.openxmlformats.org/officeDocument/2006/bibliography" xmlns="http://schemas.openxmlformats.org/officeDocument/2006/bibliography" SelectedStyle="/APASixthEditionOfficeOnline.xsl" StyleName="APA" Version="6"/>
+<file path=customXml/itemProps2.xml><?xml version="1.0" encoding="utf-8"?>
+<ds:datastoreItem xmlns:ds="http://schemas.openxmlformats.org/officeDocument/2006/customXml" ds:itemID="{87659016-28FE-1448-9ADC-46CE0D940975}">
+  <ds:schemaRefs>
+    <ds:schemaRef ds:uri="http://schemas.openxmlformats.org/officeDocument/2006/bibliography"/>
+  </ds:schemaRefs>
+</ds:datastoreItem>
 </file>
 
-<file path=customXml/item4.xml><?xml version="1.0" encoding="utf-8"?>
-<p:properties xmlns:p="http://schemas.microsoft.com/office/2006/metadata/properties" xmlns:xsi="http://www.w3.org/2001/XMLSchema-instance" xmlns:pc="http://schemas.microsoft.com/office/infopath/2007/PartnerControls">
-  <documentManagement/>
-</p:properties>
+<file path=customXml/itemProps3.xml><?xml version="1.0" encoding="utf-8"?>
+<ds:datastoreItem xmlns:ds="http://schemas.openxmlformats.org/officeDocument/2006/customXml" ds:itemID="{3955E71D-0DE1-4E61-B2F0-D0BB3D26CA05}">
+  <ds:schemaRefs>
+    <ds:schemaRef ds:uri="http://schemas.microsoft.com/sharepoint/v3/contenttype/forms"/>
+  </ds:schemaRefs>
+</ds:datastoreItem>
 </file>
 
-<file path=customXml/itemProps1.xml><?xml version="1.0" encoding="utf-8"?>
+<file path=customXml/itemProps4.xml><?xml version="1.0" encoding="utf-8"?>
 <ds:datastoreItem xmlns:ds="http://schemas.openxmlformats.org/officeDocument/2006/customXml" ds:itemID="{93B036AB-F56A-4D70-A8CB-A58332EF2B46}">
   <ds:schemaRefs>
     <ds:schemaRef ds:uri="http://schemas.microsoft.com/office/2006/metadata/contentType"/>
@@ -15404,29 +16252,4 @@
     <ds:schemaRef ds:uri="http://schemas.microsoft.com/internal/obd"/>
   </ds:schemaRefs>
 </ds:datastoreItem>
-</file>
-
-<file path=customXml/itemProps2.xml><?xml version="1.0" encoding="utf-8"?>
-<ds:datastoreItem xmlns:ds="http://schemas.openxmlformats.org/officeDocument/2006/customXml" ds:itemID="{3955E71D-0DE1-4E61-B2F0-D0BB3D26CA05}">
-  <ds:schemaRefs>
-    <ds:schemaRef ds:uri="http://schemas.microsoft.com/sharepoint/v3/contenttype/forms"/>
-  </ds:schemaRefs>
-</ds:datastoreItem>
-</file>
-
-<file path=customXml/itemProps3.xml><?xml version="1.0" encoding="utf-8"?>
-<ds:datastoreItem xmlns:ds="http://schemas.openxmlformats.org/officeDocument/2006/customXml" ds:itemID="{87659016-28FE-1448-9ADC-46CE0D940975}">
-  <ds:schemaRefs>
-    <ds:schemaRef ds:uri="http://schemas.openxmlformats.org/officeDocument/2006/bibliography"/>
-  </ds:schemaRefs>
-</ds:datastoreItem>
-</file>
-
-<file path=customXml/itemProps4.xml><?xml version="1.0" encoding="utf-8"?>
-<ds:datastoreItem xmlns:ds="http://schemas.openxmlformats.org/officeDocument/2006/customXml" ds:itemID="{6C808A0C-6712-4A8B-9473-28FB10470055}">
-  <ds:schemaRefs>
-    <ds:schemaRef ds:uri="http://schemas.microsoft.com/office/2006/metadata/properties"/>
-    <ds:schemaRef ds:uri="http://schemas.microsoft.com/office/infopath/2007/PartnerControls"/>
-  </ds:schemaRefs>
-</ds:datastoreItem>
 </file>